--- a/Main Document Access Template.docx
+++ b/Main Document Access Template.docx
@@ -1,6 +1,6 @@
 
 <file path=word/document.xml><?xml version="1.0" encoding="utf-8"?>
-<w:document xmlns:wpc="http://schemas.microsoft.com/office/word/2010/wordprocessingCanvas" xmlns:cx="http://schemas.microsoft.com/office/drawing/2014/chartex" xmlns:cx1="http://schemas.microsoft.com/office/drawing/2015/9/8/chartex" xmlns:cx2="http://schemas.microsoft.com/office/drawing/2015/10/21/chartex" xmlns:cx3="http://schemas.microsoft.com/office/drawing/2016/5/9/chartex" xmlns:cx4="http://schemas.microsoft.com/office/drawing/2016/5/10/chartex" xmlns:cx5="http://schemas.microsoft.com/office/drawing/2016/5/11/chartex" xmlns:cx6="http://schemas.microsoft.com/office/drawing/2016/5/12/chartex" xmlns:cx7="http://schemas.microsoft.com/office/drawing/2016/5/13/chartex" xmlns:cx8="http://schemas.microsoft.com/office/drawing/2016/5/14/chartex" xmlns:mc="http://schemas.openxmlformats.org/markup-compatibility/2006" xmlns:aink="http://schemas.microsoft.com/office/drawing/2016/ink" xmlns:am3d="http://schemas.microsoft.com/office/drawing/2017/model3d" xmlns:o="urn:schemas-microsoft-com:office:office" xmlns:oel="http://schemas.microsoft.com/office/2019/extlst" xmlns:r="http://schemas.openxmlformats.org/officeDocument/2006/relationships" xmlns:m="http://schemas.openxmlformats.org/officeDocument/2006/math" xmlns:v="urn:schemas-microsoft-com:vml" xmlns:wp14="http://schemas.microsoft.com/office/word/2010/wordprocessingDrawing" xmlns:wp="http://schemas.openxmlformats.org/drawingml/2006/wordprocessingDrawing" xmlns:w10="urn:schemas-microsoft-com:office:word" xmlns:w="http://schemas.openxmlformats.org/wordprocessingml/2006/main" xmlns:w14="http://schemas.microsoft.com/office/word/2010/wordml" xmlns:w15="http://schemas.microsoft.com/office/word/2012/wordml" xmlns:w16cex="http://schemas.microsoft.com/office/word/2018/wordml/cex" xmlns:w16cid="http://schemas.microsoft.com/office/word/2016/wordml/cid" xmlns:w16="http://schemas.microsoft.com/office/word/2018/wordml" xmlns:w16sdtdh="http://schemas.microsoft.com/office/word/2020/wordml/sdtdatahash" xmlns:w16se="http://schemas.microsoft.com/office/word/2015/wordml/symex" xmlns:wpg="http://schemas.microsoft.com/office/word/2010/wordprocessingGroup" xmlns:wpi="http://schemas.microsoft.com/office/word/2010/wordprocessingInk" xmlns:wne="http://schemas.microsoft.com/office/word/2006/wordml" xmlns:wps="http://schemas.microsoft.com/office/word/2010/wordprocessingShape" mc:Ignorable="w14 w15 w16se w16cid w16 w16cex w16sdtdh wp14">
+<w:document xmlns:wpc="http://schemas.microsoft.com/office/word/2010/wordprocessingCanvas" xmlns:cx="http://schemas.microsoft.com/office/drawing/2014/chartex" xmlns:cx1="http://schemas.microsoft.com/office/drawing/2015/9/8/chartex" xmlns:cx2="http://schemas.microsoft.com/office/drawing/2015/10/21/chartex" xmlns:cx3="http://schemas.microsoft.com/office/drawing/2016/5/9/chartex" xmlns:cx4="http://schemas.microsoft.com/office/drawing/2016/5/10/chartex" xmlns:cx5="http://schemas.microsoft.com/office/drawing/2016/5/11/chartex" xmlns:cx6="http://schemas.microsoft.com/office/drawing/2016/5/12/chartex" xmlns:cx7="http://schemas.microsoft.com/office/drawing/2016/5/13/chartex" xmlns:cx8="http://schemas.microsoft.com/office/drawing/2016/5/14/chartex" xmlns:mc="http://schemas.openxmlformats.org/markup-compatibility/2006" xmlns:aink="http://schemas.microsoft.com/office/drawing/2016/ink" xmlns:am3d="http://schemas.microsoft.com/office/drawing/2017/model3d" xmlns:o="urn:schemas-microsoft-com:office:office" xmlns:oel="http://schemas.microsoft.com/office/2019/extlst" xmlns:r="http://schemas.openxmlformats.org/officeDocument/2006/relationships" xmlns:m="http://schemas.openxmlformats.org/officeDocument/2006/math" xmlns:v="urn:schemas-microsoft-com:vml" xmlns:wp14="http://schemas.microsoft.com/office/word/2010/wordprocessingDrawing" xmlns:wp="http://schemas.openxmlformats.org/drawingml/2006/wordprocessingDrawing" xmlns:w10="urn:schemas-microsoft-com:office:word" xmlns:w="http://schemas.openxmlformats.org/wordprocessingml/2006/main" xmlns:w14="http://schemas.microsoft.com/office/word/2010/wordml" xmlns:w15="http://schemas.microsoft.com/office/word/2012/wordml" xmlns:w16cex="http://schemas.microsoft.com/office/word/2018/wordml/cex" xmlns:w16cid="http://schemas.microsoft.com/office/word/2016/wordml/cid" xmlns:w16="http://schemas.microsoft.com/office/word/2018/wordml" xmlns:w16du="http://schemas.microsoft.com/office/word/2023/wordml/word16du" xmlns:w16sdtdh="http://schemas.microsoft.com/office/word/2020/wordml/sdtdatahash" xmlns:w16sdtfl="http://schemas.microsoft.com/office/word/2024/wordml/sdtformatlock" xmlns:w16se="http://schemas.microsoft.com/office/word/2015/wordml/symex" xmlns:wpg="http://schemas.microsoft.com/office/word/2010/wordprocessingGroup" xmlns:wpi="http://schemas.microsoft.com/office/word/2010/wordprocessingInk" xmlns:wne="http://schemas.microsoft.com/office/word/2006/wordml" xmlns:wps="http://schemas.microsoft.com/office/word/2010/wordprocessingShape" mc:Ignorable="w14 w15 w16se w16cid w16 w16cex w16sdtdh w16sdtfl w16du wp14">
   <w:body>
     <w:p>
       <w:pPr>
@@ -216,23 +216,7 @@
           <w:i/>
           <w:iCs/>
         </w:rPr>
-        <w:t>‘2_exploratory_</w:t>
-      </w:r>
-      <w:proofErr w:type="gramStart"/>
-      <w:r>
-        <w:rPr>
-          <w:i/>
-          <w:iCs/>
-        </w:rPr>
-        <w:t>analysis.ipynb</w:t>
-      </w:r>
-      <w:proofErr w:type="gramEnd"/>
-      <w:r>
-        <w:rPr>
-          <w:i/>
-          <w:iCs/>
-        </w:rPr>
-        <w:t>’</w:t>
+        <w:t>‘2_exploratory_analysis.ipynb’</w:t>
       </w:r>
       <w:r>
         <w:t xml:space="preserve"> and subsequently the EDA was conducted using three types of analysis on the </w:t>
@@ -1089,7 +1073,7 @@
           <w:noProof/>
         </w:rPr>
         <w:drawing>
-          <wp:anchor distT="0" distB="0" distL="114300" distR="114300" simplePos="0" relativeHeight="251661312" behindDoc="0" locked="0" layoutInCell="1" allowOverlap="1" wp14:anchorId="399D1E42" wp14:editId="4AC5F388">
+          <wp:anchor distT="0" distB="0" distL="114300" distR="114300" simplePos="0" relativeHeight="251661312" behindDoc="0" locked="0" layoutInCell="1" allowOverlap="1" wp14:anchorId="399D1E42" wp14:editId="543D4AB6">
             <wp:simplePos x="0" y="0"/>
             <wp:positionH relativeFrom="column">
               <wp:posOffset>3317096</wp:posOffset>
@@ -1320,7 +1304,7 @@
           <w:szCs w:val="20"/>
         </w:rPr>
         <w:drawing>
-          <wp:inline distT="0" distB="0" distL="0" distR="0" wp14:anchorId="0E4913B0" wp14:editId="56EFDB89">
+          <wp:inline distT="0" distB="0" distL="0" distR="0" wp14:anchorId="0E4913B0" wp14:editId="43209693">
             <wp:extent cx="3060700" cy="1913255"/>
             <wp:effectExtent l="0" t="0" r="6350" b="0"/>
             <wp:docPr id="15" name="Picture 15" descr="A graph of blue bars&#10;&#10;AI-generated content may be incorrect."/>
@@ -1711,23 +1695,7 @@
                 <w:sz w:val="16"/>
                 <w:szCs w:val="16"/>
               </w:rPr>
-              <w:t>“</w:t>
-            </w:r>
-            <w:proofErr w:type="gramStart"/>
-            <w:r>
-              <w:rPr>
-                <w:sz w:val="16"/>
-                <w:szCs w:val="16"/>
-              </w:rPr>
-              <w:t>is</w:t>
-            </w:r>
-            <w:proofErr w:type="gramEnd"/>
-            <w:r>
-              <w:rPr>
-                <w:sz w:val="16"/>
-                <w:szCs w:val="16"/>
-              </w:rPr>
-              <w:t>_holdiay”</w:t>
+              <w:t>“is_holdiay”</w:t>
             </w:r>
           </w:p>
         </w:tc>
@@ -1808,23 +1776,7 @@
                 <w:sz w:val="16"/>
                 <w:szCs w:val="16"/>
               </w:rPr>
-              <w:t>“</w:t>
-            </w:r>
-            <w:proofErr w:type="gramStart"/>
-            <w:r>
-              <w:rPr>
-                <w:sz w:val="16"/>
-                <w:szCs w:val="16"/>
-              </w:rPr>
-              <w:t>tag</w:t>
-            </w:r>
-            <w:proofErr w:type="gramEnd"/>
-            <w:r>
-              <w:rPr>
-                <w:sz w:val="16"/>
-                <w:szCs w:val="16"/>
-              </w:rPr>
-              <w:t>_National”</w:t>
+              <w:t>“tag_National”</w:t>
             </w:r>
           </w:p>
         </w:tc>
@@ -1905,23 +1857,7 @@
                 <w:sz w:val="16"/>
                 <w:szCs w:val="16"/>
               </w:rPr>
-              <w:t>“</w:t>
-            </w:r>
-            <w:proofErr w:type="gramStart"/>
-            <w:r>
-              <w:rPr>
-                <w:sz w:val="16"/>
-                <w:szCs w:val="16"/>
-              </w:rPr>
-              <w:t>tag</w:t>
-            </w:r>
-            <w:proofErr w:type="gramEnd"/>
-            <w:r>
-              <w:rPr>
-                <w:sz w:val="16"/>
-                <w:szCs w:val="16"/>
-              </w:rPr>
-              <w:t>_Traffic”</w:t>
+              <w:t>“tag_Traffic”</w:t>
             </w:r>
           </w:p>
         </w:tc>
@@ -2002,23 +1938,7 @@
                 <w:sz w:val="16"/>
                 <w:szCs w:val="16"/>
               </w:rPr>
-              <w:t>“</w:t>
-            </w:r>
-            <w:proofErr w:type="gramStart"/>
-            <w:r>
-              <w:rPr>
-                <w:sz w:val="16"/>
-                <w:szCs w:val="16"/>
-              </w:rPr>
-              <w:t>tag</w:t>
-            </w:r>
-            <w:proofErr w:type="gramEnd"/>
-            <w:r>
-              <w:rPr>
-                <w:sz w:val="16"/>
-                <w:szCs w:val="16"/>
-              </w:rPr>
-              <w:t>_Accident”</w:t>
+              <w:t>“tag_Accident”</w:t>
             </w:r>
           </w:p>
         </w:tc>
@@ -2099,23 +2019,7 @@
                 <w:sz w:val="16"/>
                 <w:szCs w:val="16"/>
               </w:rPr>
-              <w:t>“</w:t>
-            </w:r>
-            <w:proofErr w:type="gramStart"/>
-            <w:r>
-              <w:rPr>
-                <w:sz w:val="16"/>
-                <w:szCs w:val="16"/>
-              </w:rPr>
-              <w:t>tag</w:t>
-            </w:r>
-            <w:proofErr w:type="gramEnd"/>
-            <w:r>
-              <w:rPr>
-                <w:sz w:val="16"/>
-                <w:szCs w:val="16"/>
-              </w:rPr>
-              <w:t>_Police”</w:t>
+              <w:t>“tag_Police”</w:t>
             </w:r>
           </w:p>
         </w:tc>
@@ -2196,23 +2100,7 @@
                 <w:sz w:val="16"/>
                 <w:szCs w:val="16"/>
               </w:rPr>
-              <w:t>“</w:t>
-            </w:r>
-            <w:proofErr w:type="gramStart"/>
-            <w:r>
-              <w:rPr>
-                <w:sz w:val="16"/>
-                <w:szCs w:val="16"/>
-              </w:rPr>
-              <w:t>tag</w:t>
-            </w:r>
-            <w:proofErr w:type="gramEnd"/>
-            <w:r>
-              <w:rPr>
-                <w:sz w:val="16"/>
-                <w:szCs w:val="16"/>
-              </w:rPr>
-              <w:t>_Transport”</w:t>
+              <w:t>“tag_Transport”</w:t>
             </w:r>
           </w:p>
         </w:tc>
@@ -2984,10 +2872,7 @@
       </w:pPr>
       <w:r>
         <w:lastRenderedPageBreak/>
-        <w:t>Binary Features</w:t>
-      </w:r>
-      <w:r>
-        <w:t xml:space="preserve"> vs Content</w:t>
+        <w:t>Binary Features vs Content</w:t>
       </w:r>
     </w:p>
     <w:p>
@@ -3223,10 +3108,7 @@
         </w:numPr>
       </w:pPr>
       <w:r>
-        <w:t>Continuous Features</w:t>
-      </w:r>
-      <w:r>
-        <w:t xml:space="preserve"> vs Content</w:t>
+        <w:t>Continuous Features vs Content</w:t>
       </w:r>
     </w:p>
     <w:p>
@@ -3384,35 +3266,7 @@
           <w:sz w:val="20"/>
           <w:szCs w:val="20"/>
         </w:rPr>
-        <w:t>3. “</w:t>
-      </w:r>
-      <w:proofErr w:type="spellStart"/>
-      <w:r>
-        <w:rPr>
-          <w:rFonts w:ascii="Times New Roman" w:hAnsi="Times New Roman" w:cs="Times New Roman"/>
-          <w:b w:val="0"/>
-          <w:bCs/>
-          <w:i w:val="0"/>
-          <w:iCs/>
-          <w:color w:val="000000" w:themeColor="text1"/>
-          <w:sz w:val="20"/>
-          <w:szCs w:val="20"/>
-        </w:rPr>
-        <w:t>wind_speed_max</w:t>
-      </w:r>
-      <w:proofErr w:type="spellEnd"/>
-      <w:r>
-        <w:rPr>
-          <w:rFonts w:ascii="Times New Roman" w:hAnsi="Times New Roman" w:cs="Times New Roman"/>
-          <w:b w:val="0"/>
-          <w:bCs/>
-          <w:i w:val="0"/>
-          <w:iCs/>
-          <w:color w:val="000000" w:themeColor="text1"/>
-          <w:sz w:val="20"/>
-          <w:szCs w:val="20"/>
-        </w:rPr>
-        <w:t>” did not result in any strong correlations with any relevant keywords that could be used to determine the target variable.</w:t>
+        <w:t>3. “wind_speed_max” did not result in any strong correlations with any relevant keywords that could be used to determine the target variable.</w:t>
       </w:r>
     </w:p>
     <w:p>
@@ -3524,6 +3378,7 @@
           <w:bCs/>
           <w:i w:val="0"/>
           <w:iCs/>
+          <w:noProof/>
           <w:color w:val="000000" w:themeColor="text1"/>
           <w:sz w:val="20"/>
           <w:szCs w:val="20"/>
@@ -3587,6 +3442,9 @@
         </w:numPr>
       </w:pPr>
       <w:r>
+        <w:rPr>
+          <w:noProof/>
+        </w:rPr>
         <w:drawing>
           <wp:inline distT="0" distB="0" distL="0" distR="0" wp14:anchorId="07B74A00" wp14:editId="10F2B200">
             <wp:extent cx="3060700" cy="2355215"/>
@@ -3634,10 +3492,7 @@
         <w:ind w:left="0"/>
       </w:pPr>
       <w:r>
-        <w:t xml:space="preserve">Correlation matrix </w:t>
-      </w:r>
-      <w:r>
-        <w:t>that highlights the day of week and month each article was published.</w:t>
+        <w:t>Correlation matrix that highlights the day of week and month each article was published.</w:t>
       </w:r>
     </w:p>
     <w:p>
@@ -3649,10 +3504,7 @@
         </w:numPr>
       </w:pPr>
       <w:r>
-        <w:t>Multivariate</w:t>
-      </w:r>
-      <w:r>
-        <w:t xml:space="preserve"> Analysis</w:t>
+        <w:t>Multivariate Analysis</w:t>
       </w:r>
     </w:p>
     <w:p>
@@ -3690,7 +3542,6 @@
           <w:sz w:val="20"/>
           <w:szCs w:val="20"/>
         </w:rPr>
-        <w:lastRenderedPageBreak/>
         <w:t>Multivariate analysis was achieved by conducting a Principal Component Analysis (PCA) as can be seen in (Fig 9). PCA will take the word-level correlation features and compress them into a 2D figure. It simplifies the complex</w:t>
       </w:r>
       <w:r>
@@ -4160,29 +4011,7 @@
           <w:sz w:val="20"/>
           <w:szCs w:val="20"/>
         </w:rPr>
-        <w:t xml:space="preserve">, indicating a subset of articles that emphasize contributing factors related to substance use or legal consequences. On the left-hand side, the projection contains words associated with routine descriptive details, including vehicle brands (for example, Toyota and Yamaha), locations (such as regional road and Attard), and demographic references (for example, 25 year), which are commonly present across many reports. In contrast, the dense concentration of points near the </w:t>
-      </w:r>
-      <w:r>
-        <w:rPr>
-          <w:rFonts w:ascii="Times New Roman" w:hAnsi="Times New Roman" w:cs="Times New Roman"/>
-          <w:b w:val="0"/>
-          <w:bCs w:val="0"/>
-          <w:color w:val="000000" w:themeColor="text1"/>
-          <w:sz w:val="20"/>
-          <w:szCs w:val="20"/>
-        </w:rPr>
-        <w:t>centre</w:t>
-      </w:r>
-      <w:r>
-        <w:rPr>
-          <w:rFonts w:ascii="Times New Roman" w:hAnsi="Times New Roman" w:cs="Times New Roman"/>
-          <w:b w:val="0"/>
-          <w:bCs w:val="0"/>
-          <w:color w:val="000000" w:themeColor="text1"/>
-          <w:sz w:val="20"/>
-          <w:szCs w:val="20"/>
-        </w:rPr>
-        <w:t xml:space="preserve"> represents generic reporting vocabulary that appears frequently across articles but does not strongly characterize any specific thematic category.</w:t>
+        <w:t>, indicating a subset of articles that emphasize contributing factors related to substance use or legal consequences. On the left-hand side, the projection contains words associated with routine descriptive details, including vehicle brands (for example, Toyota and Yamaha), locations (such as regional road and Attard), and demographic references (for example, 25 year), which are commonly present across many reports. In contrast, the dense concentration of points near the centre represents generic reporting vocabulary that appears frequently across articles but does not strongly characterize any specific thematic category.</w:t>
       </w:r>
     </w:p>
     <w:p>
@@ -4194,6 +4023,9 @@
         </w:numPr>
       </w:pPr>
       <w:r>
+        <w:rPr>
+          <w:noProof/>
+        </w:rPr>
         <w:drawing>
           <wp:inline distT="0" distB="0" distL="0" distR="0" wp14:anchorId="47D1D3DE" wp14:editId="22F49191">
             <wp:extent cx="3060700" cy="2408555"/>
@@ -4323,7 +4155,7 @@
           <w:sz w:val="20"/>
           <w:szCs w:val="20"/>
         </w:rPr>
-        <w:t xml:space="preserve"> is derived directly from the textual accident descriptions contained within the dataset and serves as the dependent variable for subsequent </w:t>
+        <w:t xml:space="preserve"> is derived directly from the textual accident descriptions contained within the dataset and serves as the dependent variable for subsequent modelling tasks. </w:t>
       </w:r>
       <w:r>
         <w:rPr>
@@ -4336,33 +4168,7 @@
           <w:sz w:val="20"/>
           <w:szCs w:val="20"/>
         </w:rPr>
-        <w:t>modelling</w:t>
-      </w:r>
-      <w:r>
-        <w:rPr>
-          <w:rFonts w:ascii="Times New Roman" w:hAnsi="Times New Roman" w:cs="Times New Roman"/>
-          <w:b w:val="0"/>
-          <w:bCs/>
-          <w:i w:val="0"/>
-          <w:iCs/>
-          <w:color w:val="000000" w:themeColor="text1"/>
-          <w:sz w:val="20"/>
-          <w:szCs w:val="20"/>
-        </w:rPr>
-        <w:t xml:space="preserve"> tasks. The motivation behind this approach is to transform </w:t>
-      </w:r>
-      <w:r>
-        <w:rPr>
-          <w:rFonts w:ascii="Times New Roman" w:hAnsi="Times New Roman" w:cs="Times New Roman"/>
-          <w:b w:val="0"/>
-          <w:bCs/>
-          <w:i w:val="0"/>
-          <w:iCs/>
-          <w:color w:val="000000" w:themeColor="text1"/>
-          <w:sz w:val="20"/>
-          <w:szCs w:val="20"/>
-        </w:rPr>
-        <w:t>unstructured textual data into a structured, ordinal representation of accident severity.</w:t>
+        <w:t>The motivation behind this approach is to transform unstructured textual data into a structured, ordinal representation of accident severity.</w:t>
       </w:r>
     </w:p>
     <w:p>
@@ -4421,33 +4227,7 @@
           <w:sz w:val="20"/>
           <w:szCs w:val="20"/>
         </w:rPr>
-        <w:t xml:space="preserve">Once the lemmatized word roots were obtained, accident severity was quantified using a rule-based </w:t>
-      </w:r>
-      <w:r>
-        <w:rPr>
-          <w:rFonts w:ascii="Times New Roman" w:hAnsi="Times New Roman" w:cs="Times New Roman"/>
-          <w:b w:val="0"/>
-          <w:bCs/>
-          <w:i w:val="0"/>
-          <w:iCs/>
-          <w:color w:val="000000" w:themeColor="text1"/>
-          <w:sz w:val="20"/>
-          <w:szCs w:val="20"/>
-        </w:rPr>
-        <w:t>labelling</w:t>
-      </w:r>
-      <w:r>
-        <w:rPr>
-          <w:rFonts w:ascii="Times New Roman" w:hAnsi="Times New Roman" w:cs="Times New Roman"/>
-          <w:b w:val="0"/>
-          <w:bCs/>
-          <w:i w:val="0"/>
-          <w:iCs/>
-          <w:color w:val="000000" w:themeColor="text1"/>
-          <w:sz w:val="20"/>
-          <w:szCs w:val="20"/>
-        </w:rPr>
-        <w:t xml:space="preserve"> function. This function assigns an ordinal severity score based on the presence of specific keywords associated with increasing levels of harm. The severity scale ranges from 0 (no relevant accident-related terms detected) to 4 (fatal accidents).</w:t>
+        <w:t>Once the lemmatized word roots were obtained, accident severity was quantified using a rule-based labelling function. This function assigns an ordinal severity score based on the presence of specific keywords associated with increasing levels of harm. The severity scale ranges from 0 (no relevant accident-related terms detected) to 4 (fatal accidents).</w:t>
       </w:r>
       <w:r>
         <w:rPr>
@@ -4489,18 +4269,7 @@
           <w:sz w:val="20"/>
           <w:szCs w:val="20"/>
         </w:rPr>
-        <w:t xml:space="preserve">Assign </w:t>
-      </w:r>
-      <w:r>
-        <w:rPr>
-          <w:rFonts w:ascii="Times New Roman" w:hAnsi="Times New Roman" w:cs="Times New Roman"/>
-          <w:b w:val="0"/>
-          <w:i w:val="0"/>
-          <w:color w:val="000000" w:themeColor="text1"/>
-          <w:sz w:val="20"/>
-          <w:szCs w:val="20"/>
-        </w:rPr>
-        <w:t>4 (Fatal)</w:t>
+        <w:t>Assign 4 (Fatal)</w:t>
       </w:r>
       <w:r>
         <w:rPr>
@@ -4868,6 +4637,7 @@
           <w:rFonts w:ascii="Times New Roman" w:hAnsi="Times New Roman" w:cs="Times New Roman"/>
           <w:b w:val="0"/>
           <w:i w:val="0"/>
+          <w:noProof/>
           <w:color w:val="000000" w:themeColor="text1"/>
           <w:sz w:val="20"/>
           <w:szCs w:val="20"/>
@@ -4931,6 +4701,7 @@
         </w:numPr>
       </w:pPr>
       <w:r>
+        <w:lastRenderedPageBreak/>
         <w:t>Linear Regression</w:t>
       </w:r>
     </w:p>
@@ -4964,7 +4735,6 @@
           <w:sz w:val="20"/>
           <w:szCs w:val="20"/>
         </w:rPr>
-        <w:lastRenderedPageBreak/>
         <w:t>L</w:t>
       </w:r>
       <w:r>
@@ -5105,6 +4875,9 @@
       </w:r>
       <m:oMath>
         <m:r>
+          <m:rPr>
+            <m:sty m:val="bi"/>
+          </m:rPr>
           <w:rPr>
             <w:rFonts w:ascii="Cambria Math" w:hAnsi="Cambria Math" w:cs="Times New Roman"/>
             <w:color w:val="000000" w:themeColor="text1"/>
@@ -5129,6 +4902,9 @@
           </m:dPr>
           <m:e>
             <m:r>
+              <m:rPr>
+                <m:sty m:val="bi"/>
+              </m:rPr>
               <w:rPr>
                 <w:rFonts w:ascii="Cambria Math" w:hAnsi="Cambria Math" w:cs="Times New Roman"/>
                 <w:color w:val="000000" w:themeColor="text1"/>
@@ -5140,6 +4916,9 @@
           </m:e>
         </m:d>
         <m:r>
+          <m:rPr>
+            <m:sty m:val="bi"/>
+          </m:rPr>
           <w:rPr>
             <w:rFonts w:ascii="Cambria Math" w:hAnsi="Cambria Math" w:cs="Times New Roman"/>
             <w:color w:val="000000" w:themeColor="text1"/>
@@ -5164,6 +4943,9 @@
           </m:sSupPr>
           <m:e>
             <m:r>
+              <m:rPr>
+                <m:sty m:val="bi"/>
+              </m:rPr>
               <w:rPr>
                 <w:rFonts w:ascii="Cambria Math" w:hAnsi="Cambria Math" w:cs="Times New Roman"/>
                 <w:color w:val="000000" w:themeColor="text1"/>
@@ -5175,6 +4957,9 @@
           </m:e>
           <m:sup>
             <m:r>
+              <m:rPr>
+                <m:sty m:val="bi"/>
+              </m:rPr>
               <w:rPr>
                 <w:rFonts w:ascii="Cambria Math" w:hAnsi="Cambria Math" w:cs="Times New Roman"/>
                 <w:color w:val="000000" w:themeColor="text1"/>
@@ -5186,6 +4971,9 @@
           </m:sup>
         </m:sSup>
         <m:r>
+          <m:rPr>
+            <m:sty m:val="bi"/>
+          </m:rPr>
           <w:rPr>
             <w:rFonts w:ascii="Cambria Math" w:hAnsi="Cambria Math" w:cs="Times New Roman"/>
             <w:color w:val="000000" w:themeColor="text1"/>
@@ -5315,6 +5103,9 @@
       </w:pPr>
       <m:oMath>
         <m:r>
+          <m:rPr>
+            <m:sty m:val="bi"/>
+          </m:rPr>
           <w:rPr>
             <w:rFonts w:ascii="Cambria Math" w:hAnsi="Cambria Math" w:cs="Times New Roman"/>
             <w:color w:val="000000" w:themeColor="text1"/>
@@ -5378,6 +5169,9 @@
       </w:r>
       <m:oMath>
         <m:r>
+          <m:rPr>
+            <m:sty m:val="bi"/>
+          </m:rPr>
           <w:rPr>
             <w:rFonts w:ascii="Cambria Math" w:hAnsi="Cambria Math" w:cs="Times New Roman"/>
             <w:color w:val="000000" w:themeColor="text1"/>
@@ -5415,6 +5209,9 @@
       </w:r>
       <m:oMath>
         <m:r>
+          <m:rPr>
+            <m:sty m:val="bi"/>
+          </m:rPr>
           <w:rPr>
             <w:rFonts w:ascii="Cambria Math" w:hAnsi="Cambria Math" w:cs="Times New Roman"/>
             <w:color w:val="000000" w:themeColor="text1"/>
@@ -5754,29 +5551,7 @@
           <w:sz w:val="20"/>
           <w:szCs w:val="20"/>
         </w:rPr>
-        <w:t xml:space="preserve"> where removed due to the left-skew nature of the </w:t>
-      </w:r>
-      <w:r>
-        <w:rPr>
-          <w:rFonts w:ascii="Times New Roman" w:hAnsi="Times New Roman" w:cs="Times New Roman"/>
-          <w:b w:val="0"/>
-          <w:i w:val="0"/>
-          <w:color w:val="000000" w:themeColor="text1"/>
-          <w:sz w:val="20"/>
-          <w:szCs w:val="20"/>
-        </w:rPr>
-        <w:t>features</w:t>
-      </w:r>
-      <w:r>
-        <w:rPr>
-          <w:rFonts w:ascii="Times New Roman" w:hAnsi="Times New Roman" w:cs="Times New Roman"/>
-          <w:b w:val="0"/>
-          <w:i w:val="0"/>
-          <w:color w:val="000000" w:themeColor="text1"/>
-          <w:sz w:val="20"/>
-          <w:szCs w:val="20"/>
-        </w:rPr>
-        <w:t>,</w:t>
+        <w:t xml:space="preserve"> where removed due to the left-skew nature of the features,</w:t>
       </w:r>
       <w:r>
         <w:rPr>
@@ -5843,7 +5618,7 @@
           <w:sz w:val="20"/>
           <w:szCs w:val="20"/>
         </w:rPr>
-        <w:t xml:space="preserve">Multiple Linear Regression (MLR) is a statistical </w:t>
+        <w:t xml:space="preserve">Multiple Linear Regression (MLR) is a statistical modelling technique that quantifies the linear relationship between a single continuous dependent variable and two or more independent (predictor) variables. It extends the simple </w:t>
       </w:r>
       <w:r>
         <w:rPr>
@@ -5856,20 +5631,7 @@
           <w:sz w:val="20"/>
           <w:szCs w:val="20"/>
         </w:rPr>
-        <w:t>modelling</w:t>
-      </w:r>
-      <w:r>
-        <w:rPr>
-          <w:rFonts w:ascii="Times New Roman" w:hAnsi="Times New Roman" w:cs="Times New Roman"/>
-          <w:b w:val="0"/>
-          <w:bCs/>
-          <w:i w:val="0"/>
-          <w:iCs/>
-          <w:color w:val="000000" w:themeColor="text1"/>
-          <w:sz w:val="20"/>
-          <w:szCs w:val="20"/>
-        </w:rPr>
-        <w:t xml:space="preserve"> technique that quantifies the linear relationship between a single continuous dependent variable and two or more independent (predictor) variables. It extends the simple linear regression framework to accommodate multiple predictors by estimating a linear function of the form</w:t>
+        <w:t>linear regression framework to accommodate multiple predictors by estimating a linear function of the form</w:t>
       </w:r>
       <w:r>
         <w:rPr>
@@ -5968,6 +5730,9 @@
       </w:pPr>
       <m:oMath>
         <m:r>
+          <m:rPr>
+            <m:sty m:val="bi"/>
+          </m:rPr>
           <w:rPr>
             <w:rFonts w:ascii="Cambria Math" w:hAnsi="Cambria Math" w:cs="Times New Roman"/>
             <w:color w:val="000000" w:themeColor="text1"/>
@@ -5992,6 +5757,9 @@
           </m:sSubPr>
           <m:e>
             <m:r>
+              <m:rPr>
+                <m:sty m:val="bi"/>
+              </m:rPr>
               <w:rPr>
                 <w:rFonts w:ascii="Cambria Math" w:hAnsi="Cambria Math" w:cs="Times New Roman"/>
                 <w:color w:val="000000" w:themeColor="text1"/>
@@ -6003,6 +5771,9 @@
           </m:e>
           <m:sub>
             <m:r>
+              <m:rPr>
+                <m:sty m:val="bi"/>
+              </m:rPr>
               <w:rPr>
                 <w:rFonts w:ascii="Cambria Math" w:hAnsi="Cambria Math" w:cs="Times New Roman"/>
                 <w:color w:val="000000" w:themeColor="text1"/>
@@ -6014,6 +5785,9 @@
           </m:sub>
         </m:sSub>
         <m:r>
+          <m:rPr>
+            <m:sty m:val="bi"/>
+          </m:rPr>
           <w:rPr>
             <w:rFonts w:ascii="Cambria Math" w:hAnsi="Cambria Math" w:cs="Times New Roman"/>
             <w:color w:val="000000" w:themeColor="text1"/>
@@ -6038,6 +5812,9 @@
           </m:sSubPr>
           <m:e>
             <m:r>
+              <m:rPr>
+                <m:sty m:val="bi"/>
+              </m:rPr>
               <w:rPr>
                 <w:rFonts w:ascii="Cambria Math" w:hAnsi="Cambria Math" w:cs="Times New Roman"/>
                 <w:color w:val="000000" w:themeColor="text1"/>
@@ -6049,6 +5826,9 @@
           </m:e>
           <m:sub>
             <m:r>
+              <m:rPr>
+                <m:sty m:val="bi"/>
+              </m:rPr>
               <w:rPr>
                 <w:rFonts w:ascii="Cambria Math" w:hAnsi="Cambria Math" w:cs="Times New Roman"/>
                 <w:color w:val="000000" w:themeColor="text1"/>
@@ -6073,6 +5853,9 @@
               </m:sSubPr>
               <m:e>
                 <m:r>
+                  <m:rPr>
+                    <m:sty m:val="bi"/>
+                  </m:rPr>
                   <w:rPr>
                     <w:rFonts w:ascii="Cambria Math" w:hAnsi="Cambria Math" w:cs="Times New Roman"/>
                     <w:color w:val="000000" w:themeColor="text1"/>
@@ -6084,6 +5867,9 @@
               </m:e>
               <m:sub>
                 <m:r>
+                  <m:rPr>
+                    <m:sty m:val="bi"/>
+                  </m:rPr>
                   <w:rPr>
                     <w:rFonts w:ascii="Cambria Math" w:hAnsi="Cambria Math" w:cs="Times New Roman"/>
                     <w:color w:val="000000" w:themeColor="text1"/>
@@ -6097,6 +5883,9 @@
           </m:sub>
         </m:sSub>
         <m:r>
+          <m:rPr>
+            <m:sty m:val="bi"/>
+          </m:rPr>
           <w:rPr>
             <w:rFonts w:ascii="Cambria Math" w:hAnsi="Cambria Math" w:cs="Times New Roman"/>
             <w:color w:val="000000" w:themeColor="text1"/>
@@ -6121,6 +5910,9 @@
           </m:sSubPr>
           <m:e>
             <m:r>
+              <m:rPr>
+                <m:sty m:val="bi"/>
+              </m:rPr>
               <w:rPr>
                 <w:rFonts w:ascii="Cambria Math" w:hAnsi="Cambria Math" w:cs="Times New Roman"/>
                 <w:color w:val="000000" w:themeColor="text1"/>
@@ -6132,6 +5924,9 @@
           </m:e>
           <m:sub>
             <m:r>
+              <m:rPr>
+                <m:sty m:val="bi"/>
+              </m:rPr>
               <w:rPr>
                 <w:rFonts w:ascii="Cambria Math" w:hAnsi="Cambria Math" w:cs="Times New Roman"/>
                 <w:color w:val="000000" w:themeColor="text1"/>
@@ -6158,6 +5953,9 @@
           </m:sSubPr>
           <m:e>
             <m:r>
+              <m:rPr>
+                <m:sty m:val="bi"/>
+              </m:rPr>
               <w:rPr>
                 <w:rFonts w:ascii="Cambria Math" w:hAnsi="Cambria Math" w:cs="Times New Roman"/>
                 <w:color w:val="000000" w:themeColor="text1"/>
@@ -6169,6 +5967,9 @@
           </m:e>
           <m:sub>
             <m:r>
+              <m:rPr>
+                <m:sty m:val="bi"/>
+              </m:rPr>
               <w:rPr>
                 <w:rFonts w:ascii="Cambria Math" w:hAnsi="Cambria Math" w:cs="Times New Roman"/>
                 <w:color w:val="000000" w:themeColor="text1"/>
@@ -6180,6 +5981,9 @@
           </m:sub>
         </m:sSub>
         <m:r>
+          <m:rPr>
+            <m:sty m:val="bi"/>
+          </m:rPr>
           <w:rPr>
             <w:rFonts w:ascii="Cambria Math" w:hAnsi="Cambria Math" w:cs="Times New Roman"/>
             <w:color w:val="000000" w:themeColor="text1"/>
@@ -6189,6 +5993,9 @@
           <m:t>+</m:t>
         </m:r>
         <m:r>
+          <m:rPr>
+            <m:sty m:val="bi"/>
+          </m:rPr>
           <w:rPr>
             <w:rFonts w:ascii="Cambria Math" w:hAnsi="Cambria Math" w:cs="Cambria Math"/>
             <w:color w:val="000000" w:themeColor="text1"/>
@@ -6198,6 +6005,9 @@
           <m:t>⋯</m:t>
         </m:r>
         <m:r>
+          <m:rPr>
+            <m:sty m:val="bi"/>
+          </m:rPr>
           <w:rPr>
             <w:rFonts w:ascii="Cambria Math" w:hAnsi="Cambria Math" w:cs="Times New Roman"/>
             <w:color w:val="000000" w:themeColor="text1"/>
@@ -6222,6 +6032,9 @@
           </m:sSubPr>
           <m:e>
             <m:r>
+              <m:rPr>
+                <m:sty m:val="bi"/>
+              </m:rPr>
               <w:rPr>
                 <w:rFonts w:ascii="Cambria Math" w:hAnsi="Cambria Math" w:cs="Times New Roman"/>
                 <w:color w:val="000000" w:themeColor="text1"/>
@@ -6242,6 +6055,9 @@
           </m:e>
           <m:sub>
             <m:r>
+              <m:rPr>
+                <m:sty m:val="bi"/>
+              </m:rPr>
               <w:rPr>
                 <w:rFonts w:ascii="Cambria Math" w:hAnsi="Cambria Math" w:cs="Times New Roman"/>
                 <w:color w:val="000000" w:themeColor="text1"/>
@@ -6268,6 +6084,9 @@
           </m:sSubPr>
           <m:e>
             <m:r>
+              <m:rPr>
+                <m:sty m:val="bi"/>
+              </m:rPr>
               <w:rPr>
                 <w:rFonts w:ascii="Cambria Math" w:hAnsi="Cambria Math" w:cs="Times New Roman"/>
                 <w:color w:val="000000" w:themeColor="text1"/>
@@ -6279,6 +6098,9 @@
           </m:e>
           <m:sub>
             <m:r>
+              <m:rPr>
+                <m:sty m:val="bi"/>
+              </m:rPr>
               <w:rPr>
                 <w:rFonts w:ascii="Cambria Math" w:hAnsi="Cambria Math" w:cs="Times New Roman"/>
                 <w:color w:val="000000" w:themeColor="text1"/>
@@ -6290,6 +6112,9 @@
           </m:sub>
         </m:sSub>
         <m:r>
+          <m:rPr>
+            <m:sty m:val="bi"/>
+          </m:rPr>
           <w:rPr>
             <w:rFonts w:ascii="Cambria Math" w:hAnsi="Cambria Math" w:cs="Times New Roman"/>
             <w:color w:val="000000" w:themeColor="text1"/>
@@ -6346,6 +6171,9 @@
       </w:r>
       <m:oMath>
         <m:r>
+          <m:rPr>
+            <m:sty m:val="bi"/>
+          </m:rPr>
           <w:rPr>
             <w:rFonts w:ascii="Cambria Math" w:hAnsi="Cambria Math" w:cs="Times New Roman"/>
             <w:color w:val="000000" w:themeColor="text1"/>
@@ -6409,6 +6237,9 @@
       </w:r>
       <m:oMath>
         <m:r>
+          <m:rPr>
+            <m:sty m:val="bi"/>
+          </m:rPr>
           <w:rPr>
             <w:rFonts w:ascii="Cambria Math" w:hAnsi="Cambria Math" w:cs="Times New Roman"/>
             <w:color w:val="000000" w:themeColor="text1"/>
@@ -6433,6 +6264,9 @@
           </m:sSubPr>
           <m:e>
             <m:r>
+              <m:rPr>
+                <m:sty m:val="bi"/>
+              </m:rPr>
               <w:rPr>
                 <w:rFonts w:ascii="Cambria Math" w:hAnsi="Cambria Math" w:cs="Times New Roman"/>
                 <w:color w:val="000000" w:themeColor="text1"/>
@@ -6444,6 +6278,9 @@
           </m:e>
           <m:sub>
             <m:r>
+              <m:rPr>
+                <m:sty m:val="bi"/>
+              </m:rPr>
               <w:rPr>
                 <w:rFonts w:ascii="Cambria Math" w:hAnsi="Cambria Math" w:cs="Times New Roman"/>
                 <w:color w:val="000000" w:themeColor="text1"/>
@@ -6470,6 +6307,9 @@
       </w:r>
       <m:oMath>
         <m:r>
+          <m:rPr>
+            <m:sty m:val="bi"/>
+          </m:rPr>
           <w:rPr>
             <w:rFonts w:ascii="Cambria Math" w:hAnsi="Cambria Math" w:cs="Times New Roman"/>
             <w:color w:val="000000" w:themeColor="text1"/>
@@ -6507,6 +6347,9 @@
       </w:r>
       <m:oMath>
         <m:r>
+          <m:rPr>
+            <m:sty m:val="bi"/>
+          </m:rPr>
           <w:rPr>
             <w:rFonts w:ascii="Cambria Math" w:hAnsi="Cambria Math" w:cs="Times New Roman"/>
             <w:color w:val="000000" w:themeColor="text1"/>
@@ -6700,6 +6543,9 @@
       </w:r>
       <m:oMath>
         <m:r>
+          <m:rPr>
+            <m:sty m:val="bi"/>
+          </m:rPr>
           <w:rPr>
             <w:rFonts w:ascii="Cambria Math" w:hAnsi="Cambria Math" w:cs="Times New Roman"/>
             <w:color w:val="000000" w:themeColor="text1"/>
@@ -6822,6 +6668,9 @@
       <m:oMathPara>
         <m:oMath>
           <m:r>
+            <m:rPr>
+              <m:sty m:val="bi"/>
+            </m:rPr>
             <w:rPr>
               <w:rFonts w:ascii="Cambria Math" w:hAnsi="Cambria Math" w:cs="Times New Roman"/>
               <w:color w:val="000000" w:themeColor="text1"/>
@@ -6845,6 +6694,9 @@
             </m:sSubPr>
             <m:e>
               <m:r>
+                <m:rPr>
+                  <m:sty m:val="bi"/>
+                </m:rPr>
                 <w:rPr>
                   <w:rFonts w:ascii="Cambria Math" w:hAnsi="Cambria Math" w:cs="Times New Roman"/>
                   <w:color w:val="000000" w:themeColor="text1"/>
@@ -6856,6 +6708,9 @@
             </m:e>
             <m:sub>
               <m:r>
+                <m:rPr>
+                  <m:sty m:val="bi"/>
+                </m:rPr>
                 <w:rPr>
                   <w:rFonts w:ascii="Cambria Math" w:hAnsi="Cambria Math" w:cs="Times New Roman"/>
                   <w:color w:val="000000" w:themeColor="text1"/>
@@ -6897,6 +6752,9 @@
                 </m:naryPr>
                 <m:sub>
                   <m:r>
+                    <m:rPr>
+                      <m:sty m:val="bi"/>
+                    </m:rPr>
                     <w:rPr>
                       <w:rFonts w:ascii="Cambria Math" w:hAnsi="Cambria Math" w:cs="Times New Roman"/>
                       <w:color w:val="000000" w:themeColor="text1"/>
@@ -6908,6 +6766,9 @@
                 </m:sub>
                 <m:sup>
                   <m:r>
+                    <m:rPr>
+                      <m:sty m:val="bi"/>
+                    </m:rPr>
                     <w:rPr>
                       <w:rFonts w:ascii="Cambria Math" w:hAnsi="Cambria Math" w:cs="Times New Roman"/>
                       <w:color w:val="000000" w:themeColor="text1"/>
@@ -6961,6 +6822,9 @@
                             </m:sSubPr>
                             <m:e>
                               <m:r>
+                                <m:rPr>
+                                  <m:sty m:val="bi"/>
+                                </m:rPr>
                                 <w:rPr>
                                   <w:rFonts w:ascii="Cambria Math" w:hAnsi="Cambria Math" w:cs="Times New Roman"/>
                                   <w:color w:val="000000" w:themeColor="text1"/>
@@ -6972,6 +6836,9 @@
                             </m:e>
                             <m:sub>
                               <m:r>
+                                <m:rPr>
+                                  <m:sty m:val="bi"/>
+                                </m:rPr>
                                 <w:rPr>
                                   <w:rFonts w:ascii="Cambria Math" w:hAnsi="Cambria Math" w:cs="Times New Roman"/>
                                   <w:color w:val="000000" w:themeColor="text1"/>
@@ -6983,6 +6850,9 @@
                             </m:sub>
                           </m:sSub>
                           <m:r>
+                            <m:rPr>
+                              <m:sty m:val="bi"/>
+                            </m:rPr>
                             <w:rPr>
                               <w:rFonts w:ascii="Cambria Math" w:hAnsi="Cambria Math" w:cs="Times New Roman"/>
                               <w:color w:val="000000" w:themeColor="text1"/>
@@ -7006,6 +6876,9 @@
                             </m:sSubSupPr>
                             <m:e>
                               <m:r>
+                                <m:rPr>
+                                  <m:sty m:val="bi"/>
+                                </m:rPr>
                                 <w:rPr>
                                   <w:rFonts w:ascii="Cambria Math" w:hAnsi="Cambria Math" w:cs="Times New Roman"/>
                                   <w:color w:val="000000" w:themeColor="text1"/>
@@ -7017,6 +6890,9 @@
                             </m:e>
                             <m:sub>
                               <m:r>
+                                <m:rPr>
+                                  <m:sty m:val="bi"/>
+                                </m:rPr>
                                 <w:rPr>
                                   <w:rFonts w:ascii="Cambria Math" w:hAnsi="Cambria Math" w:cs="Times New Roman"/>
                                   <w:color w:val="000000" w:themeColor="text1"/>
@@ -7028,6 +6904,9 @@
                             </m:sub>
                             <m:sup>
                               <m:r>
+                                <m:rPr>
+                                  <m:sty m:val="bi"/>
+                                </m:rPr>
                                 <w:rPr>
                                   <w:rFonts w:ascii="Cambria Math" w:hAnsi="Cambria Math" w:cs="Times New Roman"/>
                                   <w:color w:val="000000" w:themeColor="text1"/>
@@ -7039,6 +6918,9 @@
                             </m:sup>
                           </m:sSubSup>
                           <m:r>
+                            <m:rPr>
+                              <m:sty m:val="bi"/>
+                            </m:rPr>
                             <w:rPr>
                               <w:rFonts w:ascii="Cambria Math" w:hAnsi="Cambria Math" w:cs="Times New Roman"/>
                               <w:color w:val="000000" w:themeColor="text1"/>
@@ -7052,6 +6934,9 @@
                     </m:e>
                     <m:sup>
                       <m:r>
+                        <m:rPr>
+                          <m:sty m:val="bi"/>
+                        </m:rPr>
                         <w:rPr>
                           <w:rFonts w:ascii="Cambria Math" w:hAnsi="Cambria Math" w:cs="Times New Roman"/>
                           <w:color w:val="000000" w:themeColor="text1"/>
@@ -7063,22 +6948,16 @@
                     </m:sup>
                   </m:sSup>
                   <m:r>
+                    <m:rPr>
+                      <m:sty m:val="bi"/>
+                    </m:rPr>
                     <w:rPr>
                       <w:rFonts w:ascii="Cambria Math" w:hAnsi="Cambria Math" w:cs="Times New Roman"/>
                       <w:color w:val="000000" w:themeColor="text1"/>
                       <w:sz w:val="20"/>
                       <w:szCs w:val="20"/>
                     </w:rPr>
-                    <m:t>+</m:t>
-                  </m:r>
-                  <m:r>
-                    <w:rPr>
-                      <w:rFonts w:ascii="Cambria Math" w:hAnsi="Cambria Math" w:cs="Times New Roman"/>
-                      <w:color w:val="000000" w:themeColor="text1"/>
-                      <w:sz w:val="20"/>
-                      <w:szCs w:val="20"/>
-                    </w:rPr>
-                    <m:t>λ</m:t>
+                    <m:t>+λ</m:t>
                   </m:r>
                   <m:nary>
                     <m:naryPr>
@@ -7097,6 +6976,9 @@
                     </m:naryPr>
                     <m:sub>
                       <m:r>
+                        <m:rPr>
+                          <m:sty m:val="bi"/>
+                        </m:rPr>
                         <w:rPr>
                           <w:rFonts w:ascii="Cambria Math" w:hAnsi="Cambria Math" w:cs="Times New Roman"/>
                           <w:color w:val="000000" w:themeColor="text1"/>
@@ -7108,6 +6990,9 @@
                     </m:sub>
                     <m:sup>
                       <m:r>
+                        <m:rPr>
+                          <m:sty m:val="bi"/>
+                        </m:rPr>
                         <w:rPr>
                           <w:rFonts w:ascii="Cambria Math" w:hAnsi="Cambria Math" w:cs="Times New Roman"/>
                           <w:color w:val="000000" w:themeColor="text1"/>
@@ -7134,6 +7019,9 @@
                         </m:sSubSupPr>
                         <m:e>
                           <m:r>
+                            <m:rPr>
+                              <m:sty m:val="bi"/>
+                            </m:rPr>
                             <w:rPr>
                               <w:rFonts w:ascii="Cambria Math" w:hAnsi="Cambria Math" w:cs="Times New Roman"/>
                               <w:color w:val="000000" w:themeColor="text1"/>
@@ -7145,6 +7033,9 @@
                         </m:e>
                         <m:sub>
                           <m:r>
+                            <m:rPr>
+                              <m:sty m:val="bi"/>
+                            </m:rPr>
                             <w:rPr>
                               <w:rFonts w:ascii="Cambria Math" w:hAnsi="Cambria Math" w:cs="Times New Roman"/>
                               <w:color w:val="000000" w:themeColor="text1"/>
@@ -7156,6 +7047,9 @@
                         </m:sub>
                         <m:sup>
                           <m:r>
+                            <m:rPr>
+                              <m:sty m:val="bi"/>
+                            </m:rPr>
                             <w:rPr>
                               <w:rFonts w:ascii="Cambria Math" w:hAnsi="Cambria Math" w:cs="Times New Roman"/>
                               <w:color w:val="000000" w:themeColor="text1"/>
@@ -7221,6 +7115,9 @@
           </m:sSubPr>
           <m:e>
             <m:r>
+              <m:rPr>
+                <m:sty m:val="bi"/>
+              </m:rPr>
               <w:rPr>
                 <w:rFonts w:ascii="Cambria Math" w:hAnsi="Cambria Math" w:cs="Times New Roman"/>
                 <w:color w:val="000000" w:themeColor="text1"/>
@@ -7232,6 +7129,9 @@
           </m:e>
           <m:sub>
             <m:r>
+              <m:rPr>
+                <m:sty m:val="bi"/>
+              </m:rPr>
               <w:rPr>
                 <w:rFonts w:ascii="Cambria Math" w:hAnsi="Cambria Math" w:cs="Times New Roman"/>
                 <w:color w:val="000000" w:themeColor="text1"/>
@@ -7271,6 +7171,9 @@
           </m:sSubPr>
           <m:e>
             <m:r>
+              <m:rPr>
+                <m:sty m:val="bi"/>
+              </m:rPr>
               <w:rPr>
                 <w:rFonts w:ascii="Cambria Math" w:hAnsi="Cambria Math" w:cs="Times New Roman"/>
                 <w:color w:val="000000" w:themeColor="text1"/>
@@ -7282,6 +7185,9 @@
           </m:e>
           <m:sub>
             <m:r>
+              <m:rPr>
+                <m:sty m:val="bi"/>
+              </m:rPr>
               <w:rPr>
                 <w:rFonts w:ascii="Cambria Math" w:hAnsi="Cambria Math" w:cs="Times New Roman"/>
                 <w:color w:val="000000" w:themeColor="text1"/>
@@ -7322,6 +7228,9 @@
           </m:sSubPr>
           <m:e>
             <m:r>
+              <m:rPr>
+                <m:sty m:val="bi"/>
+              </m:rPr>
               <w:rPr>
                 <w:rFonts w:ascii="Cambria Math" w:hAnsi="Cambria Math" w:cs="Times New Roman"/>
                 <w:color w:val="000000" w:themeColor="text1"/>
@@ -7333,6 +7242,9 @@
           </m:e>
           <m:sub>
             <m:r>
+              <m:rPr>
+                <m:sty m:val="bi"/>
+              </m:rPr>
               <w:rPr>
                 <w:rFonts w:ascii="Cambria Math" w:hAnsi="Cambria Math" w:cs="Times New Roman"/>
                 <w:color w:val="000000" w:themeColor="text1"/>
@@ -7359,6 +7271,9 @@
       </w:r>
       <m:oMath>
         <m:r>
+          <m:rPr>
+            <m:sty m:val="bi"/>
+          </m:rPr>
           <w:rPr>
             <w:rFonts w:ascii="Cambria Math" w:hAnsi="Cambria Math" w:cs="Times New Roman"/>
             <w:color w:val="000000" w:themeColor="text1"/>
@@ -7383,6 +7298,9 @@
       </w:r>
       <m:oMath>
         <m:r>
+          <m:rPr>
+            <m:sty m:val="bi"/>
+          </m:rPr>
           <w:rPr>
             <w:rFonts w:ascii="Cambria Math" w:hAnsi="Cambria Math" w:cs="Times New Roman"/>
             <w:color w:val="000000" w:themeColor="text1"/>
@@ -7408,6 +7326,9 @@
           </m:naryPr>
           <m:sub>
             <m:r>
+              <m:rPr>
+                <m:sty m:val="bi"/>
+              </m:rPr>
               <w:rPr>
                 <w:rFonts w:ascii="Cambria Math" w:hAnsi="Cambria Math" w:cs="Times New Roman"/>
                 <w:color w:val="000000" w:themeColor="text1"/>
@@ -7419,6 +7340,9 @@
           </m:sub>
           <m:sup>
             <m:r>
+              <m:rPr>
+                <m:sty m:val="bi"/>
+              </m:rPr>
               <w:rPr>
                 <w:rFonts w:ascii="Cambria Math" w:hAnsi="Cambria Math" w:cs="Times New Roman"/>
                 <w:color w:val="000000" w:themeColor="text1"/>
@@ -7445,6 +7369,9 @@
               </m:sSubSupPr>
               <m:e>
                 <m:r>
+                  <m:rPr>
+                    <m:sty m:val="bi"/>
+                  </m:rPr>
                   <w:rPr>
                     <w:rFonts w:ascii="Cambria Math" w:hAnsi="Cambria Math" w:cs="Times New Roman"/>
                     <w:color w:val="000000" w:themeColor="text1"/>
@@ -7456,6 +7383,9 @@
               </m:e>
               <m:sub>
                 <m:r>
+                  <m:rPr>
+                    <m:sty m:val="bi"/>
+                  </m:rPr>
                   <w:rPr>
                     <w:rFonts w:ascii="Cambria Math" w:hAnsi="Cambria Math" w:cs="Times New Roman"/>
                     <w:color w:val="000000" w:themeColor="text1"/>
@@ -7467,6 +7397,9 @@
               </m:sub>
               <m:sup>
                 <m:r>
+                  <m:rPr>
+                    <m:sty m:val="bi"/>
+                  </m:rPr>
                   <w:rPr>
                     <w:rFonts w:ascii="Cambria Math" w:hAnsi="Cambria Math" w:cs="Times New Roman"/>
                     <w:color w:val="000000" w:themeColor="text1"/>
@@ -7535,20 +7468,7 @@
           <w:sz w:val="20"/>
           <w:szCs w:val="20"/>
         </w:rPr>
-        <w:t>RR</w:t>
-      </w:r>
-      <w:r>
-        <w:rPr>
-          <w:rFonts w:ascii="Times New Roman" w:hAnsi="Times New Roman" w:cs="Times New Roman"/>
-          <w:b w:val="0"/>
-          <w:bCs/>
-          <w:i w:val="0"/>
-          <w:iCs/>
-          <w:color w:val="000000" w:themeColor="text1"/>
-          <w:sz w:val="20"/>
-          <w:szCs w:val="20"/>
-        </w:rPr>
-        <w:t xml:space="preserve"> addresses this issue by introducing an L2 penalty on the size of the coefficients, shrinking them toward zero but not exactly to zero. This penalty is controlled by a non-negative tuning parameter </w:t>
+        <w:t xml:space="preserve">RR addresses this issue by introducing an L2 penalty on the size of the coefficients, shrinking them toward zero but not exactly to zero. This penalty is controlled by a non-negative tuning parameter </w:t>
       </w:r>
       <m:oMath>
         <m:d>
@@ -7567,6 +7487,9 @@
           </m:dPr>
           <m:e>
             <m:r>
+              <m:rPr>
+                <m:sty m:val="bi"/>
+              </m:rPr>
               <w:rPr>
                 <w:rFonts w:ascii="Cambria Math" w:hAnsi="Cambria Math" w:cs="Times New Roman"/>
                 <w:color w:val="000000" w:themeColor="text1"/>
@@ -7593,6 +7516,9 @@
       </w:r>
       <m:oMath>
         <m:r>
+          <m:rPr>
+            <m:sty m:val="bi"/>
+          </m:rPr>
           <w:rPr>
             <w:rFonts w:ascii="Cambria Math" w:hAnsi="Cambria Math" w:cs="Times New Roman"/>
             <w:color w:val="000000" w:themeColor="text1"/>
@@ -7613,20 +7539,7 @@
           <w:sz w:val="20"/>
           <w:szCs w:val="20"/>
         </w:rPr>
-        <w:t xml:space="preserve"> yield greater shrinkage of the coefficients. The ridge estimator thus solves a modified optimization problem that balances fitting the data well and keeping coefficient magnitudes small. As a result, </w:t>
-      </w:r>
-      <w:r>
-        <w:rPr>
-          <w:rFonts w:ascii="Times New Roman" w:hAnsi="Times New Roman" w:cs="Times New Roman"/>
-          <w:b w:val="0"/>
-          <w:bCs/>
-          <w:i w:val="0"/>
-          <w:iCs/>
-          <w:color w:val="000000" w:themeColor="text1"/>
-          <w:sz w:val="20"/>
-          <w:szCs w:val="20"/>
-        </w:rPr>
-        <w:t xml:space="preserve">RR is able to handles more complexity and prevent overfitting [L2].  </w:t>
+        <w:t xml:space="preserve"> yield greater shrinkage of the coefficients. The ridge estimator thus solves a modified optimization problem that balances fitting the data well and keeping coefficient magnitudes small. As a result, RR is able to handles more complexity and prevent overfitting [L2].  </w:t>
       </w:r>
     </w:p>
     <w:p>
@@ -7650,6 +7563,7 @@
         </w:numPr>
       </w:pPr>
       <w:r>
+        <w:lastRenderedPageBreak/>
         <w:t>Random Forest Tree</w:t>
       </w:r>
     </w:p>
@@ -7670,7 +7584,6 @@
         </w:numPr>
       </w:pPr>
       <w:r>
-        <w:lastRenderedPageBreak/>
         <w:t>Linear Regression</w:t>
       </w:r>
       <w:r>
@@ -7745,7 +7658,7 @@
           <w:sz w:val="20"/>
           <w:szCs w:val="20"/>
         </w:rPr>
-        <w:t xml:space="preserve"> across both quantitative metrics and class-level prediction </w:t>
+        <w:t xml:space="preserve"> across both quantitative metrics and class-level prediction behaviour, as evidenced by the reported results</w:t>
       </w:r>
       <w:r>
         <w:rPr>
@@ -7758,7 +7671,7 @@
           <w:sz w:val="20"/>
           <w:szCs w:val="20"/>
         </w:rPr>
-        <w:t>behaviour</w:t>
+        <w:t xml:space="preserve"> below:</w:t>
       </w:r>
       <w:r>
         <w:rPr>
@@ -7771,32 +7684,6 @@
           <w:sz w:val="20"/>
           <w:szCs w:val="20"/>
         </w:rPr>
-        <w:t>, as evidenced by the reported results</w:t>
-      </w:r>
-      <w:r>
-        <w:rPr>
-          <w:rFonts w:ascii="Times New Roman" w:hAnsi="Times New Roman" w:cs="Times New Roman"/>
-          <w:b w:val="0"/>
-          <w:bCs/>
-          <w:i w:val="0"/>
-          <w:iCs/>
-          <w:color w:val="000000" w:themeColor="text1"/>
-          <w:sz w:val="20"/>
-          <w:szCs w:val="20"/>
-        </w:rPr>
-        <w:t xml:space="preserve"> below:</w:t>
-      </w:r>
-      <w:r>
-        <w:rPr>
-          <w:rFonts w:ascii="Times New Roman" w:hAnsi="Times New Roman" w:cs="Times New Roman"/>
-          <w:b w:val="0"/>
-          <w:bCs/>
-          <w:i w:val="0"/>
-          <w:iCs/>
-          <w:color w:val="000000" w:themeColor="text1"/>
-          <w:sz w:val="20"/>
-          <w:szCs w:val="20"/>
-        </w:rPr>
         <w:br/>
       </w:r>
     </w:p>
@@ -7805,10 +7692,7 @@
         <w:pStyle w:val="TableTitle"/>
       </w:pPr>
       <w:r>
-        <w:t>TABLE I</w:t>
-      </w:r>
-      <w:r>
-        <w:t>I</w:t>
+        <w:t>TABLE II</w:t>
       </w:r>
     </w:p>
     <w:p>
@@ -8183,6 +8067,9 @@
           </m:sSupPr>
           <m:e>
             <m:r>
+              <m:rPr>
+                <m:sty m:val="bi"/>
+              </m:rPr>
               <w:rPr>
                 <w:rFonts w:ascii="Cambria Math" w:hAnsi="Cambria Math" w:cs="Times New Roman"/>
                 <w:color w:val="000000" w:themeColor="text1"/>
@@ -8194,6 +8081,9 @@
           </m:e>
           <m:sup>
             <m:r>
+              <m:rPr>
+                <m:sty m:val="bi"/>
+              </m:rPr>
               <w:rPr>
                 <w:rFonts w:ascii="Cambria Math" w:hAnsi="Cambria Math" w:cs="Times New Roman"/>
                 <w:color w:val="000000" w:themeColor="text1"/>
@@ -8378,33 +8268,7 @@
           <w:sz w:val="20"/>
           <w:szCs w:val="20"/>
         </w:rPr>
-        <w:t xml:space="preserve"> exhibits greater dispersion, with more predictions spilling into </w:t>
-      </w:r>
-      <w:r>
-        <w:rPr>
-          <w:rFonts w:ascii="Times New Roman" w:hAnsi="Times New Roman" w:cs="Times New Roman"/>
-          <w:b w:val="0"/>
-          <w:bCs/>
-          <w:i w:val="0"/>
-          <w:iCs/>
-          <w:color w:val="000000" w:themeColor="text1"/>
-          <w:sz w:val="20"/>
-          <w:szCs w:val="20"/>
-        </w:rPr>
-        <w:t>neighbouring</w:t>
-      </w:r>
-      <w:r>
-        <w:rPr>
-          <w:rFonts w:ascii="Times New Roman" w:hAnsi="Times New Roman" w:cs="Times New Roman"/>
-          <w:b w:val="0"/>
-          <w:bCs/>
-          <w:i w:val="0"/>
-          <w:iCs/>
-          <w:color w:val="000000" w:themeColor="text1"/>
-          <w:sz w:val="20"/>
-          <w:szCs w:val="20"/>
-        </w:rPr>
-        <w:t xml:space="preserve"> severity classes, especially underestimating or overestimating mid-range severities. </w:t>
+        <w:t xml:space="preserve"> exhibits greater dispersion, with more predictions spilling into neighbouring severity classes, especially underestimating or overestimating mid-range severities. </w:t>
       </w:r>
     </w:p>
     <w:p>
@@ -8574,6 +8438,7 @@
           <w:bCs/>
           <w:i w:val="0"/>
           <w:iCs/>
+          <w:noProof/>
           <w:color w:val="000000" w:themeColor="text1"/>
           <w:sz w:val="20"/>
           <w:szCs w:val="20"/>
@@ -8625,10 +8490,7 @@
         <w:ind w:left="0"/>
       </w:pPr>
       <w:r>
-        <w:t>Confusion Matrix: True vs Predicted Labels for MLR</w:t>
-      </w:r>
-      <w:r>
-        <w:t>.</w:t>
+        <w:t>Confusion Matrix: True vs Predicted Labels for MLR.</w:t>
       </w:r>
     </w:p>
     <w:p>
@@ -8640,6 +8502,9 @@
         </w:numPr>
       </w:pPr>
       <w:r>
+        <w:rPr>
+          <w:noProof/>
+        </w:rPr>
         <w:drawing>
           <wp:inline distT="0" distB="0" distL="0" distR="0" wp14:anchorId="467E0413" wp14:editId="43D0EF7C">
             <wp:extent cx="3060700" cy="2654935"/>
@@ -8687,13 +8552,7 @@
         <w:ind w:left="0"/>
       </w:pPr>
       <w:r>
-        <w:t xml:space="preserve">Confusion Matrix: True vs Predicted Labels for </w:t>
-      </w:r>
-      <w:r>
-        <w:t>R</w:t>
-      </w:r>
-      <w:r>
-        <w:t>R.</w:t>
+        <w:t>Confusion Matrix: True vs Predicted Labels for RR.</w:t>
       </w:r>
     </w:p>
     <w:p>
@@ -8734,6 +8593,18 @@
     </w:p>
     <w:p>
       <w:pPr>
+        <w:pStyle w:val="H2First"/>
+        <w:numPr>
+          <w:ilvl w:val="0"/>
+          <w:numId w:val="55"/>
+        </w:numPr>
+      </w:pPr>
+      <w:r>
+        <w:t>Key Insights</w:t>
+      </w:r>
+    </w:p>
+    <w:p>
+      <w:pPr>
         <w:pStyle w:val="H1ListSpace"/>
       </w:pPr>
       <w:r>
@@ -8835,21 +8706,7 @@
         <w:rPr>
           <w:spacing w:val="0"/>
         </w:rPr>
-        <w:t xml:space="preserve">).” An exception is when English units are used as identifiers in trade, such as “3½-in disk drive.” Avoid combining SI and CGS units, such as current in amperes and magnetic field in </w:t>
-      </w:r>
-      <w:proofErr w:type="spellStart"/>
-      <w:r>
-        <w:rPr>
-          <w:spacing w:val="0"/>
-        </w:rPr>
-        <w:t>oersteds</w:t>
-      </w:r>
-      <w:proofErr w:type="spellEnd"/>
-      <w:r>
-        <w:rPr>
-          <w:spacing w:val="0"/>
-        </w:rPr>
-        <w:t>. This often leads to confusion because equations do not balance dimensionally. If you must use mixed units, clearly state the units for each quantity in an equation.</w:t>
+        <w:t>).” An exception is when English units are used as identifiers in trade, such as “3½-in disk drive.” Avoid combining SI and CGS units, such as current in amperes and magnetic field in oersteds. This often leads to confusion because equations do not balance dimensionally. If you must use mixed units, clearly state the units for each quantity in an equation.</w:t>
       </w:r>
     </w:p>
     <w:p>
@@ -8890,15 +8747,7 @@
         <w:t>H</w:t>
       </w:r>
       <w:r>
-        <w:t xml:space="preserve">. Use the </w:t>
-      </w:r>
-      <w:proofErr w:type="spellStart"/>
-      <w:r>
-        <w:t>center</w:t>
-      </w:r>
-      <w:proofErr w:type="spellEnd"/>
-      <w:r>
-        <w:t xml:space="preserve"> dot to separate compound units, e.g., “A·m</w:t>
+        <w:t>. Use the center dot to separate compound units, e.g., “A·m</w:t>
       </w:r>
       <w:r>
         <w:rPr>
@@ -8935,39 +8784,7 @@
         <w:t xml:space="preserve"> is zero, not a lowercase letter “o.” </w:t>
       </w:r>
       <w:r>
-        <w:t>The term for residual magnetization is “remanence”; the adjective is “remanent”; do not write “</w:t>
-      </w:r>
-      <w:proofErr w:type="spellStart"/>
-      <w:r>
-        <w:t>remnance</w:t>
-      </w:r>
-      <w:proofErr w:type="spellEnd"/>
-      <w:r>
-        <w:t>” or “remnant.” Use the word “</w:t>
-      </w:r>
-      <w:proofErr w:type="spellStart"/>
-      <w:r>
-        <w:t>micrometer</w:t>
-      </w:r>
-      <w:proofErr w:type="spellEnd"/>
-      <w:r>
-        <w:t xml:space="preserve">” instead of “micron.” A graph within a graph is an “inset,” not an “insert.” The word “alternatively” is preferred to the word “alternately” (unless you really mean something that alternates). Use the word “whereas” instead of “while” (unless you are referring to simultaneous events). Do not use the word “essentially” to mean “approximately” or “effectively.” Do not use the word “issue” as a euphemism for “problem.” When compositions are not specified, separate chemical symbols by </w:t>
-      </w:r>
-      <w:proofErr w:type="spellStart"/>
-      <w:r>
-        <w:t>en</w:t>
-      </w:r>
-      <w:proofErr w:type="spellEnd"/>
-      <w:r>
-        <w:t>-dashes; for example, “</w:t>
-      </w:r>
-      <w:proofErr w:type="spellStart"/>
-      <w:r>
-        <w:t>NiMn</w:t>
-      </w:r>
-      <w:proofErr w:type="spellEnd"/>
-      <w:r>
-        <w:t>” indicates the intermetallic compound Ni</w:t>
+        <w:t>The term for residual magnetization is “remanence”; the adjective is “remanent”; do not write “remnance” or “remnant.” Use the word “micrometer” instead of “micron.” A graph within a graph is an “inset,” not an “insert.” The word “alternatively” is preferred to the word “alternately” (unless you really mean something that alternates). Use the word “whereas” instead of “while” (unless you are referring to simultaneous events). Do not use the word “essentially” to mean “approximately” or “effectively.” Do not use the word “issue” as a euphemism for “problem.” When compositions are not specified, separate chemical symbols by en-dashes; for example, “NiMn” indicates the intermetallic compound Ni</w:t>
       </w:r>
       <w:r>
         <w:rPr>
@@ -9011,21 +8828,13 @@
         <w:pStyle w:val="PARAIndent"/>
       </w:pPr>
       <w:r>
-        <w:t>Be aware of the different meanings of the homophones “affect” (usually a verb) and “effect” (usually a noun), “complement” and “compliment,” “discreet” and “discrete,” “</w:t>
-      </w:r>
-      <w:proofErr w:type="gramStart"/>
-      <w:r>
-        <w:t>principal”</w:t>
+        <w:t>Be aware of the different meanings of the homophones “affect” (usually a verb) and “effect” (usually a noun), “complement” and “compliment,” “discreet” and “discrete,” “principal”</w:t>
       </w:r>
       <w:r>
         <w:t xml:space="preserve"> </w:t>
       </w:r>
       <w:r>
-        <w:t xml:space="preserve"> (</w:t>
-      </w:r>
-      <w:proofErr w:type="gramEnd"/>
-      <w:r>
-        <w:t>e.g.,</w:t>
+        <w:t xml:space="preserve"> (e.g.,</w:t>
       </w:r>
       <w:r>
         <w:t xml:space="preserve"> </w:t>
@@ -9170,15 +8979,7 @@
         <w:pStyle w:val="PARAIndent"/>
       </w:pPr>
       <w:r>
-        <w:t xml:space="preserve">A general IEEE </w:t>
-      </w:r>
-      <w:proofErr w:type="spellStart"/>
-      <w:r>
-        <w:t>styleguide</w:t>
-      </w:r>
-      <w:proofErr w:type="spellEnd"/>
-      <w:r>
-        <w:t xml:space="preserve"> is available at </w:t>
+        <w:t xml:space="preserve">A general IEEE styleguide is available at </w:t>
       </w:r>
       <w:r>
         <w:rPr>
@@ -9228,23 +9029,7 @@
         <w:t>journals</w:t>
       </w:r>
       <w:r>
-        <w:t xml:space="preserve">. They are categorized based on their construction, and use of </w:t>
-      </w:r>
-      <w:proofErr w:type="spellStart"/>
-      <w:r>
-        <w:t>color</w:t>
-      </w:r>
-      <w:proofErr w:type="spellEnd"/>
-      <w:r>
-        <w:t xml:space="preserve"> / shades of </w:t>
-      </w:r>
-      <w:proofErr w:type="spellStart"/>
-      <w:r>
-        <w:t>gray</w:t>
-      </w:r>
-      <w:proofErr w:type="spellEnd"/>
-      <w:r>
-        <w:t>:</w:t>
+        <w:t>. They are categorized based on their construction, and use of color / shades of gray:</w:t>
       </w:r>
     </w:p>
     <w:p>
@@ -9260,31 +9045,7 @@
         <w:pStyle w:val="PARA"/>
       </w:pPr>
       <w:r>
-        <w:t xml:space="preserve">Figures that are meant to appear in </w:t>
-      </w:r>
-      <w:proofErr w:type="spellStart"/>
-      <w:r>
-        <w:t>color</w:t>
-      </w:r>
-      <w:proofErr w:type="spellEnd"/>
-      <w:r>
-        <w:t>, or shades of black/</w:t>
-      </w:r>
-      <w:proofErr w:type="spellStart"/>
-      <w:r>
-        <w:t>gray</w:t>
-      </w:r>
-      <w:proofErr w:type="spellEnd"/>
-      <w:r>
-        <w:t xml:space="preserve">. Such figures may include photographs, illustrations, </w:t>
-      </w:r>
-      <w:proofErr w:type="spellStart"/>
-      <w:r>
-        <w:t>multicolor</w:t>
-      </w:r>
-      <w:proofErr w:type="spellEnd"/>
-      <w:r>
-        <w:t xml:space="preserve"> graphs, and flowcharts.</w:t>
+        <w:t>Figures that are meant to appear in color, or shades of black/gray. Such figures may include photographs, illustrations, multicolor graphs, and flowcharts.</w:t>
       </w:r>
     </w:p>
     <w:p>
@@ -9300,15 +9061,7 @@
         <w:pStyle w:val="PARA"/>
       </w:pPr>
       <w:r>
-        <w:t xml:space="preserve">Figures that are composed of only black lines and shapes. These figures should have no shades or half-tones of </w:t>
-      </w:r>
-      <w:proofErr w:type="spellStart"/>
-      <w:r>
-        <w:t>gray</w:t>
-      </w:r>
-      <w:proofErr w:type="spellEnd"/>
-      <w:r>
-        <w:t>, only black and white.</w:t>
+        <w:t>Figures that are composed of only black lines and shapes. These figures should have no shades or half-tones of gray, only black and white.</w:t>
       </w:r>
     </w:p>
     <w:p>
@@ -9340,15 +9093,7 @@
         <w:pStyle w:val="PARA"/>
       </w:pPr>
       <w:r>
-        <w:t xml:space="preserve">Data charts which are typically black and white, but sometimes include </w:t>
-      </w:r>
-      <w:proofErr w:type="spellStart"/>
-      <w:r>
-        <w:t>color</w:t>
-      </w:r>
-      <w:proofErr w:type="spellEnd"/>
-      <w:r>
-        <w:t>.</w:t>
+        <w:t>Data charts which are typically black and white, but sometimes include color.</w:t>
       </w:r>
     </w:p>
     <w:p>
@@ -9909,21 +9654,12 @@
               </w:rPr>
               <w:t>3</w:t>
             </w:r>
-            <w:proofErr w:type="gramStart"/>
             <w:r>
               <w:rPr>
                 <w:sz w:val="16"/>
                 <w:szCs w:val="16"/>
               </w:rPr>
-              <w:t>/(</w:t>
-            </w:r>
-            <w:proofErr w:type="gramEnd"/>
-            <w:r>
-              <w:rPr>
-                <w:sz w:val="16"/>
-                <w:szCs w:val="16"/>
-              </w:rPr>
-              <w:t>4</w:t>
+              <w:t>/(4</w:t>
             </w:r>
             <w:r>
               <w:rPr>
@@ -10385,21 +10121,12 @@
               </w:rPr>
               <w:t>3</w:t>
             </w:r>
-            <w:proofErr w:type="gramStart"/>
             <w:r>
               <w:rPr>
                 <w:sz w:val="16"/>
                 <w:szCs w:val="16"/>
               </w:rPr>
-              <w:t>/(</w:t>
-            </w:r>
-            <w:proofErr w:type="gramEnd"/>
-            <w:r>
-              <w:rPr>
-                <w:sz w:val="16"/>
-                <w:szCs w:val="16"/>
-              </w:rPr>
-              <w:t>4</w:t>
+              <w:t>/(4</w:t>
             </w:r>
             <w:r>
               <w:rPr>
@@ -10493,23 +10220,7 @@
                 <w:sz w:val="16"/>
                 <w:szCs w:val="16"/>
               </w:rPr>
-              <w:t>1 erg/(</w:t>
-            </w:r>
-            <w:proofErr w:type="spellStart"/>
-            <w:r>
-              <w:rPr>
-                <w:sz w:val="16"/>
-                <w:szCs w:val="16"/>
-              </w:rPr>
-              <w:t>G·g</w:t>
-            </w:r>
-            <w:proofErr w:type="spellEnd"/>
-            <w:r>
-              <w:rPr>
-                <w:sz w:val="16"/>
-                <w:szCs w:val="16"/>
-              </w:rPr>
-              <w:t xml:space="preserve">) = 1 emu/g </w:t>
+              <w:t xml:space="preserve">1 erg/(G·g) = 1 emu/g </w:t>
             </w:r>
             <w:r>
               <w:rPr>
@@ -10717,17 +10428,8 @@
                 <w:sz w:val="16"/>
                 <w:szCs w:val="16"/>
               </w:rPr>
-              <w:t xml:space="preserve"> </w:t>
+              <w:t xml:space="preserve"> Wb·m</w:t>
             </w:r>
-            <w:proofErr w:type="spellStart"/>
-            <w:r>
-              <w:rPr>
-                <w:sz w:val="16"/>
-                <w:szCs w:val="16"/>
-              </w:rPr>
-              <w:t>Wb·m</w:t>
-            </w:r>
-            <w:proofErr w:type="spellEnd"/>
           </w:p>
         </w:tc>
       </w:tr>
@@ -11432,23 +11134,7 @@
                 <w:sz w:val="16"/>
                 <w:szCs w:val="16"/>
               </w:rPr>
-              <w:t xml:space="preserve"> Wb/(</w:t>
-            </w:r>
-            <w:proofErr w:type="spellStart"/>
-            <w:r>
-              <w:rPr>
-                <w:sz w:val="16"/>
-                <w:szCs w:val="16"/>
-              </w:rPr>
-              <w:t>A·m</w:t>
-            </w:r>
-            <w:proofErr w:type="spellEnd"/>
-            <w:r>
-              <w:rPr>
-                <w:sz w:val="16"/>
-                <w:szCs w:val="16"/>
-              </w:rPr>
-              <w:t>)</w:t>
+              <w:t xml:space="preserve"> Wb/(A·m)</w:t>
             </w:r>
           </w:p>
         </w:tc>
@@ -11818,23 +11504,7 @@
                 <w:sz w:val="16"/>
                 <w:szCs w:val="16"/>
               </w:rPr>
-              <w:t xml:space="preserve"> 1</w:t>
-            </w:r>
-            <w:proofErr w:type="gramStart"/>
-            <w:r>
-              <w:rPr>
-                <w:sz w:val="16"/>
-                <w:szCs w:val="16"/>
-              </w:rPr>
-              <w:t>/(</w:t>
-            </w:r>
-            <w:proofErr w:type="gramEnd"/>
-            <w:r>
-              <w:rPr>
-                <w:sz w:val="16"/>
-                <w:szCs w:val="16"/>
-              </w:rPr>
-              <w:t>4</w:t>
+              <w:t xml:space="preserve"> 1/(4</w:t>
             </w:r>
             <w:r>
               <w:rPr>
@@ -11866,7 +11536,6 @@
       <w:pPr>
         <w:pStyle w:val="FootnoteText"/>
       </w:pPr>
-      <w:proofErr w:type="spellStart"/>
       <w:r>
         <w:rPr>
           <w:vertAlign w:val="superscript"/>
@@ -11874,11 +11543,7 @@
         <w:t>a</w:t>
       </w:r>
       <w:r>
-        <w:t>Gaussian</w:t>
-      </w:r>
-      <w:proofErr w:type="spellEnd"/>
-      <w:r>
-        <w:t xml:space="preserve"> units are the same as cg emu for magnetostatics; Mx = maxwell, G = gauss, Oe = oersted; Wb = weber, V = volt, s = second, T = tesla, m = meter, A = ampere, J = joule, kg = kilogram, H = henry.</w:t>
+        <w:t>Gaussian units are the same as cg emu for magnetostatics; Mx = maxwell, G = gauss, Oe = oersted; Wb = weber, V = volt, s = second, T = tesla, m = meter, A = ampere, J = joule, kg = kilogram, H = henry.</w:t>
       </w:r>
     </w:p>
     <w:p>
@@ -11895,23 +11560,7 @@
         <w:pStyle w:val="PARA"/>
       </w:pPr>
       <w:r>
-        <w:t xml:space="preserve">Figures compiled of more than one sub-figure presented side-by-side, or stacked. If a multipart figure is made up of multiple figure types (one part is </w:t>
-      </w:r>
-      <w:proofErr w:type="spellStart"/>
-      <w:r>
-        <w:t>lineart</w:t>
-      </w:r>
-      <w:proofErr w:type="spellEnd"/>
-      <w:r>
-        <w:t xml:space="preserve">, and another is grayscale or </w:t>
-      </w:r>
-      <w:proofErr w:type="spellStart"/>
-      <w:r>
-        <w:t>color</w:t>
-      </w:r>
-      <w:proofErr w:type="spellEnd"/>
-      <w:r>
-        <w:t>) the figure should meet the stricter guidelines.</w:t>
+        <w:t>Figures compiled of more than one sub-figure presented side-by-side, or stacked. If a multipart figure is made up of multiple figure types (one part is lineart, and another is grayscale or color) the figure should meet the stricter guidelines.</w:t>
       </w:r>
     </w:p>
     <w:p>
@@ -11966,31 +11615,7 @@
         <w:pStyle w:val="PARA"/>
       </w:pPr>
       <w:r>
-        <w:t xml:space="preserve">Most charts, graphs, and tables are one column wide (3.5 inches / 88 </w:t>
-      </w:r>
-      <w:proofErr w:type="spellStart"/>
-      <w:r>
-        <w:t>millimeters</w:t>
-      </w:r>
-      <w:proofErr w:type="spellEnd"/>
-      <w:r>
-        <w:t xml:space="preserve"> / 21 picas) or page wide (7.16 inches / 181 </w:t>
-      </w:r>
-      <w:proofErr w:type="spellStart"/>
-      <w:r>
-        <w:t>millimeters</w:t>
-      </w:r>
-      <w:proofErr w:type="spellEnd"/>
-      <w:r>
-        <w:t xml:space="preserve"> / 43 picas). The maximum depth a graphic can be is 8.5 inches (216 </w:t>
-      </w:r>
-      <w:proofErr w:type="spellStart"/>
-      <w:r>
-        <w:t>millimeters</w:t>
-      </w:r>
-      <w:proofErr w:type="spellEnd"/>
-      <w:r>
-        <w:t xml:space="preserve"> / 54 picas). When choosing the depth of a graphic, please allow space for a caption. Figures can be sized between column and page widths if the author chooses, however it is recommended that figures are not sized less than column width unless when necessary.</w:t>
+        <w:t>Most charts, graphs, and tables are one column wide (3.5 inches / 88 millimeters / 21 picas) or page wide (7.16 inches / 181 millimeters / 43 picas). The maximum depth a graphic can be is 8.5 inches (216 millimeters / 54 picas). When choosing the depth of a graphic, please allow space for a caption. Figures can be sized between column and page widths if the author chooses, however it is recommended that figures are not sized less than column width unless when necessary.</w:t>
       </w:r>
     </w:p>
     <w:p>
@@ -11998,15 +11623,7 @@
         <w:pStyle w:val="PARAIndent"/>
       </w:pPr>
       <w:r>
-        <w:t xml:space="preserve">There is currently one publication with column measurements that do not coincide with those listed above. Proceedings of the IEEE has a column measurement of 3.25 inches (82.5 </w:t>
-      </w:r>
-      <w:proofErr w:type="spellStart"/>
-      <w:r>
-        <w:t>millimeters</w:t>
-      </w:r>
-      <w:proofErr w:type="spellEnd"/>
-      <w:r>
-        <w:t xml:space="preserve"> / 19.5 picas). </w:t>
+        <w:t xml:space="preserve">There is currently one publication with column measurements that do not coincide with those listed above. Proceedings of the IEEE has a column measurement of 3.25 inches (82.5 millimeters / 19.5 picas). </w:t>
       </w:r>
     </w:p>
     <w:p>
@@ -12018,39 +11635,7 @@
       </w:r>
       <w:r>
         <w:br/>
-        <w:t xml:space="preserve">1 inch wide by 1.25 inches tall (25.4 </w:t>
-      </w:r>
-      <w:proofErr w:type="spellStart"/>
-      <w:r>
-        <w:t>millimeters</w:t>
-      </w:r>
-      <w:proofErr w:type="spellEnd"/>
-      <w:r>
-        <w:t xml:space="preserve"> x 31.75 </w:t>
-      </w:r>
-      <w:proofErr w:type="spellStart"/>
-      <w:r>
-        <w:t>millimeters</w:t>
-      </w:r>
-      <w:proofErr w:type="spellEnd"/>
-      <w:r>
-        <w:t xml:space="preserve"> / 6 picas x 7.5 picas). Author photos printed in editorials measure 1.59 inches wide by 2 inches tall (40 </w:t>
-      </w:r>
-      <w:proofErr w:type="spellStart"/>
-      <w:r>
-        <w:t>millimeters</w:t>
-      </w:r>
-      <w:proofErr w:type="spellEnd"/>
-      <w:r>
-        <w:t xml:space="preserve"> x 50 </w:t>
-      </w:r>
-      <w:proofErr w:type="spellStart"/>
-      <w:r>
-        <w:t>millimeters</w:t>
-      </w:r>
-      <w:proofErr w:type="spellEnd"/>
-      <w:r>
-        <w:t xml:space="preserve"> / 9.5 picas x 12 picas).</w:t>
+        <w:t>1 inch wide by 1.25 inches tall (25.4 millimeters x 31.75 millimeters / 6 picas x 7.5 picas). Author photos printed in editorials measure 1.59 inches wide by 2 inches tall (40 millimeters x 50 millimeters / 9.5 picas x 12 picas).</w:t>
       </w:r>
     </w:p>
     <w:p>
@@ -12066,15 +11651,7 @@
         <w:pStyle w:val="PARA"/>
       </w:pPr>
       <w:r>
-        <w:t xml:space="preserve">The proper resolution of your figures will depend on the type of figure it is as defined in the “Types of Figures” section. Author photographs, </w:t>
-      </w:r>
-      <w:proofErr w:type="spellStart"/>
-      <w:r>
-        <w:t>color</w:t>
-      </w:r>
-      <w:proofErr w:type="spellEnd"/>
-      <w:r>
-        <w:t>, and grayscale figures should be at least 300dpi. Line art, including tables should be a minimum of 600dpi.</w:t>
+        <w:t>The proper resolution of your figures will depend on the type of figure it is as defined in the “Types of Figures” section. Author photographs, color, and grayscale figures should be at least 300dpi. Line art, including tables should be a minimum of 600dpi.</w:t>
       </w:r>
     </w:p>
     <w:p>
@@ -12106,31 +11683,7 @@
         <w:pStyle w:val="PARA"/>
       </w:pPr>
       <w:r>
-        <w:t xml:space="preserve">The term </w:t>
-      </w:r>
-      <w:proofErr w:type="spellStart"/>
-      <w:r>
-        <w:t>color</w:t>
-      </w:r>
-      <w:proofErr w:type="spellEnd"/>
-      <w:r>
-        <w:t xml:space="preserve"> space refers to the entire sum of </w:t>
-      </w:r>
-      <w:proofErr w:type="spellStart"/>
-      <w:r>
-        <w:t>colors</w:t>
-      </w:r>
-      <w:proofErr w:type="spellEnd"/>
-      <w:r>
-        <w:t xml:space="preserve"> that can be represented within the said medium. For our purposes, the three main </w:t>
-      </w:r>
-      <w:proofErr w:type="spellStart"/>
-      <w:r>
-        <w:t>color</w:t>
-      </w:r>
-      <w:proofErr w:type="spellEnd"/>
-      <w:r>
-        <w:t xml:space="preserve"> spaces are Grayscale, RGB (red/green/blue) and CMYK (cyan/magenta/yellow/black). RGB is generally used with on-screen graphics, whereas CMYK is used for printing purposes.</w:t>
+        <w:t>The term color space refers to the entire sum of colors that can be represented within the said medium. For our purposes, the three main color spaces are Grayscale, RGB (red/green/blue) and CMYK (cyan/magenta/yellow/black). RGB is generally used with on-screen graphics, whereas CMYK is used for printing purposes.</w:t>
       </w:r>
     </w:p>
     <w:p>
@@ -12138,55 +11691,7 @@
         <w:pStyle w:val="PARAIndent"/>
       </w:pPr>
       <w:r>
-        <w:t xml:space="preserve">All </w:t>
-      </w:r>
-      <w:proofErr w:type="spellStart"/>
-      <w:r>
-        <w:t>color</w:t>
-      </w:r>
-      <w:proofErr w:type="spellEnd"/>
-      <w:r>
-        <w:t xml:space="preserve"> figures should be generated in RGB or CMYK </w:t>
-      </w:r>
-      <w:proofErr w:type="spellStart"/>
-      <w:r>
-        <w:t>color</w:t>
-      </w:r>
-      <w:proofErr w:type="spellEnd"/>
-      <w:r>
-        <w:t xml:space="preserve"> space. Grayscale images should be submitted in Grayscale </w:t>
-      </w:r>
-      <w:proofErr w:type="spellStart"/>
-      <w:r>
-        <w:t>color</w:t>
-      </w:r>
-      <w:proofErr w:type="spellEnd"/>
-      <w:r>
-        <w:t xml:space="preserve"> space. Line art may be provided in grayscale OR bitmap </w:t>
-      </w:r>
-      <w:proofErr w:type="spellStart"/>
-      <w:r>
-        <w:t>colorspace</w:t>
-      </w:r>
-      <w:proofErr w:type="spellEnd"/>
-      <w:r>
-        <w:t xml:space="preserve">. Note that “bitmap </w:t>
-      </w:r>
-      <w:proofErr w:type="spellStart"/>
-      <w:r>
-        <w:t>colorspace</w:t>
-      </w:r>
-      <w:proofErr w:type="spellEnd"/>
-      <w:r>
-        <w:t xml:space="preserve">” and “bitmap file format” are not the same thing. When bitmap </w:t>
-      </w:r>
-      <w:proofErr w:type="spellStart"/>
-      <w:r>
-        <w:t>color</w:t>
-      </w:r>
-      <w:proofErr w:type="spellEnd"/>
-      <w:r>
-        <w:t xml:space="preserve"> space is selected, .TIF/.TIFF/.PNG are the recommended file formats.</w:t>
+        <w:t>All color figures should be generated in RGB or CMYK color space. Grayscale images should be submitted in Grayscale color space. Line art may be provided in grayscale OR bitmap colorspace. Note that “bitmap colorspace” and “bitmap file format” are not the same thing. When bitmap color space is selected, .TIF/.TIFF/.PNG are the recommended file formats.</w:t>
       </w:r>
     </w:p>
     <w:p>
@@ -12268,9 +11773,10 @@
       </w:r>
       <w:r>
         <w:rPr>
+          <w:noProof/>
           <w:position w:val="-2"/>
         </w:rPr>
-        <w:object w:dxaOrig="100" w:dyaOrig="120" w14:anchorId="12D88ECF">
+        <w:object w:dxaOrig="100" w:dyaOrig="120" w14:anchorId="61946B63">
           <v:shapetype id="_x0000_t75" coordsize="21600,21600" o:spt="75" o:preferrelative="t" path="m@4@5l@4@11@9@11@9@5xe" filled="f" stroked="f">
             <v:stroke joinstyle="miter"/>
             <v:formulas>
@@ -12290,10 +11796,10 @@
             <v:path o:extrusionok="f" gradientshapeok="t" o:connecttype="rect"/>
             <o:lock v:ext="edit" aspectratio="t"/>
           </v:shapetype>
-          <v:shape id="_x0000_i1025" type="#_x0000_t75" style="width:5.25pt;height:5.25pt" o:ole="" fillcolor="window">
+          <v:shape id="_x0000_i1025" type="#_x0000_t75" alt="" style="width:5.05pt;height:5.05pt;mso-width-percent:0;mso-height-percent:0;mso-width-percent:0;mso-height-percent:0" o:ole="" fillcolor="window">
             <v:imagedata r:id="rId27" o:title=""/>
           </v:shape>
-          <o:OLEObject Type="Embed" ProgID="Equation.3" ShapeID="_x0000_i1025" DrawAspect="Content" ObjectID="_1830703063" r:id="rId28"/>
+          <o:OLEObject Type="Embed" ProgID="Equation.3" ShapeID="_x0000_i1025" DrawAspect="Content" ObjectID="_1831056705" r:id="rId28"/>
         </w:object>
       </w:r>
       <w:r>
@@ -12335,15 +11841,7 @@
         <w:sym w:font="Symbol" w:char="F0B4"/>
       </w:r>
       <w:r>
-        <w:t xml:space="preserve"> 1000” because the reader would not know whether the top axis label in Fig. 1 meant 16000 A/m or 0.016 A/m. Figure labels should be legible, approximately </w:t>
-      </w:r>
-      <w:proofErr w:type="gramStart"/>
-      <w:r>
-        <w:t>8 to 10 point</w:t>
-      </w:r>
-      <w:proofErr w:type="gramEnd"/>
-      <w:r>
-        <w:t xml:space="preserve"> type.</w:t>
+        <w:t xml:space="preserve"> 1000” because the reader would not know whether the top axis label in Fig. 1 meant 16000 A/m or 0.016 A/m. Figure labels should be legible, approximately 8 to 10 point type.</w:t>
       </w:r>
     </w:p>
     <w:p>
@@ -12360,31 +11858,7 @@
         <w:pStyle w:val="PARA"/>
       </w:pPr>
       <w:r>
-        <w:t xml:space="preserve">Multipart figures should be combined and </w:t>
-      </w:r>
-      <w:proofErr w:type="spellStart"/>
-      <w:r>
-        <w:t>labeled</w:t>
-      </w:r>
-      <w:proofErr w:type="spellEnd"/>
-      <w:r>
-        <w:t xml:space="preserve"> before final submission. Labels should appear </w:t>
-      </w:r>
-      <w:proofErr w:type="spellStart"/>
-      <w:r>
-        <w:t>centered</w:t>
-      </w:r>
-      <w:proofErr w:type="spellEnd"/>
-      <w:r>
-        <w:t xml:space="preserve"> below each subfigure in </w:t>
-      </w:r>
-      <w:proofErr w:type="gramStart"/>
-      <w:r>
-        <w:t>8 point</w:t>
-      </w:r>
-      <w:proofErr w:type="gramEnd"/>
-      <w:r>
-        <w:t xml:space="preserve"> Times New Roman font in the format of (a) (b) (c). </w:t>
+        <w:t xml:space="preserve">Multipart figures should be combined and labeled before final submission. Labels should appear centered below each subfigure in 8 point Times New Roman font in the format of (a) (b) (c). </w:t>
       </w:r>
     </w:p>
     <w:p>
@@ -12423,23 +11897,7 @@
         <w:pStyle w:val="PARAIndent"/>
       </w:pPr>
       <w:r>
-        <w:t xml:space="preserve">Author photographs should be named using the first five characters of the pictured author’s last name. For example, four author photographs for a paper may be named: oppen.ps, </w:t>
-      </w:r>
-      <w:proofErr w:type="spellStart"/>
-      <w:r>
-        <w:t>moshc.tif</w:t>
-      </w:r>
-      <w:proofErr w:type="spellEnd"/>
-      <w:r>
-        <w:t xml:space="preserve">, </w:t>
-      </w:r>
-      <w:proofErr w:type="spellStart"/>
-      <w:r>
-        <w:t>chen.eps</w:t>
-      </w:r>
-      <w:proofErr w:type="spellEnd"/>
-      <w:r>
-        <w:t>, and duran.pdf.</w:t>
+        <w:t>Author photographs should be named using the first five characters of the pictured author’s last name. For example, four author photographs for a paper may be named: oppen.ps, moshc.tif, chen.eps, and duran.pdf.</w:t>
       </w:r>
     </w:p>
     <w:p>
@@ -12447,23 +11905,7 @@
         <w:pStyle w:val="PARAIndent"/>
       </w:pPr>
       <w:r>
-        <w:t xml:space="preserve">If two authors or more have the same last name, their first initial(s) can be substituted for the fifth, fourth, third... letters of their surname until the degree where there is differentiation. For example, two authors Michael and Monica Oppenheimer’s photos would be named </w:t>
-      </w:r>
-      <w:proofErr w:type="spellStart"/>
-      <w:r>
-        <w:t>oppmi.tif</w:t>
-      </w:r>
-      <w:proofErr w:type="spellEnd"/>
-      <w:r>
-        <w:t xml:space="preserve">, and </w:t>
-      </w:r>
-      <w:proofErr w:type="spellStart"/>
-      <w:r>
-        <w:t>oppmo.eps</w:t>
-      </w:r>
-      <w:proofErr w:type="spellEnd"/>
-      <w:r>
-        <w:t>.</w:t>
+        <w:t>If two authors or more have the same last name, their first initial(s) can be substituted for the fifth, fourth, third... letters of their surname until the degree where there is differentiation. For example, two authors Michael and Monica Oppenheimer’s photos would be named oppmi.tif, and oppmo.eps.</w:t>
       </w:r>
     </w:p>
     <w:p>
@@ -12570,21 +12012,7 @@
         <w:rPr>
           <w:spacing w:val="-4"/>
         </w:rPr>
-        <w:t xml:space="preserve">All IEEE Transactions, Journals, and Letters allow an author to publish </w:t>
-      </w:r>
-      <w:proofErr w:type="spellStart"/>
-      <w:r>
-        <w:rPr>
-          <w:spacing w:val="-4"/>
-        </w:rPr>
-        <w:t>color</w:t>
-      </w:r>
-      <w:proofErr w:type="spellEnd"/>
-      <w:r>
-        <w:rPr>
-          <w:spacing w:val="-4"/>
-        </w:rPr>
-        <w:t xml:space="preserve"> figures on IEEE </w:t>
+        <w:t xml:space="preserve">All IEEE Transactions, Journals, and Letters allow an author to publish color figures on IEEE </w:t>
       </w:r>
       <w:r>
         <w:rPr>
@@ -12597,35 +12025,7 @@
         <w:rPr>
           <w:spacing w:val="-4"/>
         </w:rPr>
-        <w:t xml:space="preserve">® at no charge, and automatically convert them to grayscale for print versions. In most journals, figures and tables may alternatively be printed in </w:t>
-      </w:r>
-      <w:proofErr w:type="spellStart"/>
-      <w:r>
-        <w:rPr>
-          <w:spacing w:val="-4"/>
-        </w:rPr>
-        <w:t>color</w:t>
-      </w:r>
-      <w:proofErr w:type="spellEnd"/>
-      <w:r>
-        <w:rPr>
-          <w:spacing w:val="-4"/>
-        </w:rPr>
-        <w:t xml:space="preserve"> if an author chooses to do so. Please note that this service comes at an extra expense to the author. If you intend to have print </w:t>
-      </w:r>
-      <w:proofErr w:type="spellStart"/>
-      <w:r>
-        <w:rPr>
-          <w:spacing w:val="-4"/>
-        </w:rPr>
-        <w:t>color</w:t>
-      </w:r>
-      <w:proofErr w:type="spellEnd"/>
-      <w:r>
-        <w:rPr>
-          <w:spacing w:val="-4"/>
-        </w:rPr>
-        <w:t xml:space="preserve"> graphics, include a note with your final paper indicating which figures or tables you would like to be handled that way, and stating that you are willing to pay the additional fee.</w:t>
+        <w:t>® at no charge, and automatically convert them to grayscale for print versions. In most journals, figures and tables may alternatively be printed in color if an author chooses to do so. Please note that this service comes at an extra expense to the author. If you intend to have print color graphics, include a note with your final paper indicating which figures or tables you would like to be handled that way, and stating that you are willing to pay the additional fee.</w:t>
       </w:r>
     </w:p>
     <w:p>
@@ -12761,15 +12161,7 @@
         <w:pStyle w:val="PARA"/>
       </w:pPr>
       <w:r>
-        <w:t xml:space="preserve">When your article is accepted, you can submit the final files, including figures, tables, and photos, per the journal’s guidelines through the submission system used to submit the </w:t>
-      </w:r>
-      <w:proofErr w:type="spellStart"/>
-      <w:r>
-        <w:t>articlle</w:t>
-      </w:r>
-      <w:proofErr w:type="spellEnd"/>
-      <w:r>
-        <w:t xml:space="preserve">. You may use </w:t>
+        <w:t xml:space="preserve">When your article is accepted, you can submit the final files, including figures, tables, and photos, per the journal’s guidelines through the submission system used to submit the articlle. You may use </w:t>
       </w:r>
       <w:r>
         <w:rPr>
@@ -12789,14 +12181,12 @@
       <w:r>
         <w:t xml:space="preserve">, </w:t>
       </w:r>
-      <w:proofErr w:type="spellStart"/>
       <w:r>
         <w:rPr>
           <w:i/>
         </w:rPr>
         <w:t>Pkzip</w:t>
       </w:r>
-      <w:proofErr w:type="spellEnd"/>
       <w:r>
         <w:t xml:space="preserve">, </w:t>
       </w:r>
@@ -12809,14 +12199,12 @@
       <w:r>
         <w:t xml:space="preserve">, or </w:t>
       </w:r>
-      <w:proofErr w:type="spellStart"/>
       <w:r>
         <w:rPr>
           <w:i/>
         </w:rPr>
         <w:t>Gzip</w:t>
       </w:r>
-      <w:proofErr w:type="spellEnd"/>
       <w:r>
         <w:t>.</w:t>
       </w:r>
@@ -12876,21 +12264,7 @@
         <w:rPr>
           <w:spacing w:val="0"/>
         </w:rPr>
-        <w:t xml:space="preserve">Along with other information, you will be asked to select the subject from a pull-down list. There are various steps to the submission process; you must complete all steps for a complete submission. At the end of each </w:t>
-      </w:r>
-      <w:proofErr w:type="gramStart"/>
-      <w:r>
-        <w:rPr>
-          <w:spacing w:val="0"/>
-        </w:rPr>
-        <w:t>step</w:t>
-      </w:r>
-      <w:proofErr w:type="gramEnd"/>
-      <w:r>
-        <w:rPr>
-          <w:spacing w:val="0"/>
-        </w:rPr>
-        <w:t xml:space="preserve"> you must click “Save and Continue”; just uploading the paper is not sufficient. After the last step, you should see a confirmation that the submission is complete. You should also receive an e-mail confirmation. For inquiries regarding the submission of your article, please contact ieeeaccess@ieee.org.</w:t>
+        <w:t>Along with other information, you will be asked to select the subject from a pull-down list. There are various steps to the submission process; you must complete all steps for a complete submission. At the end of each step you must click “Save and Continue”; just uploading the paper is not sufficient. After the last step, you should see a confirmation that the submission is complete. You should also receive an e-mail confirmation. For inquiries regarding the submission of your article, please contact ieeeaccess@ieee.org.</w:t>
       </w:r>
     </w:p>
     <w:p>
@@ -12961,59 +12335,31 @@
         <w:rPr>
           <w:shd w:val="clear" w:color="auto" w:fill="FFFFFF"/>
         </w:rPr>
-        <w:t>Authors must submit an electronic IEEE Copyright Form (</w:t>
-      </w:r>
-      <w:proofErr w:type="spellStart"/>
+        <w:t>Authors must submit an electronic IEEE Copyright Form (eCF) upon submitting their final manuscript files.</w:t>
+      </w:r>
       <w:r>
         <w:rPr>
           <w:shd w:val="clear" w:color="auto" w:fill="FFFFFF"/>
         </w:rPr>
-        <w:t>eCF</w:t>
-      </w:r>
-      <w:proofErr w:type="spellEnd"/>
+        <w:t xml:space="preserve"> </w:t>
+      </w:r>
       <w:r>
         <w:rPr>
           <w:shd w:val="clear" w:color="auto" w:fill="FFFFFF"/>
         </w:rPr>
-        <w:t>) upon submitting their final manuscript files.</w:t>
+        <w:t>You</w:t>
       </w:r>
       <w:r>
         <w:rPr>
           <w:shd w:val="clear" w:color="auto" w:fill="FFFFFF"/>
         </w:rPr>
-        <w:t xml:space="preserve"> </w:t>
+        <w:t xml:space="preserve"> can a</w:t>
       </w:r>
       <w:r>
         <w:rPr>
           <w:shd w:val="clear" w:color="auto" w:fill="FFFFFF"/>
         </w:rPr>
-        <w:t>You</w:t>
-      </w:r>
-      <w:r>
-        <w:rPr>
-          <w:shd w:val="clear" w:color="auto" w:fill="FFFFFF"/>
-        </w:rPr>
-        <w:t xml:space="preserve"> can a</w:t>
-      </w:r>
-      <w:r>
-        <w:rPr>
-          <w:shd w:val="clear" w:color="auto" w:fill="FFFFFF"/>
-        </w:rPr>
-        <w:t xml:space="preserve">ccess the </w:t>
-      </w:r>
-      <w:proofErr w:type="spellStart"/>
-      <w:r>
-        <w:rPr>
-          <w:shd w:val="clear" w:color="auto" w:fill="FFFFFF"/>
-        </w:rPr>
-        <w:t>eCF</w:t>
-      </w:r>
-      <w:proofErr w:type="spellEnd"/>
-      <w:r>
-        <w:rPr>
-          <w:shd w:val="clear" w:color="auto" w:fill="FFFFFF"/>
-        </w:rPr>
-        <w:t xml:space="preserve"> system through your</w:t>
+        <w:t>ccess the eCF system through your</w:t>
       </w:r>
       <w:r>
         <w:rPr>
@@ -13275,9 +12621,11 @@
           <w:i/>
           <w:iCs/>
         </w:rPr>
-        <w:t xml:space="preserve">Title of His Published Book, </w:t>
-      </w:r>
-      <w:proofErr w:type="spellStart"/>
+        <w:t>Title of His Published Book, x</w:t>
+      </w:r>
+      <w:r>
+        <w:t xml:space="preserve">th ed. City of Publisher, (only U.S. State), Country: Abbrev. of Publisher, year, ch. </w:t>
+      </w:r>
       <w:r>
         <w:rPr>
           <w:rFonts w:cs="TimesNewRomanPS-ItalicMT"/>
@@ -13287,19 +12635,7 @@
         <w:t>x</w:t>
       </w:r>
       <w:r>
-        <w:t>th</w:t>
-      </w:r>
-      <w:proofErr w:type="spellEnd"/>
-      <w:r>
-        <w:t xml:space="preserve"> ed. City of Publisher, (only U.S. State), Country: Abbrev. of Publisher, year, </w:t>
-      </w:r>
-      <w:proofErr w:type="spellStart"/>
-      <w:r>
-        <w:t>ch.</w:t>
-      </w:r>
-      <w:proofErr w:type="spellEnd"/>
-      <w:r>
-        <w:t xml:space="preserve"> </w:t>
+        <w:t xml:space="preserve">, sec. </w:t>
       </w:r>
       <w:r>
         <w:rPr>
@@ -13310,7 +12646,7 @@
         <w:t>x</w:t>
       </w:r>
       <w:r>
-        <w:t xml:space="preserve">, sec. </w:t>
+        <w:t xml:space="preserve">, pp. </w:t>
       </w:r>
       <w:r>
         <w:rPr>
@@ -13318,17 +12654,6 @@
           <w:i/>
           <w:iCs/>
         </w:rPr>
-        <w:t>x</w:t>
-      </w:r>
-      <w:r>
-        <w:t xml:space="preserve">, pp. </w:t>
-      </w:r>
-      <w:r>
-        <w:rPr>
-          <w:rFonts w:cs="TimesNewRomanPS-ItalicMT"/>
-          <w:i/>
-          <w:iCs/>
-        </w:rPr>
         <w:t>xxx–xxx.</w:t>
       </w:r>
     </w:p>
@@ -13484,21 +12809,7 @@
         <w:rPr>
           <w:lang w:eastAsia="en-IN"/>
         </w:rPr>
-        <w:t>See [3]</w:t>
-      </w:r>
-      <w:proofErr w:type="gramStart"/>
-      <w:r>
-        <w:rPr>
-          <w:lang w:eastAsia="en-IN"/>
-        </w:rPr>
-        <w:t>–[</w:t>
-      </w:r>
-      <w:proofErr w:type="gramEnd"/>
-      <w:r>
-        <w:rPr>
-          <w:lang w:eastAsia="en-IN"/>
-        </w:rPr>
-        <w:t>5].</w:t>
+        <w:t>See [3]–[5].</w:t>
       </w:r>
     </w:p>
     <w:p>
@@ -13660,7 +12971,6 @@
         </w:rPr>
         <w:t xml:space="preserve">, </w:t>
       </w:r>
-      <w:proofErr w:type="spellStart"/>
       <w:r>
         <w:rPr>
           <w:i/>
@@ -13672,42 +12982,7 @@
         <w:rPr>
           <w:lang w:eastAsia="en-IN"/>
         </w:rPr>
-        <w:t>th</w:t>
-      </w:r>
-      <w:proofErr w:type="spellEnd"/>
-      <w:r>
-        <w:rPr>
-          <w:lang w:eastAsia="en-IN"/>
-        </w:rPr>
-        <w:t xml:space="preserve"> ed. City of Publisher, </w:t>
-      </w:r>
-      <w:proofErr w:type="gramStart"/>
-      <w:r>
-        <w:rPr>
-          <w:lang w:eastAsia="en-IN"/>
-        </w:rPr>
-        <w:t>State,  Country</w:t>
-      </w:r>
-      <w:proofErr w:type="gramEnd"/>
-      <w:r>
-        <w:rPr>
-          <w:lang w:eastAsia="en-IN"/>
-        </w:rPr>
-        <w:t xml:space="preserve">: Abbrev. of Publisher, year, </w:t>
-      </w:r>
-      <w:proofErr w:type="spellStart"/>
-      <w:r>
-        <w:rPr>
-          <w:lang w:eastAsia="en-IN"/>
-        </w:rPr>
-        <w:t>ch.</w:t>
-      </w:r>
-      <w:proofErr w:type="spellEnd"/>
-      <w:r>
-        <w:rPr>
-          <w:lang w:eastAsia="en-IN"/>
-        </w:rPr>
-        <w:t xml:space="preserve"> </w:t>
+        <w:t xml:space="preserve">th ed. City of Publisher, State,  Country: Abbrev. of Publisher, year, ch. </w:t>
       </w:r>
       <w:r>
         <w:rPr>
@@ -13777,27 +13052,13 @@
         <w:rPr>
           <w:lang w:eastAsia="en-IN"/>
         </w:rPr>
-        <w:t>See [10]</w:t>
-      </w:r>
-      <w:proofErr w:type="gramStart"/>
+        <w:t>See [10]–</w:t>
+      </w:r>
       <w:r>
         <w:rPr>
           <w:lang w:eastAsia="en-IN"/>
         </w:rPr>
-        <w:t>–</w:t>
-      </w:r>
-      <w:r>
-        <w:rPr>
-          <w:lang w:eastAsia="en-IN"/>
-        </w:rPr>
-        <w:t>[</w:t>
-      </w:r>
-      <w:proofErr w:type="gramEnd"/>
-      <w:r>
-        <w:rPr>
-          <w:lang w:eastAsia="en-IN"/>
-        </w:rPr>
-        <w:t>13].</w:t>
+        <w:t>[13].</w:t>
       </w:r>
     </w:p>
     <w:p>
@@ -13928,27 +13189,13 @@
         <w:rPr>
           <w:lang w:eastAsia="en-IN"/>
         </w:rPr>
-        <w:t>4]</w:t>
-      </w:r>
-      <w:proofErr w:type="gramStart"/>
+        <w:t>4]–</w:t>
+      </w:r>
       <w:r>
         <w:rPr>
           <w:lang w:eastAsia="en-IN"/>
         </w:rPr>
-        <w:t>–</w:t>
-      </w:r>
-      <w:r>
-        <w:rPr>
-          <w:lang w:eastAsia="en-IN"/>
-        </w:rPr>
-        <w:t>[</w:t>
-      </w:r>
-      <w:proofErr w:type="gramEnd"/>
-      <w:r>
-        <w:rPr>
-          <w:lang w:eastAsia="en-IN"/>
-        </w:rPr>
-        <w:t>1</w:t>
+        <w:t>[1</w:t>
       </w:r>
       <w:r>
         <w:rPr>
@@ -14165,14 +13412,12 @@
       <w:r>
         <w:t xml:space="preserve">., City of Conf., Abbrev. State (if given), Country, year, pp. </w:t>
       </w:r>
-      <w:proofErr w:type="spellStart"/>
       <w:r>
         <w:rPr>
           <w:i/>
         </w:rPr>
         <w:t>xxxxxx</w:t>
       </w:r>
-      <w:proofErr w:type="spellEnd"/>
       <w:r>
         <w:t>.</w:t>
       </w:r>
@@ -14277,17 +13522,8 @@
           <w:rFonts w:eastAsia="NimbusRomNo9L-ReguItal"/>
           <w:i/>
         </w:rPr>
-        <w:t xml:space="preserve">x xxx </w:t>
-      </w:r>
-      <w:proofErr w:type="spellStart"/>
-      <w:r>
-        <w:rPr>
-          <w:rFonts w:eastAsia="NimbusRomNo9L-ReguItal"/>
-          <w:i/>
-        </w:rPr>
-        <w:t>xxx</w:t>
-      </w:r>
-      <w:proofErr w:type="spellEnd"/>
+        <w:t>x xxx xxx</w:t>
+      </w:r>
       <w:r>
         <w:rPr>
           <w:rFonts w:eastAsia="CMSY7"/>
@@ -14463,30 +13699,110 @@
           <w:rFonts w:eastAsia="CMSY7"/>
           <w:lang w:eastAsia="en-IN"/>
         </w:rPr>
-        <w:t>See [27]</w:t>
-      </w:r>
-      <w:proofErr w:type="gramStart"/>
+        <w:t>See [27]–</w:t>
+      </w:r>
       <w:r>
         <w:rPr>
           <w:rFonts w:eastAsia="CMSY7"/>
           <w:lang w:eastAsia="en-IN"/>
         </w:rPr>
-        <w:t>–</w:t>
-      </w:r>
+        <w:t>[29].</w:t>
+      </w:r>
+    </w:p>
+    <w:p>
+      <w:pPr>
+        <w:pStyle w:val="REFBUL"/>
+      </w:pPr>
+      <w:r>
+        <w:rPr>
+          <w:rFonts w:eastAsia="NimbusRomNo9L-ReguItal"/>
+          <w:lang w:eastAsia="en-IN"/>
+        </w:rPr>
+        <w:t>Basic formats for standards:</w:t>
+      </w:r>
+    </w:p>
+    <w:p>
+      <w:pPr>
+        <w:pStyle w:val="REFTxt"/>
+        <w:ind w:left="960" w:hanging="240"/>
+      </w:pPr>
+      <w:r>
+        <w:t>1)</w:t>
+      </w:r>
+      <w:r>
+        <w:tab/>
+      </w:r>
+      <w:r>
+        <w:rPr>
+          <w:i/>
+        </w:rPr>
+        <w:t>Title of Standard</w:t>
+      </w:r>
+      <w:r>
+        <w:t>, Standard number, date.</w:t>
+      </w:r>
+    </w:p>
+    <w:p>
+      <w:pPr>
+        <w:pStyle w:val="REFTxt"/>
+        <w:ind w:left="960" w:hanging="240"/>
+      </w:pPr>
+      <w:r>
+        <w:t>2)</w:t>
+      </w:r>
+      <w:r>
+        <w:tab/>
+      </w:r>
+      <w:r>
+        <w:rPr>
+          <w:i/>
+        </w:rPr>
+        <w:t>Title of Standard</w:t>
+      </w:r>
+      <w:r>
+        <w:t>, Standard number, Corporate author, location, date.</w:t>
+      </w:r>
+    </w:p>
+    <w:p>
+      <w:pPr>
+        <w:pStyle w:val="REFTxt"/>
+        <w:rPr>
+          <w:lang w:eastAsia="en-IN"/>
+        </w:rPr>
+      </w:pPr>
       <w:r>
         <w:rPr>
           <w:rFonts w:eastAsia="CMSY7"/>
           <w:lang w:eastAsia="en-IN"/>
         </w:rPr>
-        <w:t>[</w:t>
-      </w:r>
-      <w:proofErr w:type="gramEnd"/>
+        <w:t>See [30], [31].</w:t>
+      </w:r>
+    </w:p>
+    <w:p>
+      <w:pPr>
+        <w:pStyle w:val="REFBUL"/>
+      </w:pPr>
+      <w:r>
+        <w:rPr>
+          <w:rFonts w:eastAsia="NimbusRomNo9L-ReguItal"/>
+          <w:lang w:eastAsia="en-IN"/>
+        </w:rPr>
+        <w:t>Article number in reference examples:</w:t>
+      </w:r>
+    </w:p>
+    <w:p>
+      <w:pPr>
+        <w:pStyle w:val="REFTxt"/>
+        <w:rPr>
+          <w:lang w:eastAsia="en-IN"/>
+        </w:rPr>
+      </w:pPr>
       <w:r>
         <w:rPr>
           <w:rFonts w:eastAsia="CMSY7"/>
           <w:lang w:eastAsia="en-IN"/>
         </w:rPr>
-        <w:t>29].</w:t>
+        <w:t>See [32], [33].</w:t>
       </w:r>
     </w:p>
     <w:p>
@@ -14498,57 +13814,7 @@
           <w:rFonts w:eastAsia="NimbusRomNo9L-ReguItal"/>
           <w:lang w:eastAsia="en-IN"/>
         </w:rPr>
-        <w:t>Basic formats for standards:</w:t>
-      </w:r>
-    </w:p>
-    <w:p>
-      <w:pPr>
-        <w:pStyle w:val="REFTxt"/>
-        <w:ind w:left="960" w:hanging="240"/>
-      </w:pPr>
-      <w:r>
-        <w:t>1)</w:t>
-      </w:r>
-      <w:r>
-        <w:tab/>
-      </w:r>
-      <w:r>
-        <w:rPr>
-          <w:i/>
-        </w:rPr>
-        <w:t>Title of Standard</w:t>
-      </w:r>
-      <w:r>
-        <w:t>, Standard number, date.</w:t>
-      </w:r>
-    </w:p>
-    <w:p>
-      <w:pPr>
-        <w:pStyle w:val="REFTxt"/>
-        <w:ind w:left="960" w:hanging="240"/>
-      </w:pPr>
-      <w:r>
-        <w:t>2)</w:t>
-      </w:r>
-      <w:r>
-        <w:tab/>
-      </w:r>
-      <w:r>
-        <w:rPr>
-          <w:i/>
-        </w:rPr>
-        <w:t>Title of Standard</w:t>
-      </w:r>
-      <w:r>
-        <w:t xml:space="preserve">, Standard number, </w:t>
-      </w:r>
-      <w:proofErr w:type="gramStart"/>
-      <w:r>
-        <w:t>Corporate</w:t>
-      </w:r>
-      <w:proofErr w:type="gramEnd"/>
-      <w:r>
-        <w:t xml:space="preserve"> author, location, date.</w:t>
+        <w:t>Example when using et al.:</w:t>
       </w:r>
     </w:p>
     <w:p>
@@ -14563,60 +13829,6 @@
           <w:rFonts w:eastAsia="CMSY7"/>
           <w:lang w:eastAsia="en-IN"/>
         </w:rPr>
-        <w:t>See [30], [31].</w:t>
-      </w:r>
-    </w:p>
-    <w:p>
-      <w:pPr>
-        <w:pStyle w:val="REFBUL"/>
-      </w:pPr>
-      <w:r>
-        <w:rPr>
-          <w:rFonts w:eastAsia="NimbusRomNo9L-ReguItal"/>
-          <w:lang w:eastAsia="en-IN"/>
-        </w:rPr>
-        <w:t>Article number in reference examples:</w:t>
-      </w:r>
-    </w:p>
-    <w:p>
-      <w:pPr>
-        <w:pStyle w:val="REFTxt"/>
-        <w:rPr>
-          <w:lang w:eastAsia="en-IN"/>
-        </w:rPr>
-      </w:pPr>
-      <w:r>
-        <w:rPr>
-          <w:rFonts w:eastAsia="CMSY7"/>
-          <w:lang w:eastAsia="en-IN"/>
-        </w:rPr>
-        <w:t>See [32], [33].</w:t>
-      </w:r>
-    </w:p>
-    <w:p>
-      <w:pPr>
-        <w:pStyle w:val="REFBUL"/>
-      </w:pPr>
-      <w:r>
-        <w:rPr>
-          <w:rFonts w:eastAsia="NimbusRomNo9L-ReguItal"/>
-          <w:lang w:eastAsia="en-IN"/>
-        </w:rPr>
-        <w:t>Example when using et al.:</w:t>
-      </w:r>
-    </w:p>
-    <w:p>
-      <w:pPr>
-        <w:pStyle w:val="REFTxt"/>
-        <w:rPr>
-          <w:lang w:eastAsia="en-IN"/>
-        </w:rPr>
-      </w:pPr>
-      <w:r>
-        <w:rPr>
-          <w:rFonts w:eastAsia="CMSY7"/>
-          <w:lang w:eastAsia="en-IN"/>
-        </w:rPr>
         <w:t>See [34].</w:t>
       </w:r>
     </w:p>
@@ -14637,23 +13849,7 @@
         </w:rPr>
       </w:pPr>
       <w:r>
-        <w:t xml:space="preserve">The preferred spelling of the word “acknowledgment” in American English is without an “e” after the “g.” Use the singular heading even if you have many acknowledgments. Avoid expressions such as “One of us (S.B.A.) would like to thank </w:t>
-      </w:r>
-      <w:proofErr w:type="gramStart"/>
-      <w:r>
-        <w:t>. . . .</w:t>
-      </w:r>
-      <w:proofErr w:type="gramEnd"/>
-      <w:r>
-        <w:t xml:space="preserve">” Instead, write “F. A. Author thanks </w:t>
-      </w:r>
-      <w:proofErr w:type="gramStart"/>
-      <w:r>
-        <w:t>. . . .</w:t>
-      </w:r>
-      <w:proofErr w:type="gramEnd"/>
-      <w:r>
-        <w:t>” In most cases, sponsor and financial support acknowledgments are placed in the unnumbered footnote on the first page, not here.</w:t>
+        <w:t>The preferred spelling of the word “acknowledgment” in American English is without an “e” after the “g.” Use the singular heading even if you have many acknowledgments. Avoid expressions such as “One of us (S.B.A.) would like to thank . . . .” Instead, write “F. A. Author thanks . . . .” In most cases, sponsor and financial support acknowledgments are placed in the unnumbered footnote on the first page, not here.</w:t>
       </w:r>
     </w:p>
     <w:p>
@@ -14761,51 +13957,50 @@
           <w:rFonts w:eastAsia="NimbusRomNo9L-ReguItal"/>
           <w:i/>
         </w:rPr>
-        <w:t xml:space="preserve">IEEE Trans. Antennas </w:t>
-      </w:r>
-      <w:proofErr w:type="spellStart"/>
+        <w:t>IEEE Trans. Antennas Propagat</w:t>
+      </w:r>
+      <w:r>
+        <w:t>., to be published.</w:t>
+      </w:r>
+    </w:p>
+    <w:p>
+      <w:pPr>
+        <w:pStyle w:val="References"/>
+      </w:pPr>
+      <w:r>
+        <w:t>E. E. Reber, R. L. Michell, and C. J. Carter, “Oxygen absorption in the earth’s atmosphere,” Aerospace Corp., Los Angeles, CA, USA, Tech. Rep. TR-0200 (4230-46)-3, Nov. 1988.</w:t>
+      </w:r>
+    </w:p>
+    <w:p>
+      <w:pPr>
+        <w:pStyle w:val="References"/>
+      </w:pPr>
+      <w:r>
+        <w:t>J. H. Davis and J. R. Cogdell, “Calibration program for the 16-foot antenna,” Elect. Eng. Res. Lab., Univ. Texas, Austin, TX, USA, Tech. Memo. NGL-006-69-3, Nov. 15, 1987.</w:t>
+      </w:r>
+    </w:p>
+    <w:p>
+      <w:pPr>
+        <w:pStyle w:val="References"/>
+      </w:pPr>
       <w:r>
         <w:rPr>
           <w:rFonts w:eastAsia="NimbusRomNo9L-ReguItal"/>
           <w:i/>
         </w:rPr>
-        <w:t>Propagat</w:t>
-      </w:r>
-      <w:proofErr w:type="spellEnd"/>
-      <w:r>
-        <w:t>., to be published.</w:t>
-      </w:r>
-    </w:p>
-    <w:p>
-      <w:pPr>
-        <w:pStyle w:val="References"/>
-      </w:pPr>
-      <w:r>
-        <w:t xml:space="preserve">E. E. </w:t>
-      </w:r>
-      <w:proofErr w:type="spellStart"/>
-      <w:r>
-        <w:t>Reber</w:t>
-      </w:r>
-      <w:proofErr w:type="spellEnd"/>
-      <w:r>
-        <w:t>, R. L. Michell, and C. J. Carter, “Oxygen absorption in the earth’s atmosphere,” Aerospace Corp., Los Angeles, CA, USA, Tech. Rep. TR-0200 (4230-46)-3, Nov. 1988.</w:t>
-      </w:r>
-    </w:p>
-    <w:p>
-      <w:pPr>
-        <w:pStyle w:val="References"/>
-      </w:pPr>
-      <w:r>
-        <w:t xml:space="preserve">J. H. Davis and J. R. </w:t>
-      </w:r>
-      <w:proofErr w:type="spellStart"/>
-      <w:r>
-        <w:t>Cogdell</w:t>
-      </w:r>
-      <w:proofErr w:type="spellEnd"/>
-      <w:r>
-        <w:t>, “Calibration program for the 16-foot antenna,” Elect. Eng. Res. Lab., Univ. Texas, Austin, TX, USA, Tech. Memo. NGL-006-69-3, Nov. 15, 1987.</w:t>
+        <w:t>Transmission Systems for Communications</w:t>
+      </w:r>
+      <w:r>
+        <w:t>, 3</w:t>
+      </w:r>
+      <w:r>
+        <w:rPr>
+          <w:vertAlign w:val="superscript"/>
+        </w:rPr>
+        <w:t xml:space="preserve">rd </w:t>
+      </w:r>
+      <w:r>
+        <w:t>ed., Western Electric Co., Winston-Salem, NC, USA, 1985, pp. 44–60.</w:t>
       </w:r>
     </w:p>
     <w:p>
@@ -14817,19 +14012,36 @@
           <w:rFonts w:eastAsia="NimbusRomNo9L-ReguItal"/>
           <w:i/>
         </w:rPr>
-        <w:t>Transmission Systems for Communications</w:t>
-      </w:r>
-      <w:r>
-        <w:t>, 3</w:t>
+        <w:t>Motorola Semiconductor Data Manual</w:t>
+      </w:r>
+      <w:r>
+        <w:t>, Motorola Semiconductor Products Inc., Phoenix, AZ, USA, 1989.</w:t>
+      </w:r>
+    </w:p>
+    <w:p>
+      <w:pPr>
+        <w:pStyle w:val="References"/>
+      </w:pPr>
+      <w:r>
+        <w:t>G. O. Young, “Synthetic structure of industrial plastics,” in Plastics, vol. 3, Polymers of Hexadromicon, J. Peters, Ed., 2</w:t>
       </w:r>
       <w:r>
         <w:rPr>
           <w:vertAlign w:val="superscript"/>
         </w:rPr>
-        <w:t xml:space="preserve">rd </w:t>
-      </w:r>
-      <w:r>
-        <w:t>ed., Western Electric Co., Winston-Salem, NC, USA, 1985, pp. 44–60.</w:t>
+        <w:t xml:space="preserve">nd </w:t>
+      </w:r>
+      <w:r>
+        <w:t xml:space="preserve">ed. New York, NY, USA: McGraw-Hill, 1964, pp. 15-64. [Online]. Available: </w:t>
+      </w:r>
+      <w:r>
+        <w:rPr>
+          <w:u w:val="single"/>
+        </w:rPr>
+        <w:t>http://www.bookref.com</w:t>
+      </w:r>
+      <w:r>
+        <w:t>.</w:t>
       </w:r>
     </w:p>
     <w:p>
@@ -14841,10 +14053,16 @@
           <w:rFonts w:eastAsia="NimbusRomNo9L-ReguItal"/>
           <w:i/>
         </w:rPr>
-        <w:t>Motorola Semiconductor Data Manual</w:t>
-      </w:r>
-      <w:r>
-        <w:t>, Motorola Semiconductor Products Inc., Phoenix, AZ, USA, 1989.</w:t>
+        <w:t>The Founders’ Constitution</w:t>
+      </w:r>
+      <w:r>
+        <w:t xml:space="preserve">, Philip B. Kurland and Ralph Lerner, eds., Chicago, IL, USA: Univ. Chicago Press, 1987. [Online]. Available: </w:t>
+      </w:r>
+      <w:r>
+        <w:rPr>
+          <w:u w:val="single"/>
+        </w:rPr>
+        <w:t>http://press-pubs.uchicago.edu/founders/</w:t>
       </w:r>
     </w:p>
     <w:p>
@@ -14852,48 +14070,34 @@
         <w:pStyle w:val="References"/>
       </w:pPr>
       <w:r>
-        <w:t xml:space="preserve">G. O. Young, “Synthetic structure of industrial plastics,” in Plastics, vol. 3, Polymers of </w:t>
-      </w:r>
-      <w:proofErr w:type="spellStart"/>
-      <w:r>
-        <w:t>Hexadromicon</w:t>
-      </w:r>
-      <w:proofErr w:type="spellEnd"/>
-      <w:r>
-        <w:t>, J. Peters, Ed., 2</w:t>
-      </w:r>
-      <w:r>
-        <w:rPr>
-          <w:vertAlign w:val="superscript"/>
-        </w:rPr>
-        <w:t xml:space="preserve">nd </w:t>
-      </w:r>
-      <w:r>
-        <w:t xml:space="preserve">ed. New York, NY, USA: McGraw-Hill, 1964, pp. 15-64. [Online]. Available: </w:t>
+        <w:t xml:space="preserve">The Terahertz Wave eBook. ZOmega Terahertz Corp., 2014. [Online]. Available: </w:t>
       </w:r>
       <w:r>
         <w:rPr>
           <w:u w:val="single"/>
         </w:rPr>
-        <w:t>http://www.bookref.com</w:t>
-      </w:r>
-      <w:r>
-        <w:t>.</w:t>
+        <w:t>http://dl.z-thz.com/eBook/zomega_ebook_pdf_1206_sr.pdf</w:t>
+      </w:r>
+      <w:r>
+        <w:t>. Accessed on: May 19, 2014.</w:t>
       </w:r>
     </w:p>
     <w:p>
       <w:pPr>
         <w:pStyle w:val="References"/>
       </w:pPr>
+      <w:r>
+        <w:t xml:space="preserve">Philip B. Kurland and Ralph Lerner, eds., </w:t>
+      </w:r>
       <w:r>
         <w:rPr>
           <w:rFonts w:eastAsia="NimbusRomNo9L-ReguItal"/>
           <w:i/>
         </w:rPr>
-        <w:t>The Founders’ Constitution</w:t>
-      </w:r>
-      <w:r>
-        <w:t xml:space="preserve">, Philip B. Kurland and Ralph Lerner, eds., Chicago, IL, USA: Univ. Chicago Press, 1987. [Online]. Available: </w:t>
+        <w:t xml:space="preserve">The Founders’ Constitution. </w:t>
+      </w:r>
+      <w:r>
+        <w:t xml:space="preserve">Chicago, IL, USA: Univ. of Chicago Press, 1987, Accessed on: Feb. 28, 2010, [Online] Available: </w:t>
       </w:r>
       <w:r>
         <w:rPr>
@@ -14907,48 +14111,17 @@
         <w:pStyle w:val="References"/>
       </w:pPr>
       <w:r>
-        <w:t xml:space="preserve">The Terahertz Wave eBook. </w:t>
-      </w:r>
-      <w:proofErr w:type="spellStart"/>
-      <w:r>
-        <w:t>ZOmega</w:t>
-      </w:r>
-      <w:proofErr w:type="spellEnd"/>
-      <w:r>
-        <w:t xml:space="preserve"> Terahertz Corp., 2014. [Online]. Available: </w:t>
-      </w:r>
-      <w:r>
-        <w:rPr>
-          <w:u w:val="single"/>
-        </w:rPr>
-        <w:t>http://dl.z-thz.com/eBook/zomega_ebook_pdf_1206_sr.pdf</w:t>
-      </w:r>
-      <w:r>
-        <w:t>. Accessed on: May 19, 2014.</w:t>
-      </w:r>
-    </w:p>
-    <w:p>
-      <w:pPr>
-        <w:pStyle w:val="References"/>
-      </w:pPr>
-      <w:r>
-        <w:t xml:space="preserve">Philip B. Kurland and Ralph Lerner, eds., </w:t>
+        <w:t xml:space="preserve">J. S. Turner, “New directions in communications,” </w:t>
       </w:r>
       <w:r>
         <w:rPr>
           <w:rFonts w:eastAsia="NimbusRomNo9L-ReguItal"/>
           <w:i/>
         </w:rPr>
-        <w:t xml:space="preserve">The Founders’ Constitution. </w:t>
-      </w:r>
-      <w:r>
-        <w:t xml:space="preserve">Chicago, IL, USA: Univ. of Chicago Press, 1987, Accessed on: Feb. 28, 2010, [Online] Available: </w:t>
-      </w:r>
-      <w:r>
-        <w:rPr>
-          <w:u w:val="single"/>
-        </w:rPr>
-        <w:t>http://press-pubs.uchicago.edu/founders/</w:t>
+        <w:t>IEEE J. Sel. Areas Commun</w:t>
+      </w:r>
+      <w:r>
+        <w:t>., vol. 13, no. 1, pp. 11-23, Jan. 1995.</w:t>
       </w:r>
     </w:p>
     <w:p>
@@ -14956,44 +14129,45 @@
         <w:pStyle w:val="References"/>
       </w:pPr>
       <w:r>
-        <w:t xml:space="preserve">J. S. Turner, “New directions in communications,” </w:t>
+        <w:t xml:space="preserve">W. P. Risk, G. S. Kino, and H. J. Shaw, “Fiber-optic frequency shifter using a surface acoustic wave incident at an oblique angle,” </w:t>
       </w:r>
       <w:r>
         <w:rPr>
           <w:rFonts w:eastAsia="NimbusRomNo9L-ReguItal"/>
           <w:i/>
         </w:rPr>
-        <w:t xml:space="preserve">IEEE J. Sel. Areas </w:t>
-      </w:r>
-      <w:proofErr w:type="spellStart"/>
+        <w:t>Opt. Lett.</w:t>
+      </w:r>
+      <w:r>
+        <w:t>, vol. 11, no. 2, pp. 115–117, Feb. 1986.</w:t>
+      </w:r>
+    </w:p>
+    <w:p>
+      <w:pPr>
+        <w:pStyle w:val="References"/>
+      </w:pPr>
+      <w:r>
+        <w:t xml:space="preserve">P. Kopyt </w:t>
+      </w:r>
       <w:r>
         <w:rPr>
           <w:rFonts w:eastAsia="NimbusRomNo9L-ReguItal"/>
           <w:i/>
         </w:rPr>
-        <w:t>Commun</w:t>
-      </w:r>
-      <w:proofErr w:type="spellEnd"/>
-      <w:r>
-        <w:t>., vol. 13, no. 1, pp. 11-23, Jan. 1995.</w:t>
-      </w:r>
-    </w:p>
-    <w:p>
-      <w:pPr>
-        <w:pStyle w:val="References"/>
-      </w:pPr>
-      <w:r>
-        <w:t xml:space="preserve">W. P. Risk, G. S. Kino, and H. J. Shaw, “Fiber-optic frequency shifter using a surface acoustic wave incident at an oblique angle,” </w:t>
+        <w:t>et al., “</w:t>
+      </w:r>
+      <w:r>
+        <w:t xml:space="preserve">Electric properties of graphene-based conductive layers from DC up to terahertz range,” </w:t>
       </w:r>
       <w:r>
         <w:rPr>
           <w:rFonts w:eastAsia="NimbusRomNo9L-ReguItal"/>
           <w:i/>
         </w:rPr>
-        <w:t>Opt. Lett.</w:t>
-      </w:r>
-      <w:r>
-        <w:t>, vol. 11, no. 2, pp. 115–117, Feb. 1986.</w:t>
+        <w:t xml:space="preserve">IEEE THz Sci. Technol., </w:t>
+      </w:r>
+      <w:r>
+        <w:t>to be published. DOI: 10.1109/TTHZ.2016.2544142.</w:t>
       </w:r>
     </w:p>
     <w:p>
@@ -15001,35 +14175,127 @@
         <w:pStyle w:val="References"/>
       </w:pPr>
       <w:r>
-        <w:t xml:space="preserve">P. </w:t>
-      </w:r>
-      <w:proofErr w:type="spellStart"/>
-      <w:r>
-        <w:t>Kopyt</w:t>
-      </w:r>
-      <w:proofErr w:type="spellEnd"/>
-      <w:r>
-        <w:t xml:space="preserve"> </w:t>
+        <w:t xml:space="preserve">PROCESS Corporation, Boston, MA, USA. Intranets: Internet technologies deployed behind the firewall for corporate productivity. Presented at INET96 Annual Meeting. [Online]. Available: </w:t>
+      </w:r>
+      <w:r>
+        <w:rPr>
+          <w:u w:val="single"/>
+        </w:rPr>
+        <w:t>http://home.process.com/Intranets/wp2.htp</w:t>
+      </w:r>
+    </w:p>
+    <w:p>
+      <w:pPr>
+        <w:pStyle w:val="References"/>
+        <w:rPr>
+          <w:spacing w:val="2"/>
+        </w:rPr>
+      </w:pPr>
+      <w:r>
+        <w:rPr>
+          <w:spacing w:val="2"/>
+        </w:rPr>
+        <w:t xml:space="preserve">R. J. Hijmans and J. van Etten, “Raster: Geographic analysis and modeling with raster data,” R Package Version 2.0-12, Jan. 12, 2012. [Online]. Available: </w:t>
+      </w:r>
+      <w:r>
+        <w:rPr>
+          <w:spacing w:val="2"/>
+          <w:u w:val="single"/>
+        </w:rPr>
+        <w:t>http://CRAN.R-project.org/package=</w:t>
+      </w:r>
+      <w:r>
+        <w:rPr>
+          <w:spacing w:val="2"/>
+          <w:u w:val="single"/>
+        </w:rPr>
+        <w:br/>
+      </w:r>
+      <w:r>
+        <w:rPr>
+          <w:spacing w:val="2"/>
+          <w:u w:val="single"/>
+        </w:rPr>
+        <w:t>raster</w:t>
+      </w:r>
+    </w:p>
+    <w:p>
+      <w:pPr>
+        <w:pStyle w:val="References"/>
+      </w:pPr>
+      <w:r>
+        <w:t xml:space="preserve">Teralyzer. Lytera UG, Kirchhain, Germany [Online]. Available: </w:t>
+      </w:r>
+      <w:r>
+        <w:rPr>
+          <w:u w:val="single"/>
+        </w:rPr>
+        <w:t>http://www.lytera.de/Terahertz_THz_Spectroscopy.php?id=home</w:t>
+      </w:r>
+      <w:r>
+        <w:t>, Accessed on: Jun. 5, 2014</w:t>
+      </w:r>
+    </w:p>
+    <w:p>
+      <w:pPr>
+        <w:pStyle w:val="References"/>
+      </w:pPr>
+      <w:r>
+        <w:t>U.S. House. 102</w:t>
+      </w:r>
+      <w:r>
+        <w:rPr>
+          <w:vertAlign w:val="superscript"/>
+        </w:rPr>
+        <w:t xml:space="preserve">nd </w:t>
+      </w:r>
+      <w:r>
+        <w:t>Congress, 1</w:t>
+      </w:r>
+      <w:r>
+        <w:rPr>
+          <w:vertAlign w:val="superscript"/>
+        </w:rPr>
+        <w:t xml:space="preserve">st </w:t>
+      </w:r>
+      <w:r>
+        <w:t xml:space="preserve">Session. (1991, Jan. 11). </w:t>
       </w:r>
       <w:r>
         <w:rPr>
           <w:rFonts w:eastAsia="NimbusRomNo9L-ReguItal"/>
           <w:i/>
         </w:rPr>
-        <w:t>et al., “</w:t>
-      </w:r>
-      <w:r>
-        <w:t xml:space="preserve">Electric properties of graphene-based conductive layers from DC up to terahertz range,” </w:t>
+        <w:t>H. Con. Res. 1, Sense of the Congress on Approval of Military Action</w:t>
+      </w:r>
+      <w:r>
+        <w:t>. [Online]. Available: LEXIS Library: GENFED File: BILLS</w:t>
+      </w:r>
+    </w:p>
+    <w:p>
+      <w:pPr>
+        <w:pStyle w:val="References"/>
+      </w:pPr>
+      <w:r>
+        <w:t>Musical toothbrush with mirror, by L.M.R. Brooks. (1992, May 19). Patent D 326 189 [Online]. Available: NEXIS Library: LEXPAT File: DES</w:t>
+      </w:r>
+    </w:p>
+    <w:p>
+      <w:pPr>
+        <w:pStyle w:val="References"/>
+      </w:pPr>
+      <w:r>
+        <w:t xml:space="preserve">D. B. Payne and J. R. Stern, “Wavelength-switched pas- sively coupled single-mode optical network,” in </w:t>
       </w:r>
       <w:r>
         <w:rPr>
           <w:rFonts w:eastAsia="NimbusRomNo9L-ReguItal"/>
           <w:i/>
         </w:rPr>
-        <w:t xml:space="preserve">IEEE THz Sci. Technol., </w:t>
-      </w:r>
-      <w:r>
-        <w:t>to be published. DOI: 10.1109/TTHZ.2016.2544142.</w:t>
+        <w:t xml:space="preserve">Proc. IOOC-ECOC, </w:t>
+      </w:r>
+      <w:r>
+        <w:t>Boston, MA, USA, 1985, pp. 585–590.</w:t>
       </w:r>
     </w:p>
     <w:p>
@@ -15037,200 +14303,7 @@
         <w:pStyle w:val="References"/>
       </w:pPr>
       <w:r>
-        <w:t xml:space="preserve">PROCESS Corporation, Boston, MA, USA. Intranets: Internet technologies deployed behind the firewall for corporate productivity. Presented at INET96 Annual Meeting. [Online]. Available: </w:t>
-      </w:r>
-      <w:r>
-        <w:rPr>
-          <w:u w:val="single"/>
-        </w:rPr>
-        <w:t>http://home.process.com/Intranets/wp2.htp</w:t>
-      </w:r>
-    </w:p>
-    <w:p>
-      <w:pPr>
-        <w:pStyle w:val="References"/>
-        <w:rPr>
-          <w:spacing w:val="2"/>
-        </w:rPr>
-      </w:pPr>
-      <w:r>
-        <w:rPr>
-          <w:spacing w:val="2"/>
-        </w:rPr>
-        <w:t xml:space="preserve">R. J. </w:t>
-      </w:r>
-      <w:proofErr w:type="spellStart"/>
-      <w:r>
-        <w:rPr>
-          <w:spacing w:val="2"/>
-        </w:rPr>
-        <w:t>Hijmans</w:t>
-      </w:r>
-      <w:proofErr w:type="spellEnd"/>
-      <w:r>
-        <w:rPr>
-          <w:spacing w:val="2"/>
-        </w:rPr>
-        <w:t xml:space="preserve"> and J. van Etten, “Raster: Geographic analysis and </w:t>
-      </w:r>
-      <w:proofErr w:type="spellStart"/>
-      <w:r>
-        <w:rPr>
-          <w:spacing w:val="2"/>
-        </w:rPr>
-        <w:t>modeling</w:t>
-      </w:r>
-      <w:proofErr w:type="spellEnd"/>
-      <w:r>
-        <w:rPr>
-          <w:spacing w:val="2"/>
-        </w:rPr>
-        <w:t xml:space="preserve"> with raster data,” R Package Version 2.0-12, Jan. 12, 2012. [Online]. Available: </w:t>
-      </w:r>
-      <w:r>
-        <w:rPr>
-          <w:spacing w:val="2"/>
-          <w:u w:val="single"/>
-        </w:rPr>
-        <w:t>http://CRAN.R-project.org/package=</w:t>
-      </w:r>
-      <w:r>
-        <w:rPr>
-          <w:spacing w:val="2"/>
-          <w:u w:val="single"/>
-        </w:rPr>
-        <w:br/>
-      </w:r>
-      <w:r>
-        <w:rPr>
-          <w:spacing w:val="2"/>
-          <w:u w:val="single"/>
-        </w:rPr>
-        <w:t>raster</w:t>
-      </w:r>
-    </w:p>
-    <w:p>
-      <w:pPr>
-        <w:pStyle w:val="References"/>
-      </w:pPr>
-      <w:proofErr w:type="spellStart"/>
-      <w:r>
-        <w:t>Teralyzer</w:t>
-      </w:r>
-      <w:proofErr w:type="spellEnd"/>
-      <w:r>
-        <w:t xml:space="preserve">. </w:t>
-      </w:r>
-      <w:proofErr w:type="spellStart"/>
-      <w:r>
-        <w:t>Lytera</w:t>
-      </w:r>
-      <w:proofErr w:type="spellEnd"/>
-      <w:r>
-        <w:t xml:space="preserve"> UG, </w:t>
-      </w:r>
-      <w:proofErr w:type="spellStart"/>
-      <w:r>
-        <w:t>Kirchhain</w:t>
-      </w:r>
-      <w:proofErr w:type="spellEnd"/>
-      <w:r>
-        <w:t xml:space="preserve">, Germany [Online]. Available: </w:t>
-      </w:r>
-      <w:r>
-        <w:rPr>
-          <w:u w:val="single"/>
-        </w:rPr>
-        <w:t>http://www.lytera.de/Terahertz_THz_Spectroscopy.php?id=home</w:t>
-      </w:r>
-      <w:r>
-        <w:t>, Accessed on: Jun. 5, 2014</w:t>
-      </w:r>
-    </w:p>
-    <w:p>
-      <w:pPr>
-        <w:pStyle w:val="References"/>
-      </w:pPr>
-      <w:r>
-        <w:t>U.S. House. 102</w:t>
-      </w:r>
-      <w:r>
-        <w:rPr>
-          <w:vertAlign w:val="superscript"/>
-        </w:rPr>
-        <w:t xml:space="preserve">nd </w:t>
-      </w:r>
-      <w:r>
-        <w:t>Congress, 1</w:t>
-      </w:r>
-      <w:r>
-        <w:rPr>
-          <w:vertAlign w:val="superscript"/>
-        </w:rPr>
-        <w:t xml:space="preserve">st </w:t>
-      </w:r>
-      <w:r>
-        <w:t xml:space="preserve">Session. (1991, Jan. 11). </w:t>
-      </w:r>
-      <w:r>
-        <w:rPr>
-          <w:rFonts w:eastAsia="NimbusRomNo9L-ReguItal"/>
-          <w:i/>
-        </w:rPr>
-        <w:t>H. Con. Res. 1, Sense of the Congress on Approval of Military Action</w:t>
-      </w:r>
-      <w:r>
-        <w:t>. [Online]. Available: LEXIS Library: GENFED File: BILLS</w:t>
-      </w:r>
-    </w:p>
-    <w:p>
-      <w:pPr>
-        <w:pStyle w:val="References"/>
-      </w:pPr>
-      <w:r>
-        <w:t>Musical toothbrush with mirror, by L.M.R. Brooks. (1992, May 19). Patent D 326 189 [Online]. Available: NEXIS Library: LEXPAT File: DES</w:t>
-      </w:r>
-    </w:p>
-    <w:p>
-      <w:pPr>
-        <w:pStyle w:val="References"/>
-      </w:pPr>
-      <w:r>
-        <w:t xml:space="preserve">D. B. Payne and J. R. Stern, “Wavelength-switched pas- </w:t>
-      </w:r>
-      <w:proofErr w:type="spellStart"/>
-      <w:r>
-        <w:t>sively</w:t>
-      </w:r>
-      <w:proofErr w:type="spellEnd"/>
-      <w:r>
-        <w:t xml:space="preserve"> coupled single-mode optical network,” in </w:t>
-      </w:r>
-      <w:r>
-        <w:rPr>
-          <w:rFonts w:eastAsia="NimbusRomNo9L-ReguItal"/>
-          <w:i/>
-        </w:rPr>
-        <w:t xml:space="preserve">Proc. IOOC-ECOC, </w:t>
-      </w:r>
-      <w:r>
-        <w:t>Boston, MA, USA, 1985, pp. 585–590.</w:t>
-      </w:r>
-    </w:p>
-    <w:p>
-      <w:pPr>
-        <w:pStyle w:val="References"/>
-      </w:pPr>
-      <w:r>
-        <w:t xml:space="preserve">D. </w:t>
-      </w:r>
-      <w:proofErr w:type="spellStart"/>
-      <w:r>
-        <w:t>Ebehard</w:t>
-      </w:r>
-      <w:proofErr w:type="spellEnd"/>
-      <w:r>
-        <w:t xml:space="preserve"> and E. Voges, “Digital single sideband detection for interferometric sensors,” presented at the </w:t>
+        <w:t xml:space="preserve">D. Ebehard and E. Voges, “Digital single sideband detection for interferometric sensors,” presented at the </w:t>
       </w:r>
       <w:r>
         <w:rPr>
@@ -15269,15 +14342,7 @@
         <w:pStyle w:val="References"/>
       </w:pPr>
       <w:r>
-        <w:t xml:space="preserve">G. </w:t>
-      </w:r>
-      <w:proofErr w:type="spellStart"/>
-      <w:r>
-        <w:t>Brandli</w:t>
-      </w:r>
-      <w:proofErr w:type="spellEnd"/>
-      <w:r>
-        <w:t xml:space="preserve"> and M. Dick, “Alternating current fed power supply,” U.S. Patent 4 084 217, Nov. 4, 1978.</w:t>
+        <w:t>G. Brandli and M. Dick, “Alternating current fed power supply,” U.S. Patent 4 084 217, Nov. 4, 1978.</w:t>
       </w:r>
     </w:p>
     <w:p>
@@ -15285,15 +14350,7 @@
         <w:pStyle w:val="References"/>
       </w:pPr>
       <w:r>
-        <w:t xml:space="preserve">J. O. Williams, “Narrow-band </w:t>
-      </w:r>
-      <w:proofErr w:type="spellStart"/>
-      <w:r>
-        <w:t>analyzer</w:t>
-      </w:r>
-      <w:proofErr w:type="spellEnd"/>
-      <w:r>
-        <w:t>,” Ph.D. dissertation, Dept. Elect. Eng., Harvard Univ., Cambridge, MA, USA, 1993.</w:t>
+        <w:t>J. O. Williams, “Narrow-band analyzer,” Ph.D. dissertation, Dept. Elect. Eng., Harvard Univ., Cambridge, MA, USA, 1993.</w:t>
       </w:r>
     </w:p>
     <w:p>
@@ -15349,23 +14406,7 @@
         <w:pStyle w:val="References"/>
       </w:pPr>
       <w:r>
-        <w:t xml:space="preserve">R. Fardel, M. Nagel, F. </w:t>
-      </w:r>
-      <w:proofErr w:type="spellStart"/>
-      <w:r>
-        <w:t>Nuesch</w:t>
-      </w:r>
-      <w:proofErr w:type="spellEnd"/>
-      <w:r>
-        <w:t xml:space="preserve">, T. Lippert, and A. </w:t>
-      </w:r>
-      <w:proofErr w:type="spellStart"/>
-      <w:r>
-        <w:t>Wokaun</w:t>
-      </w:r>
-      <w:proofErr w:type="spellEnd"/>
-      <w:r>
-        <w:t xml:space="preserve">, “Fabrication of organic light emitting diode pixels by laser-assisted forward transfer,” </w:t>
+        <w:t xml:space="preserve">R. Fardel, M. Nagel, F. Nuesch, T. Lippert, and A. Wokaun, “Fabrication of organic light emitting diode pixels by laser-assisted forward transfer,” </w:t>
       </w:r>
       <w:r>
         <w:rPr>
@@ -15383,31 +14424,7 @@
         <w:pStyle w:val="References"/>
       </w:pPr>
       <w:r>
-        <w:t xml:space="preserve">J. Zhang and N. </w:t>
-      </w:r>
-      <w:proofErr w:type="spellStart"/>
-      <w:r>
-        <w:t>Tansu</w:t>
-      </w:r>
-      <w:proofErr w:type="spellEnd"/>
-      <w:r>
-        <w:t xml:space="preserve">, “Optical gain and laser characteristics of </w:t>
-      </w:r>
-      <w:proofErr w:type="spellStart"/>
-      <w:r>
-        <w:t>InGaN</w:t>
-      </w:r>
-      <w:proofErr w:type="spellEnd"/>
-      <w:r>
-        <w:t xml:space="preserve"> quantum wells on ternary </w:t>
-      </w:r>
-      <w:proofErr w:type="spellStart"/>
-      <w:r>
-        <w:t>InGaN</w:t>
-      </w:r>
-      <w:proofErr w:type="spellEnd"/>
-      <w:r>
-        <w:t xml:space="preserve"> substrates,” </w:t>
+        <w:t xml:space="preserve">J. Zhang and N. Tansu, “Optical gain and laser characteristics of InGaN quantum wells on ternary InGaN substrates,” </w:t>
       </w:r>
       <w:r>
         <w:rPr>
@@ -15425,15 +14442,7 @@
         <w:pStyle w:val="References"/>
       </w:pPr>
       <w:r>
-        <w:t xml:space="preserve">S. </w:t>
-      </w:r>
-      <w:proofErr w:type="spellStart"/>
-      <w:r>
-        <w:t>Azodolmolky</w:t>
-      </w:r>
-      <w:proofErr w:type="spellEnd"/>
-      <w:r>
-        <w:t xml:space="preserve"> </w:t>
+        <w:t xml:space="preserve">S. Azodolmolky </w:t>
       </w:r>
       <w:r>
         <w:rPr>
@@ -15450,23 +14459,7 @@
           <w:rFonts w:eastAsia="NimbusRomNo9L-ReguItal"/>
           <w:i/>
         </w:rPr>
-        <w:t xml:space="preserve">J. </w:t>
-      </w:r>
-      <w:proofErr w:type="spellStart"/>
-      <w:r>
-        <w:rPr>
-          <w:rFonts w:eastAsia="NimbusRomNo9L-ReguItal"/>
-          <w:i/>
-        </w:rPr>
-        <w:t>Lightw</w:t>
-      </w:r>
-      <w:proofErr w:type="spellEnd"/>
-      <w:r>
-        <w:rPr>
-          <w:rFonts w:eastAsia="NimbusRomNo9L-ReguItal"/>
-          <w:i/>
-        </w:rPr>
-        <w:t>. Technol.</w:t>
+        <w:t>J. Lightw. Technol.</w:t>
       </w:r>
       <w:r>
         <w:t>, vol. 29, no. 4, pp. 439–448, Sep. 2011.</w:t>
@@ -15672,23 +14665,7 @@
         </w:rPr>
       </w:pPr>
       <w:r>
-        <w:t xml:space="preserve">The third paragraph begins with the author’s title and last name (e.g., </w:t>
-      </w:r>
-      <w:proofErr w:type="spellStart"/>
-      <w:r>
-        <w:t>Dr.</w:t>
-      </w:r>
-      <w:proofErr w:type="spellEnd"/>
-      <w:r>
-        <w:t xml:space="preserve"> Smith, Prof. Jones, Mr. </w:t>
-      </w:r>
-      <w:proofErr w:type="spellStart"/>
-      <w:r>
-        <w:t>Kajor</w:t>
-      </w:r>
-      <w:proofErr w:type="spellEnd"/>
-      <w:r>
-        <w:t>, Ms. Hunter). List any memberships in professional societies other than the IEEE. Finally, list any awards and work for IEEE committees and publications. If a photograph is provided, it should be of good quality, and professional-looking. Following are two examples of an author’s biography.</w:t>
+        <w:t>The third paragraph begins with the author’s title and last name (e.g., Dr. Smith, Prof. Jones, Mr. Kajor, Ms. Hunter). List any memberships in professional societies other than the IEEE. Finally, list any awards and work for IEEE committees and publications. If a photograph is provided, it should be of good quality, and professional-looking. Following are two examples of an author’s biography.</w:t>
       </w:r>
       <w:r>
         <w:rPr>
@@ -15837,13 +14814,8 @@
       <w:pPr>
         <w:pStyle w:val="AUBiosNoSpace"/>
       </w:pPr>
-      <w:proofErr w:type="spellStart"/>
-      <w:r>
-        <w:t>Dr.</w:t>
-      </w:r>
-      <w:proofErr w:type="spellEnd"/>
-      <w:r>
-        <w:t xml:space="preserve"> Author was a recipient of the International Association of Geomagnetism and Aeronomy Young Scientist Award for Excellence in 2008, and the IEEE Electromagnetic Compatibility Society Best Symposium Paper Award in 2011.</w:t>
+      <w:r>
+        <w:t>Dr. Author was a recipient of the International Association of Geomagnetism and Aeronomy Young Scientist Award for Excellence in 2008, and the IEEE Electromagnetic Compatibility Society Best Symposium Paper Award in 2011.</w:t>
       </w:r>
     </w:p>
     <w:p>
@@ -15884,23 +14856,7 @@
         <w:pStyle w:val="AUBiosNoSpace"/>
       </w:pPr>
       <w:r>
-        <w:t xml:space="preserve">From 2008 to 2009, he was a Research Assistant with the Institute of Physics, Academia </w:t>
-      </w:r>
-      <w:proofErr w:type="spellStart"/>
-      <w:r>
-        <w:t>Sinica</w:t>
-      </w:r>
-      <w:proofErr w:type="spellEnd"/>
-      <w:r>
-        <w:t xml:space="preserve">, </w:t>
-      </w:r>
-      <w:proofErr w:type="spellStart"/>
-      <w:r>
-        <w:t>Tapei</w:t>
-      </w:r>
-      <w:proofErr w:type="spellEnd"/>
-      <w:r>
-        <w:t xml:space="preserve">, Taiwan. His research interest includes the development of surface processing and biological/medical treatment techniques using nonthermal atmospheric pressure plasmas, fundamental study of plasma sources, and fabrication of micro- or nanostructured surfaces. </w:t>
+        <w:t xml:space="preserve">From 2008 to 2009, he was a Research Assistant with the Institute of Physics, Academia Sinica, Tapei, Taiwan. His research interest includes the development of surface processing and biological/medical treatment techniques using nonthermal atmospheric pressure plasmas, fundamental study of plasma sources, and fabrication of micro- or nanostructured surfaces. </w:t>
       </w:r>
     </w:p>
     <w:p>
@@ -15908,15 +14864,7 @@
         <w:pStyle w:val="AUBiosNoSpace"/>
       </w:pPr>
       <w:r>
-        <w:t xml:space="preserve">Mr. Author’s awards and </w:t>
-      </w:r>
-      <w:proofErr w:type="spellStart"/>
-      <w:r>
-        <w:t>honors</w:t>
-      </w:r>
-      <w:proofErr w:type="spellEnd"/>
-      <w:r>
-        <w:t xml:space="preserve"> include the Frew Fellowship (Australian Academy of Science), the I. I. Rabi Prize (APS), the European Frequency and Time Forum Award, the Carl Zeiss Research Award, the William F. Meggers Award and the Adolph Lomb Medal (OSA).</w:t>
+        <w:t>Mr. Author’s awards and honors include the Frew Fellowship (Australian Academy of Science), the I. I. Rabi Prize (APS), the European Frequency and Time Forum Award, the Carl Zeiss Research Award, the William F. Meggers Award and the Adolph Lomb Medal (OSA).</w:t>
       </w:r>
     </w:p>
     <w:p>
@@ -15938,7 +14886,7 @@
 </file>
 
 <file path=word/endnotes.xml><?xml version="1.0" encoding="utf-8"?>
-<w:endnotes xmlns:wpc="http://schemas.microsoft.com/office/word/2010/wordprocessingCanvas" xmlns:cx="http://schemas.microsoft.com/office/drawing/2014/chartex" xmlns:cx1="http://schemas.microsoft.com/office/drawing/2015/9/8/chartex" xmlns:cx2="http://schemas.microsoft.com/office/drawing/2015/10/21/chartex" xmlns:cx3="http://schemas.microsoft.com/office/drawing/2016/5/9/chartex" xmlns:cx4="http://schemas.microsoft.com/office/drawing/2016/5/10/chartex" xmlns:cx5="http://schemas.microsoft.com/office/drawing/2016/5/11/chartex" xmlns:cx6="http://schemas.microsoft.com/office/drawing/2016/5/12/chartex" xmlns:cx7="http://schemas.microsoft.com/office/drawing/2016/5/13/chartex" xmlns:cx8="http://schemas.microsoft.com/office/drawing/2016/5/14/chartex" xmlns:mc="http://schemas.openxmlformats.org/markup-compatibility/2006" xmlns:aink="http://schemas.microsoft.com/office/drawing/2016/ink" xmlns:am3d="http://schemas.microsoft.com/office/drawing/2017/model3d" xmlns:o="urn:schemas-microsoft-com:office:office" xmlns:oel="http://schemas.microsoft.com/office/2019/extlst" xmlns:r="http://schemas.openxmlformats.org/officeDocument/2006/relationships" xmlns:m="http://schemas.openxmlformats.org/officeDocument/2006/math" xmlns:v="urn:schemas-microsoft-com:vml" xmlns:wp14="http://schemas.microsoft.com/office/word/2010/wordprocessingDrawing" xmlns:wp="http://schemas.openxmlformats.org/drawingml/2006/wordprocessingDrawing" xmlns:w10="urn:schemas-microsoft-com:office:word" xmlns:w="http://schemas.openxmlformats.org/wordprocessingml/2006/main" xmlns:w14="http://schemas.microsoft.com/office/word/2010/wordml" xmlns:w15="http://schemas.microsoft.com/office/word/2012/wordml" xmlns:w16cex="http://schemas.microsoft.com/office/word/2018/wordml/cex" xmlns:w16cid="http://schemas.microsoft.com/office/word/2016/wordml/cid" xmlns:w16="http://schemas.microsoft.com/office/word/2018/wordml" xmlns:w16sdtdh="http://schemas.microsoft.com/office/word/2020/wordml/sdtdatahash" xmlns:w16se="http://schemas.microsoft.com/office/word/2015/wordml/symex" xmlns:wpg="http://schemas.microsoft.com/office/word/2010/wordprocessingGroup" xmlns:wpi="http://schemas.microsoft.com/office/word/2010/wordprocessingInk" xmlns:wne="http://schemas.microsoft.com/office/word/2006/wordml" xmlns:wps="http://schemas.microsoft.com/office/word/2010/wordprocessingShape" mc:Ignorable="w14 w15 w16se w16cid w16 w16cex w16sdtdh wp14">
+<w:endnotes xmlns:wpc="http://schemas.microsoft.com/office/word/2010/wordprocessingCanvas" xmlns:cx="http://schemas.microsoft.com/office/drawing/2014/chartex" xmlns:cx1="http://schemas.microsoft.com/office/drawing/2015/9/8/chartex" xmlns:cx2="http://schemas.microsoft.com/office/drawing/2015/10/21/chartex" xmlns:cx3="http://schemas.microsoft.com/office/drawing/2016/5/9/chartex" xmlns:cx4="http://schemas.microsoft.com/office/drawing/2016/5/10/chartex" xmlns:cx5="http://schemas.microsoft.com/office/drawing/2016/5/11/chartex" xmlns:cx6="http://schemas.microsoft.com/office/drawing/2016/5/12/chartex" xmlns:cx7="http://schemas.microsoft.com/office/drawing/2016/5/13/chartex" xmlns:cx8="http://schemas.microsoft.com/office/drawing/2016/5/14/chartex" xmlns:mc="http://schemas.openxmlformats.org/markup-compatibility/2006" xmlns:aink="http://schemas.microsoft.com/office/drawing/2016/ink" xmlns:am3d="http://schemas.microsoft.com/office/drawing/2017/model3d" xmlns:o="urn:schemas-microsoft-com:office:office" xmlns:oel="http://schemas.microsoft.com/office/2019/extlst" xmlns:r="http://schemas.openxmlformats.org/officeDocument/2006/relationships" xmlns:m="http://schemas.openxmlformats.org/officeDocument/2006/math" xmlns:v="urn:schemas-microsoft-com:vml" xmlns:wp14="http://schemas.microsoft.com/office/word/2010/wordprocessingDrawing" xmlns:wp="http://schemas.openxmlformats.org/drawingml/2006/wordprocessingDrawing" xmlns:w10="urn:schemas-microsoft-com:office:word" xmlns:w="http://schemas.openxmlformats.org/wordprocessingml/2006/main" xmlns:w14="http://schemas.microsoft.com/office/word/2010/wordml" xmlns:w15="http://schemas.microsoft.com/office/word/2012/wordml" xmlns:w16cex="http://schemas.microsoft.com/office/word/2018/wordml/cex" xmlns:w16cid="http://schemas.microsoft.com/office/word/2016/wordml/cid" xmlns:w16="http://schemas.microsoft.com/office/word/2018/wordml" xmlns:w16du="http://schemas.microsoft.com/office/word/2023/wordml/word16du" xmlns:w16sdtdh="http://schemas.microsoft.com/office/word/2020/wordml/sdtdatahash" xmlns:w16sdtfl="http://schemas.microsoft.com/office/word/2024/wordml/sdtformatlock" xmlns:w16se="http://schemas.microsoft.com/office/word/2015/wordml/symex" xmlns:wpg="http://schemas.microsoft.com/office/word/2010/wordprocessingGroup" xmlns:wpi="http://schemas.microsoft.com/office/word/2010/wordprocessingInk" xmlns:wne="http://schemas.microsoft.com/office/word/2006/wordml" xmlns:wps="http://schemas.microsoft.com/office/word/2010/wordprocessingShape" mc:Ignorable="w14 w15 w16se w16cid w16 w16cex w16sdtdh w16sdtfl w16du wp14">
   <w:endnote w:type="separator" w:id="-1">
     <w:p>
       <w:r>
@@ -15957,7 +14905,7 @@
 </file>
 
 <file path=word/footer1.xml><?xml version="1.0" encoding="utf-8"?>
-<w:ftr xmlns:wpc="http://schemas.microsoft.com/office/word/2010/wordprocessingCanvas" xmlns:cx="http://schemas.microsoft.com/office/drawing/2014/chartex" xmlns:cx1="http://schemas.microsoft.com/office/drawing/2015/9/8/chartex" xmlns:cx2="http://schemas.microsoft.com/office/drawing/2015/10/21/chartex" xmlns:cx3="http://schemas.microsoft.com/office/drawing/2016/5/9/chartex" xmlns:cx4="http://schemas.microsoft.com/office/drawing/2016/5/10/chartex" xmlns:cx5="http://schemas.microsoft.com/office/drawing/2016/5/11/chartex" xmlns:cx6="http://schemas.microsoft.com/office/drawing/2016/5/12/chartex" xmlns:cx7="http://schemas.microsoft.com/office/drawing/2016/5/13/chartex" xmlns:cx8="http://schemas.microsoft.com/office/drawing/2016/5/14/chartex" xmlns:mc="http://schemas.openxmlformats.org/markup-compatibility/2006" xmlns:aink="http://schemas.microsoft.com/office/drawing/2016/ink" xmlns:am3d="http://schemas.microsoft.com/office/drawing/2017/model3d" xmlns:o="urn:schemas-microsoft-com:office:office" xmlns:oel="http://schemas.microsoft.com/office/2019/extlst" xmlns:r="http://schemas.openxmlformats.org/officeDocument/2006/relationships" xmlns:m="http://schemas.openxmlformats.org/officeDocument/2006/math" xmlns:v="urn:schemas-microsoft-com:vml" xmlns:wp14="http://schemas.microsoft.com/office/word/2010/wordprocessingDrawing" xmlns:wp="http://schemas.openxmlformats.org/drawingml/2006/wordprocessingDrawing" xmlns:w10="urn:schemas-microsoft-com:office:word" xmlns:w="http://schemas.openxmlformats.org/wordprocessingml/2006/main" xmlns:w14="http://schemas.microsoft.com/office/word/2010/wordml" xmlns:w15="http://schemas.microsoft.com/office/word/2012/wordml" xmlns:w16cex="http://schemas.microsoft.com/office/word/2018/wordml/cex" xmlns:w16cid="http://schemas.microsoft.com/office/word/2016/wordml/cid" xmlns:w16="http://schemas.microsoft.com/office/word/2018/wordml" xmlns:w16sdtdh="http://schemas.microsoft.com/office/word/2020/wordml/sdtdatahash" xmlns:w16se="http://schemas.microsoft.com/office/word/2015/wordml/symex" xmlns:wpg="http://schemas.microsoft.com/office/word/2010/wordprocessingGroup" xmlns:wpi="http://schemas.microsoft.com/office/word/2010/wordprocessingInk" xmlns:wne="http://schemas.microsoft.com/office/word/2006/wordml" xmlns:wps="http://schemas.microsoft.com/office/word/2010/wordprocessingShape" mc:Ignorable="w14 w15 w16se w16cid w16 w16cex w16sdtdh wp14">
+<w:ftr xmlns:wpc="http://schemas.microsoft.com/office/word/2010/wordprocessingCanvas" xmlns:cx="http://schemas.microsoft.com/office/drawing/2014/chartex" xmlns:cx1="http://schemas.microsoft.com/office/drawing/2015/9/8/chartex" xmlns:cx2="http://schemas.microsoft.com/office/drawing/2015/10/21/chartex" xmlns:cx3="http://schemas.microsoft.com/office/drawing/2016/5/9/chartex" xmlns:cx4="http://schemas.microsoft.com/office/drawing/2016/5/10/chartex" xmlns:cx5="http://schemas.microsoft.com/office/drawing/2016/5/11/chartex" xmlns:cx6="http://schemas.microsoft.com/office/drawing/2016/5/12/chartex" xmlns:cx7="http://schemas.microsoft.com/office/drawing/2016/5/13/chartex" xmlns:cx8="http://schemas.microsoft.com/office/drawing/2016/5/14/chartex" xmlns:mc="http://schemas.openxmlformats.org/markup-compatibility/2006" xmlns:aink="http://schemas.microsoft.com/office/drawing/2016/ink" xmlns:am3d="http://schemas.microsoft.com/office/drawing/2017/model3d" xmlns:o="urn:schemas-microsoft-com:office:office" xmlns:oel="http://schemas.microsoft.com/office/2019/extlst" xmlns:r="http://schemas.openxmlformats.org/officeDocument/2006/relationships" xmlns:m="http://schemas.openxmlformats.org/officeDocument/2006/math" xmlns:v="urn:schemas-microsoft-com:vml" xmlns:wp14="http://schemas.microsoft.com/office/word/2010/wordprocessingDrawing" xmlns:wp="http://schemas.openxmlformats.org/drawingml/2006/wordprocessingDrawing" xmlns:w10="urn:schemas-microsoft-com:office:word" xmlns:w="http://schemas.openxmlformats.org/wordprocessingml/2006/main" xmlns:w14="http://schemas.microsoft.com/office/word/2010/wordml" xmlns:w15="http://schemas.microsoft.com/office/word/2012/wordml" xmlns:w16cex="http://schemas.microsoft.com/office/word/2018/wordml/cex" xmlns:w16cid="http://schemas.microsoft.com/office/word/2016/wordml/cid" xmlns:w16="http://schemas.microsoft.com/office/word/2018/wordml" xmlns:w16du="http://schemas.microsoft.com/office/word/2023/wordml/word16du" xmlns:w16sdtdh="http://schemas.microsoft.com/office/word/2020/wordml/sdtdatahash" xmlns:w16sdtfl="http://schemas.microsoft.com/office/word/2024/wordml/sdtformatlock" xmlns:w16se="http://schemas.microsoft.com/office/word/2015/wordml/symex" xmlns:wpg="http://schemas.microsoft.com/office/word/2010/wordprocessingGroup" xmlns:wpi="http://schemas.microsoft.com/office/word/2010/wordprocessingInk" xmlns:wne="http://schemas.microsoft.com/office/word/2006/wordml" xmlns:wps="http://schemas.microsoft.com/office/word/2010/wordprocessingShape" mc:Ignorable="w14 w15 w16se w16cid w16 w16cex w16sdtdh w16sdtfl w16du wp14">
   <w:p>
     <w:pPr>
       <w:pStyle w:val="Footer"/>
@@ -16018,7 +14966,7 @@
 </file>
 
 <file path=word/footer2.xml><?xml version="1.0" encoding="utf-8"?>
-<w:ftr xmlns:wpc="http://schemas.microsoft.com/office/word/2010/wordprocessingCanvas" xmlns:cx="http://schemas.microsoft.com/office/drawing/2014/chartex" xmlns:cx1="http://schemas.microsoft.com/office/drawing/2015/9/8/chartex" xmlns:cx2="http://schemas.microsoft.com/office/drawing/2015/10/21/chartex" xmlns:cx3="http://schemas.microsoft.com/office/drawing/2016/5/9/chartex" xmlns:cx4="http://schemas.microsoft.com/office/drawing/2016/5/10/chartex" xmlns:cx5="http://schemas.microsoft.com/office/drawing/2016/5/11/chartex" xmlns:cx6="http://schemas.microsoft.com/office/drawing/2016/5/12/chartex" xmlns:cx7="http://schemas.microsoft.com/office/drawing/2016/5/13/chartex" xmlns:cx8="http://schemas.microsoft.com/office/drawing/2016/5/14/chartex" xmlns:mc="http://schemas.openxmlformats.org/markup-compatibility/2006" xmlns:aink="http://schemas.microsoft.com/office/drawing/2016/ink" xmlns:am3d="http://schemas.microsoft.com/office/drawing/2017/model3d" xmlns:o="urn:schemas-microsoft-com:office:office" xmlns:oel="http://schemas.microsoft.com/office/2019/extlst" xmlns:r="http://schemas.openxmlformats.org/officeDocument/2006/relationships" xmlns:m="http://schemas.openxmlformats.org/officeDocument/2006/math" xmlns:v="urn:schemas-microsoft-com:vml" xmlns:wp14="http://schemas.microsoft.com/office/word/2010/wordprocessingDrawing" xmlns:wp="http://schemas.openxmlformats.org/drawingml/2006/wordprocessingDrawing" xmlns:w10="urn:schemas-microsoft-com:office:word" xmlns:w="http://schemas.openxmlformats.org/wordprocessingml/2006/main" xmlns:w14="http://schemas.microsoft.com/office/word/2010/wordml" xmlns:w15="http://schemas.microsoft.com/office/word/2012/wordml" xmlns:w16cex="http://schemas.microsoft.com/office/word/2018/wordml/cex" xmlns:w16cid="http://schemas.microsoft.com/office/word/2016/wordml/cid" xmlns:w16="http://schemas.microsoft.com/office/word/2018/wordml" xmlns:w16sdtdh="http://schemas.microsoft.com/office/word/2020/wordml/sdtdatahash" xmlns:w16se="http://schemas.microsoft.com/office/word/2015/wordml/symex" xmlns:wpg="http://schemas.microsoft.com/office/word/2010/wordprocessingGroup" xmlns:wpi="http://schemas.microsoft.com/office/word/2010/wordprocessingInk" xmlns:wne="http://schemas.microsoft.com/office/word/2006/wordml" xmlns:wps="http://schemas.microsoft.com/office/word/2010/wordprocessingShape" mc:Ignorable="w14 w15 w16se w16cid w16 w16cex w16sdtdh wp14">
+<w:ftr xmlns:wpc="http://schemas.microsoft.com/office/word/2010/wordprocessingCanvas" xmlns:cx="http://schemas.microsoft.com/office/drawing/2014/chartex" xmlns:cx1="http://schemas.microsoft.com/office/drawing/2015/9/8/chartex" xmlns:cx2="http://schemas.microsoft.com/office/drawing/2015/10/21/chartex" xmlns:cx3="http://schemas.microsoft.com/office/drawing/2016/5/9/chartex" xmlns:cx4="http://schemas.microsoft.com/office/drawing/2016/5/10/chartex" xmlns:cx5="http://schemas.microsoft.com/office/drawing/2016/5/11/chartex" xmlns:cx6="http://schemas.microsoft.com/office/drawing/2016/5/12/chartex" xmlns:cx7="http://schemas.microsoft.com/office/drawing/2016/5/13/chartex" xmlns:cx8="http://schemas.microsoft.com/office/drawing/2016/5/14/chartex" xmlns:mc="http://schemas.openxmlformats.org/markup-compatibility/2006" xmlns:aink="http://schemas.microsoft.com/office/drawing/2016/ink" xmlns:am3d="http://schemas.microsoft.com/office/drawing/2017/model3d" xmlns:o="urn:schemas-microsoft-com:office:office" xmlns:oel="http://schemas.microsoft.com/office/2019/extlst" xmlns:r="http://schemas.openxmlformats.org/officeDocument/2006/relationships" xmlns:m="http://schemas.openxmlformats.org/officeDocument/2006/math" xmlns:v="urn:schemas-microsoft-com:vml" xmlns:wp14="http://schemas.microsoft.com/office/word/2010/wordprocessingDrawing" xmlns:wp="http://schemas.openxmlformats.org/drawingml/2006/wordprocessingDrawing" xmlns:w10="urn:schemas-microsoft-com:office:word" xmlns:w="http://schemas.openxmlformats.org/wordprocessingml/2006/main" xmlns:w14="http://schemas.microsoft.com/office/word/2010/wordml" xmlns:w15="http://schemas.microsoft.com/office/word/2012/wordml" xmlns:w16cex="http://schemas.microsoft.com/office/word/2018/wordml/cex" xmlns:w16cid="http://schemas.microsoft.com/office/word/2016/wordml/cid" xmlns:w16="http://schemas.microsoft.com/office/word/2018/wordml" xmlns:w16du="http://schemas.microsoft.com/office/word/2023/wordml/word16du" xmlns:w16sdtdh="http://schemas.microsoft.com/office/word/2020/wordml/sdtdatahash" xmlns:w16sdtfl="http://schemas.microsoft.com/office/word/2024/wordml/sdtformatlock" xmlns:w16se="http://schemas.microsoft.com/office/word/2015/wordml/symex" xmlns:wpg="http://schemas.microsoft.com/office/word/2010/wordprocessingGroup" xmlns:wpi="http://schemas.microsoft.com/office/word/2010/wordprocessingInk" xmlns:wne="http://schemas.microsoft.com/office/word/2006/wordml" xmlns:wps="http://schemas.microsoft.com/office/word/2010/wordprocessingShape" mc:Ignorable="w14 w15 w16se w16cid w16 w16cex w16sdtdh w16sdtfl w16du wp14">
   <w:p>
     <w:pPr>
       <w:pStyle w:val="Footer"/>
@@ -16085,7 +15033,7 @@
 </file>
 
 <file path=word/footer3.xml><?xml version="1.0" encoding="utf-8"?>
-<w:ftr xmlns:wpc="http://schemas.microsoft.com/office/word/2010/wordprocessingCanvas" xmlns:cx="http://schemas.microsoft.com/office/drawing/2014/chartex" xmlns:cx1="http://schemas.microsoft.com/office/drawing/2015/9/8/chartex" xmlns:cx2="http://schemas.microsoft.com/office/drawing/2015/10/21/chartex" xmlns:cx3="http://schemas.microsoft.com/office/drawing/2016/5/9/chartex" xmlns:cx4="http://schemas.microsoft.com/office/drawing/2016/5/10/chartex" xmlns:cx5="http://schemas.microsoft.com/office/drawing/2016/5/11/chartex" xmlns:cx6="http://schemas.microsoft.com/office/drawing/2016/5/12/chartex" xmlns:cx7="http://schemas.microsoft.com/office/drawing/2016/5/13/chartex" xmlns:cx8="http://schemas.microsoft.com/office/drawing/2016/5/14/chartex" xmlns:mc="http://schemas.openxmlformats.org/markup-compatibility/2006" xmlns:aink="http://schemas.microsoft.com/office/drawing/2016/ink" xmlns:am3d="http://schemas.microsoft.com/office/drawing/2017/model3d" xmlns:o="urn:schemas-microsoft-com:office:office" xmlns:oel="http://schemas.microsoft.com/office/2019/extlst" xmlns:r="http://schemas.openxmlformats.org/officeDocument/2006/relationships" xmlns:m="http://schemas.openxmlformats.org/officeDocument/2006/math" xmlns:v="urn:schemas-microsoft-com:vml" xmlns:wp14="http://schemas.microsoft.com/office/word/2010/wordprocessingDrawing" xmlns:wp="http://schemas.openxmlformats.org/drawingml/2006/wordprocessingDrawing" xmlns:w10="urn:schemas-microsoft-com:office:word" xmlns:w="http://schemas.openxmlformats.org/wordprocessingml/2006/main" xmlns:w14="http://schemas.microsoft.com/office/word/2010/wordml" xmlns:w15="http://schemas.microsoft.com/office/word/2012/wordml" xmlns:w16cex="http://schemas.microsoft.com/office/word/2018/wordml/cex" xmlns:w16cid="http://schemas.microsoft.com/office/word/2016/wordml/cid" xmlns:w16="http://schemas.microsoft.com/office/word/2018/wordml" xmlns:w16sdtdh="http://schemas.microsoft.com/office/word/2020/wordml/sdtdatahash" xmlns:w16se="http://schemas.microsoft.com/office/word/2015/wordml/symex" xmlns:wpg="http://schemas.microsoft.com/office/word/2010/wordprocessingGroup" xmlns:wpi="http://schemas.microsoft.com/office/word/2010/wordprocessingInk" xmlns:wne="http://schemas.microsoft.com/office/word/2006/wordml" xmlns:wps="http://schemas.microsoft.com/office/word/2010/wordprocessingShape" mc:Ignorable="w14 w15 w16se w16cid w16 w16cex w16sdtdh wp14">
+<w:ftr xmlns:wpc="http://schemas.microsoft.com/office/word/2010/wordprocessingCanvas" xmlns:cx="http://schemas.microsoft.com/office/drawing/2014/chartex" xmlns:cx1="http://schemas.microsoft.com/office/drawing/2015/9/8/chartex" xmlns:cx2="http://schemas.microsoft.com/office/drawing/2015/10/21/chartex" xmlns:cx3="http://schemas.microsoft.com/office/drawing/2016/5/9/chartex" xmlns:cx4="http://schemas.microsoft.com/office/drawing/2016/5/10/chartex" xmlns:cx5="http://schemas.microsoft.com/office/drawing/2016/5/11/chartex" xmlns:cx6="http://schemas.microsoft.com/office/drawing/2016/5/12/chartex" xmlns:cx7="http://schemas.microsoft.com/office/drawing/2016/5/13/chartex" xmlns:cx8="http://schemas.microsoft.com/office/drawing/2016/5/14/chartex" xmlns:mc="http://schemas.openxmlformats.org/markup-compatibility/2006" xmlns:aink="http://schemas.microsoft.com/office/drawing/2016/ink" xmlns:am3d="http://schemas.microsoft.com/office/drawing/2017/model3d" xmlns:o="urn:schemas-microsoft-com:office:office" xmlns:oel="http://schemas.microsoft.com/office/2019/extlst" xmlns:r="http://schemas.openxmlformats.org/officeDocument/2006/relationships" xmlns:m="http://schemas.openxmlformats.org/officeDocument/2006/math" xmlns:v="urn:schemas-microsoft-com:vml" xmlns:wp14="http://schemas.microsoft.com/office/word/2010/wordprocessingDrawing" xmlns:wp="http://schemas.openxmlformats.org/drawingml/2006/wordprocessingDrawing" xmlns:w10="urn:schemas-microsoft-com:office:word" xmlns:w="http://schemas.openxmlformats.org/wordprocessingml/2006/main" xmlns:w14="http://schemas.microsoft.com/office/word/2010/wordml" xmlns:w15="http://schemas.microsoft.com/office/word/2012/wordml" xmlns:w16cex="http://schemas.microsoft.com/office/word/2018/wordml/cex" xmlns:w16cid="http://schemas.microsoft.com/office/word/2016/wordml/cid" xmlns:w16="http://schemas.microsoft.com/office/word/2018/wordml" xmlns:w16du="http://schemas.microsoft.com/office/word/2023/wordml/word16du" xmlns:w16sdtdh="http://schemas.microsoft.com/office/word/2020/wordml/sdtdatahash" xmlns:w16sdtfl="http://schemas.microsoft.com/office/word/2024/wordml/sdtformatlock" xmlns:w16se="http://schemas.microsoft.com/office/word/2015/wordml/symex" xmlns:wpg="http://schemas.microsoft.com/office/word/2010/wordprocessingGroup" xmlns:wpi="http://schemas.microsoft.com/office/word/2010/wordprocessingInk" xmlns:wne="http://schemas.microsoft.com/office/word/2006/wordml" xmlns:wps="http://schemas.microsoft.com/office/word/2010/wordprocessingShape" mc:Ignorable="w14 w15 w16se w16cid w16 w16cex w16sdtdh w16sdtfl w16du wp14">
   <w:p>
     <w:pPr>
       <w:pStyle w:val="Footer"/>
@@ -16128,7 +15076,7 @@
 </file>
 
 <file path=word/footer4.xml><?xml version="1.0" encoding="utf-8"?>
-<w:ftr xmlns:wpc="http://schemas.microsoft.com/office/word/2010/wordprocessingCanvas" xmlns:cx="http://schemas.microsoft.com/office/drawing/2014/chartex" xmlns:cx1="http://schemas.microsoft.com/office/drawing/2015/9/8/chartex" xmlns:cx2="http://schemas.microsoft.com/office/drawing/2015/10/21/chartex" xmlns:cx3="http://schemas.microsoft.com/office/drawing/2016/5/9/chartex" xmlns:cx4="http://schemas.microsoft.com/office/drawing/2016/5/10/chartex" xmlns:cx5="http://schemas.microsoft.com/office/drawing/2016/5/11/chartex" xmlns:cx6="http://schemas.microsoft.com/office/drawing/2016/5/12/chartex" xmlns:cx7="http://schemas.microsoft.com/office/drawing/2016/5/13/chartex" xmlns:cx8="http://schemas.microsoft.com/office/drawing/2016/5/14/chartex" xmlns:mc="http://schemas.openxmlformats.org/markup-compatibility/2006" xmlns:aink="http://schemas.microsoft.com/office/drawing/2016/ink" xmlns:am3d="http://schemas.microsoft.com/office/drawing/2017/model3d" xmlns:o="urn:schemas-microsoft-com:office:office" xmlns:oel="http://schemas.microsoft.com/office/2019/extlst" xmlns:r="http://schemas.openxmlformats.org/officeDocument/2006/relationships" xmlns:m="http://schemas.openxmlformats.org/officeDocument/2006/math" xmlns:v="urn:schemas-microsoft-com:vml" xmlns:wp14="http://schemas.microsoft.com/office/word/2010/wordprocessingDrawing" xmlns:wp="http://schemas.openxmlformats.org/drawingml/2006/wordprocessingDrawing" xmlns:w10="urn:schemas-microsoft-com:office:word" xmlns:w="http://schemas.openxmlformats.org/wordprocessingml/2006/main" xmlns:w14="http://schemas.microsoft.com/office/word/2010/wordml" xmlns:w15="http://schemas.microsoft.com/office/word/2012/wordml" xmlns:w16cex="http://schemas.microsoft.com/office/word/2018/wordml/cex" xmlns:w16cid="http://schemas.microsoft.com/office/word/2016/wordml/cid" xmlns:w16="http://schemas.microsoft.com/office/word/2018/wordml" xmlns:w16sdtdh="http://schemas.microsoft.com/office/word/2020/wordml/sdtdatahash" xmlns:w16se="http://schemas.microsoft.com/office/word/2015/wordml/symex" xmlns:wpg="http://schemas.microsoft.com/office/word/2010/wordprocessingGroup" xmlns:wpi="http://schemas.microsoft.com/office/word/2010/wordprocessingInk" xmlns:wne="http://schemas.microsoft.com/office/word/2006/wordml" xmlns:wps="http://schemas.microsoft.com/office/word/2010/wordprocessingShape" mc:Ignorable="w14 w15 w16se w16cid w16 w16cex w16sdtdh wp14">
+<w:ftr xmlns:wpc="http://schemas.microsoft.com/office/word/2010/wordprocessingCanvas" xmlns:cx="http://schemas.microsoft.com/office/drawing/2014/chartex" xmlns:cx1="http://schemas.microsoft.com/office/drawing/2015/9/8/chartex" xmlns:cx2="http://schemas.microsoft.com/office/drawing/2015/10/21/chartex" xmlns:cx3="http://schemas.microsoft.com/office/drawing/2016/5/9/chartex" xmlns:cx4="http://schemas.microsoft.com/office/drawing/2016/5/10/chartex" xmlns:cx5="http://schemas.microsoft.com/office/drawing/2016/5/11/chartex" xmlns:cx6="http://schemas.microsoft.com/office/drawing/2016/5/12/chartex" xmlns:cx7="http://schemas.microsoft.com/office/drawing/2016/5/13/chartex" xmlns:cx8="http://schemas.microsoft.com/office/drawing/2016/5/14/chartex" xmlns:mc="http://schemas.openxmlformats.org/markup-compatibility/2006" xmlns:aink="http://schemas.microsoft.com/office/drawing/2016/ink" xmlns:am3d="http://schemas.microsoft.com/office/drawing/2017/model3d" xmlns:o="urn:schemas-microsoft-com:office:office" xmlns:oel="http://schemas.microsoft.com/office/2019/extlst" xmlns:r="http://schemas.openxmlformats.org/officeDocument/2006/relationships" xmlns:m="http://schemas.openxmlformats.org/officeDocument/2006/math" xmlns:v="urn:schemas-microsoft-com:vml" xmlns:wp14="http://schemas.microsoft.com/office/word/2010/wordprocessingDrawing" xmlns:wp="http://schemas.openxmlformats.org/drawingml/2006/wordprocessingDrawing" xmlns:w10="urn:schemas-microsoft-com:office:word" xmlns:w="http://schemas.openxmlformats.org/wordprocessingml/2006/main" xmlns:w14="http://schemas.microsoft.com/office/word/2010/wordml" xmlns:w15="http://schemas.microsoft.com/office/word/2012/wordml" xmlns:w16cex="http://schemas.microsoft.com/office/word/2018/wordml/cex" xmlns:w16cid="http://schemas.microsoft.com/office/word/2016/wordml/cid" xmlns:w16="http://schemas.microsoft.com/office/word/2018/wordml" xmlns:w16du="http://schemas.microsoft.com/office/word/2023/wordml/word16du" xmlns:w16sdtdh="http://schemas.microsoft.com/office/word/2020/wordml/sdtdatahash" xmlns:w16sdtfl="http://schemas.microsoft.com/office/word/2024/wordml/sdtformatlock" xmlns:w16se="http://schemas.microsoft.com/office/word/2015/wordml/symex" xmlns:wpg="http://schemas.microsoft.com/office/word/2010/wordprocessingGroup" xmlns:wpi="http://schemas.microsoft.com/office/word/2010/wordprocessingInk" xmlns:wne="http://schemas.microsoft.com/office/word/2006/wordml" xmlns:wps="http://schemas.microsoft.com/office/word/2010/wordprocessingShape" mc:Ignorable="w14 w15 w16se w16cid w16 w16cex w16sdtdh w16sdtfl w16du wp14">
   <w:p>
     <w:pPr>
       <w:pStyle w:val="Footer"/>
@@ -16171,7 +15119,7 @@
 </file>
 
 <file path=word/footer5.xml><?xml version="1.0" encoding="utf-8"?>
-<w:ftr xmlns:wpc="http://schemas.microsoft.com/office/word/2010/wordprocessingCanvas" xmlns:cx="http://schemas.microsoft.com/office/drawing/2014/chartex" xmlns:cx1="http://schemas.microsoft.com/office/drawing/2015/9/8/chartex" xmlns:cx2="http://schemas.microsoft.com/office/drawing/2015/10/21/chartex" xmlns:cx3="http://schemas.microsoft.com/office/drawing/2016/5/9/chartex" xmlns:cx4="http://schemas.microsoft.com/office/drawing/2016/5/10/chartex" xmlns:cx5="http://schemas.microsoft.com/office/drawing/2016/5/11/chartex" xmlns:cx6="http://schemas.microsoft.com/office/drawing/2016/5/12/chartex" xmlns:cx7="http://schemas.microsoft.com/office/drawing/2016/5/13/chartex" xmlns:cx8="http://schemas.microsoft.com/office/drawing/2016/5/14/chartex" xmlns:mc="http://schemas.openxmlformats.org/markup-compatibility/2006" xmlns:aink="http://schemas.microsoft.com/office/drawing/2016/ink" xmlns:am3d="http://schemas.microsoft.com/office/drawing/2017/model3d" xmlns:o="urn:schemas-microsoft-com:office:office" xmlns:oel="http://schemas.microsoft.com/office/2019/extlst" xmlns:r="http://schemas.openxmlformats.org/officeDocument/2006/relationships" xmlns:m="http://schemas.openxmlformats.org/officeDocument/2006/math" xmlns:v="urn:schemas-microsoft-com:vml" xmlns:wp14="http://schemas.microsoft.com/office/word/2010/wordprocessingDrawing" xmlns:wp="http://schemas.openxmlformats.org/drawingml/2006/wordprocessingDrawing" xmlns:w10="urn:schemas-microsoft-com:office:word" xmlns:w="http://schemas.openxmlformats.org/wordprocessingml/2006/main" xmlns:w14="http://schemas.microsoft.com/office/word/2010/wordml" xmlns:w15="http://schemas.microsoft.com/office/word/2012/wordml" xmlns:w16cex="http://schemas.microsoft.com/office/word/2018/wordml/cex" xmlns:w16cid="http://schemas.microsoft.com/office/word/2016/wordml/cid" xmlns:w16="http://schemas.microsoft.com/office/word/2018/wordml" xmlns:w16sdtdh="http://schemas.microsoft.com/office/word/2020/wordml/sdtdatahash" xmlns:w16se="http://schemas.microsoft.com/office/word/2015/wordml/symex" xmlns:wpg="http://schemas.microsoft.com/office/word/2010/wordprocessingGroup" xmlns:wpi="http://schemas.microsoft.com/office/word/2010/wordprocessingInk" xmlns:wne="http://schemas.microsoft.com/office/word/2006/wordml" xmlns:wps="http://schemas.microsoft.com/office/word/2010/wordprocessingShape" mc:Ignorable="w14 w15 w16se w16cid w16 w16cex w16sdtdh wp14">
+<w:ftr xmlns:wpc="http://schemas.microsoft.com/office/word/2010/wordprocessingCanvas" xmlns:cx="http://schemas.microsoft.com/office/drawing/2014/chartex" xmlns:cx1="http://schemas.microsoft.com/office/drawing/2015/9/8/chartex" xmlns:cx2="http://schemas.microsoft.com/office/drawing/2015/10/21/chartex" xmlns:cx3="http://schemas.microsoft.com/office/drawing/2016/5/9/chartex" xmlns:cx4="http://schemas.microsoft.com/office/drawing/2016/5/10/chartex" xmlns:cx5="http://schemas.microsoft.com/office/drawing/2016/5/11/chartex" xmlns:cx6="http://schemas.microsoft.com/office/drawing/2016/5/12/chartex" xmlns:cx7="http://schemas.microsoft.com/office/drawing/2016/5/13/chartex" xmlns:cx8="http://schemas.microsoft.com/office/drawing/2016/5/14/chartex" xmlns:mc="http://schemas.openxmlformats.org/markup-compatibility/2006" xmlns:aink="http://schemas.microsoft.com/office/drawing/2016/ink" xmlns:am3d="http://schemas.microsoft.com/office/drawing/2017/model3d" xmlns:o="urn:schemas-microsoft-com:office:office" xmlns:oel="http://schemas.microsoft.com/office/2019/extlst" xmlns:r="http://schemas.openxmlformats.org/officeDocument/2006/relationships" xmlns:m="http://schemas.openxmlformats.org/officeDocument/2006/math" xmlns:v="urn:schemas-microsoft-com:vml" xmlns:wp14="http://schemas.microsoft.com/office/word/2010/wordprocessingDrawing" xmlns:wp="http://schemas.openxmlformats.org/drawingml/2006/wordprocessingDrawing" xmlns:w10="urn:schemas-microsoft-com:office:word" xmlns:w="http://schemas.openxmlformats.org/wordprocessingml/2006/main" xmlns:w14="http://schemas.microsoft.com/office/word/2010/wordml" xmlns:w15="http://schemas.microsoft.com/office/word/2012/wordml" xmlns:w16cex="http://schemas.microsoft.com/office/word/2018/wordml/cex" xmlns:w16cid="http://schemas.microsoft.com/office/word/2016/wordml/cid" xmlns:w16="http://schemas.microsoft.com/office/word/2018/wordml" xmlns:w16du="http://schemas.microsoft.com/office/word/2023/wordml/word16du" xmlns:w16sdtdh="http://schemas.microsoft.com/office/word/2020/wordml/sdtdatahash" xmlns:w16sdtfl="http://schemas.microsoft.com/office/word/2024/wordml/sdtformatlock" xmlns:w16se="http://schemas.microsoft.com/office/word/2015/wordml/symex" xmlns:wpg="http://schemas.microsoft.com/office/word/2010/wordprocessingGroup" xmlns:wpi="http://schemas.microsoft.com/office/word/2010/wordprocessingInk" xmlns:wne="http://schemas.microsoft.com/office/word/2006/wordml" xmlns:wps="http://schemas.microsoft.com/office/word/2010/wordprocessingShape" mc:Ignorable="w14 w15 w16se w16cid w16 w16cex w16sdtdh w16sdtfl w16du wp14">
   <w:p>
     <w:pPr>
       <w:pStyle w:val="Footer"/>
@@ -16214,7 +15162,7 @@
 </file>
 
 <file path=word/footer6.xml><?xml version="1.0" encoding="utf-8"?>
-<w:ftr xmlns:wpc="http://schemas.microsoft.com/office/word/2010/wordprocessingCanvas" xmlns:cx="http://schemas.microsoft.com/office/drawing/2014/chartex" xmlns:cx1="http://schemas.microsoft.com/office/drawing/2015/9/8/chartex" xmlns:cx2="http://schemas.microsoft.com/office/drawing/2015/10/21/chartex" xmlns:cx3="http://schemas.microsoft.com/office/drawing/2016/5/9/chartex" xmlns:cx4="http://schemas.microsoft.com/office/drawing/2016/5/10/chartex" xmlns:cx5="http://schemas.microsoft.com/office/drawing/2016/5/11/chartex" xmlns:cx6="http://schemas.microsoft.com/office/drawing/2016/5/12/chartex" xmlns:cx7="http://schemas.microsoft.com/office/drawing/2016/5/13/chartex" xmlns:cx8="http://schemas.microsoft.com/office/drawing/2016/5/14/chartex" xmlns:mc="http://schemas.openxmlformats.org/markup-compatibility/2006" xmlns:aink="http://schemas.microsoft.com/office/drawing/2016/ink" xmlns:am3d="http://schemas.microsoft.com/office/drawing/2017/model3d" xmlns:o="urn:schemas-microsoft-com:office:office" xmlns:oel="http://schemas.microsoft.com/office/2019/extlst" xmlns:r="http://schemas.openxmlformats.org/officeDocument/2006/relationships" xmlns:m="http://schemas.openxmlformats.org/officeDocument/2006/math" xmlns:v="urn:schemas-microsoft-com:vml" xmlns:wp14="http://schemas.microsoft.com/office/word/2010/wordprocessingDrawing" xmlns:wp="http://schemas.openxmlformats.org/drawingml/2006/wordprocessingDrawing" xmlns:w10="urn:schemas-microsoft-com:office:word" xmlns:w="http://schemas.openxmlformats.org/wordprocessingml/2006/main" xmlns:w14="http://schemas.microsoft.com/office/word/2010/wordml" xmlns:w15="http://schemas.microsoft.com/office/word/2012/wordml" xmlns:w16cex="http://schemas.microsoft.com/office/word/2018/wordml/cex" xmlns:w16cid="http://schemas.microsoft.com/office/word/2016/wordml/cid" xmlns:w16="http://schemas.microsoft.com/office/word/2018/wordml" xmlns:w16sdtdh="http://schemas.microsoft.com/office/word/2020/wordml/sdtdatahash" xmlns:w16se="http://schemas.microsoft.com/office/word/2015/wordml/symex" xmlns:wpg="http://schemas.microsoft.com/office/word/2010/wordprocessingGroup" xmlns:wpi="http://schemas.microsoft.com/office/word/2010/wordprocessingInk" xmlns:wne="http://schemas.microsoft.com/office/word/2006/wordml" xmlns:wps="http://schemas.microsoft.com/office/word/2010/wordprocessingShape" mc:Ignorable="w14 w15 w16se w16cid w16 w16cex w16sdtdh wp14">
+<w:ftr xmlns:wpc="http://schemas.microsoft.com/office/word/2010/wordprocessingCanvas" xmlns:cx="http://schemas.microsoft.com/office/drawing/2014/chartex" xmlns:cx1="http://schemas.microsoft.com/office/drawing/2015/9/8/chartex" xmlns:cx2="http://schemas.microsoft.com/office/drawing/2015/10/21/chartex" xmlns:cx3="http://schemas.microsoft.com/office/drawing/2016/5/9/chartex" xmlns:cx4="http://schemas.microsoft.com/office/drawing/2016/5/10/chartex" xmlns:cx5="http://schemas.microsoft.com/office/drawing/2016/5/11/chartex" xmlns:cx6="http://schemas.microsoft.com/office/drawing/2016/5/12/chartex" xmlns:cx7="http://schemas.microsoft.com/office/drawing/2016/5/13/chartex" xmlns:cx8="http://schemas.microsoft.com/office/drawing/2016/5/14/chartex" xmlns:mc="http://schemas.openxmlformats.org/markup-compatibility/2006" xmlns:aink="http://schemas.microsoft.com/office/drawing/2016/ink" xmlns:am3d="http://schemas.microsoft.com/office/drawing/2017/model3d" xmlns:o="urn:schemas-microsoft-com:office:office" xmlns:oel="http://schemas.microsoft.com/office/2019/extlst" xmlns:r="http://schemas.openxmlformats.org/officeDocument/2006/relationships" xmlns:m="http://schemas.openxmlformats.org/officeDocument/2006/math" xmlns:v="urn:schemas-microsoft-com:vml" xmlns:wp14="http://schemas.microsoft.com/office/word/2010/wordprocessingDrawing" xmlns:wp="http://schemas.openxmlformats.org/drawingml/2006/wordprocessingDrawing" xmlns:w10="urn:schemas-microsoft-com:office:word" xmlns:w="http://schemas.openxmlformats.org/wordprocessingml/2006/main" xmlns:w14="http://schemas.microsoft.com/office/word/2010/wordml" xmlns:w15="http://schemas.microsoft.com/office/word/2012/wordml" xmlns:w16cex="http://schemas.microsoft.com/office/word/2018/wordml/cex" xmlns:w16cid="http://schemas.microsoft.com/office/word/2016/wordml/cid" xmlns:w16="http://schemas.microsoft.com/office/word/2018/wordml" xmlns:w16du="http://schemas.microsoft.com/office/word/2023/wordml/word16du" xmlns:w16sdtdh="http://schemas.microsoft.com/office/word/2020/wordml/sdtdatahash" xmlns:w16sdtfl="http://schemas.microsoft.com/office/word/2024/wordml/sdtformatlock" xmlns:w16se="http://schemas.microsoft.com/office/word/2015/wordml/symex" xmlns:wpg="http://schemas.microsoft.com/office/word/2010/wordprocessingGroup" xmlns:wpi="http://schemas.microsoft.com/office/word/2010/wordprocessingInk" xmlns:wne="http://schemas.microsoft.com/office/word/2006/wordml" xmlns:wps="http://schemas.microsoft.com/office/word/2010/wordprocessingShape" mc:Ignorable="w14 w15 w16se w16cid w16 w16cex w16sdtdh w16sdtfl w16du wp14">
   <w:p>
     <w:pPr>
       <w:pStyle w:val="Footer"/>
@@ -16257,7 +15205,7 @@
 </file>
 
 <file path=word/footer7.xml><?xml version="1.0" encoding="utf-8"?>
-<w:ftr xmlns:wpc="http://schemas.microsoft.com/office/word/2010/wordprocessingCanvas" xmlns:cx="http://schemas.microsoft.com/office/drawing/2014/chartex" xmlns:cx1="http://schemas.microsoft.com/office/drawing/2015/9/8/chartex" xmlns:cx2="http://schemas.microsoft.com/office/drawing/2015/10/21/chartex" xmlns:cx3="http://schemas.microsoft.com/office/drawing/2016/5/9/chartex" xmlns:cx4="http://schemas.microsoft.com/office/drawing/2016/5/10/chartex" xmlns:cx5="http://schemas.microsoft.com/office/drawing/2016/5/11/chartex" xmlns:cx6="http://schemas.microsoft.com/office/drawing/2016/5/12/chartex" xmlns:cx7="http://schemas.microsoft.com/office/drawing/2016/5/13/chartex" xmlns:cx8="http://schemas.microsoft.com/office/drawing/2016/5/14/chartex" xmlns:mc="http://schemas.openxmlformats.org/markup-compatibility/2006" xmlns:aink="http://schemas.microsoft.com/office/drawing/2016/ink" xmlns:am3d="http://schemas.microsoft.com/office/drawing/2017/model3d" xmlns:o="urn:schemas-microsoft-com:office:office" xmlns:oel="http://schemas.microsoft.com/office/2019/extlst" xmlns:r="http://schemas.openxmlformats.org/officeDocument/2006/relationships" xmlns:m="http://schemas.openxmlformats.org/officeDocument/2006/math" xmlns:v="urn:schemas-microsoft-com:vml" xmlns:wp14="http://schemas.microsoft.com/office/word/2010/wordprocessingDrawing" xmlns:wp="http://schemas.openxmlformats.org/drawingml/2006/wordprocessingDrawing" xmlns:w10="urn:schemas-microsoft-com:office:word" xmlns:w="http://schemas.openxmlformats.org/wordprocessingml/2006/main" xmlns:w14="http://schemas.microsoft.com/office/word/2010/wordml" xmlns:w15="http://schemas.microsoft.com/office/word/2012/wordml" xmlns:w16cex="http://schemas.microsoft.com/office/word/2018/wordml/cex" xmlns:w16cid="http://schemas.microsoft.com/office/word/2016/wordml/cid" xmlns:w16="http://schemas.microsoft.com/office/word/2018/wordml" xmlns:w16sdtdh="http://schemas.microsoft.com/office/word/2020/wordml/sdtdatahash" xmlns:w16se="http://schemas.microsoft.com/office/word/2015/wordml/symex" xmlns:wpg="http://schemas.microsoft.com/office/word/2010/wordprocessingGroup" xmlns:wpi="http://schemas.microsoft.com/office/word/2010/wordprocessingInk" xmlns:wne="http://schemas.microsoft.com/office/word/2006/wordml" xmlns:wps="http://schemas.microsoft.com/office/word/2010/wordprocessingShape" mc:Ignorable="w14 w15 w16se w16cid w16 w16cex w16sdtdh wp14">
+<w:ftr xmlns:wpc="http://schemas.microsoft.com/office/word/2010/wordprocessingCanvas" xmlns:cx="http://schemas.microsoft.com/office/drawing/2014/chartex" xmlns:cx1="http://schemas.microsoft.com/office/drawing/2015/9/8/chartex" xmlns:cx2="http://schemas.microsoft.com/office/drawing/2015/10/21/chartex" xmlns:cx3="http://schemas.microsoft.com/office/drawing/2016/5/9/chartex" xmlns:cx4="http://schemas.microsoft.com/office/drawing/2016/5/10/chartex" xmlns:cx5="http://schemas.microsoft.com/office/drawing/2016/5/11/chartex" xmlns:cx6="http://schemas.microsoft.com/office/drawing/2016/5/12/chartex" xmlns:cx7="http://schemas.microsoft.com/office/drawing/2016/5/13/chartex" xmlns:cx8="http://schemas.microsoft.com/office/drawing/2016/5/14/chartex" xmlns:mc="http://schemas.openxmlformats.org/markup-compatibility/2006" xmlns:aink="http://schemas.microsoft.com/office/drawing/2016/ink" xmlns:am3d="http://schemas.microsoft.com/office/drawing/2017/model3d" xmlns:o="urn:schemas-microsoft-com:office:office" xmlns:oel="http://schemas.microsoft.com/office/2019/extlst" xmlns:r="http://schemas.openxmlformats.org/officeDocument/2006/relationships" xmlns:m="http://schemas.openxmlformats.org/officeDocument/2006/math" xmlns:v="urn:schemas-microsoft-com:vml" xmlns:wp14="http://schemas.microsoft.com/office/word/2010/wordprocessingDrawing" xmlns:wp="http://schemas.openxmlformats.org/drawingml/2006/wordprocessingDrawing" xmlns:w10="urn:schemas-microsoft-com:office:word" xmlns:w="http://schemas.openxmlformats.org/wordprocessingml/2006/main" xmlns:w14="http://schemas.microsoft.com/office/word/2010/wordml" xmlns:w15="http://schemas.microsoft.com/office/word/2012/wordml" xmlns:w16cex="http://schemas.microsoft.com/office/word/2018/wordml/cex" xmlns:w16cid="http://schemas.microsoft.com/office/word/2016/wordml/cid" xmlns:w16="http://schemas.microsoft.com/office/word/2018/wordml" xmlns:w16du="http://schemas.microsoft.com/office/word/2023/wordml/word16du" xmlns:w16sdtdh="http://schemas.microsoft.com/office/word/2020/wordml/sdtdatahash" xmlns:w16sdtfl="http://schemas.microsoft.com/office/word/2024/wordml/sdtformatlock" xmlns:w16se="http://schemas.microsoft.com/office/word/2015/wordml/symex" xmlns:wpg="http://schemas.microsoft.com/office/word/2010/wordprocessingGroup" xmlns:wpi="http://schemas.microsoft.com/office/word/2010/wordprocessingInk" xmlns:wne="http://schemas.microsoft.com/office/word/2006/wordml" xmlns:wps="http://schemas.microsoft.com/office/word/2010/wordprocessingShape" mc:Ignorable="w14 w15 w16se w16cid w16 w16cex w16sdtdh w16sdtfl w16du wp14">
   <w:p>
     <w:pPr>
       <w:pStyle w:val="Footer"/>
@@ -16300,7 +15248,7 @@
 </file>
 
 <file path=word/footer8.xml><?xml version="1.0" encoding="utf-8"?>
-<w:ftr xmlns:wpc="http://schemas.microsoft.com/office/word/2010/wordprocessingCanvas" xmlns:cx="http://schemas.microsoft.com/office/drawing/2014/chartex" xmlns:cx1="http://schemas.microsoft.com/office/drawing/2015/9/8/chartex" xmlns:cx2="http://schemas.microsoft.com/office/drawing/2015/10/21/chartex" xmlns:cx3="http://schemas.microsoft.com/office/drawing/2016/5/9/chartex" xmlns:cx4="http://schemas.microsoft.com/office/drawing/2016/5/10/chartex" xmlns:cx5="http://schemas.microsoft.com/office/drawing/2016/5/11/chartex" xmlns:cx6="http://schemas.microsoft.com/office/drawing/2016/5/12/chartex" xmlns:cx7="http://schemas.microsoft.com/office/drawing/2016/5/13/chartex" xmlns:cx8="http://schemas.microsoft.com/office/drawing/2016/5/14/chartex" xmlns:mc="http://schemas.openxmlformats.org/markup-compatibility/2006" xmlns:aink="http://schemas.microsoft.com/office/drawing/2016/ink" xmlns:am3d="http://schemas.microsoft.com/office/drawing/2017/model3d" xmlns:o="urn:schemas-microsoft-com:office:office" xmlns:oel="http://schemas.microsoft.com/office/2019/extlst" xmlns:r="http://schemas.openxmlformats.org/officeDocument/2006/relationships" xmlns:m="http://schemas.openxmlformats.org/officeDocument/2006/math" xmlns:v="urn:schemas-microsoft-com:vml" xmlns:wp14="http://schemas.microsoft.com/office/word/2010/wordprocessingDrawing" xmlns:wp="http://schemas.openxmlformats.org/drawingml/2006/wordprocessingDrawing" xmlns:w10="urn:schemas-microsoft-com:office:word" xmlns:w="http://schemas.openxmlformats.org/wordprocessingml/2006/main" xmlns:w14="http://schemas.microsoft.com/office/word/2010/wordml" xmlns:w15="http://schemas.microsoft.com/office/word/2012/wordml" xmlns:w16cex="http://schemas.microsoft.com/office/word/2018/wordml/cex" xmlns:w16cid="http://schemas.microsoft.com/office/word/2016/wordml/cid" xmlns:w16="http://schemas.microsoft.com/office/word/2018/wordml" xmlns:w16sdtdh="http://schemas.microsoft.com/office/word/2020/wordml/sdtdatahash" xmlns:w16se="http://schemas.microsoft.com/office/word/2015/wordml/symex" xmlns:wpg="http://schemas.microsoft.com/office/word/2010/wordprocessingGroup" xmlns:wpi="http://schemas.microsoft.com/office/word/2010/wordprocessingInk" xmlns:wne="http://schemas.microsoft.com/office/word/2006/wordml" xmlns:wps="http://schemas.microsoft.com/office/word/2010/wordprocessingShape" mc:Ignorable="w14 w15 w16se w16cid w16 w16cex w16sdtdh wp14">
+<w:ftr xmlns:wpc="http://schemas.microsoft.com/office/word/2010/wordprocessingCanvas" xmlns:cx="http://schemas.microsoft.com/office/drawing/2014/chartex" xmlns:cx1="http://schemas.microsoft.com/office/drawing/2015/9/8/chartex" xmlns:cx2="http://schemas.microsoft.com/office/drawing/2015/10/21/chartex" xmlns:cx3="http://schemas.microsoft.com/office/drawing/2016/5/9/chartex" xmlns:cx4="http://schemas.microsoft.com/office/drawing/2016/5/10/chartex" xmlns:cx5="http://schemas.microsoft.com/office/drawing/2016/5/11/chartex" xmlns:cx6="http://schemas.microsoft.com/office/drawing/2016/5/12/chartex" xmlns:cx7="http://schemas.microsoft.com/office/drawing/2016/5/13/chartex" xmlns:cx8="http://schemas.microsoft.com/office/drawing/2016/5/14/chartex" xmlns:mc="http://schemas.openxmlformats.org/markup-compatibility/2006" xmlns:aink="http://schemas.microsoft.com/office/drawing/2016/ink" xmlns:am3d="http://schemas.microsoft.com/office/drawing/2017/model3d" xmlns:o="urn:schemas-microsoft-com:office:office" xmlns:oel="http://schemas.microsoft.com/office/2019/extlst" xmlns:r="http://schemas.openxmlformats.org/officeDocument/2006/relationships" xmlns:m="http://schemas.openxmlformats.org/officeDocument/2006/math" xmlns:v="urn:schemas-microsoft-com:vml" xmlns:wp14="http://schemas.microsoft.com/office/word/2010/wordprocessingDrawing" xmlns:wp="http://schemas.openxmlformats.org/drawingml/2006/wordprocessingDrawing" xmlns:w10="urn:schemas-microsoft-com:office:word" xmlns:w="http://schemas.openxmlformats.org/wordprocessingml/2006/main" xmlns:w14="http://schemas.microsoft.com/office/word/2010/wordml" xmlns:w15="http://schemas.microsoft.com/office/word/2012/wordml" xmlns:w16cex="http://schemas.microsoft.com/office/word/2018/wordml/cex" xmlns:w16cid="http://schemas.microsoft.com/office/word/2016/wordml/cid" xmlns:w16="http://schemas.microsoft.com/office/word/2018/wordml" xmlns:w16du="http://schemas.microsoft.com/office/word/2023/wordml/word16du" xmlns:w16sdtdh="http://schemas.microsoft.com/office/word/2020/wordml/sdtdatahash" xmlns:w16sdtfl="http://schemas.microsoft.com/office/word/2024/wordml/sdtformatlock" xmlns:w16se="http://schemas.microsoft.com/office/word/2015/wordml/symex" xmlns:wpg="http://schemas.microsoft.com/office/word/2010/wordprocessingGroup" xmlns:wpi="http://schemas.microsoft.com/office/word/2010/wordprocessingInk" xmlns:wne="http://schemas.microsoft.com/office/word/2006/wordml" xmlns:wps="http://schemas.microsoft.com/office/word/2010/wordprocessingShape" mc:Ignorable="w14 w15 w16se w16cid w16 w16cex w16sdtdh w16sdtfl w16du wp14">
   <w:p>
     <w:pPr>
       <w:pStyle w:val="Footer"/>
@@ -16343,7 +15291,7 @@
 </file>
 
 <file path=word/footnotes.xml><?xml version="1.0" encoding="utf-8"?>
-<w:footnotes xmlns:wpc="http://schemas.microsoft.com/office/word/2010/wordprocessingCanvas" xmlns:cx="http://schemas.microsoft.com/office/drawing/2014/chartex" xmlns:cx1="http://schemas.microsoft.com/office/drawing/2015/9/8/chartex" xmlns:cx2="http://schemas.microsoft.com/office/drawing/2015/10/21/chartex" xmlns:cx3="http://schemas.microsoft.com/office/drawing/2016/5/9/chartex" xmlns:cx4="http://schemas.microsoft.com/office/drawing/2016/5/10/chartex" xmlns:cx5="http://schemas.microsoft.com/office/drawing/2016/5/11/chartex" xmlns:cx6="http://schemas.microsoft.com/office/drawing/2016/5/12/chartex" xmlns:cx7="http://schemas.microsoft.com/office/drawing/2016/5/13/chartex" xmlns:cx8="http://schemas.microsoft.com/office/drawing/2016/5/14/chartex" xmlns:mc="http://schemas.openxmlformats.org/markup-compatibility/2006" xmlns:aink="http://schemas.microsoft.com/office/drawing/2016/ink" xmlns:am3d="http://schemas.microsoft.com/office/drawing/2017/model3d" xmlns:o="urn:schemas-microsoft-com:office:office" xmlns:oel="http://schemas.microsoft.com/office/2019/extlst" xmlns:r="http://schemas.openxmlformats.org/officeDocument/2006/relationships" xmlns:m="http://schemas.openxmlformats.org/officeDocument/2006/math" xmlns:v="urn:schemas-microsoft-com:vml" xmlns:wp14="http://schemas.microsoft.com/office/word/2010/wordprocessingDrawing" xmlns:wp="http://schemas.openxmlformats.org/drawingml/2006/wordprocessingDrawing" xmlns:w10="urn:schemas-microsoft-com:office:word" xmlns:w="http://schemas.openxmlformats.org/wordprocessingml/2006/main" xmlns:w14="http://schemas.microsoft.com/office/word/2010/wordml" xmlns:w15="http://schemas.microsoft.com/office/word/2012/wordml" xmlns:w16cex="http://schemas.microsoft.com/office/word/2018/wordml/cex" xmlns:w16cid="http://schemas.microsoft.com/office/word/2016/wordml/cid" xmlns:w16="http://schemas.microsoft.com/office/word/2018/wordml" xmlns:w16sdtdh="http://schemas.microsoft.com/office/word/2020/wordml/sdtdatahash" xmlns:w16se="http://schemas.microsoft.com/office/word/2015/wordml/symex" xmlns:wpg="http://schemas.microsoft.com/office/word/2010/wordprocessingGroup" xmlns:wpi="http://schemas.microsoft.com/office/word/2010/wordprocessingInk" xmlns:wne="http://schemas.microsoft.com/office/word/2006/wordml" xmlns:wps="http://schemas.microsoft.com/office/word/2010/wordprocessingShape" mc:Ignorable="w14 w15 w16se w16cid w16 w16cex w16sdtdh wp14">
+<w:footnotes xmlns:wpc="http://schemas.microsoft.com/office/word/2010/wordprocessingCanvas" xmlns:cx="http://schemas.microsoft.com/office/drawing/2014/chartex" xmlns:cx1="http://schemas.microsoft.com/office/drawing/2015/9/8/chartex" xmlns:cx2="http://schemas.microsoft.com/office/drawing/2015/10/21/chartex" xmlns:cx3="http://schemas.microsoft.com/office/drawing/2016/5/9/chartex" xmlns:cx4="http://schemas.microsoft.com/office/drawing/2016/5/10/chartex" xmlns:cx5="http://schemas.microsoft.com/office/drawing/2016/5/11/chartex" xmlns:cx6="http://schemas.microsoft.com/office/drawing/2016/5/12/chartex" xmlns:cx7="http://schemas.microsoft.com/office/drawing/2016/5/13/chartex" xmlns:cx8="http://schemas.microsoft.com/office/drawing/2016/5/14/chartex" xmlns:mc="http://schemas.openxmlformats.org/markup-compatibility/2006" xmlns:aink="http://schemas.microsoft.com/office/drawing/2016/ink" xmlns:am3d="http://schemas.microsoft.com/office/drawing/2017/model3d" xmlns:o="urn:schemas-microsoft-com:office:office" xmlns:oel="http://schemas.microsoft.com/office/2019/extlst" xmlns:r="http://schemas.openxmlformats.org/officeDocument/2006/relationships" xmlns:m="http://schemas.openxmlformats.org/officeDocument/2006/math" xmlns:v="urn:schemas-microsoft-com:vml" xmlns:wp14="http://schemas.microsoft.com/office/word/2010/wordprocessingDrawing" xmlns:wp="http://schemas.openxmlformats.org/drawingml/2006/wordprocessingDrawing" xmlns:w10="urn:schemas-microsoft-com:office:word" xmlns:w="http://schemas.openxmlformats.org/wordprocessingml/2006/main" xmlns:w14="http://schemas.microsoft.com/office/word/2010/wordml" xmlns:w15="http://schemas.microsoft.com/office/word/2012/wordml" xmlns:w16cex="http://schemas.microsoft.com/office/word/2018/wordml/cex" xmlns:w16cid="http://schemas.microsoft.com/office/word/2016/wordml/cid" xmlns:w16="http://schemas.microsoft.com/office/word/2018/wordml" xmlns:w16du="http://schemas.microsoft.com/office/word/2023/wordml/word16du" xmlns:w16sdtdh="http://schemas.microsoft.com/office/word/2020/wordml/sdtdatahash" xmlns:w16sdtfl="http://schemas.microsoft.com/office/word/2024/wordml/sdtformatlock" xmlns:w16se="http://schemas.microsoft.com/office/word/2015/wordml/symex" xmlns:wpg="http://schemas.microsoft.com/office/word/2010/wordprocessingGroup" xmlns:wpi="http://schemas.microsoft.com/office/word/2010/wordprocessingInk" xmlns:wne="http://schemas.microsoft.com/office/word/2006/wordml" xmlns:wps="http://schemas.microsoft.com/office/word/2010/wordprocessingShape" mc:Ignorable="w14 w15 w16se w16cid w16 w16cex w16sdtdh w16sdtfl w16du wp14">
   <w:footnote w:type="separator" w:id="-1">
     <w:p>
       <w:r>
@@ -16378,7 +15326,7 @@
 </file>
 
 <file path=word/header1.xml><?xml version="1.0" encoding="utf-8"?>
-<w:hdr xmlns:wpc="http://schemas.microsoft.com/office/word/2010/wordprocessingCanvas" xmlns:cx="http://schemas.microsoft.com/office/drawing/2014/chartex" xmlns:cx1="http://schemas.microsoft.com/office/drawing/2015/9/8/chartex" xmlns:cx2="http://schemas.microsoft.com/office/drawing/2015/10/21/chartex" xmlns:cx3="http://schemas.microsoft.com/office/drawing/2016/5/9/chartex" xmlns:cx4="http://schemas.microsoft.com/office/drawing/2016/5/10/chartex" xmlns:cx5="http://schemas.microsoft.com/office/drawing/2016/5/11/chartex" xmlns:cx6="http://schemas.microsoft.com/office/drawing/2016/5/12/chartex" xmlns:cx7="http://schemas.microsoft.com/office/drawing/2016/5/13/chartex" xmlns:cx8="http://schemas.microsoft.com/office/drawing/2016/5/14/chartex" xmlns:mc="http://schemas.openxmlformats.org/markup-compatibility/2006" xmlns:aink="http://schemas.microsoft.com/office/drawing/2016/ink" xmlns:am3d="http://schemas.microsoft.com/office/drawing/2017/model3d" xmlns:o="urn:schemas-microsoft-com:office:office" xmlns:oel="http://schemas.microsoft.com/office/2019/extlst" xmlns:r="http://schemas.openxmlformats.org/officeDocument/2006/relationships" xmlns:m="http://schemas.openxmlformats.org/officeDocument/2006/math" xmlns:v="urn:schemas-microsoft-com:vml" xmlns:wp14="http://schemas.microsoft.com/office/word/2010/wordprocessingDrawing" xmlns:wp="http://schemas.openxmlformats.org/drawingml/2006/wordprocessingDrawing" xmlns:w10="urn:schemas-microsoft-com:office:word" xmlns:w="http://schemas.openxmlformats.org/wordprocessingml/2006/main" xmlns:w14="http://schemas.microsoft.com/office/word/2010/wordml" xmlns:w15="http://schemas.microsoft.com/office/word/2012/wordml" xmlns:w16cex="http://schemas.microsoft.com/office/word/2018/wordml/cex" xmlns:w16cid="http://schemas.microsoft.com/office/word/2016/wordml/cid" xmlns:w16="http://schemas.microsoft.com/office/word/2018/wordml" xmlns:w16sdtdh="http://schemas.microsoft.com/office/word/2020/wordml/sdtdatahash" xmlns:w16se="http://schemas.microsoft.com/office/word/2015/wordml/symex" xmlns:wpg="http://schemas.microsoft.com/office/word/2010/wordprocessingGroup" xmlns:wpi="http://schemas.microsoft.com/office/word/2010/wordprocessingInk" xmlns:wne="http://schemas.microsoft.com/office/word/2006/wordml" xmlns:wps="http://schemas.microsoft.com/office/word/2010/wordprocessingShape" mc:Ignorable="w14 w15 w16se w16cid w16 w16cex w16sdtdh wp14">
+<w:hdr xmlns:wpc="http://schemas.microsoft.com/office/word/2010/wordprocessingCanvas" xmlns:cx="http://schemas.microsoft.com/office/drawing/2014/chartex" xmlns:cx1="http://schemas.microsoft.com/office/drawing/2015/9/8/chartex" xmlns:cx2="http://schemas.microsoft.com/office/drawing/2015/10/21/chartex" xmlns:cx3="http://schemas.microsoft.com/office/drawing/2016/5/9/chartex" xmlns:cx4="http://schemas.microsoft.com/office/drawing/2016/5/10/chartex" xmlns:cx5="http://schemas.microsoft.com/office/drawing/2016/5/11/chartex" xmlns:cx6="http://schemas.microsoft.com/office/drawing/2016/5/12/chartex" xmlns:cx7="http://schemas.microsoft.com/office/drawing/2016/5/13/chartex" xmlns:cx8="http://schemas.microsoft.com/office/drawing/2016/5/14/chartex" xmlns:mc="http://schemas.openxmlformats.org/markup-compatibility/2006" xmlns:aink="http://schemas.microsoft.com/office/drawing/2016/ink" xmlns:am3d="http://schemas.microsoft.com/office/drawing/2017/model3d" xmlns:o="urn:schemas-microsoft-com:office:office" xmlns:oel="http://schemas.microsoft.com/office/2019/extlst" xmlns:r="http://schemas.openxmlformats.org/officeDocument/2006/relationships" xmlns:m="http://schemas.openxmlformats.org/officeDocument/2006/math" xmlns:v="urn:schemas-microsoft-com:vml" xmlns:wp14="http://schemas.microsoft.com/office/word/2010/wordprocessingDrawing" xmlns:wp="http://schemas.openxmlformats.org/drawingml/2006/wordprocessingDrawing" xmlns:w10="urn:schemas-microsoft-com:office:word" xmlns:w="http://schemas.openxmlformats.org/wordprocessingml/2006/main" xmlns:w14="http://schemas.microsoft.com/office/word/2010/wordml" xmlns:w15="http://schemas.microsoft.com/office/word/2012/wordml" xmlns:w16cex="http://schemas.microsoft.com/office/word/2018/wordml/cex" xmlns:w16cid="http://schemas.microsoft.com/office/word/2016/wordml/cid" xmlns:w16="http://schemas.microsoft.com/office/word/2018/wordml" xmlns:w16du="http://schemas.microsoft.com/office/word/2023/wordml/word16du" xmlns:w16sdtdh="http://schemas.microsoft.com/office/word/2020/wordml/sdtdatahash" xmlns:w16sdtfl="http://schemas.microsoft.com/office/word/2024/wordml/sdtformatlock" xmlns:w16se="http://schemas.microsoft.com/office/word/2015/wordml/symex" xmlns:wpg="http://schemas.microsoft.com/office/word/2010/wordprocessingGroup" xmlns:wpi="http://schemas.microsoft.com/office/word/2010/wordprocessingInk" xmlns:wne="http://schemas.microsoft.com/office/word/2006/wordml" xmlns:wps="http://schemas.microsoft.com/office/word/2010/wordprocessingShape" mc:Ignorable="w14 w15 w16se w16cid w16 w16cex w16sdtdh w16sdtfl w16du wp14">
   <w:p>
     <w:pPr>
       <w:pStyle w:val="Header"/>
@@ -16457,7 +15405,7 @@
 </file>
 
 <file path=word/header2.xml><?xml version="1.0" encoding="utf-8"?>
-<w:hdr xmlns:wpc="http://schemas.microsoft.com/office/word/2010/wordprocessingCanvas" xmlns:cx="http://schemas.microsoft.com/office/drawing/2014/chartex" xmlns:cx1="http://schemas.microsoft.com/office/drawing/2015/9/8/chartex" xmlns:cx2="http://schemas.microsoft.com/office/drawing/2015/10/21/chartex" xmlns:cx3="http://schemas.microsoft.com/office/drawing/2016/5/9/chartex" xmlns:cx4="http://schemas.microsoft.com/office/drawing/2016/5/10/chartex" xmlns:cx5="http://schemas.microsoft.com/office/drawing/2016/5/11/chartex" xmlns:cx6="http://schemas.microsoft.com/office/drawing/2016/5/12/chartex" xmlns:cx7="http://schemas.microsoft.com/office/drawing/2016/5/13/chartex" xmlns:cx8="http://schemas.microsoft.com/office/drawing/2016/5/14/chartex" xmlns:mc="http://schemas.openxmlformats.org/markup-compatibility/2006" xmlns:aink="http://schemas.microsoft.com/office/drawing/2016/ink" xmlns:am3d="http://schemas.microsoft.com/office/drawing/2017/model3d" xmlns:o="urn:schemas-microsoft-com:office:office" xmlns:oel="http://schemas.microsoft.com/office/2019/extlst" xmlns:r="http://schemas.openxmlformats.org/officeDocument/2006/relationships" xmlns:m="http://schemas.openxmlformats.org/officeDocument/2006/math" xmlns:v="urn:schemas-microsoft-com:vml" xmlns:wp14="http://schemas.microsoft.com/office/word/2010/wordprocessingDrawing" xmlns:wp="http://schemas.openxmlformats.org/drawingml/2006/wordprocessingDrawing" xmlns:w10="urn:schemas-microsoft-com:office:word" xmlns:w="http://schemas.openxmlformats.org/wordprocessingml/2006/main" xmlns:w14="http://schemas.microsoft.com/office/word/2010/wordml" xmlns:w15="http://schemas.microsoft.com/office/word/2012/wordml" xmlns:w16cex="http://schemas.microsoft.com/office/word/2018/wordml/cex" xmlns:w16cid="http://schemas.microsoft.com/office/word/2016/wordml/cid" xmlns:w16="http://schemas.microsoft.com/office/word/2018/wordml" xmlns:w16sdtdh="http://schemas.microsoft.com/office/word/2020/wordml/sdtdatahash" xmlns:w16se="http://schemas.microsoft.com/office/word/2015/wordml/symex" xmlns:wpg="http://schemas.microsoft.com/office/word/2010/wordprocessingGroup" xmlns:wpi="http://schemas.microsoft.com/office/word/2010/wordprocessingInk" xmlns:wne="http://schemas.microsoft.com/office/word/2006/wordml" xmlns:wps="http://schemas.microsoft.com/office/word/2010/wordprocessingShape" mc:Ignorable="w14 w15 w16se w16cid w16 w16cex w16sdtdh wp14">
+<w:hdr xmlns:wpc="http://schemas.microsoft.com/office/word/2010/wordprocessingCanvas" xmlns:cx="http://schemas.microsoft.com/office/drawing/2014/chartex" xmlns:cx1="http://schemas.microsoft.com/office/drawing/2015/9/8/chartex" xmlns:cx2="http://schemas.microsoft.com/office/drawing/2015/10/21/chartex" xmlns:cx3="http://schemas.microsoft.com/office/drawing/2016/5/9/chartex" xmlns:cx4="http://schemas.microsoft.com/office/drawing/2016/5/10/chartex" xmlns:cx5="http://schemas.microsoft.com/office/drawing/2016/5/11/chartex" xmlns:cx6="http://schemas.microsoft.com/office/drawing/2016/5/12/chartex" xmlns:cx7="http://schemas.microsoft.com/office/drawing/2016/5/13/chartex" xmlns:cx8="http://schemas.microsoft.com/office/drawing/2016/5/14/chartex" xmlns:mc="http://schemas.openxmlformats.org/markup-compatibility/2006" xmlns:aink="http://schemas.microsoft.com/office/drawing/2016/ink" xmlns:am3d="http://schemas.microsoft.com/office/drawing/2017/model3d" xmlns:o="urn:schemas-microsoft-com:office:office" xmlns:oel="http://schemas.microsoft.com/office/2019/extlst" xmlns:r="http://schemas.openxmlformats.org/officeDocument/2006/relationships" xmlns:m="http://schemas.openxmlformats.org/officeDocument/2006/math" xmlns:v="urn:schemas-microsoft-com:vml" xmlns:wp14="http://schemas.microsoft.com/office/word/2010/wordprocessingDrawing" xmlns:wp="http://schemas.openxmlformats.org/drawingml/2006/wordprocessingDrawing" xmlns:w10="urn:schemas-microsoft-com:office:word" xmlns:w="http://schemas.openxmlformats.org/wordprocessingml/2006/main" xmlns:w14="http://schemas.microsoft.com/office/word/2010/wordml" xmlns:w15="http://schemas.microsoft.com/office/word/2012/wordml" xmlns:w16cex="http://schemas.microsoft.com/office/word/2018/wordml/cex" xmlns:w16cid="http://schemas.microsoft.com/office/word/2016/wordml/cid" xmlns:w16="http://schemas.microsoft.com/office/word/2018/wordml" xmlns:w16du="http://schemas.microsoft.com/office/word/2023/wordml/word16du" xmlns:w16sdtdh="http://schemas.microsoft.com/office/word/2020/wordml/sdtdatahash" xmlns:w16sdtfl="http://schemas.microsoft.com/office/word/2024/wordml/sdtformatlock" xmlns:w16se="http://schemas.microsoft.com/office/word/2015/wordml/symex" xmlns:wpg="http://schemas.microsoft.com/office/word/2010/wordprocessingGroup" xmlns:wpi="http://schemas.microsoft.com/office/word/2010/wordprocessingInk" xmlns:wne="http://schemas.microsoft.com/office/word/2006/wordml" xmlns:wps="http://schemas.microsoft.com/office/word/2010/wordprocessingShape" mc:Ignorable="w14 w15 w16se w16cid w16 w16cex w16sdtdh w16sdtfl w16du wp14">
   <w:p>
     <w:pPr>
       <w:pStyle w:val="Header"/>
@@ -16575,7 +15523,7 @@
 </file>
 
 <file path=word/numbering.xml><?xml version="1.0" encoding="utf-8"?>
-<w:numbering xmlns:wpc="http://schemas.microsoft.com/office/word/2010/wordprocessingCanvas" xmlns:cx="http://schemas.microsoft.com/office/drawing/2014/chartex" xmlns:cx1="http://schemas.microsoft.com/office/drawing/2015/9/8/chartex" xmlns:cx2="http://schemas.microsoft.com/office/drawing/2015/10/21/chartex" xmlns:cx3="http://schemas.microsoft.com/office/drawing/2016/5/9/chartex" xmlns:cx4="http://schemas.microsoft.com/office/drawing/2016/5/10/chartex" xmlns:cx5="http://schemas.microsoft.com/office/drawing/2016/5/11/chartex" xmlns:cx6="http://schemas.microsoft.com/office/drawing/2016/5/12/chartex" xmlns:cx7="http://schemas.microsoft.com/office/drawing/2016/5/13/chartex" xmlns:cx8="http://schemas.microsoft.com/office/drawing/2016/5/14/chartex" xmlns:mc="http://schemas.openxmlformats.org/markup-compatibility/2006" xmlns:aink="http://schemas.microsoft.com/office/drawing/2016/ink" xmlns:am3d="http://schemas.microsoft.com/office/drawing/2017/model3d" xmlns:o="urn:schemas-microsoft-com:office:office" xmlns:oel="http://schemas.microsoft.com/office/2019/extlst" xmlns:r="http://schemas.openxmlformats.org/officeDocument/2006/relationships" xmlns:m="http://schemas.openxmlformats.org/officeDocument/2006/math" xmlns:v="urn:schemas-microsoft-com:vml" xmlns:wp14="http://schemas.microsoft.com/office/word/2010/wordprocessingDrawing" xmlns:wp="http://schemas.openxmlformats.org/drawingml/2006/wordprocessingDrawing" xmlns:w10="urn:schemas-microsoft-com:office:word" xmlns:w="http://schemas.openxmlformats.org/wordprocessingml/2006/main" xmlns:w14="http://schemas.microsoft.com/office/word/2010/wordml" xmlns:w15="http://schemas.microsoft.com/office/word/2012/wordml" xmlns:w16cex="http://schemas.microsoft.com/office/word/2018/wordml/cex" xmlns:w16cid="http://schemas.microsoft.com/office/word/2016/wordml/cid" xmlns:w16="http://schemas.microsoft.com/office/word/2018/wordml" xmlns:w16sdtdh="http://schemas.microsoft.com/office/word/2020/wordml/sdtdatahash" xmlns:w16se="http://schemas.microsoft.com/office/word/2015/wordml/symex" xmlns:wpg="http://schemas.microsoft.com/office/word/2010/wordprocessingGroup" xmlns:wpi="http://schemas.microsoft.com/office/word/2010/wordprocessingInk" xmlns:wne="http://schemas.microsoft.com/office/word/2006/wordml" xmlns:wps="http://schemas.microsoft.com/office/word/2010/wordprocessingShape" mc:Ignorable="w14 w15 w16se w16cid w16 w16cex w16sdtdh wp14">
+<w:numbering xmlns:wpc="http://schemas.microsoft.com/office/word/2010/wordprocessingCanvas" xmlns:cx="http://schemas.microsoft.com/office/drawing/2014/chartex" xmlns:cx1="http://schemas.microsoft.com/office/drawing/2015/9/8/chartex" xmlns:cx2="http://schemas.microsoft.com/office/drawing/2015/10/21/chartex" xmlns:cx3="http://schemas.microsoft.com/office/drawing/2016/5/9/chartex" xmlns:cx4="http://schemas.microsoft.com/office/drawing/2016/5/10/chartex" xmlns:cx5="http://schemas.microsoft.com/office/drawing/2016/5/11/chartex" xmlns:cx6="http://schemas.microsoft.com/office/drawing/2016/5/12/chartex" xmlns:cx7="http://schemas.microsoft.com/office/drawing/2016/5/13/chartex" xmlns:cx8="http://schemas.microsoft.com/office/drawing/2016/5/14/chartex" xmlns:mc="http://schemas.openxmlformats.org/markup-compatibility/2006" xmlns:aink="http://schemas.microsoft.com/office/drawing/2016/ink" xmlns:am3d="http://schemas.microsoft.com/office/drawing/2017/model3d" xmlns:o="urn:schemas-microsoft-com:office:office" xmlns:oel="http://schemas.microsoft.com/office/2019/extlst" xmlns:r="http://schemas.openxmlformats.org/officeDocument/2006/relationships" xmlns:m="http://schemas.openxmlformats.org/officeDocument/2006/math" xmlns:v="urn:schemas-microsoft-com:vml" xmlns:wp14="http://schemas.microsoft.com/office/word/2010/wordprocessingDrawing" xmlns:wp="http://schemas.openxmlformats.org/drawingml/2006/wordprocessingDrawing" xmlns:w10="urn:schemas-microsoft-com:office:word" xmlns:w="http://schemas.openxmlformats.org/wordprocessingml/2006/main" xmlns:w14="http://schemas.microsoft.com/office/word/2010/wordml" xmlns:w15="http://schemas.microsoft.com/office/word/2012/wordml" xmlns:w16cex="http://schemas.microsoft.com/office/word/2018/wordml/cex" xmlns:w16cid="http://schemas.microsoft.com/office/word/2016/wordml/cid" xmlns:w16="http://schemas.microsoft.com/office/word/2018/wordml" xmlns:w16du="http://schemas.microsoft.com/office/word/2023/wordml/word16du" xmlns:w16sdtdh="http://schemas.microsoft.com/office/word/2020/wordml/sdtdatahash" xmlns:w16sdtfl="http://schemas.microsoft.com/office/word/2024/wordml/sdtformatlock" xmlns:w16se="http://schemas.microsoft.com/office/word/2015/wordml/symex" xmlns:wpg="http://schemas.microsoft.com/office/word/2010/wordprocessingGroup" xmlns:wpi="http://schemas.microsoft.com/office/word/2010/wordprocessingInk" xmlns:wne="http://schemas.microsoft.com/office/word/2006/wordml" xmlns:wps="http://schemas.microsoft.com/office/word/2010/wordprocessingShape" mc:Ignorable="w14 w15 w16se w16cid w16 w16cex w16sdtdh w16sdtfl w16du wp14">
   <w:abstractNum w:abstractNumId="0" w15:restartNumberingAfterBreak="0">
     <w:nsid w:val="FFFFFFFB"/>
     <w:multiLevelType w:val="multilevel"/>
@@ -20903,7 +19851,7 @@
 </file>
 
 <file path=word/styles.xml><?xml version="1.0" encoding="utf-8"?>
-<w:styles xmlns:mc="http://schemas.openxmlformats.org/markup-compatibility/2006" xmlns:r="http://schemas.openxmlformats.org/officeDocument/2006/relationships" xmlns:w="http://schemas.openxmlformats.org/wordprocessingml/2006/main" xmlns:w14="http://schemas.microsoft.com/office/word/2010/wordml" xmlns:w15="http://schemas.microsoft.com/office/word/2012/wordml" xmlns:w16cex="http://schemas.microsoft.com/office/word/2018/wordml/cex" xmlns:w16cid="http://schemas.microsoft.com/office/word/2016/wordml/cid" xmlns:w16="http://schemas.microsoft.com/office/word/2018/wordml" xmlns:w16sdtdh="http://schemas.microsoft.com/office/word/2020/wordml/sdtdatahash" xmlns:w16se="http://schemas.microsoft.com/office/word/2015/wordml/symex" mc:Ignorable="w14 w15 w16se w16cid w16 w16cex w16sdtdh">
+<w:styles xmlns:mc="http://schemas.openxmlformats.org/markup-compatibility/2006" xmlns:r="http://schemas.openxmlformats.org/officeDocument/2006/relationships" xmlns:w="http://schemas.openxmlformats.org/wordprocessingml/2006/main" xmlns:w14="http://schemas.microsoft.com/office/word/2010/wordml" xmlns:w15="http://schemas.microsoft.com/office/word/2012/wordml" xmlns:w16cex="http://schemas.microsoft.com/office/word/2018/wordml/cex" xmlns:w16cid="http://schemas.microsoft.com/office/word/2016/wordml/cid" xmlns:w16="http://schemas.microsoft.com/office/word/2018/wordml" xmlns:w16du="http://schemas.microsoft.com/office/word/2023/wordml/word16du" xmlns:w16sdtdh="http://schemas.microsoft.com/office/word/2020/wordml/sdtdatahash" xmlns:w16sdtfl="http://schemas.microsoft.com/office/word/2024/wordml/sdtformatlock" xmlns:w16se="http://schemas.microsoft.com/office/word/2015/wordml/symex" mc:Ignorable="w14 w15 w16se w16cid w16 w16cex w16sdtdh w16sdtfl w16du">
   <w:docDefaults>
     <w:rPrDefault>
       <w:rPr>
@@ -21484,6 +20432,7 @@
   <w:style w:type="character" w:default="1" w:styleId="DefaultParagraphFont">
     <w:name w:val="Default Paragraph Font"/>
     <w:uiPriority w:val="1"/>
+    <w:semiHidden/>
     <w:unhideWhenUsed/>
   </w:style>
   <w:style w:type="table" w:default="1" w:styleId="TableNormal">

--- a/Main Document Access Template.docx
+++ b/Main Document Access Template.docx
@@ -181,6 +181,147 @@
     </w:p>
     <w:p>
       <w:pPr>
+        <w:pStyle w:val="H1ListNoSpace"/>
+        <w:numPr>
+          <w:ilvl w:val="0"/>
+          <w:numId w:val="0"/>
+        </w:numPr>
+        <w:ind w:left="360" w:hanging="360"/>
+      </w:pPr>
+    </w:p>
+    <w:p>
+      <w:pPr>
+        <w:pStyle w:val="H1ListNoSpace"/>
+        <w:numPr>
+          <w:ilvl w:val="0"/>
+          <w:numId w:val="0"/>
+        </w:numPr>
+        <w:ind w:left="360"/>
+        <w:rPr>
+          <w:rFonts w:ascii="Times New Roman" w:hAnsi="Times New Roman" w:cs="Times New Roman"/>
+          <w:b w:val="0"/>
+          <w:bCs w:val="0"/>
+          <w:color w:val="auto"/>
+          <w:sz w:val="20"/>
+          <w:szCs w:val="20"/>
+        </w:rPr>
+      </w:pPr>
+      <w:r>
+        <w:rPr>
+          <w:rFonts w:ascii="Times New Roman" w:hAnsi="Times New Roman" w:cs="Times New Roman"/>
+          <w:b w:val="0"/>
+          <w:bCs w:val="0"/>
+          <w:color w:val="auto"/>
+          <w:sz w:val="20"/>
+          <w:szCs w:val="20"/>
+        </w:rPr>
+        <w:t>Vehicle accidents in Malta are of a high concern as they are not only deadly but are often a cause of high traffic congestion. In this project, we explore the severity of accidents given an extensive dataset.</w:t>
+      </w:r>
+    </w:p>
+    <w:p>
+      <w:pPr>
+        <w:pStyle w:val="H1ListNoSpace"/>
+        <w:numPr>
+          <w:ilvl w:val="0"/>
+          <w:numId w:val="0"/>
+        </w:numPr>
+        <w:ind w:left="360" w:hanging="80"/>
+        <w:rPr>
+          <w:rFonts w:ascii="Times New Roman" w:hAnsi="Times New Roman" w:cs="Times New Roman"/>
+          <w:b w:val="0"/>
+          <w:bCs w:val="0"/>
+          <w:color w:val="auto"/>
+          <w:sz w:val="20"/>
+          <w:szCs w:val="20"/>
+        </w:rPr>
+      </w:pPr>
+    </w:p>
+    <w:p>
+      <w:pPr>
+        <w:pStyle w:val="H1ListNoSpace"/>
+        <w:numPr>
+          <w:ilvl w:val="0"/>
+          <w:numId w:val="0"/>
+        </w:numPr>
+        <w:ind w:left="360"/>
+        <w:rPr>
+          <w:rFonts w:ascii="Times New Roman" w:hAnsi="Times New Roman" w:cs="Times New Roman"/>
+          <w:b w:val="0"/>
+          <w:bCs w:val="0"/>
+          <w:color w:val="auto"/>
+          <w:sz w:val="20"/>
+          <w:szCs w:val="20"/>
+        </w:rPr>
+      </w:pPr>
+      <w:r>
+        <w:rPr>
+          <w:rFonts w:ascii="Times New Roman" w:hAnsi="Times New Roman" w:cs="Times New Roman"/>
+          <w:b w:val="0"/>
+          <w:bCs w:val="0"/>
+          <w:color w:val="auto"/>
+          <w:sz w:val="20"/>
+          <w:szCs w:val="20"/>
+        </w:rPr>
+        <w:t>Hence, w</w:t>
+      </w:r>
+      <w:r>
+        <w:rPr>
+          <w:rFonts w:ascii="Times New Roman" w:hAnsi="Times New Roman" w:cs="Times New Roman"/>
+          <w:b w:val="0"/>
+          <w:bCs w:val="0"/>
+          <w:color w:val="auto"/>
+          <w:sz w:val="20"/>
+          <w:szCs w:val="20"/>
+        </w:rPr>
+        <w:t xml:space="preserve">hile this project initially set out to evaluate various machine learning </w:t>
+      </w:r>
+      <w:r>
+        <w:rPr>
+          <w:rFonts w:ascii="Times New Roman" w:hAnsi="Times New Roman" w:cs="Times New Roman"/>
+          <w:b w:val="0"/>
+          <w:bCs w:val="0"/>
+          <w:color w:val="auto"/>
+          <w:sz w:val="20"/>
+          <w:szCs w:val="20"/>
+        </w:rPr>
+        <w:t>models</w:t>
+      </w:r>
+      <w:r>
+        <w:rPr>
+          <w:rFonts w:ascii="Times New Roman" w:hAnsi="Times New Roman" w:cs="Times New Roman"/>
+          <w:b w:val="0"/>
+          <w:bCs w:val="0"/>
+          <w:color w:val="auto"/>
+          <w:sz w:val="20"/>
+          <w:szCs w:val="20"/>
+        </w:rPr>
+        <w:t>, the Exploratory Data Analysis (EDA) revealed a compelling primary objective: the classification of accident severity. Consequently, the research focus was refined to prioritize this specific challenge. Each team member independently explored a distinct methodology to optimize performance for the severity label. While this prioritized focus narrowed the scope of broader research questions, it allowed for a deeper</w:t>
+      </w:r>
+      <w:r>
+        <w:rPr>
+          <w:rFonts w:ascii="Times New Roman" w:hAnsi="Times New Roman" w:cs="Times New Roman"/>
+          <w:b w:val="0"/>
+          <w:bCs w:val="0"/>
+          <w:color w:val="auto"/>
+          <w:sz w:val="20"/>
+          <w:szCs w:val="20"/>
+        </w:rPr>
+        <w:t xml:space="preserve"> and </w:t>
+      </w:r>
+      <w:r>
+        <w:rPr>
+          <w:rFonts w:ascii="Times New Roman" w:hAnsi="Times New Roman" w:cs="Times New Roman"/>
+          <w:b w:val="0"/>
+          <w:bCs w:val="0"/>
+          <w:color w:val="auto"/>
+          <w:sz w:val="20"/>
+          <w:szCs w:val="20"/>
+        </w:rPr>
+        <w:t>more rigorous comparative analysis of the selected models under a single, high-value objective</w:t>
+      </w:r>
+    </w:p>
+    <w:p>
+      <w:pPr>
         <w:pStyle w:val="H1ListSpace"/>
         <w:spacing w:before="0"/>
       </w:pPr>
@@ -190,6 +331,161 @@
       <w:r>
         <w:t>Related Work</w:t>
       </w:r>
+    </w:p>
+    <w:p>
+      <w:pPr>
+        <w:pStyle w:val="H1ListSpace"/>
+        <w:numPr>
+          <w:ilvl w:val="0"/>
+          <w:numId w:val="0"/>
+        </w:numPr>
+        <w:spacing w:before="0"/>
+        <w:ind w:left="280"/>
+      </w:pPr>
+      <w:r>
+        <w:t>Support Vector Machine</w:t>
+      </w:r>
+    </w:p>
+    <w:p>
+      <w:pPr>
+        <w:pStyle w:val="H1ListSpace"/>
+        <w:numPr>
+          <w:ilvl w:val="0"/>
+          <w:numId w:val="0"/>
+        </w:numPr>
+        <w:spacing w:before="0"/>
+        <w:ind w:left="280"/>
+      </w:pPr>
+      <w:r>
+        <w:rPr>
+          <w:rFonts w:ascii="Times New Roman" w:hAnsi="Times New Roman"/>
+          <w:b w:val="0"/>
+          <w:bCs w:val="0"/>
+          <w:color w:val="auto"/>
+          <w:sz w:val="20"/>
+        </w:rPr>
+        <w:t xml:space="preserve">Support Vector </w:t>
+      </w:r>
+      <w:r>
+        <w:rPr>
+          <w:rFonts w:ascii="Times New Roman" w:hAnsi="Times New Roman"/>
+          <w:b w:val="0"/>
+          <w:bCs w:val="0"/>
+          <w:color w:val="auto"/>
+          <w:sz w:val="20"/>
+        </w:rPr>
+        <w:t>Machines (</w:t>
+      </w:r>
+      <w:r>
+        <w:rPr>
+          <w:rFonts w:ascii="Times New Roman" w:hAnsi="Times New Roman"/>
+          <w:b w:val="0"/>
+          <w:bCs w:val="0"/>
+          <w:color w:val="auto"/>
+          <w:sz w:val="20"/>
+        </w:rPr>
+        <w:t xml:space="preserve">SVMs) are a set of supervised learning methods used for classification, regression and outlier </w:t>
+      </w:r>
+      <w:r>
+        <w:rPr>
+          <w:rFonts w:ascii="Times New Roman" w:hAnsi="Times New Roman"/>
+          <w:b w:val="0"/>
+          <w:bCs w:val="0"/>
+          <w:color w:val="auto"/>
+          <w:sz w:val="20"/>
+        </w:rPr>
+        <w:t>detection [</w:t>
+      </w:r>
+      <w:r>
+        <w:rPr>
+          <w:rFonts w:ascii="Times New Roman" w:hAnsi="Times New Roman"/>
+          <w:b w:val="0"/>
+          <w:bCs w:val="0"/>
+          <w:color w:val="auto"/>
+          <w:sz w:val="20"/>
+        </w:rPr>
+        <w:t>LA1</w:t>
+      </w:r>
+      <w:r>
+        <w:rPr>
+          <w:rFonts w:ascii="Times New Roman" w:hAnsi="Times New Roman"/>
+          <w:b w:val="0"/>
+          <w:bCs w:val="0"/>
+          <w:color w:val="auto"/>
+          <w:sz w:val="20"/>
+        </w:rPr>
+        <w:t xml:space="preserve">]. </w:t>
+      </w:r>
+      <w:r>
+        <w:rPr>
+          <w:rFonts w:ascii="Times New Roman" w:hAnsi="Times New Roman"/>
+          <w:b w:val="0"/>
+          <w:bCs w:val="0"/>
+          <w:color w:val="auto"/>
+          <w:sz w:val="20"/>
+        </w:rPr>
+        <w:t xml:space="preserve"> Past literature investigates whether SVM models can effectively predict car crash injury severity [LA3]. </w:t>
+      </w:r>
+      <w:r>
+        <w:rPr>
+          <w:rFonts w:ascii="Times New Roman" w:hAnsi="Times New Roman"/>
+          <w:b w:val="0"/>
+          <w:bCs w:val="0"/>
+          <w:color w:val="auto"/>
+          <w:sz w:val="20"/>
+        </w:rPr>
+        <w:t>This study evaluates the effectiveness of Support Vector Machines (SVM) compared to traditional Ordered Probit (OP) models in predicting crash injury severity at freeway diverge areas in Florida. Utilizing a dataset of 326 locations and an 80/20 training-test split, the research demonstrates that SVM provides superior predictive accuracy (48.8% vs. 44.0%), particularly for high-severity minority classes. By employing sensitivity analysis to interpret variable impacts</w:t>
+      </w:r>
+      <w:r>
+        <w:rPr>
+          <w:rFonts w:ascii="Times New Roman" w:hAnsi="Times New Roman"/>
+          <w:b w:val="0"/>
+          <w:bCs w:val="0"/>
+          <w:color w:val="auto"/>
+          <w:sz w:val="20"/>
+        </w:rPr>
+        <w:t xml:space="preserve"> - </w:t>
+      </w:r>
+      <w:r>
+        <w:rPr>
+          <w:rFonts w:ascii="Times New Roman" w:hAnsi="Times New Roman"/>
+          <w:b w:val="0"/>
+          <w:bCs w:val="0"/>
+          <w:color w:val="auto"/>
+          <w:sz w:val="20"/>
+        </w:rPr>
+        <w:t>such as road geometry and traffic conditions</w:t>
+      </w:r>
+      <w:r>
+        <w:rPr>
+          <w:rFonts w:ascii="Times New Roman" w:hAnsi="Times New Roman"/>
+          <w:b w:val="0"/>
+          <w:bCs w:val="0"/>
+          <w:color w:val="auto"/>
+          <w:sz w:val="20"/>
+        </w:rPr>
+        <w:t xml:space="preserve"> - </w:t>
+      </w:r>
+      <w:r>
+        <w:rPr>
+          <w:rFonts w:ascii="Times New Roman" w:hAnsi="Times New Roman"/>
+          <w:b w:val="0"/>
+          <w:bCs w:val="0"/>
+          <w:color w:val="auto"/>
+          <w:sz w:val="20"/>
+        </w:rPr>
+        <w:t>the study concludes that SVM effectively captures complex nonlinear relationships while overcoming the "black-box" limitation, making it a robust alternative for traffic safety analysis.</w:t>
+      </w:r>
+      <w:r>
+        <w:rPr>
+          <w:rFonts w:ascii="Times New Roman" w:hAnsi="Times New Roman"/>
+          <w:b w:val="0"/>
+          <w:bCs w:val="0"/>
+          <w:color w:val="auto"/>
+          <w:sz w:val="20"/>
+        </w:rPr>
+        <w:t xml:space="preserve"> </w:t>
+      </w:r>
       <w:r>
         <w:br/>
         <w:t>Random Forest</w:t>
@@ -200,13 +496,7 @@
         <w:pStyle w:val="PARA"/>
       </w:pPr>
       <w:r>
-        <w:t>Random Forest is widely used as a competitive baseline for classification on structured data because bagging and random feature selection reduce variance and typically improve out</w:t>
-      </w:r>
-      <w:r>
-        <w:t>-of-</w:t>
-      </w:r>
-      <w:r>
-        <w:t>sample performance (</w:t>
+        <w:t>Random Forest is widely used as a competitive baseline for classification on structured data because bagging and random feature selection reduce variance and typically improve out-of-sample performance (</w:t>
       </w:r>
       <w:proofErr w:type="spellStart"/>
       <w:r>
@@ -251,30 +541,28 @@
         <w:t>-</w:t>
       </w:r>
       <w:r>
-        <w:t>offs.  Sparse high</w:t>
+        <w:t>offs.  Sparse high-dimensional vectors can increase training time and memory usage, and they can make interpretation less stable because many correlated n</w:t>
       </w:r>
       <w:r>
         <w:t>-</w:t>
       </w:r>
       <w:r>
-        <w:t>dimensional vectors can increase training time and memory usage, and they can make interpretation less stable because many correlated n</w:t>
+        <w:t xml:space="preserve">grams may encode similar meaning.  In this notebook, TF IDF is </w:t>
+      </w:r>
+      <w:r>
+        <w:lastRenderedPageBreak/>
+        <w:t>therefore capped to a fixed maximum number of features and model selection is performed with stratified cross</w:t>
       </w:r>
       <w:r>
         <w:t>-</w:t>
       </w:r>
       <w:r>
-        <w:t>grams may encode similar meaning.  In this notebook, TF IDF is therefore capped to a fixed maximum number of features and model selection is performed with stratified cross</w:t>
+        <w:t>validation to reduce sensitivity to a single train</w:t>
       </w:r>
       <w:r>
         <w:t>-</w:t>
       </w:r>
       <w:r>
-        <w:t>validation to reduce sensitivity to a single train</w:t>
-      </w:r>
-      <w:r>
-        <w:t>-</w:t>
-      </w:r>
-      <w:r>
         <w:t>test split.</w:t>
       </w:r>
     </w:p>
@@ -302,13 +590,7 @@
         <w:t>`</w:t>
       </w:r>
       <w:r>
-        <w:t xml:space="preserve"> is imbalanced, so accuracy alone can give an overly optimistic view if performance is driven by the majority class.  Macro averaged F1 is reported because it weights each class equally, making minority class performance visible and aligning evaluation with the project requirement to assess multi</w:t>
-      </w:r>
-      <w:r>
-        <w:t>-</w:t>
-      </w:r>
-      <w:r>
-        <w:t>class behaviour rather than only overall correctness (Sokolova and Lapalme, 2009) [</w:t>
+        <w:t xml:space="preserve"> is imbalanced, so accuracy alone can give an overly optimistic view if performance is driven by the majority class.  Macro averaged F1 is reported because it weights each class equally, making minority class performance visible and aligning evaluation with the project requirement to assess multi-class behaviour rather than only overall correctness (Sokolova and Lapalme, 2009) [</w:t>
       </w:r>
       <w:r>
         <w:t>D</w:t>
@@ -338,49 +620,8 @@
         <w:pStyle w:val="PARA"/>
       </w:pPr>
       <w:r>
-        <w:t xml:space="preserve">The </w:t>
-      </w:r>
-      <w:r>
-        <w:rPr>
-          <w:i/>
-          <w:iCs/>
-        </w:rPr>
-        <w:t>‘2_exploratory_</w:t>
-      </w:r>
-      <w:proofErr w:type="gramStart"/>
-      <w:r>
-        <w:rPr>
-          <w:i/>
-          <w:iCs/>
-        </w:rPr>
-        <w:t>analysis.ipynb</w:t>
-      </w:r>
-      <w:proofErr w:type="gramEnd"/>
-      <w:r>
-        <w:rPr>
-          <w:i/>
-          <w:iCs/>
-        </w:rPr>
-        <w:t>’</w:t>
-      </w:r>
-      <w:r>
-        <w:t xml:space="preserve"> and subsequently the EDA was conducted using three types of analysis on the </w:t>
-      </w:r>
-      <w:r>
-        <w:rPr>
-          <w:i/>
-          <w:iCs/>
-        </w:rPr>
-        <w:t>‘Finalized_Dataset_Unstardadized.csv’</w:t>
-      </w:r>
-      <w:r>
-        <w:t>:</w:t>
-      </w:r>
-    </w:p>
-    <w:p>
-      <w:pPr>
-        <w:pStyle w:val="PARA"/>
-      </w:pPr>
+        <w:t>The following packages were used for the data preparation python file:</w:t>
+      </w:r>
     </w:p>
     <w:p>
       <w:pPr>
@@ -388,13 +629,11 @@
         <w:jc w:val="center"/>
       </w:pPr>
       <w:r>
-        <w:t xml:space="preserve">1. Univariate: </w:t>
-      </w:r>
-      <w:r>
-        <w:t>Analysing</w:t>
-      </w:r>
-      <w:r>
-        <w:t xml:space="preserve"> one feature at a time</w:t>
+        <w:t>•</w:t>
+      </w:r>
+      <w:r>
+        <w:tab/>
+        <w:t>Pandas</w:t>
       </w:r>
     </w:p>
     <w:p>
@@ -403,7 +642,2865 @@
         <w:jc w:val="center"/>
       </w:pPr>
       <w:r>
+        <w:t>•</w:t>
+      </w:r>
+      <w:r>
+        <w:tab/>
+        <w:t>Collections</w:t>
+      </w:r>
+    </w:p>
+    <w:p>
+      <w:pPr>
+        <w:pStyle w:val="PARA"/>
+        <w:jc w:val="center"/>
+      </w:pPr>
+      <w:r>
+        <w:t>•</w:t>
+      </w:r>
+      <w:r>
+        <w:tab/>
+        <w:t>Requests</w:t>
+      </w:r>
+    </w:p>
+    <w:p>
+      <w:pPr>
+        <w:pStyle w:val="PARA"/>
+        <w:jc w:val="center"/>
+      </w:pPr>
+      <w:r>
+        <w:t>•</w:t>
+      </w:r>
+      <w:r>
+        <w:tab/>
+        <w:t>Datetime</w:t>
+      </w:r>
+    </w:p>
+    <w:p>
+      <w:pPr>
+        <w:pStyle w:val="PARA"/>
+        <w:jc w:val="center"/>
+      </w:pPr>
+      <w:r>
+        <w:t>•</w:t>
+      </w:r>
+      <w:r>
+        <w:tab/>
+      </w:r>
+      <w:proofErr w:type="spellStart"/>
+      <w:r>
+        <w:t>Sklearn</w:t>
+      </w:r>
+      <w:proofErr w:type="spellEnd"/>
+    </w:p>
+    <w:p>
+      <w:pPr>
+        <w:pStyle w:val="PARA"/>
+      </w:pPr>
+    </w:p>
+    <w:p>
+      <w:pPr>
+        <w:pStyle w:val="PARA"/>
+      </w:pPr>
+    </w:p>
+    <w:p>
+      <w:pPr>
+        <w:pStyle w:val="PARA"/>
+        <w:rPr>
+          <w:lang w:val="en-US"/>
+        </w:rPr>
+      </w:pPr>
+      <w:r>
+        <w:rPr>
+          <w:lang w:val="en-US"/>
+        </w:rPr>
+        <w:t>We were given two datasets</w:t>
+      </w:r>
+    </w:p>
+    <w:p>
+      <w:pPr>
+        <w:pStyle w:val="PARA"/>
+        <w:jc w:val="center"/>
+        <w:rPr>
+          <w:b/>
+          <w:bCs/>
+          <w:lang w:val="en-US"/>
+        </w:rPr>
+      </w:pPr>
+      <w:r>
+        <w:rPr>
+          <w:b/>
+          <w:bCs/>
+          <w:lang w:val="en-US"/>
+        </w:rPr>
+        <w:t>Police Press Releases</w:t>
+      </w:r>
+    </w:p>
+    <w:p>
+      <w:pPr>
+        <w:pStyle w:val="PARA"/>
+        <w:jc w:val="left"/>
+        <w:rPr>
+          <w:lang w:val="en-US"/>
+        </w:rPr>
+      </w:pPr>
+      <w:r>
+        <w:rPr>
+          <w:lang w:val="en-US"/>
+        </w:rPr>
+        <w:t>Original Dataset:</w:t>
+      </w:r>
+    </w:p>
+    <w:tbl>
+      <w:tblPr>
+        <w:tblStyle w:val="TableGrid"/>
+        <w:tblW w:w="0" w:type="auto"/>
+        <w:tblLook w:val="04A0" w:firstRow="1" w:lastRow="0" w:firstColumn="1" w:lastColumn="0" w:noHBand="0" w:noVBand="1"/>
+      </w:tblPr>
+      <w:tblGrid>
+        <w:gridCol w:w="4810"/>
+      </w:tblGrid>
+      <w:tr>
+        <w:tc>
+          <w:tcPr>
+            <w:tcW w:w="4810" w:type="dxa"/>
+            <w:shd w:val="clear" w:color="auto" w:fill="E5B8B7" w:themeFill="accent2" w:themeFillTint="66"/>
+            <w:vAlign w:val="center"/>
+          </w:tcPr>
+          <w:p>
+            <w:pPr>
+              <w:pStyle w:val="PARA"/>
+              <w:rPr>
+                <w:bCs/>
+                <w:lang w:val="en-US"/>
+              </w:rPr>
+            </w:pPr>
+            <w:r>
+              <w:rPr>
+                <w:bCs/>
+                <w:lang w:val="en-US"/>
+              </w:rPr>
+              <w:t>Title</w:t>
+            </w:r>
+          </w:p>
+        </w:tc>
+      </w:tr>
+      <w:tr>
+        <w:tc>
+          <w:tcPr>
+            <w:tcW w:w="4810" w:type="dxa"/>
+            <w:shd w:val="clear" w:color="auto" w:fill="E5B8B7" w:themeFill="accent2" w:themeFillTint="66"/>
+            <w:vAlign w:val="center"/>
+          </w:tcPr>
+          <w:p>
+            <w:pPr>
+              <w:pStyle w:val="PARA"/>
+              <w:rPr>
+                <w:bCs/>
+                <w:lang w:val="en-US"/>
+              </w:rPr>
+            </w:pPr>
+            <w:r>
+              <w:rPr>
+                <w:bCs/>
+                <w:lang w:val="en-US"/>
+              </w:rPr>
+              <w:t>Date Published</w:t>
+            </w:r>
+          </w:p>
+        </w:tc>
+      </w:tr>
+      <w:tr>
+        <w:tc>
+          <w:tcPr>
+            <w:tcW w:w="4810" w:type="dxa"/>
+            <w:shd w:val="clear" w:color="auto" w:fill="E5B8B7" w:themeFill="accent2" w:themeFillTint="66"/>
+            <w:vAlign w:val="center"/>
+          </w:tcPr>
+          <w:p>
+            <w:pPr>
+              <w:pStyle w:val="PARA"/>
+              <w:rPr>
+                <w:bCs/>
+                <w:lang w:val="en-US"/>
+              </w:rPr>
+            </w:pPr>
+            <w:r>
+              <w:rPr>
+                <w:bCs/>
+                <w:lang w:val="en-US"/>
+              </w:rPr>
+              <w:t>Date Modified</w:t>
+            </w:r>
+          </w:p>
+        </w:tc>
+      </w:tr>
+      <w:tr>
+        <w:tc>
+          <w:tcPr>
+            <w:tcW w:w="4810" w:type="dxa"/>
+            <w:shd w:val="clear" w:color="auto" w:fill="E5B8B7" w:themeFill="accent2" w:themeFillTint="66"/>
+            <w:vAlign w:val="center"/>
+          </w:tcPr>
+          <w:p>
+            <w:pPr>
+              <w:pStyle w:val="PARA"/>
+              <w:rPr>
+                <w:bCs/>
+                <w:lang w:val="en-US"/>
+              </w:rPr>
+            </w:pPr>
+            <w:r>
+              <w:rPr>
+                <w:bCs/>
+                <w:lang w:val="en-US"/>
+              </w:rPr>
+              <w:t>Content</w:t>
+            </w:r>
+          </w:p>
+        </w:tc>
+      </w:tr>
+    </w:tbl>
+    <w:p>
+      <w:pPr>
+        <w:pStyle w:val="TableTitle"/>
+      </w:pPr>
+      <w:r>
+        <w:t>TABLE I</w:t>
+      </w:r>
+    </w:p>
+    <w:p>
+      <w:pPr>
+        <w:pStyle w:val="PARA"/>
+        <w:jc w:val="center"/>
+        <w:rPr>
+          <w:b/>
+          <w:bCs/>
+          <w:lang w:val="en-US"/>
+        </w:rPr>
+      </w:pPr>
+    </w:p>
+    <w:p>
+      <w:pPr>
+        <w:pStyle w:val="PARA"/>
+        <w:jc w:val="left"/>
+        <w:rPr>
+          <w:lang w:val="en-US"/>
+        </w:rPr>
+      </w:pPr>
+      <w:r>
+        <w:rPr>
+          <w:lang w:val="en-US"/>
+        </w:rPr>
+        <w:t>Transformed Dataset:</w:t>
+      </w:r>
+    </w:p>
+    <w:tbl>
+      <w:tblPr>
+        <w:tblStyle w:val="TableGrid"/>
+        <w:tblW w:w="0" w:type="auto"/>
+        <w:tblLook w:val="04A0" w:firstRow="1" w:lastRow="0" w:firstColumn="1" w:lastColumn="0" w:noHBand="0" w:noVBand="1"/>
+      </w:tblPr>
+      <w:tblGrid>
+        <w:gridCol w:w="4810"/>
+      </w:tblGrid>
+      <w:tr>
+        <w:tc>
+          <w:tcPr>
+            <w:tcW w:w="4810" w:type="dxa"/>
+            <w:shd w:val="clear" w:color="auto" w:fill="EAF1DD" w:themeFill="accent3" w:themeFillTint="33"/>
+            <w:vAlign w:val="center"/>
+          </w:tcPr>
+          <w:p>
+            <w:pPr>
+              <w:pStyle w:val="PARA"/>
+              <w:rPr>
+                <w:bCs/>
+                <w:lang w:val="en-US"/>
+              </w:rPr>
+            </w:pPr>
+            <w:r>
+              <w:rPr>
+                <w:bCs/>
+                <w:lang w:val="en-US"/>
+              </w:rPr>
+              <w:t>Content</w:t>
+            </w:r>
+          </w:p>
+        </w:tc>
+      </w:tr>
+      <w:tr>
+        <w:tc>
+          <w:tcPr>
+            <w:tcW w:w="4810" w:type="dxa"/>
+            <w:shd w:val="clear" w:color="auto" w:fill="EAF1DD" w:themeFill="accent3" w:themeFillTint="33"/>
+            <w:vAlign w:val="center"/>
+          </w:tcPr>
+          <w:p>
+            <w:pPr>
+              <w:pStyle w:val="PARA"/>
+              <w:rPr>
+                <w:bCs/>
+                <w:lang w:val="en-US"/>
+              </w:rPr>
+            </w:pPr>
+            <w:r>
+              <w:rPr>
+                <w:bCs/>
+                <w:lang w:val="en-US"/>
+              </w:rPr>
+              <w:t>Temperature 2m* Mean</w:t>
+            </w:r>
+          </w:p>
+        </w:tc>
+      </w:tr>
+      <w:tr>
+        <w:tc>
+          <w:tcPr>
+            <w:tcW w:w="4810" w:type="dxa"/>
+            <w:shd w:val="clear" w:color="auto" w:fill="EAF1DD" w:themeFill="accent3" w:themeFillTint="33"/>
+            <w:vAlign w:val="center"/>
+          </w:tcPr>
+          <w:p>
+            <w:pPr>
+              <w:pStyle w:val="PARA"/>
+              <w:rPr>
+                <w:bCs/>
+                <w:lang w:val="en-US"/>
+              </w:rPr>
+            </w:pPr>
+            <w:r>
+              <w:rPr>
+                <w:bCs/>
+                <w:lang w:val="en-US"/>
+              </w:rPr>
+              <w:t>Apparent Temperature 2m Mean</w:t>
+            </w:r>
+          </w:p>
+        </w:tc>
+      </w:tr>
+      <w:tr>
+        <w:tc>
+          <w:tcPr>
+            <w:tcW w:w="4810" w:type="dxa"/>
+            <w:shd w:val="clear" w:color="auto" w:fill="EAF1DD" w:themeFill="accent3" w:themeFillTint="33"/>
+            <w:vAlign w:val="center"/>
+          </w:tcPr>
+          <w:p>
+            <w:pPr>
+              <w:pStyle w:val="PARA"/>
+              <w:rPr>
+                <w:bCs/>
+                <w:lang w:val="en-US"/>
+              </w:rPr>
+            </w:pPr>
+            <w:r>
+              <w:rPr>
+                <w:bCs/>
+                <w:lang w:val="en-US"/>
+              </w:rPr>
+              <w:t>Precipitation Sum</w:t>
+            </w:r>
+          </w:p>
+        </w:tc>
+      </w:tr>
+      <w:tr>
+        <w:tc>
+          <w:tcPr>
+            <w:tcW w:w="4810" w:type="dxa"/>
+            <w:shd w:val="clear" w:color="auto" w:fill="EAF1DD" w:themeFill="accent3" w:themeFillTint="33"/>
+            <w:vAlign w:val="center"/>
+          </w:tcPr>
+          <w:p>
+            <w:pPr>
+              <w:pStyle w:val="PARA"/>
+              <w:rPr>
+                <w:bCs/>
+                <w:lang w:val="en-US"/>
+              </w:rPr>
+            </w:pPr>
+            <w:r>
+              <w:rPr>
+                <w:bCs/>
+                <w:lang w:val="en-US"/>
+              </w:rPr>
+              <w:t>Precipitation Hours</w:t>
+            </w:r>
+          </w:p>
+        </w:tc>
+      </w:tr>
+      <w:tr>
+        <w:tc>
+          <w:tcPr>
+            <w:tcW w:w="4810" w:type="dxa"/>
+            <w:shd w:val="clear" w:color="auto" w:fill="EAF1DD" w:themeFill="accent3" w:themeFillTint="33"/>
+            <w:vAlign w:val="center"/>
+          </w:tcPr>
+          <w:p>
+            <w:pPr>
+              <w:pStyle w:val="PARA"/>
+              <w:rPr>
+                <w:bCs/>
+                <w:lang w:val="en-US"/>
+              </w:rPr>
+            </w:pPr>
+            <w:r>
+              <w:rPr>
+                <w:bCs/>
+                <w:lang w:val="en-US"/>
+              </w:rPr>
+              <w:t>Wind Speed 10m Max</w:t>
+            </w:r>
+          </w:p>
+        </w:tc>
+      </w:tr>
+      <w:tr>
+        <w:tc>
+          <w:tcPr>
+            <w:tcW w:w="4810" w:type="dxa"/>
+            <w:shd w:val="clear" w:color="auto" w:fill="EAF1DD" w:themeFill="accent3" w:themeFillTint="33"/>
+            <w:vAlign w:val="center"/>
+          </w:tcPr>
+          <w:p>
+            <w:pPr>
+              <w:pStyle w:val="PARA"/>
+              <w:rPr>
+                <w:bCs/>
+                <w:lang w:val="en-US"/>
+              </w:rPr>
+            </w:pPr>
+            <w:r>
+              <w:rPr>
+                <w:bCs/>
+                <w:lang w:val="en-US"/>
+              </w:rPr>
+              <w:t>Is Holiday</w:t>
+            </w:r>
+          </w:p>
+        </w:tc>
+      </w:tr>
+      <w:tr>
+        <w:tc>
+          <w:tcPr>
+            <w:tcW w:w="4810" w:type="dxa"/>
+            <w:shd w:val="clear" w:color="auto" w:fill="EAF1DD" w:themeFill="accent3" w:themeFillTint="33"/>
+            <w:vAlign w:val="center"/>
+          </w:tcPr>
+          <w:p>
+            <w:pPr>
+              <w:pStyle w:val="PARA"/>
+              <w:rPr>
+                <w:bCs/>
+                <w:lang w:val="en-US"/>
+              </w:rPr>
+            </w:pPr>
+            <w:r>
+              <w:rPr>
+                <w:bCs/>
+                <w:lang w:val="en-US"/>
+              </w:rPr>
+              <w:t>Year</w:t>
+            </w:r>
+          </w:p>
+        </w:tc>
+      </w:tr>
+      <w:tr>
+        <w:tc>
+          <w:tcPr>
+            <w:tcW w:w="4810" w:type="dxa"/>
+            <w:shd w:val="clear" w:color="auto" w:fill="EAF1DD" w:themeFill="accent3" w:themeFillTint="33"/>
+            <w:vAlign w:val="center"/>
+          </w:tcPr>
+          <w:p>
+            <w:pPr>
+              <w:pStyle w:val="PARA"/>
+              <w:rPr>
+                <w:bCs/>
+                <w:lang w:val="en-US"/>
+              </w:rPr>
+            </w:pPr>
+            <w:r>
+              <w:rPr>
+                <w:bCs/>
+                <w:lang w:val="en-US"/>
+              </w:rPr>
+              <w:t>Month</w:t>
+            </w:r>
+          </w:p>
+        </w:tc>
+      </w:tr>
+      <w:tr>
+        <w:tc>
+          <w:tcPr>
+            <w:tcW w:w="4810" w:type="dxa"/>
+            <w:shd w:val="clear" w:color="auto" w:fill="EAF1DD" w:themeFill="accent3" w:themeFillTint="33"/>
+            <w:vAlign w:val="center"/>
+          </w:tcPr>
+          <w:p>
+            <w:pPr>
+              <w:pStyle w:val="PARA"/>
+              <w:rPr>
+                <w:bCs/>
+                <w:lang w:val="en-US"/>
+              </w:rPr>
+            </w:pPr>
+            <w:r>
+              <w:rPr>
+                <w:bCs/>
+                <w:lang w:val="en-US"/>
+              </w:rPr>
+              <w:t>Day</w:t>
+            </w:r>
+          </w:p>
+        </w:tc>
+      </w:tr>
+      <w:tr>
+        <w:tc>
+          <w:tcPr>
+            <w:tcW w:w="4810" w:type="dxa"/>
+            <w:shd w:val="clear" w:color="auto" w:fill="EAF1DD" w:themeFill="accent3" w:themeFillTint="33"/>
+            <w:vAlign w:val="center"/>
+          </w:tcPr>
+          <w:p>
+            <w:pPr>
+              <w:pStyle w:val="PARA"/>
+              <w:rPr>
+                <w:bCs/>
+                <w:lang w:val="en-US"/>
+              </w:rPr>
+            </w:pPr>
+            <w:r>
+              <w:rPr>
+                <w:bCs/>
+                <w:lang w:val="en-US"/>
+              </w:rPr>
+              <w:t>Tag National</w:t>
+            </w:r>
+          </w:p>
+        </w:tc>
+      </w:tr>
+      <w:tr>
+        <w:tc>
+          <w:tcPr>
+            <w:tcW w:w="4810" w:type="dxa"/>
+            <w:shd w:val="clear" w:color="auto" w:fill="EAF1DD" w:themeFill="accent3" w:themeFillTint="33"/>
+            <w:vAlign w:val="center"/>
+          </w:tcPr>
+          <w:p>
+            <w:pPr>
+              <w:pStyle w:val="PARA"/>
+              <w:rPr>
+                <w:bCs/>
+                <w:lang w:val="en-US"/>
+              </w:rPr>
+            </w:pPr>
+            <w:r>
+              <w:rPr>
+                <w:bCs/>
+                <w:lang w:val="en-US"/>
+              </w:rPr>
+              <w:t>Tag Accident</w:t>
+            </w:r>
+          </w:p>
+        </w:tc>
+      </w:tr>
+      <w:tr>
+        <w:tc>
+          <w:tcPr>
+            <w:tcW w:w="4810" w:type="dxa"/>
+            <w:shd w:val="clear" w:color="auto" w:fill="EAF1DD" w:themeFill="accent3" w:themeFillTint="33"/>
+            <w:vAlign w:val="center"/>
+          </w:tcPr>
+          <w:p>
+            <w:pPr>
+              <w:pStyle w:val="PARA"/>
+              <w:rPr>
+                <w:bCs/>
+                <w:lang w:val="en-US"/>
+              </w:rPr>
+            </w:pPr>
+            <w:r>
+              <w:rPr>
+                <w:bCs/>
+                <w:lang w:val="en-US"/>
+              </w:rPr>
+              <w:t>Tag Traffic</w:t>
+            </w:r>
+          </w:p>
+        </w:tc>
+      </w:tr>
+      <w:tr>
+        <w:tc>
+          <w:tcPr>
+            <w:tcW w:w="4810" w:type="dxa"/>
+            <w:shd w:val="clear" w:color="auto" w:fill="EAF1DD" w:themeFill="accent3" w:themeFillTint="33"/>
+            <w:vAlign w:val="center"/>
+          </w:tcPr>
+          <w:p>
+            <w:pPr>
+              <w:pStyle w:val="PARA"/>
+              <w:rPr>
+                <w:bCs/>
+                <w:lang w:val="en-US"/>
+              </w:rPr>
+            </w:pPr>
+            <w:r>
+              <w:rPr>
+                <w:bCs/>
+                <w:lang w:val="en-US"/>
+              </w:rPr>
+              <w:t>Tag Police</w:t>
+            </w:r>
+          </w:p>
+        </w:tc>
+      </w:tr>
+      <w:tr>
+        <w:tc>
+          <w:tcPr>
+            <w:tcW w:w="4810" w:type="dxa"/>
+            <w:shd w:val="clear" w:color="auto" w:fill="EAF1DD" w:themeFill="accent3" w:themeFillTint="33"/>
+            <w:vAlign w:val="center"/>
+          </w:tcPr>
+          <w:p>
+            <w:pPr>
+              <w:pStyle w:val="PARA"/>
+              <w:rPr>
+                <w:bCs/>
+                <w:lang w:val="en-US"/>
+              </w:rPr>
+            </w:pPr>
+            <w:r>
+              <w:rPr>
+                <w:bCs/>
+                <w:lang w:val="en-US"/>
+              </w:rPr>
+              <w:t>Tag Transport</w:t>
+            </w:r>
+          </w:p>
+        </w:tc>
+      </w:tr>
+    </w:tbl>
+    <w:p>
+      <w:pPr>
+        <w:pStyle w:val="TableTitle"/>
+      </w:pPr>
+      <w:r>
+        <w:t>TABLE II</w:t>
+      </w:r>
+    </w:p>
+    <w:p>
+      <w:pPr>
+        <w:pStyle w:val="PARA"/>
+        <w:jc w:val="center"/>
+        <w:rPr>
+          <w:b/>
+          <w:bCs/>
+          <w:lang w:val="en-US"/>
+        </w:rPr>
+      </w:pPr>
+    </w:p>
+    <w:p>
+      <w:pPr>
+        <w:pStyle w:val="PARA"/>
+        <w:jc w:val="left"/>
+        <w:rPr>
+          <w:lang w:val="en-US"/>
+        </w:rPr>
+      </w:pPr>
+      <w:r>
+        <w:rPr>
+          <w:lang w:val="en-US"/>
+        </w:rPr>
+        <w:t>*  &lt;num&gt;m = meters above the ground.</w:t>
+      </w:r>
+    </w:p>
+    <w:p>
+      <w:pPr>
+        <w:pStyle w:val="PARA"/>
+        <w:jc w:val="left"/>
+        <w:rPr>
+          <w:lang w:val="en-US"/>
+        </w:rPr>
+      </w:pPr>
+    </w:p>
+    <w:p>
+      <w:pPr>
+        <w:pStyle w:val="PARA"/>
+        <w:jc w:val="left"/>
+        <w:rPr>
+          <w:lang w:val="en-US"/>
+        </w:rPr>
+      </w:pPr>
+    </w:p>
+    <w:p>
+      <w:pPr>
+        <w:pStyle w:val="PARA"/>
+        <w:jc w:val="left"/>
+        <w:rPr>
+          <w:lang w:val="en-US"/>
+        </w:rPr>
+      </w:pPr>
+    </w:p>
+    <w:p>
+      <w:pPr>
+        <w:pStyle w:val="PARA"/>
+        <w:jc w:val="left"/>
+        <w:rPr>
+          <w:lang w:val="en-US"/>
+        </w:rPr>
+      </w:pPr>
+    </w:p>
+    <w:p>
+      <w:pPr>
+        <w:pStyle w:val="PARA"/>
+        <w:jc w:val="left"/>
+        <w:rPr>
+          <w:lang w:val="en-US"/>
+        </w:rPr>
+      </w:pPr>
+    </w:p>
+    <w:p>
+      <w:pPr>
+        <w:pStyle w:val="PARA"/>
+        <w:jc w:val="center"/>
+        <w:rPr>
+          <w:b/>
+          <w:bCs/>
+          <w:lang w:val="en-US"/>
+        </w:rPr>
+      </w:pPr>
+      <w:r>
+        <w:rPr>
+          <w:b/>
+          <w:bCs/>
+          <w:lang w:val="en-US"/>
+        </w:rPr>
+        <w:t>Local News Articles</w:t>
+      </w:r>
+    </w:p>
+    <w:p>
+      <w:pPr>
+        <w:pStyle w:val="PARA"/>
+        <w:jc w:val="left"/>
+        <w:rPr>
+          <w:lang w:val="en-US"/>
+        </w:rPr>
+      </w:pPr>
+    </w:p>
+    <w:p>
+      <w:pPr>
+        <w:pStyle w:val="PARA"/>
+        <w:jc w:val="left"/>
+        <w:rPr>
+          <w:lang w:val="en-US"/>
+        </w:rPr>
+      </w:pPr>
+      <w:r>
+        <w:rPr>
+          <w:lang w:val="en-US"/>
+        </w:rPr>
+        <w:t>Original Dataset:</w:t>
+      </w:r>
+    </w:p>
+    <w:tbl>
+      <w:tblPr>
+        <w:tblStyle w:val="TableGrid"/>
+        <w:tblW w:w="0" w:type="auto"/>
+        <w:tblLook w:val="04A0" w:firstRow="1" w:lastRow="0" w:firstColumn="1" w:lastColumn="0" w:noHBand="0" w:noVBand="1"/>
+      </w:tblPr>
+      <w:tblGrid>
+        <w:gridCol w:w="4810"/>
+      </w:tblGrid>
+      <w:tr>
+        <w:tc>
+          <w:tcPr>
+            <w:tcW w:w="4810" w:type="dxa"/>
+            <w:shd w:val="clear" w:color="auto" w:fill="E5B8B7" w:themeFill="accent2" w:themeFillTint="66"/>
+            <w:vAlign w:val="center"/>
+          </w:tcPr>
+          <w:p>
+            <w:pPr>
+              <w:pStyle w:val="PARA"/>
+              <w:rPr>
+                <w:bCs/>
+                <w:lang w:val="en-US"/>
+              </w:rPr>
+            </w:pPr>
+            <w:r>
+              <w:rPr>
+                <w:bCs/>
+                <w:lang w:val="en-US"/>
+              </w:rPr>
+              <w:t>Article ID</w:t>
+            </w:r>
+          </w:p>
+        </w:tc>
+      </w:tr>
+      <w:tr>
+        <w:tc>
+          <w:tcPr>
+            <w:tcW w:w="4810" w:type="dxa"/>
+            <w:shd w:val="clear" w:color="auto" w:fill="E5B8B7" w:themeFill="accent2" w:themeFillTint="66"/>
+            <w:vAlign w:val="center"/>
+          </w:tcPr>
+          <w:p>
+            <w:pPr>
+              <w:pStyle w:val="PARA"/>
+              <w:rPr>
+                <w:bCs/>
+                <w:lang w:val="en-US"/>
+              </w:rPr>
+            </w:pPr>
+            <w:r>
+              <w:rPr>
+                <w:bCs/>
+                <w:lang w:val="en-US"/>
+              </w:rPr>
+              <w:t>URL</w:t>
+            </w:r>
+          </w:p>
+        </w:tc>
+      </w:tr>
+      <w:tr>
+        <w:tc>
+          <w:tcPr>
+            <w:tcW w:w="4810" w:type="dxa"/>
+            <w:shd w:val="clear" w:color="auto" w:fill="E5B8B7" w:themeFill="accent2" w:themeFillTint="66"/>
+            <w:vAlign w:val="center"/>
+          </w:tcPr>
+          <w:p>
+            <w:pPr>
+              <w:pStyle w:val="PARA"/>
+              <w:rPr>
+                <w:bCs/>
+                <w:lang w:val="en-US"/>
+              </w:rPr>
+            </w:pPr>
+            <w:r>
+              <w:rPr>
+                <w:bCs/>
+                <w:lang w:val="en-US"/>
+              </w:rPr>
+              <w:t>Source Name</w:t>
+            </w:r>
+          </w:p>
+        </w:tc>
+      </w:tr>
+      <w:tr>
+        <w:tc>
+          <w:tcPr>
+            <w:tcW w:w="4810" w:type="dxa"/>
+            <w:shd w:val="clear" w:color="auto" w:fill="E5B8B7" w:themeFill="accent2" w:themeFillTint="66"/>
+            <w:vAlign w:val="center"/>
+          </w:tcPr>
+          <w:p>
+            <w:pPr>
+              <w:pStyle w:val="PARA"/>
+              <w:rPr>
+                <w:bCs/>
+                <w:lang w:val="en-US"/>
+              </w:rPr>
+            </w:pPr>
+            <w:r>
+              <w:rPr>
+                <w:bCs/>
+                <w:lang w:val="en-US"/>
+              </w:rPr>
+              <w:t>Source URL</w:t>
+            </w:r>
+          </w:p>
+        </w:tc>
+      </w:tr>
+      <w:tr>
+        <w:tc>
+          <w:tcPr>
+            <w:tcW w:w="4810" w:type="dxa"/>
+            <w:shd w:val="clear" w:color="auto" w:fill="E5B8B7" w:themeFill="accent2" w:themeFillTint="66"/>
+            <w:vAlign w:val="center"/>
+          </w:tcPr>
+          <w:p>
+            <w:pPr>
+              <w:pStyle w:val="PARA"/>
+              <w:rPr>
+                <w:bCs/>
+                <w:lang w:val="en-US"/>
+              </w:rPr>
+            </w:pPr>
+            <w:r>
+              <w:rPr>
+                <w:bCs/>
+                <w:lang w:val="en-US"/>
+              </w:rPr>
+              <w:t>Title</w:t>
+            </w:r>
+          </w:p>
+        </w:tc>
+      </w:tr>
+      <w:tr>
+        <w:tc>
+          <w:tcPr>
+            <w:tcW w:w="4810" w:type="dxa"/>
+            <w:shd w:val="clear" w:color="auto" w:fill="E5B8B7" w:themeFill="accent2" w:themeFillTint="66"/>
+            <w:vAlign w:val="center"/>
+          </w:tcPr>
+          <w:p>
+            <w:pPr>
+              <w:pStyle w:val="PARA"/>
+              <w:rPr>
+                <w:bCs/>
+                <w:lang w:val="en-US"/>
+              </w:rPr>
+            </w:pPr>
+            <w:r>
+              <w:rPr>
+                <w:bCs/>
+                <w:lang w:val="en-US"/>
+              </w:rPr>
+              <w:t>Subtitle</w:t>
+            </w:r>
+          </w:p>
+        </w:tc>
+      </w:tr>
+      <w:tr>
+        <w:tc>
+          <w:tcPr>
+            <w:tcW w:w="4810" w:type="dxa"/>
+            <w:shd w:val="clear" w:color="auto" w:fill="E5B8B7" w:themeFill="accent2" w:themeFillTint="66"/>
+            <w:vAlign w:val="center"/>
+          </w:tcPr>
+          <w:p>
+            <w:pPr>
+              <w:pStyle w:val="PARA"/>
+              <w:rPr>
+                <w:bCs/>
+                <w:lang w:val="en-US"/>
+              </w:rPr>
+            </w:pPr>
+            <w:r>
+              <w:rPr>
+                <w:bCs/>
+                <w:lang w:val="en-US"/>
+              </w:rPr>
+              <w:t>Author Name</w:t>
+            </w:r>
+          </w:p>
+        </w:tc>
+      </w:tr>
+      <w:tr>
+        <w:tc>
+          <w:tcPr>
+            <w:tcW w:w="4810" w:type="dxa"/>
+            <w:shd w:val="clear" w:color="auto" w:fill="E5B8B7" w:themeFill="accent2" w:themeFillTint="66"/>
+            <w:vAlign w:val="center"/>
+          </w:tcPr>
+          <w:p>
+            <w:pPr>
+              <w:pStyle w:val="PARA"/>
+              <w:rPr>
+                <w:bCs/>
+                <w:lang w:val="en-US"/>
+              </w:rPr>
+            </w:pPr>
+            <w:r>
+              <w:rPr>
+                <w:bCs/>
+                <w:lang w:val="en-US"/>
+              </w:rPr>
+              <w:t>Publish Date</w:t>
+            </w:r>
+          </w:p>
+        </w:tc>
+      </w:tr>
+      <w:tr>
+        <w:tc>
+          <w:tcPr>
+            <w:tcW w:w="4810" w:type="dxa"/>
+            <w:shd w:val="clear" w:color="auto" w:fill="E5B8B7" w:themeFill="accent2" w:themeFillTint="66"/>
+            <w:vAlign w:val="center"/>
+          </w:tcPr>
+          <w:p>
+            <w:pPr>
+              <w:pStyle w:val="PARA"/>
+              <w:rPr>
+                <w:bCs/>
+                <w:lang w:val="en-US"/>
+              </w:rPr>
+            </w:pPr>
+            <w:r>
+              <w:rPr>
+                <w:bCs/>
+                <w:lang w:val="en-US"/>
+              </w:rPr>
+              <w:t>Content</w:t>
+            </w:r>
+          </w:p>
+        </w:tc>
+      </w:tr>
+      <w:tr>
+        <w:tc>
+          <w:tcPr>
+            <w:tcW w:w="4810" w:type="dxa"/>
+            <w:shd w:val="clear" w:color="auto" w:fill="E5B8B7" w:themeFill="accent2" w:themeFillTint="66"/>
+            <w:vAlign w:val="center"/>
+          </w:tcPr>
+          <w:p>
+            <w:pPr>
+              <w:pStyle w:val="PARA"/>
+              <w:rPr>
+                <w:bCs/>
+                <w:lang w:val="en-US"/>
+              </w:rPr>
+            </w:pPr>
+            <w:r>
+              <w:rPr>
+                <w:bCs/>
+                <w:lang w:val="en-US"/>
+              </w:rPr>
+              <w:t>Top Image URL</w:t>
+            </w:r>
+          </w:p>
+        </w:tc>
+      </w:tr>
+      <w:tr>
+        <w:tc>
+          <w:tcPr>
+            <w:tcW w:w="4810" w:type="dxa"/>
+            <w:shd w:val="clear" w:color="auto" w:fill="E5B8B7" w:themeFill="accent2" w:themeFillTint="66"/>
+            <w:vAlign w:val="center"/>
+          </w:tcPr>
+          <w:p>
+            <w:pPr>
+              <w:pStyle w:val="PARA"/>
+              <w:rPr>
+                <w:bCs/>
+                <w:lang w:val="en-US"/>
+              </w:rPr>
+            </w:pPr>
+            <w:r>
+              <w:rPr>
+                <w:bCs/>
+                <w:lang w:val="en-US"/>
+              </w:rPr>
+              <w:t>Top Image Caption</w:t>
+            </w:r>
+          </w:p>
+        </w:tc>
+      </w:tr>
+      <w:tr>
+        <w:tc>
+          <w:tcPr>
+            <w:tcW w:w="4810" w:type="dxa"/>
+            <w:shd w:val="clear" w:color="auto" w:fill="E5B8B7" w:themeFill="accent2" w:themeFillTint="66"/>
+            <w:vAlign w:val="center"/>
+          </w:tcPr>
+          <w:p>
+            <w:pPr>
+              <w:pStyle w:val="PARA"/>
+              <w:rPr>
+                <w:bCs/>
+                <w:lang w:val="en-US"/>
+              </w:rPr>
+            </w:pPr>
+            <w:r>
+              <w:rPr>
+                <w:bCs/>
+                <w:lang w:val="en-US"/>
+              </w:rPr>
+              <w:t>Created At</w:t>
+            </w:r>
+          </w:p>
+        </w:tc>
+      </w:tr>
+      <w:tr>
+        <w:tc>
+          <w:tcPr>
+            <w:tcW w:w="4810" w:type="dxa"/>
+            <w:shd w:val="clear" w:color="auto" w:fill="E5B8B7" w:themeFill="accent2" w:themeFillTint="66"/>
+            <w:vAlign w:val="center"/>
+          </w:tcPr>
+          <w:p>
+            <w:pPr>
+              <w:pStyle w:val="PARA"/>
+              <w:rPr>
+                <w:bCs/>
+                <w:lang w:val="en-US"/>
+              </w:rPr>
+            </w:pPr>
+            <w:r>
+              <w:rPr>
+                <w:bCs/>
+                <w:lang w:val="en-US"/>
+              </w:rPr>
+              <w:t>Tags</w:t>
+            </w:r>
+          </w:p>
+        </w:tc>
+      </w:tr>
+      <w:tr>
+        <w:tc>
+          <w:tcPr>
+            <w:tcW w:w="4810" w:type="dxa"/>
+            <w:shd w:val="clear" w:color="auto" w:fill="E5B8B7" w:themeFill="accent2" w:themeFillTint="66"/>
+            <w:vAlign w:val="center"/>
+          </w:tcPr>
+          <w:p>
+            <w:pPr>
+              <w:pStyle w:val="PARA"/>
+              <w:rPr>
+                <w:bCs/>
+                <w:lang w:val="en-US"/>
+              </w:rPr>
+            </w:pPr>
+            <w:r>
+              <w:rPr>
+                <w:bCs/>
+                <w:lang w:val="en-US"/>
+              </w:rPr>
+              <w:t>Categories</w:t>
+            </w:r>
+          </w:p>
+        </w:tc>
+      </w:tr>
+    </w:tbl>
+    <w:p>
+      <w:pPr>
+        <w:pStyle w:val="TableTitle"/>
+      </w:pPr>
+      <w:r>
+        <w:t>TABLE III</w:t>
+      </w:r>
+    </w:p>
+    <w:p>
+      <w:pPr>
+        <w:pStyle w:val="PARA"/>
+        <w:jc w:val="center"/>
+        <w:rPr>
+          <w:b/>
+          <w:bCs/>
+          <w:lang w:val="en-US"/>
+        </w:rPr>
+      </w:pPr>
+    </w:p>
+    <w:p>
+      <w:pPr>
+        <w:pStyle w:val="PARA"/>
+        <w:jc w:val="left"/>
+        <w:rPr>
+          <w:lang w:val="en-US"/>
+        </w:rPr>
+      </w:pPr>
+      <w:r>
+        <w:rPr>
+          <w:lang w:val="en-US"/>
+        </w:rPr>
+        <w:t>Transformed Dataset:</w:t>
+      </w:r>
+    </w:p>
+    <w:tbl>
+      <w:tblPr>
+        <w:tblStyle w:val="TableGrid"/>
+        <w:tblW w:w="0" w:type="auto"/>
+        <w:tblLook w:val="04A0" w:firstRow="1" w:lastRow="0" w:firstColumn="1" w:lastColumn="0" w:noHBand="0" w:noVBand="1"/>
+      </w:tblPr>
+      <w:tblGrid>
+        <w:gridCol w:w="4810"/>
+      </w:tblGrid>
+      <w:tr>
+        <w:tc>
+          <w:tcPr>
+            <w:tcW w:w="4810" w:type="dxa"/>
+            <w:shd w:val="clear" w:color="auto" w:fill="EAF1DD" w:themeFill="accent3" w:themeFillTint="33"/>
+            <w:vAlign w:val="center"/>
+          </w:tcPr>
+          <w:p>
+            <w:pPr>
+              <w:pStyle w:val="PARA"/>
+              <w:rPr>
+                <w:bCs/>
+                <w:lang w:val="en-US"/>
+              </w:rPr>
+            </w:pPr>
+            <w:r>
+              <w:rPr>
+                <w:bCs/>
+                <w:lang w:val="en-US"/>
+              </w:rPr>
+              <w:t>Content</w:t>
+            </w:r>
+          </w:p>
+        </w:tc>
+      </w:tr>
+      <w:tr>
+        <w:tc>
+          <w:tcPr>
+            <w:tcW w:w="4810" w:type="dxa"/>
+            <w:shd w:val="clear" w:color="auto" w:fill="EAF1DD" w:themeFill="accent3" w:themeFillTint="33"/>
+            <w:vAlign w:val="center"/>
+          </w:tcPr>
+          <w:p>
+            <w:pPr>
+              <w:pStyle w:val="PARA"/>
+              <w:rPr>
+                <w:bCs/>
+                <w:lang w:val="en-US"/>
+              </w:rPr>
+            </w:pPr>
+            <w:r>
+              <w:rPr>
+                <w:bCs/>
+                <w:lang w:val="en-US"/>
+              </w:rPr>
+              <w:t>Temperature 2m* Mean</w:t>
+            </w:r>
+          </w:p>
+        </w:tc>
+      </w:tr>
+      <w:tr>
+        <w:tc>
+          <w:tcPr>
+            <w:tcW w:w="4810" w:type="dxa"/>
+            <w:shd w:val="clear" w:color="auto" w:fill="EAF1DD" w:themeFill="accent3" w:themeFillTint="33"/>
+            <w:vAlign w:val="center"/>
+          </w:tcPr>
+          <w:p>
+            <w:pPr>
+              <w:pStyle w:val="PARA"/>
+              <w:rPr>
+                <w:bCs/>
+                <w:lang w:val="en-US"/>
+              </w:rPr>
+            </w:pPr>
+            <w:r>
+              <w:rPr>
+                <w:bCs/>
+                <w:lang w:val="en-US"/>
+              </w:rPr>
+              <w:t>Apparent Temperature 2m Mean</w:t>
+            </w:r>
+          </w:p>
+        </w:tc>
+      </w:tr>
+      <w:tr>
+        <w:tc>
+          <w:tcPr>
+            <w:tcW w:w="4810" w:type="dxa"/>
+            <w:shd w:val="clear" w:color="auto" w:fill="EAF1DD" w:themeFill="accent3" w:themeFillTint="33"/>
+            <w:vAlign w:val="center"/>
+          </w:tcPr>
+          <w:p>
+            <w:pPr>
+              <w:pStyle w:val="PARA"/>
+              <w:rPr>
+                <w:bCs/>
+                <w:lang w:val="en-US"/>
+              </w:rPr>
+            </w:pPr>
+            <w:r>
+              <w:rPr>
+                <w:bCs/>
+                <w:lang w:val="en-US"/>
+              </w:rPr>
+              <w:t>Precipitation Sum</w:t>
+            </w:r>
+          </w:p>
+        </w:tc>
+      </w:tr>
+      <w:tr>
+        <w:tc>
+          <w:tcPr>
+            <w:tcW w:w="4810" w:type="dxa"/>
+            <w:shd w:val="clear" w:color="auto" w:fill="EAF1DD" w:themeFill="accent3" w:themeFillTint="33"/>
+            <w:vAlign w:val="center"/>
+          </w:tcPr>
+          <w:p>
+            <w:pPr>
+              <w:pStyle w:val="PARA"/>
+              <w:rPr>
+                <w:bCs/>
+                <w:lang w:val="en-US"/>
+              </w:rPr>
+            </w:pPr>
+            <w:r>
+              <w:rPr>
+                <w:bCs/>
+                <w:lang w:val="en-US"/>
+              </w:rPr>
+              <w:t>Precipitation Hours</w:t>
+            </w:r>
+          </w:p>
+        </w:tc>
+      </w:tr>
+      <w:tr>
+        <w:tc>
+          <w:tcPr>
+            <w:tcW w:w="4810" w:type="dxa"/>
+            <w:shd w:val="clear" w:color="auto" w:fill="EAF1DD" w:themeFill="accent3" w:themeFillTint="33"/>
+            <w:vAlign w:val="center"/>
+          </w:tcPr>
+          <w:p>
+            <w:pPr>
+              <w:pStyle w:val="PARA"/>
+              <w:rPr>
+                <w:bCs/>
+                <w:lang w:val="en-US"/>
+              </w:rPr>
+            </w:pPr>
+            <w:r>
+              <w:rPr>
+                <w:bCs/>
+                <w:lang w:val="en-US"/>
+              </w:rPr>
+              <w:t>Wind Speed 10m Max</w:t>
+            </w:r>
+          </w:p>
+        </w:tc>
+      </w:tr>
+      <w:tr>
+        <w:tc>
+          <w:tcPr>
+            <w:tcW w:w="4810" w:type="dxa"/>
+            <w:shd w:val="clear" w:color="auto" w:fill="EAF1DD" w:themeFill="accent3" w:themeFillTint="33"/>
+            <w:vAlign w:val="center"/>
+          </w:tcPr>
+          <w:p>
+            <w:pPr>
+              <w:pStyle w:val="PARA"/>
+              <w:rPr>
+                <w:bCs/>
+                <w:lang w:val="en-US"/>
+              </w:rPr>
+            </w:pPr>
+            <w:r>
+              <w:rPr>
+                <w:bCs/>
+                <w:lang w:val="en-US"/>
+              </w:rPr>
+              <w:t>Is Holiday</w:t>
+            </w:r>
+          </w:p>
+        </w:tc>
+      </w:tr>
+      <w:tr>
+        <w:tc>
+          <w:tcPr>
+            <w:tcW w:w="4810" w:type="dxa"/>
+            <w:shd w:val="clear" w:color="auto" w:fill="EAF1DD" w:themeFill="accent3" w:themeFillTint="33"/>
+            <w:vAlign w:val="center"/>
+          </w:tcPr>
+          <w:p>
+            <w:pPr>
+              <w:pStyle w:val="PARA"/>
+              <w:rPr>
+                <w:bCs/>
+                <w:lang w:val="en-US"/>
+              </w:rPr>
+            </w:pPr>
+            <w:r>
+              <w:rPr>
+                <w:bCs/>
+                <w:lang w:val="en-US"/>
+              </w:rPr>
+              <w:t>Year</w:t>
+            </w:r>
+          </w:p>
+        </w:tc>
+      </w:tr>
+      <w:tr>
+        <w:tc>
+          <w:tcPr>
+            <w:tcW w:w="4810" w:type="dxa"/>
+            <w:shd w:val="clear" w:color="auto" w:fill="EAF1DD" w:themeFill="accent3" w:themeFillTint="33"/>
+            <w:vAlign w:val="center"/>
+          </w:tcPr>
+          <w:p>
+            <w:pPr>
+              <w:pStyle w:val="PARA"/>
+              <w:rPr>
+                <w:bCs/>
+                <w:lang w:val="en-US"/>
+              </w:rPr>
+            </w:pPr>
+            <w:r>
+              <w:rPr>
+                <w:bCs/>
+                <w:lang w:val="en-US"/>
+              </w:rPr>
+              <w:t>Month</w:t>
+            </w:r>
+          </w:p>
+        </w:tc>
+      </w:tr>
+      <w:tr>
+        <w:tc>
+          <w:tcPr>
+            <w:tcW w:w="4810" w:type="dxa"/>
+            <w:shd w:val="clear" w:color="auto" w:fill="EAF1DD" w:themeFill="accent3" w:themeFillTint="33"/>
+            <w:vAlign w:val="center"/>
+          </w:tcPr>
+          <w:p>
+            <w:pPr>
+              <w:pStyle w:val="PARA"/>
+              <w:rPr>
+                <w:bCs/>
+                <w:lang w:val="en-US"/>
+              </w:rPr>
+            </w:pPr>
+            <w:r>
+              <w:rPr>
+                <w:bCs/>
+                <w:lang w:val="en-US"/>
+              </w:rPr>
+              <w:t>Day</w:t>
+            </w:r>
+          </w:p>
+        </w:tc>
+      </w:tr>
+      <w:tr>
+        <w:tc>
+          <w:tcPr>
+            <w:tcW w:w="4810" w:type="dxa"/>
+            <w:shd w:val="clear" w:color="auto" w:fill="EAF1DD" w:themeFill="accent3" w:themeFillTint="33"/>
+            <w:vAlign w:val="center"/>
+          </w:tcPr>
+          <w:p>
+            <w:pPr>
+              <w:pStyle w:val="PARA"/>
+              <w:rPr>
+                <w:bCs/>
+                <w:lang w:val="en-US"/>
+              </w:rPr>
+            </w:pPr>
+            <w:r>
+              <w:rPr>
+                <w:bCs/>
+                <w:lang w:val="en-US"/>
+              </w:rPr>
+              <w:t>Tag National</w:t>
+            </w:r>
+          </w:p>
+        </w:tc>
+      </w:tr>
+      <w:tr>
+        <w:tc>
+          <w:tcPr>
+            <w:tcW w:w="4810" w:type="dxa"/>
+            <w:shd w:val="clear" w:color="auto" w:fill="EAF1DD" w:themeFill="accent3" w:themeFillTint="33"/>
+            <w:vAlign w:val="center"/>
+          </w:tcPr>
+          <w:p>
+            <w:pPr>
+              <w:pStyle w:val="PARA"/>
+              <w:rPr>
+                <w:bCs/>
+                <w:lang w:val="en-US"/>
+              </w:rPr>
+            </w:pPr>
+            <w:r>
+              <w:rPr>
+                <w:bCs/>
+                <w:lang w:val="en-US"/>
+              </w:rPr>
+              <w:t>Tag Accident</w:t>
+            </w:r>
+          </w:p>
+        </w:tc>
+      </w:tr>
+      <w:tr>
+        <w:tc>
+          <w:tcPr>
+            <w:tcW w:w="4810" w:type="dxa"/>
+            <w:shd w:val="clear" w:color="auto" w:fill="EAF1DD" w:themeFill="accent3" w:themeFillTint="33"/>
+            <w:vAlign w:val="center"/>
+          </w:tcPr>
+          <w:p>
+            <w:pPr>
+              <w:pStyle w:val="PARA"/>
+              <w:rPr>
+                <w:bCs/>
+                <w:lang w:val="en-US"/>
+              </w:rPr>
+            </w:pPr>
+            <w:r>
+              <w:rPr>
+                <w:bCs/>
+                <w:lang w:val="en-US"/>
+              </w:rPr>
+              <w:t>Tag Traffic</w:t>
+            </w:r>
+          </w:p>
+        </w:tc>
+      </w:tr>
+      <w:tr>
+        <w:tc>
+          <w:tcPr>
+            <w:tcW w:w="4810" w:type="dxa"/>
+            <w:shd w:val="clear" w:color="auto" w:fill="EAF1DD" w:themeFill="accent3" w:themeFillTint="33"/>
+            <w:vAlign w:val="center"/>
+          </w:tcPr>
+          <w:p>
+            <w:pPr>
+              <w:pStyle w:val="PARA"/>
+              <w:rPr>
+                <w:bCs/>
+                <w:lang w:val="en-US"/>
+              </w:rPr>
+            </w:pPr>
+            <w:r>
+              <w:rPr>
+                <w:bCs/>
+                <w:lang w:val="en-US"/>
+              </w:rPr>
+              <w:t>Tag Police</w:t>
+            </w:r>
+          </w:p>
+        </w:tc>
+      </w:tr>
+      <w:tr>
+        <w:tc>
+          <w:tcPr>
+            <w:tcW w:w="4810" w:type="dxa"/>
+            <w:shd w:val="clear" w:color="auto" w:fill="EAF1DD" w:themeFill="accent3" w:themeFillTint="33"/>
+            <w:vAlign w:val="center"/>
+          </w:tcPr>
+          <w:p>
+            <w:pPr>
+              <w:pStyle w:val="PARA"/>
+              <w:rPr>
+                <w:bCs/>
+                <w:lang w:val="en-US"/>
+              </w:rPr>
+            </w:pPr>
+            <w:r>
+              <w:rPr>
+                <w:bCs/>
+                <w:lang w:val="en-US"/>
+              </w:rPr>
+              <w:t>Tag Transport</w:t>
+            </w:r>
+          </w:p>
+        </w:tc>
+      </w:tr>
+    </w:tbl>
+    <w:p>
+      <w:pPr>
+        <w:pStyle w:val="TableTitle"/>
+      </w:pPr>
+      <w:r>
+        <w:t>TABLE I</w:t>
+      </w:r>
+      <w:r>
+        <w:t>V</w:t>
+      </w:r>
+    </w:p>
+    <w:p>
+      <w:pPr>
+        <w:pStyle w:val="PARA"/>
+        <w:jc w:val="center"/>
+        <w:rPr>
+          <w:b/>
+          <w:bCs/>
+          <w:lang w:val="en-US"/>
+        </w:rPr>
+      </w:pPr>
+    </w:p>
+    <w:p>
+      <w:pPr>
+        <w:pStyle w:val="PARA"/>
+        <w:rPr>
+          <w:i/>
+          <w:iCs/>
+          <w:lang w:val="en-MT"/>
+        </w:rPr>
+      </w:pPr>
+      <w:r>
+        <w:rPr>
+          <w:i/>
+          <w:iCs/>
+          <w:lang w:val="en-MT"/>
+        </w:rPr>
+        <w:t>Distinct Transformations:</w:t>
+      </w:r>
+    </w:p>
+    <w:p>
+      <w:pPr>
+        <w:pStyle w:val="PARA"/>
+        <w:rPr>
+          <w:lang w:val="en-MT"/>
+        </w:rPr>
+      </w:pPr>
+      <w:r>
+        <w:rPr>
+          <w:lang w:val="en-MT"/>
+        </w:rPr>
+        <w:tab/>
+        <w:t>Police Press Releases:</w:t>
+      </w:r>
+    </w:p>
+    <w:p>
+      <w:pPr>
+        <w:pStyle w:val="PARA"/>
+        <w:rPr>
+          <w:lang w:val="en-MT"/>
+        </w:rPr>
+      </w:pPr>
+      <w:r>
+        <w:rPr>
+          <w:lang w:val="en-MT"/>
+        </w:rPr>
+        <w:tab/>
+      </w:r>
+      <w:r>
+        <w:rPr>
+          <w:lang w:val="en-MT"/>
+        </w:rPr>
+        <w:tab/>
+        <w:t>Removed Columns:</w:t>
+      </w:r>
+    </w:p>
+    <w:p>
+      <w:pPr>
+        <w:pStyle w:val="PARA"/>
+        <w:ind w:left="1440" w:firstLine="720"/>
+        <w:rPr>
+          <w:lang w:val="en-MT"/>
+        </w:rPr>
+      </w:pPr>
+      <w:r>
+        <w:rPr>
+          <w:lang w:val="en-MT"/>
+        </w:rPr>
+        <w:t>•Date Modified</w:t>
+      </w:r>
+    </w:p>
+    <w:p>
+      <w:pPr>
+        <w:pStyle w:val="PARA"/>
+        <w:ind w:left="2160" w:firstLine="720"/>
+        <w:rPr>
+          <w:lang w:val="en-MT"/>
+        </w:rPr>
+      </w:pPr>
+      <w:r>
+        <w:rPr>
+          <w:lang w:val="en-MT"/>
+        </w:rPr>
+        <w:t>O</w:t>
+      </w:r>
+      <w:r>
+        <w:rPr>
+          <w:lang w:val="en-MT"/>
+        </w:rPr>
+        <w:t xml:space="preserve"> </w:t>
+      </w:r>
+      <w:r>
+        <w:rPr>
+          <w:lang w:val="en-MT"/>
+        </w:rPr>
+        <w:t>Since Data Published is featured, this field is deemed redundant</w:t>
+      </w:r>
+    </w:p>
+    <w:p>
+      <w:pPr>
+        <w:pStyle w:val="PARA"/>
+        <w:rPr>
+          <w:lang w:val="en-MT"/>
+        </w:rPr>
+      </w:pPr>
+      <w:r>
+        <w:rPr>
+          <w:lang w:val="en-MT"/>
+        </w:rPr>
+        <w:t>Merged/Divided Columns:</w:t>
+      </w:r>
+    </w:p>
+    <w:p>
+      <w:pPr>
+        <w:pStyle w:val="PARA"/>
+        <w:ind w:firstLine="720"/>
+        <w:rPr>
+          <w:lang w:val="en-MT"/>
+        </w:rPr>
+      </w:pPr>
+      <w:r>
+        <w:rPr>
+          <w:lang w:val="en-MT"/>
+        </w:rPr>
+        <w:t>•Title / Content</w:t>
+      </w:r>
+    </w:p>
+    <w:p>
+      <w:pPr>
+        <w:pStyle w:val="PARA"/>
+        <w:ind w:left="720" w:firstLine="720"/>
+        <w:rPr>
+          <w:lang w:val="en-MT"/>
+        </w:rPr>
+      </w:pPr>
+      <w:r>
+        <w:rPr>
+          <w:lang w:val="en-MT"/>
+        </w:rPr>
+        <w:t>O</w:t>
+      </w:r>
+      <w:r>
+        <w:rPr>
+          <w:lang w:val="en-MT"/>
+        </w:rPr>
+        <w:t xml:space="preserve"> </w:t>
+      </w:r>
+      <w:r>
+        <w:rPr>
+          <w:lang w:val="en-MT"/>
+        </w:rPr>
+        <w:t>Since both contain unstructured related text data, they could be merged into one column called ‘Content’</w:t>
+      </w:r>
+    </w:p>
+    <w:p>
+      <w:pPr>
+        <w:pStyle w:val="PARA"/>
+        <w:ind w:left="720" w:firstLine="720"/>
+        <w:rPr>
+          <w:lang w:val="en-MT"/>
+        </w:rPr>
+      </w:pPr>
+      <w:r>
+        <w:rPr>
+          <w:lang w:val="en-MT"/>
+        </w:rPr>
+        <w:t>•Tag National/Accident/Traffic/Poli</w:t>
+      </w:r>
+      <w:r>
+        <w:rPr>
+          <w:lang w:val="en-MT"/>
+        </w:rPr>
+        <w:t>c</w:t>
+      </w:r>
+      <w:r>
+        <w:rPr>
+          <w:lang w:val="en-MT"/>
+        </w:rPr>
+        <w:t>e/Transport</w:t>
+      </w:r>
+    </w:p>
+    <w:p>
+      <w:pPr>
+        <w:pStyle w:val="PARA"/>
+        <w:ind w:left="1440" w:firstLine="720"/>
+        <w:rPr>
+          <w:lang w:val="en-MT"/>
+        </w:rPr>
+      </w:pPr>
+      <w:r>
+        <w:rPr>
+          <w:lang w:val="en-MT"/>
+        </w:rPr>
+        <w:t>O</w:t>
+      </w:r>
+      <w:r>
+        <w:rPr>
+          <w:lang w:val="en-MT"/>
+        </w:rPr>
+        <w:t xml:space="preserve"> </w:t>
+      </w:r>
+      <w:r>
+        <w:rPr>
+          <w:lang w:val="en-MT"/>
+        </w:rPr>
+        <w:t xml:space="preserve">Since the below dataset gave us the top 5 appearances of its tags, we decided </w:t>
+      </w:r>
+      <w:r>
+        <w:rPr>
+          <w:lang w:val="en-MT"/>
+        </w:rPr>
         <w:lastRenderedPageBreak/>
+        <w:t>to keep them the same for this dataset. Hence, I extracted all occurrences where each tag is mentioned in either ‘</w:t>
+      </w:r>
+      <w:proofErr w:type="gramStart"/>
+      <w:r>
+        <w:rPr>
+          <w:lang w:val="en-MT"/>
+        </w:rPr>
+        <w:t>titles’</w:t>
+      </w:r>
+      <w:proofErr w:type="gramEnd"/>
+      <w:r>
+        <w:rPr>
+          <w:lang w:val="en-MT"/>
+        </w:rPr>
+        <w:t xml:space="preserve"> or ‘content’ column.</w:t>
+      </w:r>
+    </w:p>
+    <w:p>
+      <w:pPr>
+        <w:pStyle w:val="PARA"/>
+        <w:ind w:firstLine="720"/>
+        <w:rPr>
+          <w:lang w:val="en-MT"/>
+        </w:rPr>
+      </w:pPr>
+      <w:r>
+        <w:rPr>
+          <w:lang w:val="en-MT"/>
+        </w:rPr>
+        <w:t>•Published Date</w:t>
+      </w:r>
+    </w:p>
+    <w:p>
+      <w:pPr>
+        <w:pStyle w:val="PARA"/>
+        <w:ind w:left="720" w:firstLine="720"/>
+        <w:rPr>
+          <w:lang w:val="en-MT"/>
+        </w:rPr>
+      </w:pPr>
+      <w:r>
+        <w:rPr>
+          <w:lang w:val="en-MT"/>
+        </w:rPr>
+        <w:t>O</w:t>
+      </w:r>
+      <w:r>
+        <w:rPr>
+          <w:lang w:val="en-MT"/>
+        </w:rPr>
+        <w:t xml:space="preserve"> </w:t>
+      </w:r>
+      <w:r>
+        <w:rPr>
+          <w:lang w:val="en-MT"/>
+        </w:rPr>
+        <w:t>Divided into ‘Year’, ‘Month’, ‘Day’ columns for traditional ML models.</w:t>
+      </w:r>
+    </w:p>
+    <w:p>
+      <w:pPr>
+        <w:pStyle w:val="PARA"/>
+        <w:rPr>
+          <w:i/>
+          <w:iCs/>
+          <w:lang w:val="en-MT"/>
+        </w:rPr>
+      </w:pPr>
+      <w:r>
+        <w:rPr>
+          <w:i/>
+          <w:iCs/>
+          <w:lang w:val="en-MT"/>
+        </w:rPr>
+        <w:t>Local News Articles:</w:t>
+      </w:r>
+    </w:p>
+    <w:p>
+      <w:pPr>
+        <w:pStyle w:val="PARA"/>
+        <w:ind w:firstLine="720"/>
+        <w:rPr>
+          <w:lang w:val="en-MT"/>
+        </w:rPr>
+      </w:pPr>
+      <w:r>
+        <w:rPr>
+          <w:lang w:val="en-MT"/>
+        </w:rPr>
+        <w:t>Removed Columns:</w:t>
+      </w:r>
+    </w:p>
+    <w:p>
+      <w:pPr>
+        <w:pStyle w:val="PARA"/>
+        <w:ind w:left="720" w:firstLine="720"/>
+        <w:rPr>
+          <w:lang w:val="en-MT"/>
+        </w:rPr>
+      </w:pPr>
+      <w:r>
+        <w:rPr>
+          <w:lang w:val="en-MT"/>
+        </w:rPr>
+        <w:t>•Article ID</w:t>
+      </w:r>
+    </w:p>
+    <w:p>
+      <w:pPr>
+        <w:pStyle w:val="PARA"/>
+        <w:ind w:left="1440" w:firstLine="720"/>
+        <w:rPr>
+          <w:lang w:val="en-MT"/>
+        </w:rPr>
+      </w:pPr>
+      <w:r>
+        <w:rPr>
+          <w:lang w:val="en-MT"/>
+        </w:rPr>
+        <w:t>O</w:t>
+      </w:r>
+      <w:r>
+        <w:rPr>
+          <w:lang w:val="en-MT"/>
+        </w:rPr>
+        <w:t xml:space="preserve"> </w:t>
+      </w:r>
+      <w:r>
+        <w:rPr>
+          <w:lang w:val="en-MT"/>
+        </w:rPr>
+        <w:t>ID of the article, useless</w:t>
+      </w:r>
+    </w:p>
+    <w:p>
+      <w:pPr>
+        <w:pStyle w:val="PARA"/>
+        <w:ind w:left="720" w:firstLine="720"/>
+        <w:rPr>
+          <w:lang w:val="en-MT"/>
+        </w:rPr>
+      </w:pPr>
+      <w:r>
+        <w:rPr>
+          <w:lang w:val="en-MT"/>
+        </w:rPr>
+        <w:t>•URL</w:t>
+      </w:r>
+    </w:p>
+    <w:p>
+      <w:pPr>
+        <w:pStyle w:val="PARA"/>
+        <w:ind w:left="1440" w:firstLine="720"/>
+        <w:rPr>
+          <w:lang w:val="en-MT"/>
+        </w:rPr>
+      </w:pPr>
+      <w:r>
+        <w:rPr>
+          <w:lang w:val="en-MT"/>
+        </w:rPr>
+        <w:t>O</w:t>
+      </w:r>
+      <w:r>
+        <w:rPr>
+          <w:lang w:val="en-MT"/>
+        </w:rPr>
+        <w:t xml:space="preserve"> </w:t>
+      </w:r>
+      <w:r>
+        <w:rPr>
+          <w:lang w:val="en-MT"/>
+        </w:rPr>
+        <w:t>URL of the article, useless</w:t>
+      </w:r>
+    </w:p>
+    <w:p>
+      <w:pPr>
+        <w:pStyle w:val="PARA"/>
+        <w:ind w:left="720" w:firstLine="720"/>
+        <w:rPr>
+          <w:lang w:val="en-MT"/>
+        </w:rPr>
+      </w:pPr>
+      <w:r>
+        <w:rPr>
+          <w:lang w:val="en-MT"/>
+        </w:rPr>
+        <w:t>•Source Name</w:t>
+      </w:r>
+    </w:p>
+    <w:p>
+      <w:pPr>
+        <w:pStyle w:val="PARA"/>
+        <w:ind w:left="1440" w:firstLine="720"/>
+        <w:rPr>
+          <w:lang w:val="en-MT"/>
+        </w:rPr>
+      </w:pPr>
+      <w:r>
+        <w:rPr>
+          <w:lang w:val="en-MT"/>
+        </w:rPr>
+        <w:t>O</w:t>
+      </w:r>
+      <w:r>
+        <w:rPr>
+          <w:lang w:val="en-MT"/>
+        </w:rPr>
+        <w:t xml:space="preserve"> </w:t>
+      </w:r>
+      <w:r>
+        <w:rPr>
+          <w:lang w:val="en-MT"/>
+        </w:rPr>
+        <w:t>Due to an overwhelming number of articles extracted from ‘Times of Malta’, we decided to not include this.</w:t>
+      </w:r>
+    </w:p>
+    <w:p>
+      <w:pPr>
+        <w:pStyle w:val="PARA"/>
+        <w:ind w:left="720" w:firstLine="720"/>
+        <w:rPr>
+          <w:lang w:val="en-MT"/>
+        </w:rPr>
+      </w:pPr>
+      <w:r>
+        <w:rPr>
+          <w:lang w:val="en-MT"/>
+        </w:rPr>
+        <w:t>•Source URL</w:t>
+      </w:r>
+    </w:p>
+    <w:p>
+      <w:pPr>
+        <w:pStyle w:val="PARA"/>
+        <w:ind w:left="1440" w:firstLine="720"/>
+        <w:rPr>
+          <w:lang w:val="en-MT"/>
+        </w:rPr>
+      </w:pPr>
+      <w:r>
+        <w:rPr>
+          <w:lang w:val="en-MT"/>
+        </w:rPr>
+        <w:t>O</w:t>
+      </w:r>
+      <w:r>
+        <w:rPr>
+          <w:lang w:val="en-MT"/>
+        </w:rPr>
+        <w:t xml:space="preserve"> </w:t>
+      </w:r>
+      <w:r>
+        <w:rPr>
+          <w:lang w:val="en-MT"/>
+        </w:rPr>
+        <w:t>Source of article URL, useless</w:t>
+      </w:r>
+    </w:p>
+    <w:p>
+      <w:pPr>
+        <w:pStyle w:val="PARA"/>
+        <w:ind w:left="720" w:firstLine="720"/>
+        <w:rPr>
+          <w:lang w:val="en-MT"/>
+        </w:rPr>
+      </w:pPr>
+      <w:r>
+        <w:rPr>
+          <w:lang w:val="en-MT"/>
+        </w:rPr>
+        <w:t>•Author Name</w:t>
+      </w:r>
+    </w:p>
+    <w:p>
+      <w:pPr>
+        <w:pStyle w:val="PARA"/>
+        <w:ind w:left="1440" w:firstLine="720"/>
+        <w:rPr>
+          <w:lang w:val="en-MT"/>
+        </w:rPr>
+      </w:pPr>
+      <w:r>
+        <w:rPr>
+          <w:lang w:val="en-MT"/>
+        </w:rPr>
+        <w:t>O</w:t>
+      </w:r>
+      <w:r>
+        <w:rPr>
+          <w:lang w:val="en-MT"/>
+        </w:rPr>
+        <w:t xml:space="preserve"> </w:t>
+      </w:r>
+      <w:r>
+        <w:rPr>
+          <w:lang w:val="en-MT"/>
+        </w:rPr>
+        <w:t>One author, ‘Times of Malta’ also had most appearances, moreover we decided not to focus on author in any way for our target.</w:t>
+      </w:r>
+    </w:p>
+    <w:p>
+      <w:pPr>
+        <w:pStyle w:val="PARA"/>
+        <w:ind w:left="720" w:firstLine="720"/>
+        <w:rPr>
+          <w:lang w:val="en-MT"/>
+        </w:rPr>
+      </w:pPr>
+      <w:r>
+        <w:rPr>
+          <w:lang w:val="en-MT"/>
+        </w:rPr>
+        <w:t>•Top Image URL</w:t>
+      </w:r>
+    </w:p>
+    <w:p>
+      <w:pPr>
+        <w:pStyle w:val="PARA"/>
+        <w:ind w:left="1440" w:firstLine="720"/>
+        <w:rPr>
+          <w:lang w:val="en-MT"/>
+        </w:rPr>
+      </w:pPr>
+      <w:r>
+        <w:rPr>
+          <w:lang w:val="en-MT"/>
+        </w:rPr>
+        <w:t>O</w:t>
+      </w:r>
+      <w:r>
+        <w:rPr>
+          <w:lang w:val="en-MT"/>
+        </w:rPr>
+        <w:t xml:space="preserve"> </w:t>
+      </w:r>
+      <w:r>
+        <w:rPr>
+          <w:lang w:val="en-MT"/>
+        </w:rPr>
+        <w:t>Image URL, useless</w:t>
+      </w:r>
+    </w:p>
+    <w:p>
+      <w:pPr>
+        <w:pStyle w:val="PARA"/>
+        <w:ind w:left="720" w:firstLine="720"/>
+        <w:rPr>
+          <w:lang w:val="en-MT"/>
+        </w:rPr>
+      </w:pPr>
+      <w:r>
+        <w:rPr>
+          <w:lang w:val="en-MT"/>
+        </w:rPr>
+        <w:t>•Categories</w:t>
+      </w:r>
+    </w:p>
+    <w:p>
+      <w:pPr>
+        <w:pStyle w:val="PARA"/>
+        <w:ind w:left="1440" w:firstLine="720"/>
+        <w:rPr>
+          <w:lang w:val="en-MT"/>
+        </w:rPr>
+      </w:pPr>
+      <w:r>
+        <w:rPr>
+          <w:lang w:val="en-MT"/>
+        </w:rPr>
+        <w:t>O</w:t>
+      </w:r>
+      <w:r>
+        <w:rPr>
+          <w:lang w:val="en-MT"/>
+        </w:rPr>
+        <w:t xml:space="preserve"> </w:t>
+      </w:r>
+      <w:r>
+        <w:rPr>
+          <w:lang w:val="en-MT"/>
+        </w:rPr>
+        <w:t>Although this would have been helpful, it was empty for all rows of data.</w:t>
+      </w:r>
+    </w:p>
+    <w:p>
+      <w:pPr>
+        <w:pStyle w:val="PARA"/>
+        <w:rPr>
+          <w:lang w:val="en-MT"/>
+        </w:rPr>
+      </w:pPr>
+      <w:r>
+        <w:rPr>
+          <w:lang w:val="en-MT"/>
+        </w:rPr>
+        <w:tab/>
+      </w:r>
+      <w:r>
+        <w:rPr>
+          <w:lang w:val="en-MT"/>
+        </w:rPr>
+        <w:tab/>
+        <w:t>Merged/Divided Columns:</w:t>
+      </w:r>
+    </w:p>
+    <w:p>
+      <w:pPr>
+        <w:pStyle w:val="PARA"/>
+        <w:ind w:left="720" w:firstLine="720"/>
+        <w:rPr>
+          <w:lang w:val="en-MT"/>
+        </w:rPr>
+      </w:pPr>
+      <w:r>
+        <w:rPr>
+          <w:lang w:val="en-MT"/>
+        </w:rPr>
+        <w:t>•Title / Content</w:t>
+      </w:r>
+    </w:p>
+    <w:p>
+      <w:pPr>
+        <w:pStyle w:val="PARA"/>
+        <w:ind w:left="1440" w:firstLine="720"/>
+        <w:rPr>
+          <w:lang w:val="en-MT"/>
+        </w:rPr>
+      </w:pPr>
+      <w:r>
+        <w:rPr>
+          <w:lang w:val="en-MT"/>
+        </w:rPr>
+        <w:t>O</w:t>
+      </w:r>
+      <w:r>
+        <w:rPr>
+          <w:lang w:val="en-MT"/>
+        </w:rPr>
+        <w:t xml:space="preserve"> </w:t>
+      </w:r>
+      <w:r>
+        <w:rPr>
+          <w:lang w:val="en-MT"/>
+        </w:rPr>
+        <w:t>Since both contain unstructured related text data, they could be merged into one column called ‘Content’</w:t>
+      </w:r>
+    </w:p>
+    <w:p>
+      <w:pPr>
+        <w:pStyle w:val="PARA"/>
+        <w:ind w:left="720" w:firstLine="720"/>
+        <w:rPr>
+          <w:lang w:val="en-MT"/>
+        </w:rPr>
+      </w:pPr>
+      <w:r>
+        <w:rPr>
+          <w:lang w:val="en-MT"/>
+        </w:rPr>
+        <w:t>•Tag National/Accident/Traffic/Polie/Transport</w:t>
+      </w:r>
+    </w:p>
+    <w:p>
+      <w:pPr>
+        <w:pStyle w:val="PARA"/>
+        <w:ind w:left="1440" w:firstLine="720"/>
+        <w:rPr>
+          <w:lang w:val="en-MT"/>
+        </w:rPr>
+      </w:pPr>
+      <w:r>
+        <w:rPr>
+          <w:lang w:val="en-MT"/>
+        </w:rPr>
+        <w:t>O</w:t>
+      </w:r>
+      <w:r>
+        <w:rPr>
+          <w:lang w:val="en-MT"/>
+        </w:rPr>
+        <w:t xml:space="preserve"> </w:t>
+      </w:r>
+      <w:r>
+        <w:rPr>
+          <w:lang w:val="en-MT"/>
+        </w:rPr>
+        <w:t>Put all tag occurrences in a single list, counted frequencies of all tags, chose top 5.</w:t>
+      </w:r>
+    </w:p>
+    <w:p>
+      <w:pPr>
+        <w:pStyle w:val="PARA"/>
+        <w:rPr>
+          <w:lang w:val="en-MT"/>
+        </w:rPr>
+      </w:pPr>
+    </w:p>
+    <w:p>
+      <w:pPr>
+        <w:pStyle w:val="PARA"/>
+        <w:ind w:left="720" w:firstLine="720"/>
+        <w:rPr>
+          <w:lang w:val="en-MT"/>
+        </w:rPr>
+      </w:pPr>
+      <w:r>
+        <w:rPr>
+          <w:lang w:val="en-MT"/>
+        </w:rPr>
+        <w:t>•Publish Date</w:t>
+      </w:r>
+    </w:p>
+    <w:p>
+      <w:pPr>
+        <w:pStyle w:val="PARA"/>
+        <w:ind w:left="1440" w:firstLine="720"/>
+        <w:rPr>
+          <w:lang w:val="en-MT"/>
+        </w:rPr>
+      </w:pPr>
+      <w:r>
+        <w:rPr>
+          <w:lang w:val="en-MT"/>
+        </w:rPr>
+        <w:t>O</w:t>
+      </w:r>
+      <w:r>
+        <w:rPr>
+          <w:lang w:val="en-MT"/>
+        </w:rPr>
+        <w:t xml:space="preserve"> </w:t>
+      </w:r>
+      <w:r>
+        <w:rPr>
+          <w:lang w:val="en-MT"/>
+        </w:rPr>
+        <w:t>Divided into ‘Year’, ‘Month’, ‘Day’ columns for traditional ML models.</w:t>
+      </w:r>
+    </w:p>
+    <w:p>
+      <w:pPr>
+        <w:pStyle w:val="PARA"/>
+        <w:rPr>
+          <w:lang w:val="en-MT"/>
+        </w:rPr>
+      </w:pPr>
+    </w:p>
+    <w:p>
+      <w:pPr>
+        <w:pStyle w:val="PARA"/>
+        <w:rPr>
+          <w:lang w:val="en-MT"/>
+        </w:rPr>
+      </w:pPr>
+    </w:p>
+    <w:p>
+      <w:pPr>
+        <w:pStyle w:val="PARA"/>
+        <w:rPr>
+          <w:lang w:val="en-MT"/>
+        </w:rPr>
+      </w:pPr>
+      <w:r>
+        <w:rPr>
+          <w:lang w:val="en-MT"/>
+        </w:rPr>
+        <w:t>Extra data sources / Addition of Columns – Both datasets:</w:t>
+      </w:r>
+    </w:p>
+    <w:p>
+      <w:pPr>
+        <w:pStyle w:val="PARA"/>
+        <w:rPr>
+          <w:lang w:val="en-MT"/>
+        </w:rPr>
+      </w:pPr>
+      <w:proofErr w:type="spellStart"/>
+      <w:r>
+        <w:rPr>
+          <w:b/>
+          <w:bCs/>
+          <w:lang w:val="en-MT"/>
+        </w:rPr>
+        <w:t>Date.Nager</w:t>
+      </w:r>
+      <w:proofErr w:type="spellEnd"/>
+      <w:r>
+        <w:rPr>
+          <w:b/>
+          <w:bCs/>
+          <w:lang w:val="en-MT"/>
+        </w:rPr>
+        <w:t xml:space="preserve"> API</w:t>
+      </w:r>
+      <w:r>
+        <w:rPr>
+          <w:lang w:val="en-MT"/>
+        </w:rPr>
+        <w:t xml:space="preserve"> &gt; Get all days which are holidays in Malta. This is added as ‘Is Holiday’ column as Boolean data type.</w:t>
+      </w:r>
+    </w:p>
+    <w:p>
+      <w:pPr>
+        <w:pStyle w:val="PARA"/>
+        <w:rPr>
+          <w:lang w:val="en-MT"/>
+        </w:rPr>
+      </w:pPr>
+      <w:proofErr w:type="spellStart"/>
+      <w:r>
+        <w:rPr>
+          <w:b/>
+          <w:bCs/>
+          <w:lang w:val="en-MT"/>
+        </w:rPr>
+        <w:t>Open.meteo</w:t>
+      </w:r>
+      <w:proofErr w:type="spellEnd"/>
+      <w:r>
+        <w:rPr>
+          <w:b/>
+          <w:bCs/>
+          <w:lang w:val="en-MT"/>
+        </w:rPr>
+        <w:t xml:space="preserve"> API</w:t>
+      </w:r>
+      <w:r>
+        <w:rPr>
+          <w:lang w:val="en-MT"/>
+        </w:rPr>
+        <w:t xml:space="preserve"> &gt; Gather weather forecast data. This is added as the following columns:</w:t>
+      </w:r>
+    </w:p>
+    <w:p>
+      <w:pPr>
+        <w:pStyle w:val="PARA"/>
+        <w:ind w:firstLine="720"/>
+        <w:rPr>
+          <w:lang w:val="en-MT"/>
+        </w:rPr>
+      </w:pPr>
+      <w:r>
+        <w:rPr>
+          <w:lang w:val="en-MT"/>
+        </w:rPr>
+        <w:t>•Temperature 2m Mean – Mean temperature at 2 meters above the ground</w:t>
+      </w:r>
+    </w:p>
+    <w:p>
+      <w:pPr>
+        <w:pStyle w:val="PARA"/>
+        <w:ind w:firstLine="720"/>
+        <w:rPr>
+          <w:lang w:val="en-MT"/>
+        </w:rPr>
+      </w:pPr>
+      <w:r>
+        <w:rPr>
+          <w:lang w:val="en-MT"/>
+        </w:rPr>
+        <w:t>•Apparent Temperature 2m Mean – Apparent Mean temperature at 2 meters above the ground (What it feels like to people)</w:t>
+      </w:r>
+    </w:p>
+    <w:p>
+      <w:pPr>
+        <w:pStyle w:val="PARA"/>
+        <w:ind w:firstLine="720"/>
+        <w:rPr>
+          <w:lang w:val="en-MT"/>
+        </w:rPr>
+      </w:pPr>
+      <w:r>
+        <w:rPr>
+          <w:lang w:val="en-MT"/>
+        </w:rPr>
+        <w:t xml:space="preserve">•Precipitation Sum – Total Precipitation </w:t>
+      </w:r>
+    </w:p>
+    <w:p>
+      <w:pPr>
+        <w:pStyle w:val="PARA"/>
+        <w:ind w:firstLine="720"/>
+        <w:rPr>
+          <w:lang w:val="en-MT"/>
+        </w:rPr>
+      </w:pPr>
+      <w:r>
+        <w:rPr>
+          <w:lang w:val="en-MT"/>
+        </w:rPr>
+        <w:t>•Precipitation Hours – The number of hours with rain</w:t>
+      </w:r>
+    </w:p>
+    <w:p>
+      <w:pPr>
+        <w:pStyle w:val="PARA"/>
+        <w:ind w:firstLine="720"/>
+        <w:rPr>
+          <w:lang w:val="en-MT"/>
+        </w:rPr>
+      </w:pPr>
+      <w:r>
+        <w:rPr>
+          <w:lang w:val="en-MT"/>
+        </w:rPr>
+        <w:t>•Wind Speed 10m Max – Wind speed at 10m above ground</w:t>
+      </w:r>
+    </w:p>
+    <w:p>
+      <w:pPr>
+        <w:pStyle w:val="PARA"/>
+        <w:rPr>
+          <w:lang w:val="en-MT"/>
+        </w:rPr>
+      </w:pPr>
+    </w:p>
+    <w:p>
+      <w:pPr>
+        <w:pStyle w:val="PARA"/>
+        <w:rPr>
+          <w:lang w:val="en-MT"/>
+        </w:rPr>
+      </w:pPr>
+      <w:r>
+        <w:rPr>
+          <w:lang w:val="en-MT"/>
+        </w:rPr>
+        <w:t>Important in-code transformations for both datasets:</w:t>
+      </w:r>
+    </w:p>
+    <w:p>
+      <w:pPr>
+        <w:pStyle w:val="PARA"/>
+        <w:ind w:firstLine="720"/>
+        <w:rPr>
+          <w:lang w:val="en-MT"/>
+        </w:rPr>
+      </w:pPr>
+      <w:r>
+        <w:rPr>
+          <w:lang w:val="en-MT"/>
+        </w:rPr>
+        <w:t>•</w:t>
+      </w:r>
+      <w:proofErr w:type="spellStart"/>
+      <w:r>
+        <w:rPr>
+          <w:lang w:val="en-MT"/>
+        </w:rPr>
+        <w:t>Open.meteo</w:t>
+      </w:r>
+      <w:proofErr w:type="spellEnd"/>
+      <w:r>
+        <w:rPr>
+          <w:lang w:val="en-MT"/>
+        </w:rPr>
+        <w:t xml:space="preserve"> API data was Standardized outputting Z-Score</w:t>
+      </w:r>
+    </w:p>
+    <w:p>
+      <w:pPr>
+        <w:pStyle w:val="PARA"/>
+        <w:ind w:firstLine="720"/>
+        <w:rPr>
+          <w:lang w:val="en-MT"/>
+        </w:rPr>
+      </w:pPr>
+      <w:r>
+        <w:rPr>
+          <w:lang w:val="en-MT"/>
+        </w:rPr>
+        <w:t>•Tags were one-hot encoded for Boolean understanding</w:t>
+      </w:r>
+    </w:p>
+    <w:p>
+      <w:pPr>
+        <w:pStyle w:val="PARA"/>
+        <w:ind w:firstLine="720"/>
+        <w:rPr>
+          <w:lang w:val="en-MT"/>
+        </w:rPr>
+      </w:pPr>
+    </w:p>
+    <w:p>
+      <w:pPr>
+        <w:pStyle w:val="PARA"/>
+        <w:rPr>
+          <w:lang w:val="en-MT"/>
+        </w:rPr>
+      </w:pPr>
+      <w:r>
+        <w:rPr>
+          <w:lang w:val="en-MT"/>
+        </w:rPr>
+        <w:t>Finally, both datasets were merged into one final dataset: Finalized_dataset.CSV’</w:t>
+      </w:r>
+    </w:p>
+    <w:p>
+      <w:pPr>
+        <w:pStyle w:val="PARA"/>
+        <w:rPr>
+          <w:lang w:val="en-MT"/>
+        </w:rPr>
+      </w:pPr>
+    </w:p>
+    <w:p>
+      <w:pPr>
+        <w:pStyle w:val="PARA"/>
+        <w:rPr>
+          <w:lang w:val="en-MT"/>
+        </w:rPr>
+      </w:pPr>
+      <w:r>
+        <w:rPr>
+          <w:lang w:val="en-MT"/>
+        </w:rPr>
+        <w:t>Important note: It was agreed that for text vectorization for the ‘Content’ column is to be done when creating each individual technique by one defined method placed at the end of the data preparation file called ‘</w:t>
+      </w:r>
+      <w:proofErr w:type="spellStart"/>
+      <w:r>
+        <w:rPr>
+          <w:lang w:val="en-MT"/>
+        </w:rPr>
+        <w:t>vectFunc</w:t>
+      </w:r>
+      <w:proofErr w:type="spellEnd"/>
+      <w:r>
+        <w:rPr>
+          <w:lang w:val="en-MT"/>
+        </w:rPr>
+        <w:t>’. This is due to the large number of added columns created by the vectorizer function TF-IDF, which would make the finalised dataset unreadable.</w:t>
+      </w:r>
+    </w:p>
+    <w:p>
+      <w:pPr>
+        <w:pStyle w:val="PARA"/>
+        <w:rPr>
+          <w:lang w:val="en-MT"/>
+        </w:rPr>
+      </w:pPr>
+    </w:p>
+    <w:p>
+      <w:pPr>
+        <w:pStyle w:val="PARA"/>
+        <w:jc w:val="left"/>
+        <w:rPr>
+          <w:lang w:val="en-MT"/>
+        </w:rPr>
+      </w:pPr>
+      <w:r>
+        <w:rPr>
+          <w:lang w:val="en-MT"/>
+        </w:rPr>
+        <w:t xml:space="preserve">TF-IDF works best with traditional models, which was the assignment brief that required a team of 3 people to focus on. It mostly works well since TF-IDF results in sparse matrices, traditional models such as </w:t>
+      </w:r>
+      <w:proofErr w:type="spellStart"/>
+      <w:r>
+        <w:rPr>
+          <w:lang w:val="en-MT"/>
+        </w:rPr>
+        <w:t>SVMs</w:t>
+      </w:r>
+      <w:proofErr w:type="spellEnd"/>
+      <w:r>
+        <w:rPr>
+          <w:lang w:val="en-MT"/>
+        </w:rPr>
+        <w:t xml:space="preserve"> are mathematically optimised to process these sparse matrices [</w:t>
+      </w:r>
+      <w:r>
+        <w:rPr>
+          <w:lang w:val="en-MT"/>
+        </w:rPr>
+        <w:t>LA4</w:t>
+      </w:r>
+      <w:r>
+        <w:rPr>
+          <w:lang w:val="en-MT"/>
+        </w:rPr>
+        <w:t>]. Moreover, the vectorizer was set to 1000 features due to having 432 rows of data, but 38,806 features. This should give the model enough variety to learn while keeping the model safe from overfitting. Should the accuracy prove to be low, we will increase the features accordingly. Vice versa, we will reduce the number of features if it overfits from the start. Furthermore, minimum document frequency was set to three, hence at least three documents must feature a phrase and maximum document frequency of 80%, hence the model will ignore phrases that appear in 80% of the documents.</w:t>
+      </w:r>
+      <w:r>
+        <w:rPr>
+          <w:lang w:val="en-MT"/>
+        </w:rPr>
+        <w:t xml:space="preserve"> However, this could easily be changed during the project.</w:t>
+      </w:r>
+    </w:p>
+    <w:p>
+      <w:pPr>
+        <w:pStyle w:val="PARA"/>
+        <w:jc w:val="center"/>
+        <w:rPr>
+          <w:b/>
+          <w:bCs/>
+          <w:lang w:val="en-US"/>
+        </w:rPr>
+      </w:pPr>
+    </w:p>
+    <w:p>
+      <w:pPr>
+        <w:pStyle w:val="PARA"/>
+        <w:rPr>
+          <w:lang w:val="en-US"/>
+        </w:rPr>
+      </w:pPr>
+    </w:p>
+    <w:p>
+      <w:pPr>
+        <w:pStyle w:val="PARA"/>
+      </w:pPr>
+    </w:p>
+    <w:p>
+      <w:pPr>
+        <w:pStyle w:val="PARA"/>
+      </w:pPr>
+    </w:p>
+    <w:p>
+      <w:pPr>
+        <w:pStyle w:val="PARA"/>
+      </w:pPr>
+    </w:p>
+    <w:p>
+      <w:pPr>
+        <w:pStyle w:val="PARA"/>
+      </w:pPr>
+    </w:p>
+    <w:p>
+      <w:pPr>
+        <w:pStyle w:val="PARA"/>
+      </w:pPr>
+    </w:p>
+    <w:p>
+      <w:pPr>
+        <w:pStyle w:val="PARA"/>
+      </w:pPr>
+    </w:p>
+    <w:p>
+      <w:pPr>
+        <w:pStyle w:val="PARA"/>
+      </w:pPr>
+    </w:p>
+    <w:p>
+      <w:pPr>
+        <w:pStyle w:val="PARA"/>
+      </w:pPr>
+    </w:p>
+    <w:p>
+      <w:pPr>
+        <w:pStyle w:val="PARA"/>
+      </w:pPr>
+    </w:p>
+    <w:p>
+      <w:pPr>
+        <w:pStyle w:val="PARA"/>
+      </w:pPr>
+    </w:p>
+    <w:p>
+      <w:pPr>
+        <w:pStyle w:val="PARA"/>
+      </w:pPr>
+    </w:p>
+    <w:p>
+      <w:pPr>
+        <w:pStyle w:val="PARA"/>
+      </w:pPr>
+    </w:p>
+    <w:p>
+      <w:pPr>
+        <w:pStyle w:val="PARA"/>
+      </w:pPr>
+    </w:p>
+    <w:p>
+      <w:pPr>
+        <w:pStyle w:val="PARA"/>
+      </w:pPr>
+    </w:p>
+    <w:p>
+      <w:pPr>
+        <w:pStyle w:val="PARA"/>
+      </w:pPr>
+    </w:p>
+    <w:p>
+      <w:pPr>
+        <w:pStyle w:val="PARA"/>
+      </w:pPr>
+    </w:p>
+    <w:p>
+      <w:pPr>
+        <w:pStyle w:val="PARA"/>
+      </w:pPr>
+    </w:p>
+    <w:p>
+      <w:pPr>
+        <w:pStyle w:val="PARA"/>
+      </w:pPr>
+    </w:p>
+    <w:p>
+      <w:pPr>
+        <w:pStyle w:val="PARA"/>
+      </w:pPr>
+    </w:p>
+    <w:p>
+      <w:pPr>
+        <w:pStyle w:val="PARA"/>
+      </w:pPr>
+    </w:p>
+    <w:p>
+      <w:pPr>
+        <w:pStyle w:val="PARA"/>
+      </w:pPr>
+    </w:p>
+    <w:p>
+      <w:pPr>
+        <w:pStyle w:val="PARA"/>
+      </w:pPr>
+    </w:p>
+    <w:p>
+      <w:pPr>
+        <w:pStyle w:val="PARA"/>
+      </w:pPr>
+      <w:r>
+        <w:t xml:space="preserve">The </w:t>
+      </w:r>
+      <w:r>
+        <w:rPr>
+          <w:i/>
+          <w:iCs/>
+        </w:rPr>
+        <w:t>‘2_exploratory_</w:t>
+      </w:r>
+      <w:proofErr w:type="gramStart"/>
+      <w:r>
+        <w:rPr>
+          <w:i/>
+          <w:iCs/>
+        </w:rPr>
+        <w:t>analysis.ipynb</w:t>
+      </w:r>
+      <w:proofErr w:type="gramEnd"/>
+      <w:r>
+        <w:rPr>
+          <w:i/>
+          <w:iCs/>
+        </w:rPr>
+        <w:t>’</w:t>
+      </w:r>
+      <w:r>
+        <w:t xml:space="preserve"> and subsequently the EDA was conducted using three types of analysis on the </w:t>
+      </w:r>
+      <w:r>
+        <w:rPr>
+          <w:i/>
+          <w:iCs/>
+        </w:rPr>
+        <w:t>‘Finalized_Dataset_Unstardadized.csv’</w:t>
+      </w:r>
+      <w:r>
+        <w:t>:</w:t>
+      </w:r>
+    </w:p>
+    <w:p>
+      <w:pPr>
+        <w:pStyle w:val="PARA"/>
+      </w:pPr>
+    </w:p>
+    <w:p>
+      <w:pPr>
+        <w:pStyle w:val="PARA"/>
+        <w:jc w:val="center"/>
+      </w:pPr>
+      <w:r>
+        <w:t xml:space="preserve">1. Univariate: </w:t>
+      </w:r>
+      <w:r>
+        <w:t>Analysing</w:t>
+      </w:r>
+      <w:r>
+        <w:t xml:space="preserve"> one feature at a time</w:t>
+      </w:r>
+    </w:p>
+    <w:p>
+      <w:pPr>
+        <w:pStyle w:val="PARA"/>
+        <w:jc w:val="center"/>
+      </w:pPr>
+      <w:r>
         <w:t>2. Bivariate: Comparing two features together</w:t>
       </w:r>
     </w:p>
@@ -1350,7 +4447,7 @@
           <w:noProof/>
         </w:rPr>
         <w:drawing>
-          <wp:anchor distT="0" distB="0" distL="114300" distR="114300" simplePos="0" relativeHeight="251661312" behindDoc="0" locked="0" layoutInCell="1" allowOverlap="1" wp14:anchorId="399D1E42" wp14:editId="1F6A847B">
+          <wp:anchor distT="0" distB="0" distL="114300" distR="114300" simplePos="0" relativeHeight="251661312" behindDoc="0" locked="0" layoutInCell="1" allowOverlap="1" wp14:anchorId="399D1E42" wp14:editId="13E19686">
             <wp:simplePos x="0" y="0"/>
             <wp:positionH relativeFrom="column">
               <wp:posOffset>3317096</wp:posOffset>
@@ -1589,7 +4686,7 @@
           <w:szCs w:val="20"/>
         </w:rPr>
         <w:drawing>
-          <wp:inline distT="0" distB="0" distL="0" distR="0" wp14:anchorId="0E4913B0" wp14:editId="2BD82E07">
+          <wp:inline distT="0" distB="0" distL="0" distR="0" wp14:anchorId="0E4913B0" wp14:editId="11D0D755">
             <wp:extent cx="3060700" cy="1913255"/>
             <wp:effectExtent l="0" t="0" r="6350" b="0"/>
             <wp:docPr id="15" name="Picture 15" descr="A graph of blue bars&#10;&#10;AI-generated content may be incorrect."/>
@@ -1856,9 +4953,14 @@
       <w:pPr>
         <w:pStyle w:val="TableTitle"/>
       </w:pPr>
-      <w:r>
-        <w:t>TABLE I</w:t>
-      </w:r>
+      <w:proofErr w:type="gramStart"/>
+      <w:r>
+        <w:t xml:space="preserve">TABLE </w:t>
+      </w:r>
+      <w:r>
+        <w:t xml:space="preserve"> V</w:t>
+      </w:r>
+      <w:proofErr w:type="gramEnd"/>
     </w:p>
     <w:p>
       <w:pPr>
@@ -5306,15 +8408,7 @@
         <w:ind w:left="0"/>
       </w:pPr>
       <w:r>
-        <w:t>Distribution of the target variable “</w:t>
-      </w:r>
-      <w:proofErr w:type="spellStart"/>
-      <w:r>
-        <w:t>Severity_label</w:t>
-      </w:r>
-      <w:proofErr w:type="spellEnd"/>
-      <w:r>
-        <w:t>”</w:t>
+        <w:t>Distribution of the target variable “Severity_label”</w:t>
       </w:r>
     </w:p>
     <w:p>
@@ -6314,7 +9408,7 @@
           <w:sz w:val="20"/>
           <w:szCs w:val="20"/>
         </w:rPr>
-        <w:t xml:space="preserve">Multiple Linear Regression (MLR) is a statistical modelling technique that quantifies the linear relationship between a </w:t>
+        <w:t xml:space="preserve">Multiple Linear Regression (MLR) is a statistical modelling technique that quantifies the linear relationship between a single continuous dependent variable and two or more </w:t>
       </w:r>
       <w:r>
         <w:rPr>
@@ -6328,7 +9422,7 @@
           <w:szCs w:val="20"/>
         </w:rPr>
         <w:lastRenderedPageBreak/>
-        <w:t>single continuous dependent variable and two or more independent (predictor) variables. It extends the simple linear regression framework to accommodate multiple predictors by estimating a linear function of the form</w:t>
+        <w:t>independent (predictor) variables. It extends the simple linear regression framework to accommodate multiple predictors by estimating a linear function of the form</w:t>
       </w:r>
       <w:r>
         <w:rPr>
@@ -8312,35 +11406,7 @@
           <w:sz w:val="20"/>
           <w:szCs w:val="20"/>
         </w:rPr>
-        <w:t xml:space="preserve"> yield greater shrinkage of the coefficients. The ridge estimator thus solves a modified optimization problem that balances fitting the data well and keeping coefficient magnitudes small. As a result, RR </w:t>
-      </w:r>
-      <w:proofErr w:type="gramStart"/>
-      <w:r>
-        <w:rPr>
-          <w:rFonts w:ascii="Times New Roman" w:hAnsi="Times New Roman" w:cs="Times New Roman"/>
-          <w:b w:val="0"/>
-          <w:bCs/>
-          <w:i w:val="0"/>
-          <w:iCs/>
-          <w:color w:val="000000" w:themeColor="text1"/>
-          <w:sz w:val="20"/>
-          <w:szCs w:val="20"/>
-        </w:rPr>
-        <w:t>is able to</w:t>
-      </w:r>
-      <w:proofErr w:type="gramEnd"/>
-      <w:r>
-        <w:rPr>
-          <w:rFonts w:ascii="Times New Roman" w:hAnsi="Times New Roman" w:cs="Times New Roman"/>
-          <w:b w:val="0"/>
-          <w:bCs/>
-          <w:i w:val="0"/>
-          <w:iCs/>
-          <w:color w:val="000000" w:themeColor="text1"/>
-          <w:sz w:val="20"/>
-          <w:szCs w:val="20"/>
-        </w:rPr>
-        <w:t xml:space="preserve"> handles more complexity and prevent overfitting [L2].  </w:t>
+        <w:t xml:space="preserve"> yield greater shrinkage of the coefficients. The ridge estimator thus solves a modified optimization problem that balances fitting the data well and keeping coefficient magnitudes small. As a result, RR is able to handles more complexity and prevent overfitting [L2].  </w:t>
       </w:r>
     </w:p>
     <w:p>
@@ -8354,6 +11420,198 @@
       <w:r>
         <w:t>SVM</w:t>
       </w:r>
+    </w:p>
+    <w:p>
+      <w:pPr>
+        <w:pStyle w:val="H2First"/>
+        <w:numPr>
+          <w:ilvl w:val="0"/>
+          <w:numId w:val="0"/>
+        </w:numPr>
+        <w:rPr>
+          <w:rFonts w:ascii="Times New Roman" w:hAnsi="Times New Roman" w:cs="Times New Roman"/>
+          <w:b w:val="0"/>
+          <w:bCs/>
+          <w:i w:val="0"/>
+          <w:iCs/>
+          <w:color w:val="auto"/>
+          <w:sz w:val="20"/>
+          <w:szCs w:val="20"/>
+          <w:lang w:val="en-MT"/>
+        </w:rPr>
+      </w:pPr>
+      <w:r>
+        <w:rPr>
+          <w:rFonts w:ascii="Times New Roman" w:hAnsi="Times New Roman" w:cs="Times New Roman"/>
+          <w:b w:val="0"/>
+          <w:bCs/>
+          <w:i w:val="0"/>
+          <w:iCs/>
+          <w:color w:val="auto"/>
+          <w:sz w:val="20"/>
+          <w:szCs w:val="20"/>
+          <w:lang w:val="en-MT"/>
+        </w:rPr>
+        <w:t xml:space="preserve">The SVM implementation utilizes a Scikit-Learn pipeline to streamline the integration of multi-modal features and classification. A </w:t>
+      </w:r>
+      <w:r>
+        <w:rPr>
+          <w:rFonts w:ascii="Times New Roman" w:hAnsi="Times New Roman" w:cs="Times New Roman"/>
+          <w:b w:val="0"/>
+          <w:bCs/>
+          <w:i w:val="0"/>
+          <w:iCs/>
+          <w:color w:val="auto"/>
+          <w:sz w:val="20"/>
+          <w:szCs w:val="20"/>
+          <w:lang w:val="en-MT"/>
+        </w:rPr>
+        <w:t>Column Transformer</w:t>
+      </w:r>
+      <w:r>
+        <w:rPr>
+          <w:rFonts w:ascii="Times New Roman" w:hAnsi="Times New Roman" w:cs="Times New Roman"/>
+          <w:b w:val="0"/>
+          <w:bCs/>
+          <w:i w:val="0"/>
+          <w:iCs/>
+          <w:color w:val="auto"/>
+          <w:sz w:val="20"/>
+          <w:szCs w:val="20"/>
+          <w:lang w:val="en-MT"/>
+        </w:rPr>
+        <w:t xml:space="preserve"> serves as the primary preprocessor, converting unstructured article text into numerical vectors via a TF-IDF Vectorizer while maintaining the integrity of numerical weather data and binary tags through a passthrough mechanism. The model employs a Support Vector Classifier (SVC) configured with a One-vs-One (OVO) decision strategy and a balanced class-weighting scheme to counteract the target variable's imbalance. Optimization is conducted via a grid search that evaluates both Linear and RBF kernels alongside varying regularization and gamma parameters, utilizing parallelized processing to identify the configuration that yields the highest predictive accuracy.</w:t>
+      </w:r>
+    </w:p>
+    <w:p>
+      <w:pPr>
+        <w:pStyle w:val="H2First"/>
+        <w:numPr>
+          <w:ilvl w:val="0"/>
+          <w:numId w:val="0"/>
+        </w:numPr>
+        <w:rPr>
+          <w:rFonts w:ascii="Times New Roman" w:hAnsi="Times New Roman" w:cs="Times New Roman"/>
+          <w:b w:val="0"/>
+          <w:bCs/>
+          <w:i w:val="0"/>
+          <w:iCs/>
+          <w:color w:val="auto"/>
+          <w:sz w:val="20"/>
+          <w:szCs w:val="20"/>
+          <w:lang w:val="en-MT"/>
+        </w:rPr>
+      </w:pPr>
+      <w:r>
+        <w:rPr>
+          <w:rFonts w:ascii="Times New Roman" w:hAnsi="Times New Roman" w:cs="Times New Roman"/>
+          <w:b w:val="0"/>
+          <w:bCs/>
+          <w:i w:val="0"/>
+          <w:iCs/>
+          <w:color w:val="auto"/>
+          <w:sz w:val="20"/>
+          <w:szCs w:val="20"/>
+          <w:lang w:val="en-MT"/>
+        </w:rPr>
+        <w:t xml:space="preserve">Furthermore, </w:t>
+      </w:r>
+      <w:r>
+        <w:rPr>
+          <w:rFonts w:ascii="Times New Roman" w:hAnsi="Times New Roman" w:cs="Times New Roman"/>
+          <w:b w:val="0"/>
+          <w:bCs/>
+          <w:i w:val="0"/>
+          <w:iCs/>
+          <w:color w:val="auto"/>
+          <w:sz w:val="20"/>
+          <w:szCs w:val="20"/>
+          <w:lang w:val="en-MT"/>
+        </w:rPr>
+        <w:t>Hyper-parameter tuning was performed using GridSearchCV on a pipeline combining TF-IDF text features, numerical weather variables, and binary indicators with an SVM classifier. A grid search explored both linear and RBF kernels, with regularisation strength C</w:t>
+      </w:r>
+      <w:proofErr w:type="gramStart"/>
+      <w:r>
+        <w:rPr>
+          <w:rFonts w:ascii="Cambria Math" w:hAnsi="Cambria Math" w:cs="Cambria Math"/>
+          <w:b w:val="0"/>
+          <w:bCs/>
+          <w:i w:val="0"/>
+          <w:iCs/>
+          <w:color w:val="auto"/>
+          <w:sz w:val="20"/>
+          <w:szCs w:val="20"/>
+          <w:lang w:val="en-MT"/>
+        </w:rPr>
+        <w:t>∈</w:t>
+      </w:r>
+      <w:r>
+        <w:rPr>
+          <w:rFonts w:ascii="Times New Roman" w:hAnsi="Times New Roman" w:cs="Times New Roman"/>
+          <w:b w:val="0"/>
+          <w:bCs/>
+          <w:i w:val="0"/>
+          <w:iCs/>
+          <w:color w:val="auto"/>
+          <w:sz w:val="20"/>
+          <w:szCs w:val="20"/>
+          <w:lang w:val="en-MT"/>
+        </w:rPr>
+        <w:t>{</w:t>
+      </w:r>
+      <w:proofErr w:type="gramEnd"/>
+      <w:r>
+        <w:rPr>
+          <w:rFonts w:ascii="Times New Roman" w:hAnsi="Times New Roman" w:cs="Times New Roman"/>
+          <w:b w:val="0"/>
+          <w:bCs/>
+          <w:i w:val="0"/>
+          <w:iCs/>
+          <w:color w:val="auto"/>
+          <w:sz w:val="20"/>
+          <w:szCs w:val="20"/>
+          <w:lang w:val="en-MT"/>
+        </w:rPr>
+        <w:t>0.1,1,10} and kernel coefficient γ</w:t>
+      </w:r>
+      <w:r>
+        <w:rPr>
+          <w:rFonts w:ascii="Cambria Math" w:hAnsi="Cambria Math" w:cs="Cambria Math"/>
+          <w:b w:val="0"/>
+          <w:bCs/>
+          <w:i w:val="0"/>
+          <w:iCs/>
+          <w:color w:val="auto"/>
+          <w:sz w:val="20"/>
+          <w:szCs w:val="20"/>
+          <w:lang w:val="en-MT"/>
+        </w:rPr>
+        <w:t>∈</w:t>
+      </w:r>
+      <w:r>
+        <w:rPr>
+          <w:rFonts w:ascii="Times New Roman" w:hAnsi="Times New Roman" w:cs="Times New Roman"/>
+          <w:b w:val="0"/>
+          <w:bCs/>
+          <w:i w:val="0"/>
+          <w:iCs/>
+          <w:color w:val="auto"/>
+          <w:sz w:val="20"/>
+          <w:szCs w:val="20"/>
+          <w:lang w:val="en-MT"/>
+        </w:rPr>
+        <w:t>{"scale",0.01,0.001}. The SVM was configured using an OVO multi-class strategy and class-balanced weights to mitigate class imbalance identified during exploratory data analysis. Model performance was evaluated using 5-fold stratified cross-validation, with accuracy as the evaluation metric. The final model was selected based on the highest mean cross-validation accuracy and retrained on the full dataset using the optimal hyper-parameters.</w:t>
+      </w:r>
+    </w:p>
+    <w:p>
+      <w:pPr>
+        <w:pStyle w:val="H2First"/>
+        <w:numPr>
+          <w:ilvl w:val="0"/>
+          <w:numId w:val="0"/>
+        </w:numPr>
+        <w:ind w:left="360"/>
+      </w:pPr>
     </w:p>
     <w:p>
       <w:pPr>
@@ -8367,9 +11625,27 @@
         </w:rPr>
       </w:pPr>
       <w:r>
+        <w:rPr>
+          <w:b/>
+          <w:bCs/>
+          <w:i/>
+          <w:iCs/>
+          <w:color w:val="808080" w:themeColor="background1" w:themeShade="80"/>
+          <w:sz w:val="22"/>
+          <w:szCs w:val="22"/>
+        </w:rPr>
         <w:t>Random Forest Tre</w:t>
       </w:r>
       <w:r>
+        <w:rPr>
+          <w:b/>
+          <w:bCs/>
+          <w:i/>
+          <w:iCs/>
+          <w:color w:val="808080" w:themeColor="background1" w:themeShade="80"/>
+          <w:sz w:val="22"/>
+          <w:szCs w:val="22"/>
+        </w:rPr>
         <w:t>e</w:t>
       </w:r>
       <w:r>
@@ -8412,27 +11688,7 @@
           <w:sz w:val="20"/>
           <w:szCs w:val="20"/>
         </w:rPr>
-        <w:t xml:space="preserve"> as a multi-class classification problem.  Random Forest is an ensemble method that trains many decision trees on bootstrapped samples of the training data and combines their predictions through majority voting.  At each split, only a random subset of features is considered, which reduces correlation between trees and typically improves </w:t>
-      </w:r>
-      <w:proofErr w:type="spellStart"/>
-      <w:r>
-        <w:rPr>
-          <w:iCs/>
-          <w:color w:val="000000" w:themeColor="text1"/>
-          <w:sz w:val="20"/>
-          <w:szCs w:val="20"/>
-        </w:rPr>
-        <w:t>generalisation</w:t>
-      </w:r>
-      <w:proofErr w:type="spellEnd"/>
-      <w:r>
-        <w:rPr>
-          <w:iCs/>
-          <w:color w:val="000000" w:themeColor="text1"/>
-          <w:sz w:val="20"/>
-          <w:szCs w:val="20"/>
-        </w:rPr>
-        <w:t xml:space="preserve"> compared with a single decision tree.  It was selected because it performs well on mixed feature sets and captures nonlinear relationships without needing scaling or strong parametric assumptions.  In this project, predictors include unstructured article text and structured variables, so Random Forest can integrate TF IDF text features with numeric and binary inputs in a single model, and it also provides feature importance scores to support a first pass interpretation.</w:t>
+        <w:t xml:space="preserve"> as a multi-class classification problem.  Random Forest is an ensemble method that trains many decision trees on bootstrapped samples of the training data and combines their predictions through majority voting.  At each split, only a random subset of features is considered, which reduces correlation between trees and typically improves generalisation compared with a single decision tree.  It was selected because it performs well on mixed feature sets and captures nonlinear relationships without needing scaling or strong parametric assumptions.  In this project, predictors include unstructured article text and structured variables, so Random Forest can integrate TF IDF text features with numeric and binary inputs in a single model, and it also provides feature importance scores to support a first pass interpretation.</w:t>
       </w:r>
       <w:r>
         <w:rPr>
@@ -8461,6 +11717,7 @@
         <w:br/>
       </w:r>
       <w:r>
+        <w:lastRenderedPageBreak/>
         <w:br/>
       </w:r>
       <w:r>
@@ -8661,57 +11918,7 @@
           <w:sz w:val="20"/>
           <w:szCs w:val="20"/>
         </w:rPr>
-        <w:t xml:space="preserve"> setting to balance expressiveness and </w:t>
-      </w:r>
-      <w:r>
-        <w:rPr>
-          <w:iCs/>
-          <w:color w:val="000000" w:themeColor="text1"/>
-          <w:sz w:val="20"/>
-          <w:szCs w:val="20"/>
-        </w:rPr>
-        <w:lastRenderedPageBreak/>
-        <w:t xml:space="preserve">overfitting risk.  Macro averaged F1 was used as the </w:t>
-      </w:r>
-      <w:proofErr w:type="spellStart"/>
-      <w:r>
-        <w:rPr>
-          <w:iCs/>
-          <w:color w:val="000000" w:themeColor="text1"/>
-          <w:sz w:val="20"/>
-          <w:szCs w:val="20"/>
-        </w:rPr>
-        <w:t>optimisation</w:t>
-      </w:r>
-      <w:proofErr w:type="spellEnd"/>
-      <w:r>
-        <w:rPr>
-          <w:iCs/>
-          <w:color w:val="000000" w:themeColor="text1"/>
-          <w:sz w:val="20"/>
-          <w:szCs w:val="20"/>
-        </w:rPr>
-        <w:t xml:space="preserve"> metric because classes are imbalanced and performance should be strong across all severity levels rather than dominated by the majority class.  Final reporting included Accuracy, Macro F1, and Weighted F1, plus a full classification report with per-class precision, recall, and F1.  Visual evaluation used confusion matrices in both raw counts and </w:t>
-      </w:r>
-      <w:proofErr w:type="spellStart"/>
-      <w:r>
-        <w:rPr>
-          <w:iCs/>
-          <w:color w:val="000000" w:themeColor="text1"/>
-          <w:sz w:val="20"/>
-          <w:szCs w:val="20"/>
-        </w:rPr>
-        <w:t>normalised</w:t>
-      </w:r>
-      <w:proofErr w:type="spellEnd"/>
-      <w:r>
-        <w:rPr>
-          <w:iCs/>
-          <w:color w:val="000000" w:themeColor="text1"/>
-          <w:sz w:val="20"/>
-          <w:szCs w:val="20"/>
-        </w:rPr>
-        <w:t xml:space="preserve"> form, per-class F1 and support plots to show performance under imbalance, and one versus rest ROC curves with micro and Macro AUC to assess how well predicted probabilities separate each class across thresholds.  Overall, results showed that TF IDF text features provided the largest performance gain over structured features alone, with most remaining errors occurring between adjacent severity levels, which is consistent with overlapping language used to describe borderline cases.</w:t>
+        <w:t xml:space="preserve"> setting to balance expressiveness and overfitting risk.  Macro averaged F1 was used as the optimisation metric because classes are imbalanced and performance should be strong across all severity levels rather than dominated by the majority class.  Final reporting included Accuracy, Macro F1, and Weighted F1, plus a full classification report with per-class precision, recall, and F1.  Visual evaluation used confusion matrices in both raw counts and normalised form, per-class F1 and support plots to show performance under imbalance, and one versus rest ROC curves with micro and Macro AUC to assess how well predicted probabilities separate each class across thresholds.  Overall, results showed that TF IDF text features provided the largest performance gain over structured features alone, with most remaining errors occurring between adjacent severity levels, which is consistent with overlapping language used to describe borderline cases.</w:t>
       </w:r>
     </w:p>
     <w:p>
@@ -8805,7 +12012,20 @@
           <w:sz w:val="20"/>
           <w:szCs w:val="20"/>
         </w:rPr>
-        <w:t xml:space="preserve"> across both quantitative metrics and class-level prediction behaviour, as evidenced by the reported results</w:t>
+        <w:t xml:space="preserve"> across both quantitative metrics and class-level prediction behaviour, as </w:t>
+      </w:r>
+      <w:r>
+        <w:rPr>
+          <w:rFonts w:ascii="Times New Roman" w:hAnsi="Times New Roman" w:cs="Times New Roman"/>
+          <w:b w:val="0"/>
+          <w:bCs/>
+          <w:i w:val="0"/>
+          <w:iCs/>
+          <w:color w:val="000000" w:themeColor="text1"/>
+          <w:sz w:val="20"/>
+          <w:szCs w:val="20"/>
+        </w:rPr>
+        <w:t>evidenced by the reported results</w:t>
       </w:r>
       <w:r>
         <w:rPr>
@@ -8839,7 +12059,13 @@
         <w:pStyle w:val="TableTitle"/>
       </w:pPr>
       <w:r>
-        <w:t>TABLE II</w:t>
+        <w:t xml:space="preserve">TABLE </w:t>
+      </w:r>
+      <w:r>
+        <w:t>V</w:t>
+      </w:r>
+      <w:r>
+        <w:t>I</w:t>
       </w:r>
     </w:p>
     <w:p>
@@ -9525,20 +12751,7 @@
           <w:sz w:val="20"/>
           <w:szCs w:val="20"/>
         </w:rPr>
-        <w:t xml:space="preserve">ation on sparse, high-dimensional text features, </w:t>
-      </w:r>
-      <w:r>
-        <w:rPr>
-          <w:rFonts w:ascii="Times New Roman" w:hAnsi="Times New Roman" w:cs="Times New Roman"/>
-          <w:b w:val="0"/>
-          <w:bCs/>
-          <w:i w:val="0"/>
-          <w:iCs/>
-          <w:color w:val="000000" w:themeColor="text1"/>
-          <w:sz w:val="20"/>
-          <w:szCs w:val="20"/>
-        </w:rPr>
-        <w:t xml:space="preserve">leading to both improved numerical performance and more reliable class-level predictions compared to standard </w:t>
+        <w:t xml:space="preserve">ation on sparse, high-dimensional text features, leading to both improved numerical performance and more reliable class-level predictions compared to standard </w:t>
       </w:r>
       <w:r>
         <w:rPr>
@@ -9655,6 +12868,7 @@
           <w:sz w:val="20"/>
           <w:szCs w:val="20"/>
         </w:rPr>
+        <w:lastRenderedPageBreak/>
         <w:drawing>
           <wp:inline distT="0" distB="0" distL="0" distR="0" wp14:anchorId="71AAC2C4" wp14:editId="4A14B2C8">
             <wp:extent cx="3060700" cy="2691765"/>
@@ -9764,7 +12978,6 @@
         <w:ind w:left="0"/>
       </w:pPr>
       <w:r>
-        <w:lastRenderedPageBreak/>
         <w:t>Confusion Matrix: True vs Predicted Labels for RR.</w:t>
       </w:r>
     </w:p>
@@ -9778,6 +12991,55 @@
       </w:pPr>
       <w:r>
         <w:t>SVM</w:t>
+      </w:r>
+    </w:p>
+    <w:p>
+      <w:pPr>
+        <w:pStyle w:val="H2First"/>
+        <w:numPr>
+          <w:ilvl w:val="0"/>
+          <w:numId w:val="0"/>
+        </w:numPr>
+        <w:ind w:left="360"/>
+        <w:rPr>
+          <w:rFonts w:ascii="Times New Roman" w:hAnsi="Times New Roman" w:cs="Times New Roman"/>
+          <w:b w:val="0"/>
+          <w:bCs/>
+          <w:i w:val="0"/>
+          <w:iCs/>
+          <w:color w:val="auto"/>
+          <w:sz w:val="20"/>
+          <w:szCs w:val="20"/>
+          <w:lang w:val="en-MT"/>
+        </w:rPr>
+      </w:pPr>
+      <w:r>
+        <w:rPr>
+          <w:rFonts w:ascii="Times New Roman" w:hAnsi="Times New Roman" w:cs="Times New Roman"/>
+          <w:b w:val="0"/>
+          <w:bCs/>
+          <w:i w:val="0"/>
+          <w:iCs/>
+          <w:color w:val="auto"/>
+          <w:sz w:val="20"/>
+          <w:szCs w:val="20"/>
+          <w:lang w:val="en-MT"/>
+        </w:rPr>
+        <w:t xml:space="preserve">The SVM </w:t>
+      </w:r>
+      <w:r>
+        <w:rPr>
+          <w:rFonts w:ascii="Times New Roman" w:hAnsi="Times New Roman" w:cs="Times New Roman"/>
+          <w:b w:val="0"/>
+          <w:bCs/>
+          <w:i w:val="0"/>
+          <w:iCs/>
+          <w:color w:val="auto"/>
+          <w:sz w:val="20"/>
+          <w:szCs w:val="20"/>
+          <w:lang w:val="en-MT"/>
+        </w:rPr>
+        <w:t>model achieves an accuracy of 62% with a cross-validation standard deviation of 4.6%, indicating stable and consistent performance across folds. Although prediction quality is uneven - favouring the dominant class 3 while underperforming on classes 1 and 2 - the model attains an MAE of 0.67, showing that predictions deviate by less than one severity level on average. Most errors occur between neighbouring classes, confirming that the model preserves the ordinal structure of severity despite reduced sensitivity to minority classes.</w:t>
       </w:r>
     </w:p>
     <w:p>
@@ -9934,17 +13196,7 @@
           <w:sz w:val="20"/>
           <w:szCs w:val="20"/>
         </w:rPr>
-        <w:t xml:space="preserve">This section </w:t>
-      </w:r>
-      <w:r>
-        <w:rPr>
-          <w:bCs/>
-          <w:iCs/>
-          <w:color w:val="000000" w:themeColor="text1"/>
-          <w:sz w:val="20"/>
-          <w:szCs w:val="20"/>
-        </w:rPr>
-        <w:t>compares the three techniques using a single shared evaluation protocol to ensure differences reflect model behaviour rather than data splitting choices. Severity labels are encoded from 0 to 4, where larger values represent increasing severity. All techniques were trained on the same frozen training rows and evaluated on the same frozen test rows, using the same target definition and metric set.  Evidence is provided through the metrics table, confusion matrices, ROC analysis where continuous scores are available, interpretability outputs, and paired bootstrap significance testing.</w:t>
+        <w:t>This section compares the three techniques using a single shared evaluation protocol to ensure differences reflect model behaviour rather than data splitting choices. Severity labels are encoded from 0 to 4, where larger values represent increasing severity. All techniques were trained on the same frozen training rows and evaluated on the same frozen test rows, using the same target definition and metric set.  Evidence is provided through the metrics table, confusion matrices, ROC analysis where continuous scores are available, interpretability outputs, and paired bootstrap significance testing.</w:t>
       </w:r>
       <w:r>
         <w:rPr>
@@ -10023,17 +13275,7 @@
           <w:sz w:val="20"/>
           <w:szCs w:val="20"/>
         </w:rPr>
-        <w:t xml:space="preserve">performance.  Training time and prediction time were recorded under the same </w:t>
-      </w:r>
-      <w:r>
-        <w:rPr>
-          <w:bCs/>
-          <w:iCs/>
-          <w:color w:val="000000" w:themeColor="text1"/>
-          <w:sz w:val="20"/>
-          <w:szCs w:val="20"/>
-        </w:rPr>
-        <w:t>environment to support deployment-relevant trade-off discussion.</w:t>
+        <w:t>performance.  Training time and prediction time were recorded under the same environment to support deployment-relevant trade-off discussion.</w:t>
       </w:r>
     </w:p>
     <w:p>
@@ -10066,6 +13308,7 @@
           <w:sz w:val="18"/>
           <w:szCs w:val="18"/>
         </w:rPr>
+        <w:lastRenderedPageBreak/>
         <w:t>4.2 Comprehensive Metrics Comparison</w:t>
       </w:r>
       <w:r>
@@ -10679,7 +13922,6 @@
           <w:szCs w:val="24"/>
           <w:lang w:val="en-US"/>
         </w:rPr>
-        <w:lastRenderedPageBreak/>
         <w:drawing>
           <wp:inline distT="0" distB="0" distL="0" distR="0" wp14:anchorId="3F0A411A" wp14:editId="10733118">
             <wp:extent cx="3060700" cy="935355"/>
@@ -10784,17 +14026,7 @@
           <w:sz w:val="20"/>
           <w:szCs w:val="20"/>
         </w:rPr>
-        <w:t>R</w:t>
-      </w:r>
-      <w:r>
-        <w:rPr>
-          <w:bCs/>
-          <w:iCs/>
-          <w:color w:val="000000" w:themeColor="text1"/>
-          <w:sz w:val="20"/>
-          <w:szCs w:val="20"/>
-        </w:rPr>
-        <w:t>OC was computed using a one-versus-rest multiclass approach with macro-averaged AUC.  Random Forest shows strong separability across classes and achieves the highest Macro ROC AUC 0.9415.  Ridge based linear approach is second at 0.8500, while SVM is substantially lower at 0.6606, with notably weak per-class separability for some minority classes.  Random Forest ROC uses predicted probabilities, whereas SVM and Ridge</w:t>
+        <w:t>ROC was computed using a one-versus-rest multiclass approach with macro-averaged AUC.  Random Forest shows strong separability across classes and achieves the highest Macro ROC AUC 0.9415.  Ridge based linear approach is second at 0.8500, while SVM is substantially lower at 0.6606, with notably weak per-class separability for some minority classes.  Random Forest ROC uses predicted probabilities, whereas SVM and Ridge</w:t>
       </w:r>
       <w:r>
         <w:rPr>
@@ -11166,7 +14398,7 @@
           <w:szCs w:val="20"/>
           <w:lang w:val="en-GB" w:eastAsia="en-US"/>
         </w:rPr>
-        <w:t xml:space="preserve">nterpretability evidence differs by model family.  Random Forest provides impurity-based feature importance, Ridge based linear approach provides coefficients, and SVM interpretability was supported using permutation importance because a nonlinear kernel does not yield a single global coefficient representation.  Impurity-based feature importance can overstate the importance of noisy or high cardinality inputs, so Random Forest importance </w:t>
+        <w:t xml:space="preserve">nterpretability evidence differs by model family.  Random Forest provides impurity-based feature importance, Ridge based linear approach provides coefficients, and SVM interpretability was supported using permutation importance because a nonlinear kernel does not yield a single global coefficient representation.  Impurity-based feature importance can overstate the importance of noisy or </w:t>
       </w:r>
       <w:r>
         <w:rPr>
@@ -11177,7 +14409,8 @@
           <w:szCs w:val="20"/>
           <w:lang w:val="en-GB" w:eastAsia="en-US"/>
         </w:rPr>
-        <w:t>should be treated as indicative rather than causal.  For the RBF SVM, permutation importance reflects sensitivity within the current test distribution and can be unstable with correlated TF IDF features, so it is best interpreted as a coarse diagnostic.</w:t>
+        <w:lastRenderedPageBreak/>
+        <w:t>high cardinality inputs, so Random Forest importance should be treated as indicative rather than causal.  For the RBF SVM, permutation importance reflects sensitivity within the current test distribution and can be unstable with correlated TF IDF features, so it is best interpreted as a coarse diagnostic.</w:t>
       </w:r>
     </w:p>
     <w:p>
@@ -11582,7 +14815,6 @@
           <w:sz w:val="20"/>
           <w:szCs w:val="20"/>
         </w:rPr>
-        <w:lastRenderedPageBreak/>
         <w:t>Paired bootstrap testing was used to assess whether Macro F1 differences are likely meaningful.  Random Forest outperformed SVM with a mean Macro F1 difference of 0.3414 and a 95 percent confidence interval from 0.2038 to 0.4805.  Random Forest also outperformed Ridge based linear approach with a mean difference of 0.1587 and a 95 percent confidence interval from 0.0397 to 0.2757.  Ridge</w:t>
       </w:r>
       <w:r>
@@ -11634,7 +14866,17 @@
           <w:sz w:val="20"/>
           <w:szCs w:val="20"/>
         </w:rPr>
-        <w:t>shows that the Macro F1 differences are consistently away from zero, with Random Forest outperforming SVM by 0.3414 (95 percent CI 0.2038 to 0.4805) and Ridge based linear approach by 0.1587 (95 percent CI 0.0397 to 0.2757), while Ridge based linear approach also outperforms SVM because the SVM vs Ridge based linear approach difference is negative at minus 0.1827 (95 percent CI minus 0.2867 to minus 0.0761).</w:t>
+        <w:t xml:space="preserve">shows that the Macro F1 differences are consistently away from zero, with Random Forest outperforming SVM by 0.3414 (95 percent CI 0.2038 to </w:t>
+      </w:r>
+      <w:r>
+        <w:rPr>
+          <w:bCs/>
+          <w:iCs/>
+          <w:color w:val="000000" w:themeColor="text1"/>
+          <w:sz w:val="20"/>
+          <w:szCs w:val="20"/>
+        </w:rPr>
+        <w:t>0.4805) and Ridge based linear approach by 0.1587 (95 percent CI 0.0397 to 0.2757), while Ridge based linear approach also outperforms SVM because the SVM vs Ridge based linear approach difference is negative at minus 0.1827 (95 percent CI minus 0.2867 to minus 0.0761).</w:t>
       </w:r>
     </w:p>
     <w:p>
@@ -12016,17 +15258,7 @@
           <w:sz w:val="20"/>
           <w:szCs w:val="20"/>
         </w:rPr>
-        <w:t xml:space="preserve">Ridge based linear approach is a credible secondary option.  It clearly outperforms SVM while remaining the fastest approach for both training and inference, and it </w:t>
-      </w:r>
-      <w:r>
-        <w:rPr>
-          <w:bCs/>
-          <w:iCs/>
-          <w:color w:val="000000" w:themeColor="text1"/>
-          <w:sz w:val="20"/>
-          <w:szCs w:val="20"/>
-        </w:rPr>
-        <w:t>offers a more transparent explanation mechanism through coefficients.  The trade-off is reduced Macro F1 relative to Random Forest, suggesting that minority severity classes are not captured as reliably under a linear decision boundary.</w:t>
+        <w:t>Ridge based linear approach is a credible secondary option.  It clearly outperforms SVM while remaining the fastest approach for both training and inference, and it offers a more transparent explanation mechanism through coefficients.  The trade-off is reduced Macro F1 relative to Random Forest, suggesting that minority severity classes are not captured as reliably under a linear decision boundary.</w:t>
       </w:r>
     </w:p>
     <w:p>
@@ -12077,7 +15309,18 @@
           <w:sz w:val="20"/>
           <w:szCs w:val="20"/>
         </w:rPr>
-        <w:t>The dominant error pattern across techniques is confusion between adjacent severity levels, which is expected for ordered severity style labels.  For deployment, this implies that error costs are not uniform.  Misclassifying a genuinely high-severity case as a lower severity class is more harmful than over-escalating a borderline case, so thresholding and escalation rules should be designed with asymmetric costs in mind, potentially including human review for high-impact decisions.</w:t>
+        <w:t xml:space="preserve">The dominant error pattern across techniques is confusion between adjacent severity levels, which is expected for ordered severity style labels.  For deployment, this implies that error costs are not uniform.  Misclassifying a genuinely high-severity case as a lower severity class is more harmful than over-escalating a borderline case, so thresholding and </w:t>
+      </w:r>
+      <w:r>
+        <w:rPr>
+          <w:bCs/>
+          <w:iCs/>
+          <w:color w:val="000000" w:themeColor="text1"/>
+          <w:sz w:val="20"/>
+          <w:szCs w:val="20"/>
+        </w:rPr>
+        <w:lastRenderedPageBreak/>
+        <w:t>escalation rules should be designed with asymmetric costs in mind, potentially including human review for high-impact decisions.</w:t>
       </w:r>
     </w:p>
     <w:p>
@@ -12278,7 +15521,6 @@
           <w:szCs w:val="18"/>
           <w:lang w:val="en-MT" w:eastAsia="en-GB"/>
         </w:rPr>
-        <w:lastRenderedPageBreak/>
         <w:t>1.2 Proxy Variables and Potential Source of Bias:</w:t>
       </w:r>
       <w:r>
@@ -12316,7 +15558,17 @@
           <w:sz w:val="20"/>
           <w:szCs w:val="20"/>
         </w:rPr>
-        <w:t>Temporal proxy effects were assessed using the available time field.  Grouped evaluation by month shows that performance varies across months.  This can indicate temporal bias if model quality degrades during certain periods, but it must be interpreted cautiously because several month buckets contain small sample sizes.  With small group sizes, apparent gaps may reflect sampling noise rather than a consistent bias pattern.  Nevertheless, the presence of variability supports treating time as a potential fairness-relevant condition that should be monitored if the system is deployed.</w:t>
+        <w:t xml:space="preserve">Temporal proxy effects were assessed using the available time field.  Grouped evaluation by month shows that performance varies across months.  This can indicate temporal bias if model quality degrades during certain periods, but it must be interpreted cautiously because </w:t>
+      </w:r>
+      <w:r>
+        <w:rPr>
+          <w:bCs/>
+          <w:iCs/>
+          <w:color w:val="000000" w:themeColor="text1"/>
+          <w:sz w:val="20"/>
+          <w:szCs w:val="20"/>
+        </w:rPr>
+        <w:t>several month buckets contain small sample sizes.  With small group sizes, apparent gaps may reflect sampling noise rather than a consistent bias pattern.  Nevertheless, the presence of variability supports treating time as a potential fairness-relevant condition that should be monitored if the system is deployed.</w:t>
       </w:r>
     </w:p>
     <w:p>
@@ -12467,29 +15719,7 @@
           <w:sz w:val="20"/>
           <w:szCs w:val="20"/>
         </w:rPr>
-        <w:t xml:space="preserve">Ridge based linear approach provides the clearest global interpretability because it is a linear model.  Its coefficients can be inspected to understand which inputs most strongly influence the decision boundary, and whether they push predictions towards higher or lower severity.  This makes it suitable when explanation and accountability are </w:t>
-      </w:r>
-      <w:proofErr w:type="spellStart"/>
-      <w:r>
-        <w:rPr>
-          <w:bCs/>
-          <w:iCs/>
-          <w:color w:val="000000" w:themeColor="text1"/>
-          <w:sz w:val="20"/>
-          <w:szCs w:val="20"/>
-        </w:rPr>
-        <w:t>prioritised</w:t>
-      </w:r>
-      <w:proofErr w:type="spellEnd"/>
-      <w:r>
-        <w:rPr>
-          <w:bCs/>
-          <w:iCs/>
-          <w:color w:val="000000" w:themeColor="text1"/>
-          <w:sz w:val="20"/>
-          <w:szCs w:val="20"/>
-        </w:rPr>
-        <w:t>, even if absolute performance is lower than the best-performing model.</w:t>
+        <w:t>Ridge based linear approach provides the clearest global interpretability because it is a linear model.  Its coefficients can be inspected to understand which inputs most strongly influence the decision boundary, and whether they push predictions towards higher or lower severity.  This makes it suitable when explanation and accountability are prioritised, even if absolute performance is lower than the best-performing model.</w:t>
       </w:r>
     </w:p>
     <w:p>
@@ -12532,39 +15762,7 @@
           <w:sz w:val="20"/>
           <w:szCs w:val="20"/>
         </w:rPr>
-        <w:t xml:space="preserve"> still offers useful interpretability evidence via feature importance rankings.  These rankings </w:t>
-      </w:r>
-      <w:proofErr w:type="spellStart"/>
-      <w:r>
-        <w:rPr>
-          <w:bCs/>
-          <w:iCs/>
-          <w:color w:val="000000" w:themeColor="text1"/>
-          <w:sz w:val="20"/>
-          <w:szCs w:val="20"/>
-        </w:rPr>
-        <w:t>summarise</w:t>
-      </w:r>
-      <w:proofErr w:type="spellEnd"/>
-      <w:r>
-        <w:rPr>
-          <w:bCs/>
-          <w:iCs/>
-          <w:color w:val="000000" w:themeColor="text1"/>
-          <w:sz w:val="20"/>
-          <w:szCs w:val="20"/>
-        </w:rPr>
-        <w:t xml:space="preserve"> which features contribute most to impurity reduction across the ensemble and can highlight the dominant signals </w:t>
-      </w:r>
-      <w:r>
-        <w:rPr>
-          <w:bCs/>
-          <w:iCs/>
-          <w:color w:val="000000" w:themeColor="text1"/>
-          <w:sz w:val="20"/>
-          <w:szCs w:val="20"/>
-        </w:rPr>
-        <w:t>driving predictions.  However, impurity-based feature importance can overstate the importance of noisy or high cardinality inputs, so the outputs should be treated as indicative patterns rather than causal explanations.</w:t>
+        <w:t xml:space="preserve"> still offers useful interpretability evidence via feature importance rankings.  These rankings summarise which features contribute most to impurity reduction across the ensemble and can highlight the dominant signals driving predictions.  However, impurity-based feature importance can overstate the importance of noisy or high cardinality inputs, so the outputs should be treated as indicative patterns rather than causal explanations.</w:t>
       </w:r>
     </w:p>
     <w:p>
@@ -12614,6 +15812,7 @@
           <w:szCs w:val="18"/>
           <w:lang w:val="en-MT" w:eastAsia="en-GB"/>
         </w:rPr>
+        <w:lastRenderedPageBreak/>
         <w:t xml:space="preserve">2.2 Implications for use </w:t>
       </w:r>
       <w:r>
@@ -12795,29 +15994,7 @@
           <w:sz w:val="20"/>
           <w:szCs w:val="20"/>
         </w:rPr>
-        <w:t xml:space="preserve">If the model influences decisions, it can also influence reporting </w:t>
-      </w:r>
-      <w:proofErr w:type="spellStart"/>
-      <w:r>
-        <w:rPr>
-          <w:bCs/>
-          <w:iCs/>
-          <w:color w:val="000000" w:themeColor="text1"/>
-          <w:sz w:val="20"/>
-          <w:szCs w:val="20"/>
-        </w:rPr>
-        <w:t>behaviour</w:t>
-      </w:r>
-      <w:proofErr w:type="spellEnd"/>
-      <w:r>
-        <w:rPr>
-          <w:bCs/>
-          <w:iCs/>
-          <w:color w:val="000000" w:themeColor="text1"/>
-          <w:sz w:val="20"/>
-          <w:szCs w:val="20"/>
-        </w:rPr>
-        <w:t xml:space="preserve">.  Staff may adapt their tagging or language to trigger a particular </w:t>
+        <w:t xml:space="preserve">If the model influences decisions, it can also influence reporting behaviour.  Staff may adapt their tagging or language to trigger a particular </w:t>
       </w:r>
       <w:proofErr w:type="gramStart"/>
       <w:r>
@@ -12903,40 +16080,7 @@
           <w:sz w:val="20"/>
           <w:szCs w:val="20"/>
         </w:rPr>
-        <w:t xml:space="preserve">A common deployment failure mode is a feedback loop where model predictions affect which cases are investigated or recorded, which then changes the training data and reinforces the model’s existing biases.  Even without </w:t>
-      </w:r>
-      <w:r>
-        <w:rPr>
-          <w:bCs/>
-          <w:iCs/>
-          <w:color w:val="000000" w:themeColor="text1"/>
-          <w:sz w:val="20"/>
-          <w:szCs w:val="20"/>
-        </w:rPr>
-        <w:lastRenderedPageBreak/>
-        <w:t>explicit demographic features, this can lead to systematic over-</w:t>
-      </w:r>
-      <w:proofErr w:type="spellStart"/>
-      <w:r>
-        <w:rPr>
-          <w:bCs/>
-          <w:iCs/>
-          <w:color w:val="000000" w:themeColor="text1"/>
-          <w:sz w:val="20"/>
-          <w:szCs w:val="20"/>
-        </w:rPr>
-        <w:t>emphasising</w:t>
-      </w:r>
-      <w:proofErr w:type="spellEnd"/>
-      <w:r>
-        <w:rPr>
-          <w:bCs/>
-          <w:iCs/>
-          <w:color w:val="000000" w:themeColor="text1"/>
-          <w:sz w:val="20"/>
-          <w:szCs w:val="20"/>
-        </w:rPr>
-        <w:t xml:space="preserve"> of certain incident types or </w:t>
+        <w:t xml:space="preserve">A common deployment failure mode is a feedback loop where model predictions affect which cases are investigated or recorded, which then changes the training data and reinforces the model’s existing biases.  Even without explicit demographic features, this can lead to systematic over-emphasising of certain incident types or </w:t>
       </w:r>
       <w:proofErr w:type="spellStart"/>
       <w:r>
@@ -13056,7 +16200,17 @@
           <w:sz w:val="20"/>
           <w:szCs w:val="20"/>
         </w:rPr>
-        <w:t>based linear approach.  Decision scores support ranking but are not calibrated probabilities.  If decision scores are communicated as risk percentages, users may place unjustified confidence in the outputs.  If a calibrated probability is required, explicit calibration and validation would be needed before deployment.</w:t>
+        <w:t xml:space="preserve">based linear approach.  Decision scores support ranking but </w:t>
+      </w:r>
+      <w:r>
+        <w:rPr>
+          <w:bCs/>
+          <w:iCs/>
+          <w:color w:val="000000" w:themeColor="text1"/>
+          <w:sz w:val="20"/>
+          <w:szCs w:val="20"/>
+        </w:rPr>
+        <w:t>are not calibrated probabilities.  If decision scores are communicated as risk percentages, users may place unjustified confidence in the outputs.  If a calibrated probability is required, explicit calibration and validation would be needed before deployment.</w:t>
       </w:r>
       <w:r>
         <w:rPr>
@@ -13212,8 +16366,52 @@
           <w:szCs w:val="18"/>
           <w:lang w:val="en-MT" w:eastAsia="en-GB"/>
         </w:rPr>
-        <w:t xml:space="preserve">4.2 </w:t>
-      </w:r>
+        <w:t>4.2 Human oversight and decision thresholds:</w:t>
+      </w:r>
+      <w:r>
+        <w:rPr>
+          <w:lang w:val="en-US"/>
+        </w:rPr>
+        <w:br/>
+      </w:r>
+    </w:p>
+    <w:p>
+      <w:pPr>
+        <w:rPr>
+          <w:lang w:val="en-US"/>
+        </w:rPr>
+      </w:pPr>
+      <w:r>
+        <w:rPr>
+          <w:bCs/>
+          <w:iCs/>
+          <w:color w:val="000000" w:themeColor="text1"/>
+          <w:sz w:val="20"/>
+          <w:szCs w:val="20"/>
+        </w:rPr>
+        <w:t>The model should be deployed as decision support rather than an automated decision maker.  A practical safeguard is to require human review for the highest severity predictions and for cases where the model output indicates uncertainty, reducing the risk of harmful false negatives and over-reliance on the tool.</w:t>
+      </w:r>
+    </w:p>
+    <w:p>
+      <w:pPr>
+        <w:rPr>
+          <w:lang w:val="en-US"/>
+        </w:rPr>
+      </w:pPr>
+    </w:p>
+    <w:p>
+      <w:pPr>
+        <w:rPr>
+          <w:lang w:val="en-US"/>
+        </w:rPr>
+      </w:pPr>
+    </w:p>
+    <w:p>
+      <w:pPr>
+        <w:rPr>
+          <w:lang w:val="en-US"/>
+        </w:rPr>
+      </w:pPr>
       <w:r>
         <w:rPr>
           <w:rFonts w:ascii="Helvetica" w:hAnsi="Helvetica" w:cs="FormataOTFMdIt"/>
@@ -13224,52 +16422,8 @@
           <w:szCs w:val="18"/>
           <w:lang w:val="en-MT" w:eastAsia="en-GB"/>
         </w:rPr>
-        <w:t>Human oversight and decision thresholds:</w:t>
-      </w:r>
-      <w:r>
-        <w:rPr>
-          <w:lang w:val="en-US"/>
-        </w:rPr>
-        <w:br/>
-      </w:r>
-    </w:p>
-    <w:p>
-      <w:pPr>
-        <w:rPr>
-          <w:lang w:val="en-US"/>
-        </w:rPr>
-      </w:pPr>
-      <w:r>
-        <w:rPr>
-          <w:bCs/>
-          <w:iCs/>
-          <w:color w:val="000000" w:themeColor="text1"/>
-          <w:sz w:val="20"/>
-          <w:szCs w:val="20"/>
-        </w:rPr>
-        <w:t>The model should be deployed as decision support rather than an automated decision maker.  A practical safeguard is to require human review for the highest severity predictions and for cases where the model output indicates uncertainty, reducing the risk of harmful false negatives and over-reliance on the tool.</w:t>
-      </w:r>
-    </w:p>
-    <w:p>
-      <w:pPr>
-        <w:rPr>
-          <w:lang w:val="en-US"/>
-        </w:rPr>
-      </w:pPr>
-    </w:p>
-    <w:p>
-      <w:pPr>
-        <w:rPr>
-          <w:lang w:val="en-US"/>
-        </w:rPr>
-      </w:pPr>
-    </w:p>
-    <w:p>
-      <w:pPr>
-        <w:rPr>
-          <w:lang w:val="en-US"/>
-        </w:rPr>
-      </w:pPr>
+        <w:t xml:space="preserve">4. </w:t>
+      </w:r>
       <w:r>
         <w:rPr>
           <w:rFonts w:ascii="Helvetica" w:hAnsi="Helvetica" w:cs="FormataOTFMdIt"/>
@@ -13280,7 +16434,7 @@
           <w:szCs w:val="18"/>
           <w:lang w:val="en-MT" w:eastAsia="en-GB"/>
         </w:rPr>
-        <w:t xml:space="preserve">4. </w:t>
+        <w:t>3 Monitoring, drift detection, and retraining:</w:t>
       </w:r>
       <w:r>
         <w:rPr>
@@ -13292,8 +16446,43 @@
           <w:szCs w:val="18"/>
           <w:lang w:val="en-MT" w:eastAsia="en-GB"/>
         </w:rPr>
-        <w:t xml:space="preserve">3 </w:t>
-      </w:r>
+        <w:br/>
+      </w:r>
+    </w:p>
+    <w:p>
+      <w:pPr>
+        <w:rPr>
+          <w:bCs/>
+          <w:iCs/>
+          <w:color w:val="000000" w:themeColor="text1"/>
+          <w:sz w:val="20"/>
+          <w:szCs w:val="20"/>
+        </w:rPr>
+      </w:pPr>
+      <w:r>
+        <w:rPr>
+          <w:bCs/>
+          <w:iCs/>
+          <w:color w:val="000000" w:themeColor="text1"/>
+          <w:sz w:val="20"/>
+          <w:szCs w:val="20"/>
+        </w:rPr>
+        <w:t>Monitoring should track Macro F1 and class-specific recall for higher severity classes over time, not only globally.  As the time bucket analysis shows variability across months, drift checks should trigger when performance degrades across consecutive periods or when input distributions shift, such as changes in tag frequencies or text vocabulary.  Retraining can be scheduled periodically, for example, quarterly, and brought forward if monitoring indicates sustained degradation.</w:t>
+      </w:r>
+    </w:p>
+    <w:p>
+      <w:pPr>
+        <w:rPr>
+          <w:lang w:val="en-US"/>
+        </w:rPr>
+      </w:pPr>
+    </w:p>
+    <w:p>
+      <w:pPr>
+        <w:rPr>
+          <w:lang w:val="en-US"/>
+        </w:rPr>
+      </w:pPr>
       <w:r>
         <w:rPr>
           <w:rFonts w:ascii="Helvetica" w:hAnsi="Helvetica" w:cs="FormataOTFMdIt"/>
@@ -13304,8 +16493,60 @@
           <w:szCs w:val="18"/>
           <w:lang w:val="en-MT" w:eastAsia="en-GB"/>
         </w:rPr>
-        <w:t>Monitoring, drift detection, and retraining:</w:t>
-      </w:r>
+        <w:t>4.4 Audit logging and documentation:</w:t>
+      </w:r>
+      <w:r>
+        <w:rPr>
+          <w:lang w:val="en-US"/>
+        </w:rPr>
+        <w:br/>
+      </w:r>
+    </w:p>
+    <w:p>
+      <w:pPr>
+        <w:rPr>
+          <w:bCs/>
+          <w:iCs/>
+          <w:color w:val="000000" w:themeColor="text1"/>
+          <w:sz w:val="20"/>
+          <w:szCs w:val="20"/>
+        </w:rPr>
+      </w:pPr>
+      <w:r>
+        <w:rPr>
+          <w:bCs/>
+          <w:iCs/>
+          <w:color w:val="000000" w:themeColor="text1"/>
+          <w:sz w:val="20"/>
+          <w:szCs w:val="20"/>
+        </w:rPr>
+        <w:t xml:space="preserve">Predictions should be logged with model version, timestamp, input summary, predicted class, and score type used.  Documentation should include training data scope, the shared evaluation protocol, headline metrics, and known </w:t>
+      </w:r>
+      <w:r>
+        <w:rPr>
+          <w:bCs/>
+          <w:iCs/>
+          <w:color w:val="000000" w:themeColor="text1"/>
+          <w:sz w:val="20"/>
+          <w:szCs w:val="20"/>
+        </w:rPr>
+        <w:lastRenderedPageBreak/>
+        <w:t>limitations, such as small sample sizes in some time buckets, clarifying intended use boundaries.</w:t>
+      </w:r>
+    </w:p>
+    <w:p>
+      <w:pPr>
+        <w:rPr>
+          <w:lang w:val="en-US"/>
+        </w:rPr>
+      </w:pPr>
+    </w:p>
+    <w:p>
+      <w:pPr>
+        <w:rPr>
+          <w:lang w:val="en-US"/>
+        </w:rPr>
+      </w:pPr>
       <w:r>
         <w:rPr>
           <w:rFonts w:ascii="Helvetica" w:hAnsi="Helvetica" w:cs="FormataOTFMdIt"/>
@@ -13316,53 +16557,8 @@
           <w:szCs w:val="18"/>
           <w:lang w:val="en-MT" w:eastAsia="en-GB"/>
         </w:rPr>
-        <w:br/>
-      </w:r>
-    </w:p>
-    <w:p>
-      <w:pPr>
-        <w:rPr>
-          <w:bCs/>
-          <w:iCs/>
-          <w:color w:val="000000" w:themeColor="text1"/>
-          <w:sz w:val="20"/>
-          <w:szCs w:val="20"/>
-        </w:rPr>
-      </w:pPr>
-      <w:r>
-        <w:rPr>
-          <w:bCs/>
-          <w:iCs/>
-          <w:color w:val="000000" w:themeColor="text1"/>
-          <w:sz w:val="20"/>
-          <w:szCs w:val="20"/>
-        </w:rPr>
-        <w:t xml:space="preserve">Monitoring should track Macro F1 and class-specific recall for higher severity classes over time, not only globally.  As </w:t>
-      </w:r>
-      <w:r>
-        <w:rPr>
-          <w:bCs/>
-          <w:iCs/>
-          <w:color w:val="000000" w:themeColor="text1"/>
-          <w:sz w:val="20"/>
-          <w:szCs w:val="20"/>
-        </w:rPr>
-        <w:t>the time bucket analysis shows variability across months, drift checks should trigger when performance degrades across consecutive periods or when input distributions shift, such as changes in tag frequencies or text vocabulary.  Retraining can be scheduled periodically, for example, quarterly, and brought forward if monitoring indicates sustained degradation.</w:t>
-      </w:r>
-    </w:p>
-    <w:p>
-      <w:pPr>
-        <w:rPr>
-          <w:lang w:val="en-US"/>
-        </w:rPr>
-      </w:pPr>
-    </w:p>
-    <w:p>
-      <w:pPr>
-        <w:rPr>
-          <w:lang w:val="en-US"/>
-        </w:rPr>
-      </w:pPr>
+        <w:t>4.</w:t>
+      </w:r>
       <w:r>
         <w:rPr>
           <w:rFonts w:ascii="Helvetica" w:hAnsi="Helvetica" w:cs="FormataOTFMdIt"/>
@@ -13373,9 +16569,45 @@
           <w:szCs w:val="18"/>
           <w:lang w:val="en-MT" w:eastAsia="en-GB"/>
         </w:rPr>
-        <w:t xml:space="preserve">4.4 </w:t>
-      </w:r>
-      <w:r>
+        <w:t>5 Feature governance and proxy controls:</w:t>
+      </w:r>
+      <w:r>
+        <w:rPr>
+          <w:lang w:val="en-US"/>
+        </w:rPr>
+        <w:br/>
+      </w:r>
+    </w:p>
+    <w:p>
+      <w:pPr>
+        <w:rPr>
+          <w:bCs/>
+          <w:iCs/>
+          <w:color w:val="000000" w:themeColor="text1"/>
+          <w:sz w:val="20"/>
+          <w:szCs w:val="20"/>
+        </w:rPr>
+      </w:pPr>
+      <w:r>
+        <w:rPr>
+          <w:bCs/>
+          <w:iCs/>
+          <w:color w:val="000000" w:themeColor="text1"/>
+          <w:sz w:val="20"/>
+          <w:szCs w:val="20"/>
+        </w:rPr>
+        <w:t>Although no explicit location field was present here, future dataset versions may introduce proxy-sensitive features such as location.  If introduced, these should only be used after subgroup performance audits and governance approval, and models should be tested with and without such features to quantify both performance and fairness impacts.</w:t>
+      </w:r>
+    </w:p>
+    <w:p>
+      <w:pPr>
+        <w:rPr>
+          <w:lang w:val="en-US"/>
+        </w:rPr>
+      </w:pPr>
+    </w:p>
+    <w:p>
+      <w:pPr>
         <w:rPr>
           <w:rFonts w:ascii="Helvetica" w:hAnsi="Helvetica" w:cs="FormataOTFMdIt"/>
           <w:b/>
@@ -13385,48 +16617,6 @@
           <w:szCs w:val="18"/>
           <w:lang w:val="en-MT" w:eastAsia="en-GB"/>
         </w:rPr>
-        <w:t>Audit logging and documentation:</w:t>
-      </w:r>
-      <w:r>
-        <w:rPr>
-          <w:lang w:val="en-US"/>
-        </w:rPr>
-        <w:br/>
-      </w:r>
-    </w:p>
-    <w:p>
-      <w:pPr>
-        <w:rPr>
-          <w:bCs/>
-          <w:iCs/>
-          <w:color w:val="000000" w:themeColor="text1"/>
-          <w:sz w:val="20"/>
-          <w:szCs w:val="20"/>
-        </w:rPr>
-      </w:pPr>
-      <w:r>
-        <w:rPr>
-          <w:bCs/>
-          <w:iCs/>
-          <w:color w:val="000000" w:themeColor="text1"/>
-          <w:sz w:val="20"/>
-          <w:szCs w:val="20"/>
-        </w:rPr>
-        <w:t>Predictions should be logged with model version, timestamp, input summary, predicted class, and score type used.  Documentation should include training data scope, the shared evaluation protocol, headline metrics, and known limitations, such as small sample sizes in some time buckets, clarifying intended use boundaries.</w:t>
-      </w:r>
-    </w:p>
-    <w:p>
-      <w:pPr>
-        <w:rPr>
-          <w:lang w:val="en-US"/>
-        </w:rPr>
-      </w:pPr>
-    </w:p>
-    <w:p>
-      <w:pPr>
-        <w:rPr>
-          <w:lang w:val="en-US"/>
-        </w:rPr>
       </w:pPr>
       <w:r>
         <w:rPr>
@@ -13438,7 +16628,7 @@
           <w:szCs w:val="18"/>
           <w:lang w:val="en-MT" w:eastAsia="en-GB"/>
         </w:rPr>
-        <w:t>4.</w:t>
+        <w:t xml:space="preserve">4.6 </w:t>
       </w:r>
       <w:r>
         <w:rPr>
@@ -13450,7 +16640,93 @@
           <w:szCs w:val="18"/>
           <w:lang w:val="en-MT" w:eastAsia="en-GB"/>
         </w:rPr>
-        <w:t xml:space="preserve">5 </w:t>
+        <w:t>Safe communication of scores:</w:t>
+      </w:r>
+    </w:p>
+    <w:p>
+      <w:pPr>
+        <w:pStyle w:val="H1ListSpace"/>
+        <w:numPr>
+          <w:ilvl w:val="0"/>
+          <w:numId w:val="0"/>
+        </w:numPr>
+        <w:rPr>
+          <w:rFonts w:cs="FormataOTFMdIt"/>
+          <w:bCs w:val="0"/>
+          <w:i/>
+          <w:color w:val="58595B"/>
+          <w:szCs w:val="18"/>
+          <w:lang w:val="en-MT" w:eastAsia="en-GB"/>
+        </w:rPr>
+      </w:pPr>
+      <w:r>
+        <w:rPr>
+          <w:rFonts w:ascii="Times New Roman" w:hAnsi="Times New Roman"/>
+          <w:b w:val="0"/>
+          <w:iCs/>
+          <w:color w:val="000000" w:themeColor="text1"/>
+          <w:sz w:val="20"/>
+        </w:rPr>
+        <w:t xml:space="preserve">Where probabilities are not calibrated, decision scores should be communicated as ranking signals rather than absolute risk estimates.  If probability thresholding is required, probability calibration should be implemented and validated </w:t>
+      </w:r>
+      <w:r>
+        <w:rPr>
+          <w:rFonts w:ascii="Times New Roman" w:hAnsi="Times New Roman"/>
+          <w:b w:val="0"/>
+          <w:iCs/>
+          <w:color w:val="000000" w:themeColor="text1"/>
+          <w:sz w:val="20"/>
+        </w:rPr>
+        <w:t>before deployment.</w:t>
+      </w:r>
+      <w:r>
+        <w:rPr>
+          <w:rFonts w:cs="FormataOTFMdIt"/>
+          <w:bCs w:val="0"/>
+          <w:i/>
+          <w:color w:val="58595B"/>
+          <w:szCs w:val="18"/>
+          <w:lang w:val="en-MT" w:eastAsia="en-GB"/>
+        </w:rPr>
+        <w:br/>
+      </w:r>
+    </w:p>
+    <w:p>
+      <w:pPr>
+        <w:rPr>
+          <w:sz w:val="28"/>
+          <w:szCs w:val="28"/>
+          <w:u w:val="single"/>
+          <w:lang w:val="en-US"/>
+        </w:rPr>
+      </w:pPr>
+      <w:r>
+        <w:rPr>
+          <w:rFonts w:ascii="Helvetica" w:hAnsi="Helvetica"/>
+          <w:b/>
+          <w:bCs/>
+          <w:color w:val="00629B"/>
+          <w:sz w:val="18"/>
+          <w:szCs w:val="20"/>
+        </w:rPr>
+        <w:t xml:space="preserve">VI. </w:t>
+      </w:r>
+      <w:r>
+        <w:rPr>
+          <w:rFonts w:ascii="Helvetica" w:hAnsi="Helvetica"/>
+          <w:b/>
+          <w:bCs/>
+          <w:color w:val="00629B"/>
+          <w:sz w:val="18"/>
+          <w:szCs w:val="20"/>
+        </w:rPr>
+        <w:t>Discussion</w:t>
+      </w:r>
+      <w:r>
+        <w:br/>
+      </w:r>
+      <w:r>
+        <w:br/>
       </w:r>
       <w:r>
         <w:rPr>
@@ -13462,45 +16738,9 @@
           <w:szCs w:val="18"/>
           <w:lang w:val="en-MT" w:eastAsia="en-GB"/>
         </w:rPr>
-        <w:t>Feature governance and proxy controls:</w:t>
-      </w:r>
-      <w:r>
-        <w:rPr>
-          <w:lang w:val="en-US"/>
-        </w:rPr>
-        <w:br/>
-      </w:r>
-    </w:p>
-    <w:p>
-      <w:pPr>
-        <w:rPr>
-          <w:bCs/>
-          <w:iCs/>
-          <w:color w:val="000000" w:themeColor="text1"/>
-          <w:sz w:val="20"/>
-          <w:szCs w:val="20"/>
-        </w:rPr>
-      </w:pPr>
-      <w:r>
-        <w:rPr>
-          <w:bCs/>
-          <w:iCs/>
-          <w:color w:val="000000" w:themeColor="text1"/>
-          <w:sz w:val="20"/>
-          <w:szCs w:val="20"/>
-        </w:rPr>
-        <w:t>Although no explicit location field was present here, future dataset versions may introduce proxy-sensitive features such as location.  If introduced, these should only be used after subgroup performance audits and governance approval, and models should be tested with and without such features to quantify both performance and fairness impacts.</w:t>
-      </w:r>
-    </w:p>
-    <w:p>
-      <w:pPr>
-        <w:rPr>
-          <w:lang w:val="en-US"/>
-        </w:rPr>
-      </w:pPr>
-    </w:p>
-    <w:p>
-      <w:pPr>
+        <w:t xml:space="preserve">1.1 Summary: </w:t>
+      </w:r>
+      <w:r>
         <w:rPr>
           <w:rFonts w:ascii="Helvetica" w:hAnsi="Helvetica" w:cs="FormataOTFMdIt"/>
           <w:b/>
@@ -13510,7 +16750,41 @@
           <w:szCs w:val="18"/>
           <w:lang w:val="en-MT" w:eastAsia="en-GB"/>
         </w:rPr>
-      </w:pPr>
+        <w:br/>
+      </w:r>
+      <w:r>
+        <w:br/>
+      </w:r>
+      <w:r>
+        <w:rPr>
+          <w:bCs/>
+          <w:iCs/>
+          <w:color w:val="000000" w:themeColor="text1"/>
+          <w:sz w:val="20"/>
+          <w:szCs w:val="20"/>
+        </w:rPr>
+        <w:t>This project evaluated three supervised learning techniques for multiclass severity prediction using a shared and frozen train-test split to ensure a fair comparison.  Performance was assessed using a consistent set of metrics that capture both overall correctness and class-balanced behaviour, including Accuracy, Macro F1, Weighted F1, and multiclass one-versus-rest ROC AUC, where continuous scores were available.  The comparative results show that Random Forest provides the strongest overall predictive performance and the best class separability, while Ridge based linear approach offers a competitive and more transparent alternative with the fastest training and inference.  SVM underperformed on class-balanced measures, highlighting that moderate Accuracy alone is not sufficient evidence of reliable behaviour in an imbalanced multiclass setting.  Statistical testing using paired bootstrap resampling supports that the observed Macro F1 differences are likely meaningful for this evaluation, strengthening confidence in the final model recommendation.  Overall, the findings support using Random Forest as the primary approach for decision support, with Ridge based linear approach as a practical fallback when interpretability or computational simplicity is prioritised, provided that deployment includes human oversight and ongoing monitoring to manage risk.</w:t>
+      </w:r>
+      <w:r>
+        <w:rPr>
+          <w:bCs/>
+          <w:iCs/>
+          <w:color w:val="000000" w:themeColor="text1"/>
+          <w:sz w:val="20"/>
+          <w:szCs w:val="20"/>
+        </w:rPr>
+        <w:br/>
+      </w:r>
+      <w:r>
+        <w:rPr>
+          <w:bCs/>
+          <w:iCs/>
+          <w:color w:val="000000" w:themeColor="text1"/>
+          <w:sz w:val="20"/>
+          <w:szCs w:val="20"/>
+        </w:rPr>
+        <w:br/>
+      </w:r>
       <w:r>
         <w:rPr>
           <w:rFonts w:ascii="Helvetica" w:hAnsi="Helvetica" w:cs="FormataOTFMdIt"/>
@@ -13521,7 +16795,7 @@
           <w:szCs w:val="18"/>
           <w:lang w:val="en-MT" w:eastAsia="en-GB"/>
         </w:rPr>
-        <w:t xml:space="preserve">4.6 </w:t>
+        <w:t xml:space="preserve">1.2 </w:t>
       </w:r>
       <w:r>
         <w:rPr>
@@ -13533,92 +16807,138 @@
           <w:szCs w:val="18"/>
           <w:lang w:val="en-MT" w:eastAsia="en-GB"/>
         </w:rPr>
-        <w:t>Safe communication of scores:</w:t>
-      </w:r>
-    </w:p>
-    <w:p>
-      <w:pPr>
-        <w:pStyle w:val="H1ListSpace"/>
-        <w:numPr>
-          <w:ilvl w:val="0"/>
-          <w:numId w:val="0"/>
-        </w:numPr>
-        <w:rPr>
-          <w:rFonts w:cs="FormataOTFMdIt"/>
-          <w:bCs w:val="0"/>
-          <w:i/>
-          <w:color w:val="58595B"/>
-          <w:szCs w:val="18"/>
-          <w:lang w:val="en-MT" w:eastAsia="en-GB"/>
-        </w:rPr>
-      </w:pPr>
-      <w:r>
-        <w:rPr>
-          <w:rFonts w:ascii="Times New Roman" w:hAnsi="Times New Roman"/>
-          <w:b w:val="0"/>
-          <w:iCs/>
-          <w:color w:val="000000" w:themeColor="text1"/>
-          <w:sz w:val="20"/>
-        </w:rPr>
-        <w:t xml:space="preserve">Where probabilities are not calibrated, decision scores should be communicated as ranking signals rather than absolute risk estimates.  If probability thresholding is required, probability calibration should be implemented and validated </w:t>
-      </w:r>
-      <w:r>
-        <w:rPr>
-          <w:rFonts w:ascii="Times New Roman" w:hAnsi="Times New Roman"/>
-          <w:b w:val="0"/>
-          <w:iCs/>
-          <w:color w:val="000000" w:themeColor="text1"/>
-          <w:sz w:val="20"/>
-        </w:rPr>
-        <w:t>before deployment.</w:t>
-      </w:r>
-      <w:r>
-        <w:rPr>
-          <w:rFonts w:cs="FormataOTFMdIt"/>
-          <w:bCs w:val="0"/>
-          <w:i/>
-          <w:color w:val="58595B"/>
-          <w:szCs w:val="18"/>
-          <w:lang w:val="en-MT" w:eastAsia="en-GB"/>
-        </w:rPr>
-        <w:br/>
-      </w:r>
-    </w:p>
-    <w:p>
-      <w:pPr>
+        <w:t>Various ML Results:</w:t>
+      </w:r>
+      <w:r>
         <w:rPr>
           <w:sz w:val="28"/>
           <w:szCs w:val="28"/>
           <w:u w:val="single"/>
           <w:lang w:val="en-US"/>
         </w:rPr>
-      </w:pPr>
-      <w:r>
-        <w:rPr>
-          <w:rFonts w:ascii="Helvetica" w:hAnsi="Helvetica"/>
-          <w:b/>
-          <w:bCs/>
-          <w:color w:val="00629B"/>
-          <w:sz w:val="18"/>
-          <w:szCs w:val="20"/>
-        </w:rPr>
-        <w:t xml:space="preserve">VI. </w:t>
-      </w:r>
-      <w:r>
-        <w:rPr>
-          <w:rFonts w:ascii="Helvetica" w:hAnsi="Helvetica"/>
-          <w:b/>
-          <w:bCs/>
-          <w:color w:val="00629B"/>
-          <w:sz w:val="18"/>
-          <w:szCs w:val="20"/>
-        </w:rPr>
-        <w:t>Discussion</w:t>
-      </w:r>
-      <w:r>
+        <w:t xml:space="preserve"> </w:t>
+      </w:r>
+      <w:r>
+        <w:rPr>
+          <w:sz w:val="28"/>
+          <w:szCs w:val="28"/>
+          <w:u w:val="single"/>
+          <w:lang w:val="en-US"/>
+        </w:rPr>
         <w:br/>
       </w:r>
-      <w:r>
+    </w:p>
+    <w:p>
+      <w:pPr>
+        <w:rPr>
+          <w:bCs/>
+          <w:iCs/>
+          <w:color w:val="000000" w:themeColor="text1"/>
+          <w:sz w:val="20"/>
+          <w:szCs w:val="20"/>
+        </w:rPr>
+      </w:pPr>
+      <w:r>
+        <w:rPr>
+          <w:bCs/>
+          <w:iCs/>
+          <w:color w:val="000000" w:themeColor="text1"/>
+          <w:sz w:val="20"/>
+          <w:szCs w:val="20"/>
+        </w:rPr>
+        <w:t>T</w:t>
+      </w:r>
+      <w:r>
+        <w:rPr>
+          <w:bCs/>
+          <w:iCs/>
+          <w:color w:val="000000" w:themeColor="text1"/>
+          <w:sz w:val="20"/>
+          <w:szCs w:val="20"/>
+        </w:rPr>
+        <w:t xml:space="preserve">he results show clear differences in how each model family handles the mixed text and structured inputs, and how well each technique performs across all severity classes.  Random Forest achieved the strongest overall </w:t>
+      </w:r>
+      <w:r>
+        <w:rPr>
+          <w:bCs/>
+          <w:iCs/>
+          <w:color w:val="000000" w:themeColor="text1"/>
+          <w:sz w:val="20"/>
+          <w:szCs w:val="20"/>
+        </w:rPr>
+        <w:t>balance, with the best class-balanced performance and the highest ROC separability.  Its confusion matrix indicates more reliable recognition of the dominant classes and fewer harmful misclassifications than the alternatives, although adjacent class confusion remains, which is expected in ordered severity labels.  The feature importance outputs also suggest that both the text signal and selected structured indicators contribute meaningfully, supporting the value of the mixed feature representation.</w:t>
+      </w:r>
+    </w:p>
+    <w:p>
+      <w:pPr>
+        <w:rPr>
+          <w:bCs/>
+          <w:iCs/>
+          <w:color w:val="000000" w:themeColor="text1"/>
+          <w:sz w:val="20"/>
+          <w:szCs w:val="20"/>
+        </w:rPr>
+      </w:pPr>
+      <w:r>
+        <w:rPr>
+          <w:bCs/>
+          <w:iCs/>
+          <w:color w:val="000000" w:themeColor="text1"/>
+          <w:sz w:val="20"/>
+          <w:szCs w:val="20"/>
+        </w:rPr>
+        <w:t>Ridge based linear approach performed as a robust middle ground.  It does not match RF on Macro F1, but it improves substantially over SVM while offering clear interpretability through coefficients and the fastest training and inference.  This makes it attractive when explanations and operational simplicity are prioritised.  The results suggest a linear boundary captures a large portion of the structure in the data, but is less flexible for minority class distinctions.</w:t>
+      </w:r>
+    </w:p>
+    <w:p>
+      <w:pPr>
+        <w:rPr>
+          <w:bCs/>
+          <w:iCs/>
+          <w:color w:val="000000" w:themeColor="text1"/>
+          <w:sz w:val="20"/>
+          <w:szCs w:val="20"/>
+        </w:rPr>
+      </w:pPr>
+      <w:r>
+        <w:rPr>
+          <w:bCs/>
+          <w:iCs/>
+          <w:color w:val="000000" w:themeColor="text1"/>
+          <w:sz w:val="20"/>
+          <w:szCs w:val="20"/>
+        </w:rPr>
+        <w:t>SVM with an RBF kernel produced the weakest class-balanced outcomes and shows difficulty with minority severity classes.  Even though ROC can be computed using decision scores, overall separability is lower, and the confusion matrix indicates underdetection in some classes.  Overall, the evidence supports RF as the primary choice, with Ridge based linear approach as the most practical alternative when transparency and speed matter most.</w:t>
+      </w:r>
+    </w:p>
+    <w:p>
+      <w:pPr>
+        <w:rPr>
+          <w:bCs/>
+          <w:iCs/>
+          <w:color w:val="000000" w:themeColor="text1"/>
+          <w:sz w:val="20"/>
+          <w:szCs w:val="20"/>
+        </w:rPr>
+      </w:pPr>
+      <w:r>
+        <w:rPr>
+          <w:bCs/>
+          <w:iCs/>
+          <w:color w:val="000000" w:themeColor="text1"/>
+          <w:sz w:val="20"/>
+          <w:szCs w:val="20"/>
+        </w:rPr>
+        <w:br/>
+      </w:r>
+      <w:r>
+        <w:rPr>
+          <w:bCs/>
+          <w:iCs/>
+          <w:color w:val="000000" w:themeColor="text1"/>
+          <w:sz w:val="20"/>
+          <w:szCs w:val="20"/>
+        </w:rPr>
         <w:br/>
       </w:r>
       <w:r>
@@ -13631,7 +16951,118 @@
           <w:szCs w:val="18"/>
           <w:lang w:val="en-MT" w:eastAsia="en-GB"/>
         </w:rPr>
-        <w:t xml:space="preserve">1.1 Summary: </w:t>
+        <w:t>1.3 Limitations:</w:t>
+      </w:r>
+      <w:r>
+        <w:rPr>
+          <w:sz w:val="28"/>
+          <w:szCs w:val="28"/>
+          <w:u w:val="single"/>
+          <w:lang w:val="en-US"/>
+        </w:rPr>
+        <w:br/>
+      </w:r>
+      <w:r>
+        <w:rPr>
+          <w:sz w:val="28"/>
+          <w:szCs w:val="28"/>
+          <w:u w:val="single"/>
+          <w:lang w:val="en-US"/>
+        </w:rPr>
+        <w:br/>
+      </w:r>
+      <w:r>
+        <w:rPr>
+          <w:bCs/>
+          <w:iCs/>
+          <w:color w:val="000000" w:themeColor="text1"/>
+          <w:sz w:val="20"/>
+          <w:szCs w:val="20"/>
+        </w:rPr>
+        <w:t>Several limitations should be considered when interpreting these results.  First, the evaluation is based on a single frozen train test split.  While this supports a fair comparison across techniques, it does not capture variability that may arise under different splits or resampling procedures.  The paired bootstrap significance testing reduces this concern by estimating uncertainty on the held-out test set, but it does not replace a repeated cross-validation style analysis.</w:t>
+      </w:r>
+    </w:p>
+    <w:p>
+      <w:pPr>
+        <w:rPr>
+          <w:bCs/>
+          <w:iCs/>
+          <w:color w:val="000000" w:themeColor="text1"/>
+          <w:sz w:val="20"/>
+          <w:szCs w:val="20"/>
+        </w:rPr>
+      </w:pPr>
+      <w:r>
+        <w:rPr>
+          <w:bCs/>
+          <w:iCs/>
+          <w:color w:val="000000" w:themeColor="text1"/>
+          <w:sz w:val="20"/>
+          <w:szCs w:val="20"/>
+        </w:rPr>
+        <w:t>Second, the dataset shows class imbalance, and some classes have relatively small support in the test set.  This makes Macro F1 an appropriate headline metric, but it also means that per-class performance estimates can be noisy, particularly for the least frequent classes.  The grouped time bucket analysis illustrates a related issue, where month-level sample sizes are sometimes small, so apparent differences across months may reflect sampling noise rather than stable temporal effects.</w:t>
+      </w:r>
+    </w:p>
+    <w:p>
+      <w:pPr>
+        <w:rPr>
+          <w:bCs/>
+          <w:iCs/>
+          <w:color w:val="000000" w:themeColor="text1"/>
+          <w:sz w:val="20"/>
+          <w:szCs w:val="20"/>
+        </w:rPr>
+      </w:pPr>
+      <w:r>
+        <w:rPr>
+          <w:bCs/>
+          <w:iCs/>
+          <w:color w:val="000000" w:themeColor="text1"/>
+          <w:sz w:val="20"/>
+          <w:szCs w:val="20"/>
+        </w:rPr>
+        <w:t>Third, interpretability evidence is limited by the methods used.  Random Forest impurity-based feature importance can overstate the importance of noisy or high cardinality inputs, so it should be treated as indicative rather than causal.  Permutation importance for the RBF SVM reflects sensitivity within the current test distribution and can be unstable when features are correlated, especially with TF IDF style representations.  As a result, interpretability outputs provide useful diagnostics, but they should not be overclaimed as definitive explanations.</w:t>
+      </w:r>
+    </w:p>
+    <w:p>
+      <w:pPr>
+        <w:rPr>
+          <w:sz w:val="28"/>
+          <w:szCs w:val="28"/>
+          <w:u w:val="single"/>
+          <w:lang w:val="en-MT"/>
+        </w:rPr>
+      </w:pPr>
+      <w:r>
+        <w:rPr>
+          <w:bCs/>
+          <w:iCs/>
+          <w:color w:val="000000" w:themeColor="text1"/>
+          <w:sz w:val="20"/>
+          <w:szCs w:val="20"/>
+        </w:rPr>
+        <w:lastRenderedPageBreak/>
+        <w:t>Finally, the study is constrained by the available feature set.  No explicit geographic or demographic attributes were present, so fairness analysis is limited to conditions such as time buckets rather than protected group comparisons.  Any deployment in a richer data environment would require additional subgroup audits, calibration checks, and governance controls before model outputs could be used in policy-relevant workflows.</w:t>
+      </w:r>
+      <w:r>
+        <w:rPr>
+          <w:bCs/>
+          <w:iCs/>
+          <w:color w:val="000000" w:themeColor="text1"/>
+          <w:sz w:val="20"/>
+          <w:szCs w:val="20"/>
+        </w:rPr>
+        <w:br/>
+      </w:r>
+      <w:r>
+        <w:rPr>
+          <w:bCs/>
+          <w:iCs/>
+          <w:color w:val="000000" w:themeColor="text1"/>
+          <w:sz w:val="20"/>
+          <w:szCs w:val="20"/>
+        </w:rPr>
+        <w:br/>
       </w:r>
       <w:r>
         <w:rPr>
@@ -13643,138 +17074,132 @@
           <w:szCs w:val="18"/>
           <w:lang w:val="en-MT" w:eastAsia="en-GB"/>
         </w:rPr>
+        <w:t>1.4 Future Work:</w:t>
+      </w:r>
+      <w:r>
+        <w:rPr>
+          <w:bCs/>
+          <w:iCs/>
+          <w:color w:val="000000" w:themeColor="text1"/>
+          <w:sz w:val="20"/>
+          <w:szCs w:val="20"/>
+        </w:rPr>
         <w:br/>
       </w:r>
-      <w:r>
-        <w:br/>
-      </w:r>
-      <w:r>
-        <w:rPr>
-          <w:bCs/>
-          <w:iCs/>
-          <w:color w:val="000000" w:themeColor="text1"/>
-          <w:sz w:val="20"/>
-          <w:szCs w:val="20"/>
-        </w:rPr>
-        <w:t xml:space="preserve">This project evaluated three supervised learning techniques for multiclass severity prediction using a shared and frozen train-test split to ensure a fair comparison.  Performance was assessed using a consistent set of metrics that capture both overall correctness and class-balanced </w:t>
-      </w:r>
-      <w:proofErr w:type="spellStart"/>
-      <w:r>
-        <w:rPr>
-          <w:bCs/>
-          <w:iCs/>
-          <w:color w:val="000000" w:themeColor="text1"/>
-          <w:sz w:val="20"/>
-          <w:szCs w:val="20"/>
-        </w:rPr>
-        <w:t>behaviour</w:t>
-      </w:r>
-      <w:proofErr w:type="spellEnd"/>
-      <w:r>
-        <w:rPr>
-          <w:bCs/>
-          <w:iCs/>
-          <w:color w:val="000000" w:themeColor="text1"/>
-          <w:sz w:val="20"/>
-          <w:szCs w:val="20"/>
-        </w:rPr>
-        <w:t xml:space="preserve">, including Accuracy, Macro F1, Weighted F1, and multiclass one-versus-rest ROC AUC, where continuous scores were available.  The comparative results show that Random Forest provides the strongest overall predictive performance and the best class separability, while Ridge based linear approach offers a competitive and more transparent alternative with the fastest training and inference.  SVM underperformed on class-balanced measures, highlighting that moderate Accuracy alone is not sufficient evidence of reliable </w:t>
-      </w:r>
-      <w:proofErr w:type="spellStart"/>
-      <w:r>
-        <w:rPr>
-          <w:bCs/>
-          <w:iCs/>
-          <w:color w:val="000000" w:themeColor="text1"/>
-          <w:sz w:val="20"/>
-          <w:szCs w:val="20"/>
-        </w:rPr>
-        <w:t>behaviour</w:t>
-      </w:r>
-      <w:proofErr w:type="spellEnd"/>
-      <w:r>
-        <w:rPr>
-          <w:bCs/>
-          <w:iCs/>
-          <w:color w:val="000000" w:themeColor="text1"/>
-          <w:sz w:val="20"/>
-          <w:szCs w:val="20"/>
-        </w:rPr>
-        <w:t xml:space="preserve"> in an imbalanced multiclass setting.  Statistical testing using paired bootstrap resampling supports that the observed Macro F1 differences </w:t>
-      </w:r>
-      <w:r>
-        <w:rPr>
-          <w:bCs/>
-          <w:iCs/>
-          <w:color w:val="000000" w:themeColor="text1"/>
-          <w:sz w:val="20"/>
-          <w:szCs w:val="20"/>
-        </w:rPr>
-        <w:lastRenderedPageBreak/>
-        <w:t xml:space="preserve">are likely meaningful for this evaluation, strengthening confidence in the final model recommendation.  Overall, the findings support using Random Forest as the primary approach for decision support, with Ridge based linear approach as a practical fallback when interpretability or computational simplicity is </w:t>
-      </w:r>
-      <w:proofErr w:type="spellStart"/>
-      <w:r>
-        <w:rPr>
-          <w:bCs/>
-          <w:iCs/>
-          <w:color w:val="000000" w:themeColor="text1"/>
-          <w:sz w:val="20"/>
-          <w:szCs w:val="20"/>
-        </w:rPr>
-        <w:t>prioritised</w:t>
-      </w:r>
-      <w:proofErr w:type="spellEnd"/>
-      <w:r>
-        <w:rPr>
-          <w:bCs/>
-          <w:iCs/>
-          <w:color w:val="000000" w:themeColor="text1"/>
-          <w:sz w:val="20"/>
-          <w:szCs w:val="20"/>
-        </w:rPr>
-        <w:t xml:space="preserve">, </w:t>
-      </w:r>
-      <w:proofErr w:type="gramStart"/>
-      <w:r>
-        <w:rPr>
-          <w:bCs/>
-          <w:iCs/>
-          <w:color w:val="000000" w:themeColor="text1"/>
-          <w:sz w:val="20"/>
-          <w:szCs w:val="20"/>
-        </w:rPr>
-        <w:t>provided that</w:t>
-      </w:r>
-      <w:proofErr w:type="gramEnd"/>
-      <w:r>
-        <w:rPr>
-          <w:bCs/>
-          <w:iCs/>
-          <w:color w:val="000000" w:themeColor="text1"/>
-          <w:sz w:val="20"/>
-          <w:szCs w:val="20"/>
-        </w:rPr>
-        <w:t xml:space="preserve"> deployment includes human oversight and ongoing monitoring to manage risk.</w:t>
-      </w:r>
-      <w:r>
-        <w:rPr>
-          <w:bCs/>
-          <w:iCs/>
-          <w:color w:val="000000" w:themeColor="text1"/>
-          <w:sz w:val="20"/>
-          <w:szCs w:val="20"/>
-        </w:rPr>
-        <w:br/>
-      </w:r>
-      <w:r>
-        <w:rPr>
-          <w:bCs/>
-          <w:iCs/>
-          <w:color w:val="000000" w:themeColor="text1"/>
-          <w:sz w:val="20"/>
-          <w:szCs w:val="20"/>
-        </w:rPr>
+    </w:p>
+    <w:p>
+      <w:pPr>
+        <w:rPr>
+          <w:bCs/>
+          <w:iCs/>
+          <w:color w:val="000000" w:themeColor="text1"/>
+          <w:sz w:val="20"/>
+          <w:szCs w:val="20"/>
+        </w:rPr>
+      </w:pPr>
+      <w:r>
+        <w:rPr>
+          <w:bCs/>
+          <w:iCs/>
+          <w:color w:val="000000" w:themeColor="text1"/>
+          <w:sz w:val="20"/>
+          <w:szCs w:val="20"/>
+        </w:rPr>
+        <w:t>Future work should prioritise stronger generalisability and safer deployment readiness.  A first improvement would be to repeat evaluation across multiple resamples, for example, repeated stratified splits or cross-validation, to quantify how stable the ranking is beyond a single split.  Addressing class imbalance more directly may also improve minority class recall, using approaches such as class weighting, threshold tuning, or resampling, while keeping Macro F1 as a primary objective.</w:t>
+      </w:r>
+    </w:p>
+    <w:p>
+      <w:pPr>
+        <w:rPr>
+          <w:bCs/>
+          <w:iCs/>
+          <w:color w:val="000000" w:themeColor="text1"/>
+          <w:sz w:val="20"/>
+          <w:szCs w:val="20"/>
+        </w:rPr>
+      </w:pPr>
+      <w:r>
+        <w:rPr>
+          <w:bCs/>
+          <w:iCs/>
+          <w:color w:val="000000" w:themeColor="text1"/>
+          <w:sz w:val="20"/>
+          <w:szCs w:val="20"/>
+        </w:rPr>
+        <w:t>If probability-based decisions are required, calibration should be added and validated so that outputs can be interpreted as reliable risk estimates rather than only rankings.  Feature development could also be expanded, for example, by testing richer text representations, refining engineered signals, and investigating whether additional context features improve separation between adjacent severity levels without introducing proxy bias.</w:t>
+      </w:r>
+    </w:p>
+    <w:p>
+      <w:pPr>
+        <w:rPr>
+          <w:bCs/>
+          <w:iCs/>
+          <w:color w:val="000000" w:themeColor="text1"/>
+          <w:sz w:val="20"/>
+          <w:szCs w:val="20"/>
+        </w:rPr>
+      </w:pPr>
+      <w:r>
+        <w:rPr>
+          <w:bCs/>
+          <w:iCs/>
+          <w:color w:val="000000" w:themeColor="text1"/>
+          <w:sz w:val="20"/>
+          <w:szCs w:val="20"/>
+        </w:rPr>
+        <w:t>From a governance perspective, future dataset versions should include structured fairness audits if geographic or other proxy-sensitive fields are introduced.  A deployment-focused extension would implement a monitoring pipeline that tracks class-balanced metrics over time, detects drift in both inputs and performance, and triggers retraining when degradation is sustained.  Finally, usability testing with stakeholders would help define appropriate human review thresholds and escalation rules that reflect real-world error costs.</w:t>
+      </w:r>
+    </w:p>
+    <w:p>
+      <w:pPr>
+        <w:pStyle w:val="H1ListSpace"/>
+      </w:pPr>
+      <w:r>
+        <w:t>Conclusion</w:t>
+      </w:r>
+    </w:p>
+    <w:p>
+      <w:pPr>
+        <w:pStyle w:val="H1ListSpace"/>
+        <w:numPr>
+          <w:ilvl w:val="0"/>
+          <w:numId w:val="0"/>
+        </w:numPr>
+      </w:pPr>
+      <w:r>
+        <w:rPr>
+          <w:rFonts w:cs="FormataOTFMdIt"/>
+          <w:bCs w:val="0"/>
+          <w:i/>
+          <w:color w:val="58595B"/>
+          <w:szCs w:val="18"/>
+          <w:lang w:val="en-MT" w:eastAsia="en-GB"/>
+        </w:rPr>
+        <w:t>1.1 Contributions</w:t>
+      </w:r>
+      <w:r>
+        <w:rPr>
+          <w:rFonts w:cs="FormataOTFMdIt"/>
+          <w:bCs w:val="0"/>
+          <w:i/>
+          <w:color w:val="58595B"/>
+          <w:szCs w:val="18"/>
+          <w:lang w:val="en-MT" w:eastAsia="en-GB"/>
+        </w:rPr>
+        <w:t>:</w:t>
+      </w:r>
+    </w:p>
+    <w:p>
+      <w:pPr>
+        <w:rPr>
+          <w:bCs/>
+          <w:iCs/>
+          <w:color w:val="000000" w:themeColor="text1"/>
+          <w:sz w:val="20"/>
+          <w:szCs w:val="20"/>
+        </w:rPr>
+      </w:pPr>
+      <w:r>
         <w:br/>
       </w:r>
       <w:r>
@@ -13787,7 +17212,7 @@
           <w:szCs w:val="18"/>
           <w:lang w:val="en-MT" w:eastAsia="en-GB"/>
         </w:rPr>
-        <w:t xml:space="preserve">1.2 </w:t>
+        <w:t>1.2 Key Takeaways:</w:t>
       </w:r>
       <w:r>
         <w:rPr>
@@ -13799,110 +17224,31 @@
           <w:szCs w:val="18"/>
           <w:lang w:val="en-MT" w:eastAsia="en-GB"/>
         </w:rPr>
-        <w:t>Various ML Results:</w:t>
-      </w:r>
-      <w:r>
-        <w:rPr>
-          <w:sz w:val="28"/>
-          <w:szCs w:val="28"/>
-          <w:u w:val="single"/>
-          <w:lang w:val="en-US"/>
-        </w:rPr>
-        <w:t xml:space="preserve"> </w:t>
-      </w:r>
-      <w:r>
-        <w:rPr>
-          <w:sz w:val="28"/>
-          <w:szCs w:val="28"/>
-          <w:u w:val="single"/>
-          <w:lang w:val="en-US"/>
-        </w:rPr>
         <w:br/>
       </w:r>
-    </w:p>
-    <w:p>
-      <w:pPr>
-        <w:rPr>
-          <w:bCs/>
-          <w:iCs/>
-          <w:color w:val="000000" w:themeColor="text1"/>
-          <w:sz w:val="20"/>
-          <w:szCs w:val="20"/>
-        </w:rPr>
-      </w:pPr>
-      <w:r>
-        <w:rPr>
-          <w:bCs/>
-          <w:iCs/>
-          <w:color w:val="000000" w:themeColor="text1"/>
-          <w:sz w:val="20"/>
-          <w:szCs w:val="20"/>
-        </w:rPr>
-        <w:t>T</w:t>
-      </w:r>
-      <w:r>
-        <w:rPr>
-          <w:bCs/>
-          <w:iCs/>
-          <w:color w:val="000000" w:themeColor="text1"/>
-          <w:sz w:val="20"/>
-          <w:szCs w:val="20"/>
-        </w:rPr>
-        <w:t>he results show clear differences in how each model family handles the mixed text and structured inputs, and how well each technique performs across all severity classes.  Random Forest achieved the strongest overall balance, with the best class-balanced performance and the highest ROC separability.  Its confusion matrix indicates more reliable recognition of the dominant classes and fewer harmful misclassifications than the alternatives, although adjacent class confusion remains, which is expected in ordered severity labels.  The feature importance outputs also suggest that both the text signal and selected structured indicators contribute meaningfully, supporting the value of the mixed feature representation.</w:t>
-      </w:r>
-    </w:p>
-    <w:p>
-      <w:pPr>
-        <w:rPr>
-          <w:bCs/>
-          <w:iCs/>
-          <w:color w:val="000000" w:themeColor="text1"/>
-          <w:sz w:val="20"/>
-          <w:szCs w:val="20"/>
-        </w:rPr>
-      </w:pPr>
-      <w:r>
-        <w:rPr>
-          <w:bCs/>
-          <w:iCs/>
-          <w:color w:val="000000" w:themeColor="text1"/>
-          <w:sz w:val="20"/>
-          <w:szCs w:val="20"/>
-        </w:rPr>
-        <w:t>Ridge based linear approach performed as a robust middle ground.  It does not match RF on Macro F1, but it improves substantially over SVM while offering clear interpretability through coefficients and the fastest training and inference.  This makes it attractive when explanations and operational simplicity are prioritised.  The results suggest a linear boundary captures a large portion of the structure in the data, but is less flexible for minority class distinctions.</w:t>
-      </w:r>
-    </w:p>
-    <w:p>
-      <w:pPr>
-        <w:rPr>
-          <w:bCs/>
-          <w:iCs/>
-          <w:color w:val="000000" w:themeColor="text1"/>
-          <w:sz w:val="20"/>
-          <w:szCs w:val="20"/>
-        </w:rPr>
-      </w:pPr>
-      <w:r>
-        <w:rPr>
-          <w:bCs/>
-          <w:iCs/>
-          <w:color w:val="000000" w:themeColor="text1"/>
-          <w:sz w:val="20"/>
-          <w:szCs w:val="20"/>
-        </w:rPr>
-        <w:t>SVM with an RBF kernel produced the weakest class-balanced outcomes and shows difficulty with minority severity classes.  Even though ROC can be computed using decision scores, overall separability is lower, and the confusion matrix indicates underdetection in some classes.  Overall, the evidence supports RF as the primary choice, with Ridge based linear approach as the most practical alternative when transparency and speed matter most.</w:t>
-      </w:r>
-    </w:p>
-    <w:p>
-      <w:pPr>
-        <w:rPr>
-          <w:bCs/>
-          <w:iCs/>
-          <w:color w:val="000000" w:themeColor="text1"/>
-          <w:sz w:val="20"/>
-          <w:szCs w:val="20"/>
-        </w:rPr>
-      </w:pPr>
+      <w:r>
+        <w:br/>
+      </w:r>
+      <w:r>
+        <w:rPr>
+          <w:bCs/>
+          <w:iCs/>
+          <w:color w:val="000000" w:themeColor="text1"/>
+          <w:sz w:val="20"/>
+          <w:szCs w:val="20"/>
+        </w:rPr>
+        <w:t xml:space="preserve">The comparative results support Random Forest as the strongest overall approach for this dataset and task.  It achieved the best class-balanced performance and the highest separability, indicating a stronger ability to distinguish severity levels across decision thresholds.  The confusion matrix evidence further suggests that Random Forest makes fewer problematic misclassifications relative to the alternatives, even though some adjacent class confusion remains, which is expected when labels represent ordered levels of severity.  Ridge based linear approach emerged as a defensible second choice.  While it does not match Random Forest on Macro F1, it performs </w:t>
+      </w:r>
+      <w:r>
+        <w:rPr>
+          <w:bCs/>
+          <w:iCs/>
+          <w:color w:val="000000" w:themeColor="text1"/>
+          <w:sz w:val="20"/>
+          <w:szCs w:val="20"/>
+        </w:rPr>
+        <w:t>substantially better than the evaluated SVM configuration and provides clearer transparency through coefficients, alongside the fastest training and inference times.  This makes Ridge based linear approach particularly attractive when interpretability and operational simplicity are prioritised.  The SVM with an RBF kernel underperformed on class-balanced metrics and showed weaker minority class behaviour, indicating that it is not the most appropriate option under the current feature representation and evaluation objective.  Overall, the findings reinforce that Accuracy alone is not sufficient in an imbalanced multiclass setting, and that Macro F1, per-class inspection, and error pattern analysis are essential for a reliable comparison.</w:t>
+      </w:r>
       <w:r>
         <w:rPr>
           <w:bCs/>
@@ -13933,36 +17279,12 @@
           <w:szCs w:val="18"/>
           <w:lang w:val="en-MT" w:eastAsia="en-GB"/>
         </w:rPr>
-        <w:t xml:space="preserve">1.3 </w:t>
-      </w:r>
-      <w:r>
-        <w:rPr>
-          <w:rFonts w:ascii="Helvetica" w:hAnsi="Helvetica" w:cs="FormataOTFMdIt"/>
-          <w:b/>
-          <w:i/>
-          <w:color w:val="58595B"/>
-          <w:sz w:val="18"/>
-          <w:szCs w:val="18"/>
-          <w:lang w:val="en-MT" w:eastAsia="en-GB"/>
-        </w:rPr>
-        <w:t>Limitations:</w:t>
-      </w:r>
-      <w:r>
-        <w:rPr>
-          <w:sz w:val="28"/>
-          <w:szCs w:val="28"/>
-          <w:u w:val="single"/>
-          <w:lang w:val="en-US"/>
-        </w:rPr>
+        <w:t>1.3 Implications:</w:t>
+      </w:r>
+      <w:r>
         <w:br/>
       </w:r>
       <w:r>
-        <w:rPr>
-          <w:sz w:val="28"/>
-          <w:szCs w:val="28"/>
-          <w:u w:val="single"/>
-          <w:lang w:val="en-US"/>
-        </w:rPr>
         <w:br/>
       </w:r>
       <w:r>
@@ -13973,357 +17295,7 @@
           <w:sz w:val="20"/>
           <w:szCs w:val="20"/>
         </w:rPr>
-        <w:t>Several limitations should be considered when interpreting these results.  First, the evaluation is based on a single frozen train test split.  While this supports a fair comparison across techniques, it does not capture variability that may arise under different splits or resampling procedures.  The paired bootstrap significance testing reduces this concern by estimating uncertainty on the held-out test set, but it does not replace a repeated cross-validation style analysis.</w:t>
-      </w:r>
-    </w:p>
-    <w:p>
-      <w:pPr>
-        <w:rPr>
-          <w:bCs/>
-          <w:iCs/>
-          <w:color w:val="000000" w:themeColor="text1"/>
-          <w:sz w:val="20"/>
-          <w:szCs w:val="20"/>
-        </w:rPr>
-      </w:pPr>
-      <w:r>
-        <w:rPr>
-          <w:bCs/>
-          <w:iCs/>
-          <w:color w:val="000000" w:themeColor="text1"/>
-          <w:sz w:val="20"/>
-          <w:szCs w:val="20"/>
-        </w:rPr>
-        <w:t xml:space="preserve">Second, the dataset shows class imbalance, and some classes have relatively small support in the test set.  This makes Macro F1 an appropriate headline metric, but it also means that per-class performance estimates can be noisy, </w:t>
-      </w:r>
-      <w:r>
-        <w:rPr>
-          <w:bCs/>
-          <w:iCs/>
-          <w:color w:val="000000" w:themeColor="text1"/>
-          <w:sz w:val="20"/>
-          <w:szCs w:val="20"/>
-        </w:rPr>
-        <w:t>particularly for the least frequent classes.  The grouped time bucket analysis illustrates a related issue, where month-level sample sizes are sometimes small, so apparent differences across months may reflect sampling noise rather than stable temporal effects.</w:t>
-      </w:r>
-    </w:p>
-    <w:p>
-      <w:pPr>
-        <w:rPr>
-          <w:bCs/>
-          <w:iCs/>
-          <w:color w:val="000000" w:themeColor="text1"/>
-          <w:sz w:val="20"/>
-          <w:szCs w:val="20"/>
-        </w:rPr>
-      </w:pPr>
-      <w:r>
-        <w:rPr>
-          <w:bCs/>
-          <w:iCs/>
-          <w:color w:val="000000" w:themeColor="text1"/>
-          <w:sz w:val="20"/>
-          <w:szCs w:val="20"/>
-        </w:rPr>
-        <w:t>Third, interpretability evidence is limited by the methods used.  Random Forest impurity-based feature importance can overstate the importance of noisy or high cardinality inputs, so it should be treated as indicative rather than causal.  Permutation importance for the RBF SVM reflects sensitivity within the current test distribution and can be unstable when features are correlated, especially with TF IDF style representations.  As a result, interpretability outputs provide useful diagnostics, but they should not be overclaimed as definitive explanations.</w:t>
-      </w:r>
-    </w:p>
-    <w:p>
-      <w:pPr>
-        <w:rPr>
-          <w:sz w:val="28"/>
-          <w:szCs w:val="28"/>
-          <w:u w:val="single"/>
-          <w:lang w:val="en-MT"/>
-        </w:rPr>
-      </w:pPr>
-      <w:r>
-        <w:rPr>
-          <w:bCs/>
-          <w:iCs/>
-          <w:color w:val="000000" w:themeColor="text1"/>
-          <w:sz w:val="20"/>
-          <w:szCs w:val="20"/>
-        </w:rPr>
-        <w:t>Finally, the study is constrained by the available feature set.  No explicit geographic or demographic attributes were present, so fairness analysis is limited to conditions such as time buckets rather than protected group comparisons.  Any deployment in a richer data environment would require additional subgroup audits, calibration checks, and governance controls before model outputs could be used in policy-relevant workflows.</w:t>
-      </w:r>
-      <w:r>
-        <w:rPr>
-          <w:bCs/>
-          <w:iCs/>
-          <w:color w:val="000000" w:themeColor="text1"/>
-          <w:sz w:val="20"/>
-          <w:szCs w:val="20"/>
-        </w:rPr>
-        <w:br/>
-      </w:r>
-      <w:r>
-        <w:rPr>
-          <w:bCs/>
-          <w:iCs/>
-          <w:color w:val="000000" w:themeColor="text1"/>
-          <w:sz w:val="20"/>
-          <w:szCs w:val="20"/>
-        </w:rPr>
-        <w:br/>
-      </w:r>
-      <w:r>
-        <w:rPr>
-          <w:rFonts w:ascii="Helvetica" w:hAnsi="Helvetica" w:cs="FormataOTFMdIt"/>
-          <w:b/>
-          <w:i/>
-          <w:color w:val="58595B"/>
-          <w:sz w:val="18"/>
-          <w:szCs w:val="18"/>
-          <w:lang w:val="en-MT" w:eastAsia="en-GB"/>
-        </w:rPr>
-        <w:t xml:space="preserve">1.4 </w:t>
-      </w:r>
-      <w:r>
-        <w:rPr>
-          <w:rFonts w:ascii="Helvetica" w:hAnsi="Helvetica" w:cs="FormataOTFMdIt"/>
-          <w:b/>
-          <w:i/>
-          <w:color w:val="58595B"/>
-          <w:sz w:val="18"/>
-          <w:szCs w:val="18"/>
-          <w:lang w:val="en-MT" w:eastAsia="en-GB"/>
-        </w:rPr>
-        <w:t>Future Work:</w:t>
-      </w:r>
-      <w:r>
-        <w:rPr>
-          <w:bCs/>
-          <w:iCs/>
-          <w:color w:val="000000" w:themeColor="text1"/>
-          <w:sz w:val="20"/>
-          <w:szCs w:val="20"/>
-        </w:rPr>
-        <w:br/>
-      </w:r>
-    </w:p>
-    <w:p>
-      <w:pPr>
-        <w:rPr>
-          <w:bCs/>
-          <w:iCs/>
-          <w:color w:val="000000" w:themeColor="text1"/>
-          <w:sz w:val="20"/>
-          <w:szCs w:val="20"/>
-        </w:rPr>
-      </w:pPr>
-      <w:r>
-        <w:rPr>
-          <w:bCs/>
-          <w:iCs/>
-          <w:color w:val="000000" w:themeColor="text1"/>
-          <w:sz w:val="20"/>
-          <w:szCs w:val="20"/>
-        </w:rPr>
-        <w:t>Future work should prioritise stronger generalisability and safer deployment readiness.  A first improvement would be to repeat evaluation across multiple resamples, for example, repeated stratified splits or cross-validation, to quantify how stable the ranking is beyond a single split.  Addressing class imbalance more directly may also improve minority class recall, using approaches such as class weighting, threshold tuning, or resampling, while keeping Macro F1 as a primary objective.</w:t>
-      </w:r>
-    </w:p>
-    <w:p>
-      <w:pPr>
-        <w:rPr>
-          <w:bCs/>
-          <w:iCs/>
-          <w:color w:val="000000" w:themeColor="text1"/>
-          <w:sz w:val="20"/>
-          <w:szCs w:val="20"/>
-        </w:rPr>
-      </w:pPr>
-      <w:r>
-        <w:rPr>
-          <w:bCs/>
-          <w:iCs/>
-          <w:color w:val="000000" w:themeColor="text1"/>
-          <w:sz w:val="20"/>
-          <w:szCs w:val="20"/>
-        </w:rPr>
-        <w:t>If probability-based decisions are required, calibration should be added and validated so that outputs can be interpreted as reliable risk estimates rather than only rankings.  Feature development could also be expanded, for example, by testing richer text representations, refining engineered signals, and investigating whether additional context features improve separation between adjacent severity levels without introducing proxy bias.</w:t>
-      </w:r>
-    </w:p>
-    <w:p>
-      <w:pPr>
-        <w:rPr>
-          <w:bCs/>
-          <w:iCs/>
-          <w:color w:val="000000" w:themeColor="text1"/>
-          <w:sz w:val="20"/>
-          <w:szCs w:val="20"/>
-        </w:rPr>
-      </w:pPr>
-      <w:r>
-        <w:rPr>
-          <w:bCs/>
-          <w:iCs/>
-          <w:color w:val="000000" w:themeColor="text1"/>
-          <w:sz w:val="20"/>
-          <w:szCs w:val="20"/>
-        </w:rPr>
-        <w:t>From a governance perspective, future dataset versions should include structured fairness audits if geographic or other proxy-sensitive fields are introduced.  A deployment-focused extension would implement a monitoring pipeline that tracks class-balanced metrics over time, detects drift in both inputs and performance, and triggers retraining when degradation is sustained.  Finally, usability testing with stakeholders would help define appropriate human review thresholds and escalation rules that reflect real-world error costs.</w:t>
-      </w:r>
-    </w:p>
-    <w:p>
-      <w:pPr>
-        <w:pStyle w:val="H1ListSpace"/>
-      </w:pPr>
-      <w:r>
-        <w:t>Conclusion</w:t>
-      </w:r>
-    </w:p>
-    <w:p>
-      <w:pPr>
-        <w:pStyle w:val="H1ListSpace"/>
-        <w:numPr>
-          <w:ilvl w:val="0"/>
-          <w:numId w:val="0"/>
-        </w:numPr>
-      </w:pPr>
-      <w:r>
-        <w:rPr>
-          <w:rFonts w:cs="FormataOTFMdIt"/>
-          <w:bCs w:val="0"/>
-          <w:i/>
-          <w:color w:val="58595B"/>
-          <w:szCs w:val="18"/>
-          <w:lang w:val="en-MT" w:eastAsia="en-GB"/>
-        </w:rPr>
-        <w:t>1.1 Contributions</w:t>
-      </w:r>
-      <w:r>
-        <w:rPr>
-          <w:rFonts w:cs="FormataOTFMdIt"/>
-          <w:bCs w:val="0"/>
-          <w:i/>
-          <w:color w:val="58595B"/>
-          <w:szCs w:val="18"/>
-          <w:lang w:val="en-MT" w:eastAsia="en-GB"/>
-        </w:rPr>
-        <w:t>:</w:t>
-      </w:r>
-    </w:p>
-    <w:p>
-      <w:pPr>
-        <w:rPr>
-          <w:bCs/>
-          <w:iCs/>
-          <w:color w:val="000000" w:themeColor="text1"/>
-          <w:sz w:val="20"/>
-          <w:szCs w:val="20"/>
-        </w:rPr>
-      </w:pPr>
-      <w:r>
-        <w:lastRenderedPageBreak/>
-        <w:br/>
-      </w:r>
-      <w:r>
-        <w:rPr>
-          <w:rFonts w:ascii="Helvetica" w:hAnsi="Helvetica" w:cs="FormataOTFMdIt"/>
-          <w:b/>
-          <w:i/>
-          <w:color w:val="58595B"/>
-          <w:sz w:val="18"/>
-          <w:szCs w:val="18"/>
-          <w:lang w:val="en-MT" w:eastAsia="en-GB"/>
-        </w:rPr>
-        <w:t>1.2 Key Takeaways:</w:t>
-      </w:r>
-      <w:r>
-        <w:rPr>
-          <w:rFonts w:ascii="Helvetica" w:hAnsi="Helvetica" w:cs="FormataOTFMdIt"/>
-          <w:b/>
-          <w:i/>
-          <w:color w:val="58595B"/>
-          <w:sz w:val="18"/>
-          <w:szCs w:val="18"/>
-          <w:lang w:val="en-MT" w:eastAsia="en-GB"/>
-        </w:rPr>
-        <w:br/>
-      </w:r>
-      <w:r>
-        <w:br/>
-      </w:r>
-      <w:r>
-        <w:rPr>
-          <w:bCs/>
-          <w:iCs/>
-          <w:color w:val="000000" w:themeColor="text1"/>
-          <w:sz w:val="20"/>
-          <w:szCs w:val="20"/>
-        </w:rPr>
-        <w:t>The comparative results support Random Forest as the strongest overall approach for this dataset and task.  It achieved the best class-balanced performance and the highest separability, indicating a stronger ability to distinguish severity levels across decision thresholds.  The confusion matrix evidence further suggests that Random Forest makes fewer problematic misclassifications relative to the alternatives, even though some adjacent class confusion remains, which is expected when labels represent ordered levels of severity.  Ridge based linear approach emerged as a defensible second choice.  While it does not match Random Forest on Macro F1, it performs substantially better than the evaluated SVM configuration and provides clearer transparency through coefficients, alongside the fastest training and inference times.  This makes Ridge based linear approach particularly attractive when interpretability and operational simplicity are prioritised.  The SVM with an RBF kernel underperformed on class-balanced metrics and showed weaker minority class behaviour, indicating that it is not the most appropriate option under the current feature representation and evaluation objective.  Overall, the findings reinforce that Accuracy alone is not sufficient in an imbalanced multiclass setting, and that Macro F1, per-class inspection, and error pattern analysis are essential for a reliable comparison.</w:t>
-      </w:r>
-      <w:r>
-        <w:rPr>
-          <w:bCs/>
-          <w:iCs/>
-          <w:color w:val="000000" w:themeColor="text1"/>
-          <w:sz w:val="20"/>
-          <w:szCs w:val="20"/>
-        </w:rPr>
-        <w:br/>
-      </w:r>
-      <w:r>
-        <w:rPr>
-          <w:bCs/>
-          <w:iCs/>
-          <w:color w:val="000000" w:themeColor="text1"/>
-          <w:sz w:val="20"/>
-          <w:szCs w:val="20"/>
-        </w:rPr>
-        <w:br/>
-      </w:r>
-      <w:r>
-        <w:rPr>
-          <w:rFonts w:ascii="Helvetica" w:hAnsi="Helvetica" w:cs="FormataOTFMdIt"/>
-          <w:b/>
-          <w:i/>
-          <w:color w:val="58595B"/>
-          <w:sz w:val="18"/>
-          <w:szCs w:val="18"/>
-          <w:lang w:val="en-MT" w:eastAsia="en-GB"/>
-        </w:rPr>
-        <w:t>1.3 Implications:</w:t>
-      </w:r>
-      <w:r>
-        <w:br/>
-      </w:r>
-      <w:r>
-        <w:br/>
-      </w:r>
-      <w:r>
-        <w:rPr>
-          <w:bCs/>
-          <w:iCs/>
-          <w:color w:val="000000" w:themeColor="text1"/>
-          <w:sz w:val="20"/>
-          <w:szCs w:val="20"/>
-        </w:rPr>
-        <w:t xml:space="preserve">From a deployment perspective, the results imply that the recommended model should be used as decision support rather than an automated decision maker.  Severity prediction carries asymmetric costs, where under-prediction of higher severity can be more harmful than over-prediction, so the workflow should include human review for high-impact cases and for outputs that indicate uncertainty.  Monitoring is also essential because performance can vary across time buckets and input distributions can change, particularly in text-driven systems where vocabulary and tagging practices evolve.  A practical deployment plan would therefore include drift checks, periodic retraining, and clear audit logging of model version, timestamp, predicted class, and score type used.  Governance should remain cautious about introducing proxy-sensitive features, such as location in future dataset versions, requiring subgroup audits and impact assessment before they influence predictions.  With these safeguards in place, the project’s comparative evidence supports a realistic and defensible recommendation: use Random Forest when </w:t>
-      </w:r>
-      <w:proofErr w:type="spellStart"/>
-      <w:r>
-        <w:rPr>
-          <w:bCs/>
-          <w:iCs/>
-          <w:color w:val="000000" w:themeColor="text1"/>
-          <w:sz w:val="20"/>
-          <w:szCs w:val="20"/>
-        </w:rPr>
-        <w:t>maximising</w:t>
-      </w:r>
-      <w:proofErr w:type="spellEnd"/>
-      <w:r>
-        <w:rPr>
-          <w:bCs/>
-          <w:iCs/>
-          <w:color w:val="000000" w:themeColor="text1"/>
-          <w:sz w:val="20"/>
-          <w:szCs w:val="20"/>
-        </w:rPr>
-        <w:t xml:space="preserve"> predictive quality is the priority, and keep Ridge based linear approach as a transparent and efficient fallback when explanation and operational constraints dominate.</w:t>
+        <w:t>From a deployment perspective, the results imply that the recommended model should be used as decision support rather than an automated decision maker.  Severity prediction carries asymmetric costs, where under-prediction of higher severity can be more harmful than over-prediction, so the workflow should include human review for high-impact cases and for outputs that indicate uncertainty.  Monitoring is also essential because performance can vary across time buckets and input distributions can change, particularly in text-driven systems where vocabulary and tagging practices evolve.  A practical deployment plan would therefore include drift checks, periodic retraining, and clear audit logging of model version, timestamp, predicted class, and score type used.  Governance should remain cautious about introducing proxy-sensitive features, such as location in future dataset versions, requiring subgroup audits and impact assessment before they influence predictions.  With these safeguards in place, the project’s comparative evidence supports a realistic and defensible recommendation: use Random Forest when maximising predictive quality is the priority, and keep Ridge based linear approach as a transparent and efficient fallback when explanation and operational constraints dominate.</w:t>
       </w:r>
     </w:p>
     <w:p>
@@ -14619,15 +17591,7 @@
         <w:pStyle w:val="References"/>
       </w:pPr>
       <w:r>
-        <w:t xml:space="preserve">The Terahertz Wave eBook. </w:t>
-      </w:r>
-      <w:proofErr w:type="spellStart"/>
-      <w:r>
-        <w:t>ZOmega</w:t>
-      </w:r>
-      <w:proofErr w:type="spellEnd"/>
-      <w:r>
-        <w:t xml:space="preserve"> Terahertz Corp., 2014. [Online]. Available: </w:t>
+        <w:t xml:space="preserve">The Terahertz Wave eBook. ZOmega Terahertz Corp., 2014. [Online]. Available: </w:t>
       </w:r>
       <w:r>
         <w:rPr>
@@ -15034,9 +17998,43 @@
     <w:p>
       <w:pPr>
         <w:pStyle w:val="References"/>
-      </w:pPr>
-      <w:r>
-        <w:t>Letter Symbols for Quantities, ANSI Standard Y10.5-1968.</w:t>
+        <w:rPr>
+          <w:lang w:val="fr-FR"/>
+        </w:rPr>
+      </w:pPr>
+      <w:r>
+        <w:rPr>
+          <w:lang w:val="fr-FR"/>
+        </w:rPr>
+        <w:t xml:space="preserve">Letter </w:t>
+      </w:r>
+      <w:proofErr w:type="spellStart"/>
+      <w:r>
+        <w:rPr>
+          <w:lang w:val="fr-FR"/>
+        </w:rPr>
+        <w:t>Symbols</w:t>
+      </w:r>
+      <w:proofErr w:type="spellEnd"/>
+      <w:r>
+        <w:rPr>
+          <w:lang w:val="fr-FR"/>
+        </w:rPr>
+        <w:t xml:space="preserve"> for </w:t>
+      </w:r>
+      <w:proofErr w:type="spellStart"/>
+      <w:r>
+        <w:rPr>
+          <w:lang w:val="fr-FR"/>
+        </w:rPr>
+        <w:t>Quantities</w:t>
+      </w:r>
+      <w:proofErr w:type="spellEnd"/>
+      <w:r>
+        <w:rPr>
+          <w:lang w:val="fr-FR"/>
+        </w:rPr>
+        <w:t>, ANSI Standard Y10.5-1968.</w:t>
       </w:r>
     </w:p>
     <w:p>
@@ -15447,6 +18445,28 @@
         </w:numPr>
         <w:ind w:left="1170" w:hanging="360"/>
       </w:pPr>
+      <w:r>
+        <w:t>[LA1</w:t>
+      </w:r>
+      <w:proofErr w:type="gramStart"/>
+      <w:r>
+        <w:t xml:space="preserve">]  </w:t>
+      </w:r>
+      <w:r>
+        <w:t>Scikit</w:t>
+      </w:r>
+      <w:proofErr w:type="gramEnd"/>
+      <w:r>
+        <w:t xml:space="preserve">-learn, “Support Vector Machines,” Scikit-learn Documentation. [Online]. Available: </w:t>
+      </w:r>
+      <w:hyperlink r:id="rId30" w:history="1">
+        <w:r>
+          <w:rPr>
+            <w:rStyle w:val="Hyperlink"/>
+          </w:rPr>
+          <w:t>https://scikit-learn.org/stable/modules/svm.html</w:t>
+        </w:r>
+      </w:hyperlink>
     </w:p>
     <w:p>
       <w:pPr>
@@ -15467,6 +18487,28 @@
         </w:numPr>
         <w:ind w:left="1170" w:hanging="360"/>
       </w:pPr>
+      <w:r>
+        <w:t xml:space="preserve">[LA2] </w:t>
+      </w:r>
+      <w:r>
+        <w:t xml:space="preserve">J. B. Ribeiro, S. Singh, and C. </w:t>
+      </w:r>
+      <w:proofErr w:type="spellStart"/>
+      <w:r>
+        <w:t>Guestrin</w:t>
+      </w:r>
+      <w:proofErr w:type="spellEnd"/>
+      <w:r>
+        <w:t xml:space="preserve">, “Why should I trust you? Explaining the predictions of any classifier,” ACM SIGKDD, 2016. [Online]. Available: </w:t>
+      </w:r>
+      <w:hyperlink r:id="rId31" w:history="1">
+        <w:r>
+          <w:rPr>
+            <w:rStyle w:val="Hyperlink"/>
+          </w:rPr>
+          <w:t>https://pubmed.ncbi.nlm.nih.gov/28606174/</w:t>
+        </w:r>
+      </w:hyperlink>
     </w:p>
     <w:p>
       <w:pPr>
@@ -15486,7 +18528,32 @@
           <w:numId w:val="0"/>
         </w:numPr>
         <w:ind w:left="1170" w:hanging="360"/>
-      </w:pPr>
+        <w:rPr>
+          <w:lang w:val="en-MT"/>
+        </w:rPr>
+      </w:pPr>
+      <w:r>
+        <w:t xml:space="preserve">[LA3] </w:t>
+      </w:r>
+      <w:r>
+        <w:t>M. Abdel-</w:t>
+      </w:r>
+      <w:proofErr w:type="spellStart"/>
+      <w:r>
+        <w:t>Aty</w:t>
+      </w:r>
+      <w:proofErr w:type="spellEnd"/>
+      <w:r>
+        <w:t xml:space="preserve">, “Using support vector machine models for crash injury severity analysis,” Accident Analysis &amp; Prevention, vol. 45, pp. 478–486, Mar. 2012, </w:t>
+      </w:r>
+      <w:proofErr w:type="spellStart"/>
+      <w:r>
+        <w:t>doi</w:t>
+      </w:r>
+      <w:proofErr w:type="spellEnd"/>
+      <w:r>
+        <w:t>: 10.1016/j.aap.2011.08.016</w:t>
+      </w:r>
     </w:p>
     <w:p>
       <w:pPr>
@@ -15507,6 +18574,23 @@
         </w:numPr>
         <w:ind w:left="1170" w:hanging="360"/>
       </w:pPr>
+      <w:r>
+        <w:t>[LA4</w:t>
+      </w:r>
+      <w:proofErr w:type="gramStart"/>
+      <w:r>
+        <w:t xml:space="preserve">] </w:t>
+      </w:r>
+      <w:r>
+        <w:t xml:space="preserve"> </w:t>
+      </w:r>
+      <w:r>
+        <w:t>D.</w:t>
+      </w:r>
+      <w:proofErr w:type="gramEnd"/>
+      <w:r>
+        <w:t xml:space="preserve"> Sarkar, "Understanding Feature Engineering (Part 3) — Traditional Methods for Text Data," Towards Data Science, Jan. 29, 2018</w:t>
+      </w:r>
     </w:p>
     <w:p>
       <w:pPr>
@@ -15655,6 +18739,7 @@
           <w:ilvl w:val="0"/>
           <w:numId w:val="0"/>
         </w:numPr>
+        <w:ind w:left="1170" w:hanging="360"/>
       </w:pPr>
     </w:p>
     <w:p>
@@ -15694,7 +18779,6 @@
           <w:ilvl w:val="0"/>
           <w:numId w:val="0"/>
         </w:numPr>
-        <w:ind w:left="1170" w:hanging="360"/>
       </w:pPr>
     </w:p>
     <w:p>
@@ -15784,13 +18868,53 @@
           <w:ilvl w:val="0"/>
           <w:numId w:val="0"/>
         </w:numPr>
+        <w:ind w:left="1170" w:hanging="360"/>
+      </w:pPr>
+    </w:p>
+    <w:p>
+      <w:pPr>
+        <w:pStyle w:val="References"/>
+        <w:numPr>
+          <w:ilvl w:val="0"/>
+          <w:numId w:val="0"/>
+        </w:numPr>
+        <w:ind w:left="1170" w:hanging="360"/>
+      </w:pPr>
+    </w:p>
+    <w:p>
+      <w:pPr>
+        <w:pStyle w:val="References"/>
+        <w:numPr>
+          <w:ilvl w:val="0"/>
+          <w:numId w:val="0"/>
+        </w:numPr>
+        <w:ind w:left="1170" w:hanging="360"/>
+      </w:pPr>
+    </w:p>
+    <w:p>
+      <w:pPr>
+        <w:pStyle w:val="References"/>
+        <w:numPr>
+          <w:ilvl w:val="0"/>
+          <w:numId w:val="0"/>
+        </w:numPr>
+        <w:ind w:left="1170" w:hanging="360"/>
+      </w:pPr>
+    </w:p>
+    <w:p>
+      <w:pPr>
+        <w:pStyle w:val="References"/>
+        <w:numPr>
+          <w:ilvl w:val="0"/>
+          <w:numId w:val="0"/>
+        </w:numPr>
         <w:rPr>
           <w:rStyle w:val="AUBiosbd"/>
           <w:rFonts w:ascii="Times New Roman" w:hAnsi="Times New Roman" w:cs="Times New Roman"/>
           <w:b w:val="0"/>
         </w:rPr>
         <w:sectPr>
-          <w:footerReference w:type="default" r:id="rId30"/>
+          <w:footerReference w:type="default" r:id="rId32"/>
           <w:type w:val="continuous"/>
           <w:pgSz w:w="11520" w:h="15660" w:code="1"/>
           <w:pgMar w:top="1300" w:right="740" w:bottom="1040" w:left="740" w:header="360" w:footer="640" w:gutter="0"/>
@@ -15809,7 +18933,7 @@
       </w:pPr>
     </w:p>
     <w:sectPr>
-      <w:footerReference w:type="default" r:id="rId31"/>
+      <w:footerReference w:type="default" r:id="rId33"/>
       <w:type w:val="continuous"/>
       <w:pgSz w:w="11520" w:h="15660" w:code="1"/>
       <w:pgMar w:top="1300" w:right="740" w:bottom="1040" w:left="740" w:header="360" w:footer="640" w:gutter="0"/>
@@ -21412,7 +24536,6 @@
   <w:style w:type="character" w:default="1" w:styleId="DefaultParagraphFont">
     <w:name w:val="Default Paragraph Font"/>
     <w:uiPriority w:val="1"/>
-    <w:semiHidden/>
     <w:unhideWhenUsed/>
   </w:style>
   <w:style w:type="table" w:default="1" w:styleId="TableNormal">
@@ -22356,6 +25479,18 @@
       <w:lang w:val="en-MT" w:eastAsia="en-GB"/>
     </w:rPr>
   </w:style>
+  <w:style w:type="character" w:styleId="UnresolvedMention">
+    <w:name w:val="Unresolved Mention"/>
+    <w:basedOn w:val="DefaultParagraphFont"/>
+    <w:uiPriority w:val="99"/>
+    <w:semiHidden/>
+    <w:unhideWhenUsed/>
+    <w:rsid w:val="00B578C9"/>
+    <w:rPr>
+      <w:color w:val="605E5C"/>
+      <w:shd w:val="clear" w:color="auto" w:fill="E1DFDD"/>
+    </w:rPr>
+  </w:style>
 </w:styles>
 </file>
 
